--- a/Fase 2/Evidencias Proyecto (version Agil)/Documento 04- Definition of Done.docx
+++ b/Fase 2/Evidencias Proyecto (version Agil)/Documento 04- Definition of Done.docx
@@ -1,6 +1,6 @@
 
 <file path=word/document.xml><?xml version="1.0" encoding="utf-8"?>
-<w:document xmlns:wpc="http://schemas.microsoft.com/office/word/2010/wordprocessingCanvas" xmlns:cx="http://schemas.microsoft.com/office/drawing/2014/chartex" xmlns:cx1="http://schemas.microsoft.com/office/drawing/2015/9/8/chartex" xmlns:cx2="http://schemas.microsoft.com/office/drawing/2015/10/21/chartex" xmlns:cx3="http://schemas.microsoft.com/office/drawing/2016/5/9/chartex" xmlns:cx4="http://schemas.microsoft.com/office/drawing/2016/5/10/chartex" xmlns:cx5="http://schemas.microsoft.com/office/drawing/2016/5/11/chartex" xmlns:cx6="http://schemas.microsoft.com/office/drawing/2016/5/12/chartex" xmlns:cx7="http://schemas.microsoft.com/office/drawing/2016/5/13/chartex" xmlns:cx8="http://schemas.microsoft.com/office/drawing/2016/5/14/chartex" xmlns:mc="http://schemas.openxmlformats.org/markup-compatibility/2006" xmlns:m="http://schemas.openxmlformats.org/officeDocument/2006/math" xmlns:aink="http://schemas.microsoft.com/office/drawing/2016/ink" xmlns:am3d="http://schemas.microsoft.com/office/drawing/2017/model3d" xmlns:oel="http://schemas.microsoft.com/office/2019/extlst" xmlns:r="http://schemas.openxmlformats.org/officeDocument/2006/relationships" xmlns:wp14="http://schemas.microsoft.com/office/word/2010/wordprocessingDrawing" xmlns:wp="http://schemas.openxmlformats.org/drawingml/2006/wordprocessingDrawing" xmlns:wpg="http://schemas.microsoft.com/office/word/2010/wordprocessingGroup" xmlns:wpi="http://schemas.microsoft.com/office/word/2010/wordprocessingInk" xmlns:wps="http://schemas.microsoft.com/office/word/2010/wordprocessingShape" xmlns:o="urn:schemas-microsoft-com:office:office" xmlns:v="urn:schemas-microsoft-com:vml" xmlns:w10="urn:schemas-microsoft-com:office:word" xmlns:w="http://schemas.openxmlformats.org/wordprocessingml/2006/main" xmlns:w14="http://schemas.microsoft.com/office/word/2010/wordml" xmlns:w15="http://schemas.microsoft.com/office/word/2012/wordml" xmlns:w16cex="http://schemas.microsoft.com/office/word/2018/wordml/cex" xmlns:w16cid="http://schemas.microsoft.com/office/word/2016/wordml/cid" xmlns:w16="http://schemas.microsoft.com/office/word/2018/wordml" xmlns:w16sdtdh="http://schemas.microsoft.com/office/word/2020/wordml/sdtdatahash" xmlns:w16sdtfl="http://schemas.microsoft.com/office/word/2024/wordml/sdtformatlock" xmlns:w16se="http://schemas.microsoft.com/office/word/2015/wordml/symex" xmlns:w16du="http://schemas.microsoft.com/office/word/2023/wordml/word16du" xmlns:wne="http://schemas.microsoft.com/office/word/2006/wordml" mc:Ignorable="w14 w15 w16se w16cid w16 w16cex w16sdtdh w16sdtfl w16du wp14">
+<w:document xmlns:wpc="http://schemas.microsoft.com/office/word/2010/wordprocessingCanvas" xmlns:cx="http://schemas.microsoft.com/office/drawing/2014/chartex" xmlns:cx1="http://schemas.microsoft.com/office/drawing/2015/9/8/chartex" xmlns:cx2="http://schemas.microsoft.com/office/drawing/2015/10/21/chartex" xmlns:cx3="http://schemas.microsoft.com/office/drawing/2016/5/9/chartex" xmlns:cx4="http://schemas.microsoft.com/office/drawing/2016/5/10/chartex" xmlns:cx5="http://schemas.microsoft.com/office/drawing/2016/5/11/chartex" xmlns:cx6="http://schemas.microsoft.com/office/drawing/2016/5/12/chartex" xmlns:cx7="http://schemas.microsoft.com/office/drawing/2016/5/13/chartex" xmlns:cx8="http://schemas.microsoft.com/office/drawing/2016/5/14/chartex" xmlns:mc="http://schemas.openxmlformats.org/markup-compatibility/2006" xmlns:aink="http://schemas.microsoft.com/office/drawing/2016/ink" xmlns:am3d="http://schemas.microsoft.com/office/drawing/2017/model3d" xmlns:o="urn:schemas-microsoft-com:office:office" xmlns:oel="http://schemas.microsoft.com/office/2019/extlst" xmlns:r="http://schemas.openxmlformats.org/officeDocument/2006/relationships" xmlns:m="http://schemas.openxmlformats.org/officeDocument/2006/math" xmlns:v="urn:schemas-microsoft-com:vml" xmlns:wp14="http://schemas.microsoft.com/office/word/2010/wordprocessingDrawing" xmlns:wp="http://schemas.openxmlformats.org/drawingml/2006/wordprocessingDrawing" xmlns:w10="urn:schemas-microsoft-com:office:word" xmlns:w="http://schemas.openxmlformats.org/wordprocessingml/2006/main" xmlns:w14="http://schemas.microsoft.com/office/word/2010/wordml" xmlns:w15="http://schemas.microsoft.com/office/word/2012/wordml" xmlns:w16cex="http://schemas.microsoft.com/office/word/2018/wordml/cex" xmlns:w16cid="http://schemas.microsoft.com/office/word/2016/wordml/cid" xmlns:w16="http://schemas.microsoft.com/office/word/2018/wordml" xmlns:w16du="http://schemas.microsoft.com/office/word/2023/wordml/word16du" xmlns:w16sdtdh="http://schemas.microsoft.com/office/word/2020/wordml/sdtdatahash" xmlns:w16sdtfl="http://schemas.microsoft.com/office/word/2024/wordml/sdtformatlock" xmlns:w16se="http://schemas.microsoft.com/office/word/2015/wordml/symex" xmlns:wpg="http://schemas.microsoft.com/office/word/2010/wordprocessingGroup" xmlns:wpi="http://schemas.microsoft.com/office/word/2010/wordprocessingInk" xmlns:wne="http://schemas.microsoft.com/office/word/2006/wordml" xmlns:wps="http://schemas.microsoft.com/office/word/2010/wordprocessingShape" mc:Ignorable="w14 w15 w16se w16cid w16 w16cex w16sdtdh w16sdtfl w16du wp14">
   <w:body>
     <w:sdt>
       <w:sdtPr>
@@ -72,10 +72,7 @@
                       </w:rPr>
                     </w:pPr>
                     <w:r>
-                      <w:t>DUOC UC - Escuela de informá</w:t>
-                    </w:r>
-                    <w:r>
-                      <w:t>tica y telecomunicaciones</w:t>
+                      <w:t>DUOC UC - Escuela de informática y telecomunicaciones</w:t>
                     </w:r>
                   </w:p>
                 </w:tc>
@@ -102,6 +99,7 @@
                 <w:dataBinding w:prefixMappings="xmlns:ns0='http://schemas.openxmlformats.org/package/2006/metadata/core-properties' xmlns:ns1='http://purl.org/dc/elements/1.1/'" w:xpath="/ns0:coreProperties[1]/ns1:title[1]" w:storeItemID="{6C3C8BC8-F283-45AE-878A-BAB7291924A1}"/>
                 <w:text/>
               </w:sdtPr>
+              <w:sdtEndPr/>
               <w:sdtContent>
                 <w:tc>
                   <w:tcPr>
@@ -127,15 +125,7 @@
                         <w:sz w:val="80"/>
                         <w:szCs w:val="80"/>
                       </w:rPr>
-                      <w:t xml:space="preserve">Propuesta de Proyecto       y </w:t>
-                    </w:r>
-                    <w:r>
-                      <w:rPr>
-                        <w:rFonts w:eastAsiaTheme="majorEastAsia" w:cstheme="minorHAnsi"/>
-                        <w:sz w:val="80"/>
-                        <w:szCs w:val="80"/>
-                      </w:rPr>
-                      <w:t>Especificación de Requisitos de Software</w:t>
+                      <w:t>Propuesta de Proyecto       y Especificación de Requisitos de Software</w:t>
                     </w:r>
                   </w:p>
                 </w:tc>
@@ -162,6 +152,7 @@
                 <w:dataBinding w:prefixMappings="xmlns:ns0='http://schemas.openxmlformats.org/package/2006/metadata/core-properties' xmlns:ns1='http://purl.org/dc/elements/1.1/'" w:xpath="/ns0:coreProperties[1]/ns1:subject[1]" w:storeItemID="{6C3C8BC8-F283-45AE-878A-BAB7291924A1}"/>
                 <w:text/>
               </w:sdtPr>
+              <w:sdtEndPr/>
               <w:sdtContent>
                 <w:tc>
                   <w:tcPr>
@@ -190,18 +181,7 @@
                         <w:szCs w:val="44"/>
                         <w:lang w:val="es-AR"/>
                       </w:rPr>
-                      <w:t xml:space="preserve">Proyecto: </w:t>
-                    </w:r>
-                    <w:r>
-                      <w:rPr>
-                        <w:rFonts w:eastAsiaTheme="majorEastAsia" w:cstheme="minorHAnsi"/>
-                        <w:i/>
-                        <w:color w:val="FF0000"/>
-                        <w:sz w:val="44"/>
-                        <w:szCs w:val="44"/>
-                        <w:lang w:val="es-AR"/>
-                      </w:rPr>
-                      <w:t>[Insertar Nombre de Proyecto]</w:t>
+                      <w:t>Proyecto: A2D SM</w:t>
                     </w:r>
                   </w:p>
                 </w:tc>
@@ -274,27 +254,7 @@
                     <w:i/>
                     <w:color w:val="FF0000"/>
                   </w:rPr>
-                  <w:t>[</w:t>
-                </w:r>
-                <w:r>
-                  <w:rPr>
-                    <w:rFonts w:cstheme="minorHAnsi"/>
-                    <w:b/>
-                    <w:bCs/>
-                    <w:i/>
-                    <w:color w:val="FF0000"/>
-                  </w:rPr>
-                  <w:t>01</w:t>
-                </w:r>
-                <w:r>
-                  <w:rPr>
-                    <w:rFonts w:cstheme="minorHAnsi"/>
-                    <w:b/>
-                    <w:bCs/>
-                    <w:i/>
-                    <w:color w:val="FF0000"/>
-                  </w:rPr>
-                  <w:t>]</w:t>
+                  <w:t>[01]</w:t>
                 </w:r>
               </w:p>
             </w:tc>
@@ -313,14 +273,15 @@
                 </w:rPr>
                 <w:alias w:val="Fecha"/>
                 <w:id w:val="516659546"/>
-                <w:showingPlcHdr/>
                 <w:dataBinding w:prefixMappings="xmlns:ns0='http://schemas.microsoft.com/office/2006/coverPageProps'" w:xpath="/ns0:CoverPageProperties[1]/ns0:PublishDate[1]" w:storeItemID="{55AF091B-3C7A-41E3-B477-F2FDAA23CFDA}"/>
-                <w:date>
+                <w:date w:fullDate="2026-10-04T00:00:00Z">
+                  <w:dateFormat w:val="dd/MM/yyyy"/>
                   <w:lid w:val="es-ES"/>
                   <w:storeMappedDataAs w:val="dateTime"/>
                   <w:calendar w:val="gregorian"/>
                 </w:date>
               </w:sdtPr>
+              <w:sdtEndPr/>
               <w:sdtContent>
                 <w:tc>
                   <w:tcPr>
@@ -342,9 +303,8 @@
                         <w:rFonts w:cstheme="minorHAnsi"/>
                         <w:b/>
                         <w:bCs/>
-                        <w:color w:val="FF0000"/>
                       </w:rPr>
-                      <w:t>[Seleccionar fecha]</w:t>
+                      <w:t>04/10/2026</w:t>
                     </w:r>
                   </w:p>
                 </w:tc>
@@ -390,6 +350,7 @@
                 <w:dataBinding w:prefixMappings="xmlns:ns0='http://schemas.microsoft.com/office/2006/coverPageProps'" w:xpath="/ns0:CoverPageProperties[1]/ns0:Abstract[1]" w:storeItemID="{55AF091B-3C7A-41E3-B477-F2FDAA23CFDA}"/>
                 <w:text/>
               </w:sdtPr>
+              <w:sdtEndPr/>
               <w:sdtContent>
                 <w:tc>
                   <w:tcPr>
@@ -402,41 +363,13 @@
                         <w:rFonts w:cstheme="minorHAnsi"/>
                       </w:rPr>
                     </w:pPr>
-                    <w:proofErr w:type="spellStart"/>
                     <w:r>
                       <w:rPr>
                         <w:rFonts w:eastAsiaTheme="minorHAnsi" w:cstheme="minorHAnsi"/>
                         <w:color w:val="FF0000"/>
                         <w:lang w:val="es-AR"/>
                       </w:rPr>
-                      <w:t>Definition</w:t>
-                    </w:r>
-                    <w:proofErr w:type="spellEnd"/>
-                    <w:r>
-                      <w:rPr>
-                        <w:rFonts w:eastAsiaTheme="minorHAnsi" w:cstheme="minorHAnsi"/>
-                        <w:color w:val="FF0000"/>
-                        <w:lang w:val="es-AR"/>
-                      </w:rPr>
-                      <w:t xml:space="preserve"> </w:t>
-                    </w:r>
-                    <w:proofErr w:type="spellStart"/>
-                    <w:r>
-                      <w:rPr>
-                        <w:rFonts w:eastAsiaTheme="minorHAnsi" w:cstheme="minorHAnsi"/>
-                        <w:color w:val="FF0000"/>
-                        <w:lang w:val="es-AR"/>
-                      </w:rPr>
-                      <w:t>of</w:t>
-                    </w:r>
-                    <w:proofErr w:type="spellEnd"/>
-                    <w:r>
-                      <w:rPr>
-                        <w:rFonts w:eastAsiaTheme="minorHAnsi" w:cstheme="minorHAnsi"/>
-                        <w:color w:val="FF0000"/>
-                        <w:lang w:val="es-AR"/>
-                      </w:rPr>
-                      <w:t xml:space="preserve"> Done</w:t>
+                      <w:t>Definition of Done</w:t>
                     </w:r>
                   </w:p>
                 </w:tc>
@@ -510,6 +443,7 @@
           <w:docPartUnique/>
         </w:docPartObj>
       </w:sdtPr>
+      <w:sdtEndPr/>
       <w:sdtContent>
         <w:p>
           <w:pPr>
@@ -542,7 +476,7 @@
               <w:kern w:val="2"/>
               <w:sz w:val="24"/>
               <w:szCs w:val="24"/>
-              <w:lang w:val="es-CL" w:eastAsia="es-MX"/>
+              <w:lang w:val="es-CL" w:eastAsia="es-CL"/>
               <w14:ligatures w14:val="standardContextual"/>
             </w:rPr>
           </w:pPr>
@@ -560,7 +494,7 @@
               <w:rFonts w:cstheme="minorHAnsi"/>
               <w:lang w:val="es-ES"/>
             </w:rPr>
-            <w:instrText xml:space="preserve"> TOC \o "1-3" \h \z \u </w:instrText>
+            <w:instrText xml:space="preserve"> TOC \o "1-2" \h \z \u </w:instrText>
           </w:r>
           <w:r>
             <w:rPr>
@@ -571,7 +505,7 @@
             </w:rPr>
             <w:fldChar w:fldCharType="separate"/>
           </w:r>
-          <w:hyperlink w:anchor="_Toc241504474" w:history="1">
+          <w:hyperlink w:anchor="_Toc242010634" w:history="1">
             <w:r>
               <w:rPr>
                 <w:rStyle w:val="Hipervnculo"/>
@@ -591,7 +525,7 @@
                 <w:kern w:val="2"/>
                 <w:sz w:val="24"/>
                 <w:szCs w:val="24"/>
-                <w:lang w:val="es-CL" w:eastAsia="es-MX"/>
+                <w:lang w:val="es-CL" w:eastAsia="es-CL"/>
                 <w14:ligatures w14:val="standardContextual"/>
               </w:rPr>
               <w:tab/>
@@ -624,7 +558,7 @@
                 <w:noProof/>
                 <w:webHidden/>
               </w:rPr>
-              <w:instrText xml:space="preserve"> PAGEREF _Toc241504474 \h </w:instrText>
+              <w:instrText xml:space="preserve"> PAGEREF _Toc242010634 \h </w:instrText>
             </w:r>
             <w:r>
               <w:rPr>
@@ -671,11 +605,11 @@
               <w:kern w:val="2"/>
               <w:sz w:val="24"/>
               <w:szCs w:val="24"/>
-              <w:lang w:val="es-CL" w:eastAsia="es-MX"/>
+              <w:lang w:val="es-CL" w:eastAsia="es-CL"/>
               <w14:ligatures w14:val="standardContextual"/>
             </w:rPr>
           </w:pPr>
-          <w:hyperlink w:anchor="_Toc241504475" w:history="1">
+          <w:hyperlink w:anchor="_Toc242010635" w:history="1">
             <w:r>
               <w:rPr>
                 <w:rStyle w:val="Hipervnculo"/>
@@ -693,7 +627,7 @@
                 <w:kern w:val="2"/>
                 <w:sz w:val="24"/>
                 <w:szCs w:val="24"/>
-                <w:lang w:val="es-CL" w:eastAsia="es-MX"/>
+                <w:lang w:val="es-CL" w:eastAsia="es-CL"/>
                 <w14:ligatures w14:val="standardContextual"/>
               </w:rPr>
               <w:tab/>
@@ -724,7 +658,7 @@
                 <w:noProof/>
                 <w:webHidden/>
               </w:rPr>
-              <w:instrText xml:space="preserve"> PAGEREF _Toc241504475 \h </w:instrText>
+              <w:instrText xml:space="preserve"> PAGEREF _Toc242010635 \h </w:instrText>
             </w:r>
             <w:r>
               <w:rPr>
@@ -771,11 +705,11 @@
               <w:kern w:val="2"/>
               <w:sz w:val="24"/>
               <w:szCs w:val="24"/>
-              <w:lang w:val="es-CL" w:eastAsia="es-MX"/>
+              <w:lang w:val="es-CL" w:eastAsia="es-CL"/>
               <w14:ligatures w14:val="standardContextual"/>
             </w:rPr>
           </w:pPr>
-          <w:hyperlink w:anchor="_Toc241504476" w:history="1">
+          <w:hyperlink w:anchor="_Toc242010636" w:history="1">
             <w:r>
               <w:rPr>
                 <w:rStyle w:val="Hipervnculo"/>
@@ -794,7 +728,7 @@
                 <w:kern w:val="2"/>
                 <w:sz w:val="24"/>
                 <w:szCs w:val="24"/>
-                <w:lang w:val="es-CL" w:eastAsia="es-MX"/>
+                <w:lang w:val="es-CL" w:eastAsia="es-CL"/>
                 <w14:ligatures w14:val="standardContextual"/>
               </w:rPr>
               <w:tab/>
@@ -826,7 +760,7 @@
                 <w:noProof/>
                 <w:webHidden/>
               </w:rPr>
-              <w:instrText xml:space="preserve"> PAGEREF _Toc241504476 \h </w:instrText>
+              <w:instrText xml:space="preserve"> PAGEREF _Toc242010636 \h </w:instrText>
             </w:r>
             <w:r>
               <w:rPr>
@@ -871,11 +805,11 @@
               <w:kern w:val="2"/>
               <w:sz w:val="24"/>
               <w:szCs w:val="24"/>
-              <w:lang w:val="es-CL" w:eastAsia="es-MX"/>
+              <w:lang w:val="es-CL" w:eastAsia="es-CL"/>
               <w14:ligatures w14:val="standardContextual"/>
             </w:rPr>
           </w:pPr>
-          <w:hyperlink w:anchor="_Toc241504477" w:history="1">
+          <w:hyperlink w:anchor="_Toc242010637" w:history="1">
             <w:r>
               <w:rPr>
                 <w:rStyle w:val="Hipervnculo"/>
@@ -891,7 +825,7 @@
                 <w:kern w:val="2"/>
                 <w:sz w:val="24"/>
                 <w:szCs w:val="24"/>
-                <w:lang w:val="es-CL" w:eastAsia="es-MX"/>
+                <w:lang w:val="es-CL" w:eastAsia="es-CL"/>
                 <w14:ligatures w14:val="standardContextual"/>
               </w:rPr>
               <w:tab/>
@@ -901,7 +835,7 @@
                 <w:rStyle w:val="Hipervnculo"/>
                 <w:noProof/>
               </w:rPr>
-              <w:t>Historia 001</w:t>
+              <w:t>HU01 — Iniciar sesión (E1)</w:t>
             </w:r>
             <w:r>
               <w:rPr>
@@ -922,203 +856,7 @@
                 <w:noProof/>
                 <w:webHidden/>
               </w:rPr>
-              <w:instrText xml:space="preserve"> PAGEREF _Toc241504477 \h </w:instrText>
-            </w:r>
-            <w:r>
-              <w:rPr>
-                <w:noProof/>
-                <w:webHidden/>
-              </w:rPr>
-            </w:r>
-            <w:r>
-              <w:rPr>
-                <w:noProof/>
-                <w:webHidden/>
-              </w:rPr>
-              <w:fldChar w:fldCharType="separate"/>
-            </w:r>
-            <w:r>
-              <w:rPr>
-                <w:noProof/>
-                <w:webHidden/>
-              </w:rPr>
-              <w:t>4</w:t>
-            </w:r>
-            <w:r>
-              <w:rPr>
-                <w:noProof/>
-                <w:webHidden/>
-              </w:rPr>
-              <w:fldChar w:fldCharType="end"/>
-            </w:r>
-          </w:hyperlink>
-        </w:p>
-        <w:p>
-          <w:pPr>
-            <w:pStyle w:val="TDC3"/>
-            <w:tabs>
-              <w:tab w:val="left" w:pos="1320"/>
-              <w:tab w:val="right" w:leader="dot" w:pos="8828"/>
-            </w:tabs>
-            <w:rPr>
-              <w:rFonts w:eastAsiaTheme="minorEastAsia"/>
-              <w:i w:val="0"/>
-              <w:iCs w:val="0"/>
-              <w:noProof/>
-              <w:kern w:val="2"/>
-              <w:sz w:val="24"/>
-              <w:szCs w:val="24"/>
-              <w:lang w:val="es-CL" w:eastAsia="es-MX"/>
-              <w14:ligatures w14:val="standardContextual"/>
-            </w:rPr>
-          </w:pPr>
-          <w:hyperlink w:anchor="_Toc241504478" w:history="1">
-            <w:r>
-              <w:rPr>
-                <w:rStyle w:val="Hipervnculo"/>
-                <w:noProof/>
-              </w:rPr>
-              <w:t>4.1.1</w:t>
-            </w:r>
-            <w:r>
-              <w:rPr>
-                <w:rFonts w:eastAsiaTheme="minorEastAsia"/>
-                <w:i w:val="0"/>
-                <w:iCs w:val="0"/>
-                <w:noProof/>
-                <w:kern w:val="2"/>
-                <w:sz w:val="24"/>
-                <w:szCs w:val="24"/>
-                <w:lang w:val="es-CL" w:eastAsia="es-MX"/>
-                <w14:ligatures w14:val="standardContextual"/>
-              </w:rPr>
-              <w:tab/>
-            </w:r>
-            <w:r>
-              <w:rPr>
-                <w:rStyle w:val="Hipervnculo"/>
-                <w:noProof/>
-              </w:rPr>
-              <w:t>Definición</w:t>
-            </w:r>
-            <w:r>
-              <w:rPr>
-                <w:noProof/>
-                <w:webHidden/>
-              </w:rPr>
-              <w:tab/>
-            </w:r>
-            <w:r>
-              <w:rPr>
-                <w:noProof/>
-                <w:webHidden/>
-              </w:rPr>
-              <w:fldChar w:fldCharType="begin"/>
-            </w:r>
-            <w:r>
-              <w:rPr>
-                <w:noProof/>
-                <w:webHidden/>
-              </w:rPr>
-              <w:instrText xml:space="preserve"> PAGEREF _Toc241504478 \h </w:instrText>
-            </w:r>
-            <w:r>
-              <w:rPr>
-                <w:noProof/>
-                <w:webHidden/>
-              </w:rPr>
-            </w:r>
-            <w:r>
-              <w:rPr>
-                <w:noProof/>
-                <w:webHidden/>
-              </w:rPr>
-              <w:fldChar w:fldCharType="separate"/>
-            </w:r>
-            <w:r>
-              <w:rPr>
-                <w:noProof/>
-                <w:webHidden/>
-              </w:rPr>
-              <w:t>4</w:t>
-            </w:r>
-            <w:r>
-              <w:rPr>
-                <w:noProof/>
-                <w:webHidden/>
-              </w:rPr>
-              <w:fldChar w:fldCharType="end"/>
-            </w:r>
-          </w:hyperlink>
-        </w:p>
-        <w:p>
-          <w:pPr>
-            <w:pStyle w:val="TDC3"/>
-            <w:tabs>
-              <w:tab w:val="left" w:pos="1320"/>
-              <w:tab w:val="right" w:leader="dot" w:pos="8828"/>
-            </w:tabs>
-            <w:rPr>
-              <w:rFonts w:eastAsiaTheme="minorEastAsia"/>
-              <w:i w:val="0"/>
-              <w:iCs w:val="0"/>
-              <w:noProof/>
-              <w:kern w:val="2"/>
-              <w:sz w:val="24"/>
-              <w:szCs w:val="24"/>
-              <w:lang w:val="es-CL" w:eastAsia="es-MX"/>
-              <w14:ligatures w14:val="standardContextual"/>
-            </w:rPr>
-          </w:pPr>
-          <w:hyperlink w:anchor="_Toc241504479" w:history="1">
-            <w:r>
-              <w:rPr>
-                <w:rStyle w:val="Hipervnculo"/>
-                <w:noProof/>
-              </w:rPr>
-              <w:t>4.1.2</w:t>
-            </w:r>
-            <w:r>
-              <w:rPr>
-                <w:rFonts w:eastAsiaTheme="minorEastAsia"/>
-                <w:i w:val="0"/>
-                <w:iCs w:val="0"/>
-                <w:noProof/>
-                <w:kern w:val="2"/>
-                <w:sz w:val="24"/>
-                <w:szCs w:val="24"/>
-                <w:lang w:val="es-CL" w:eastAsia="es-MX"/>
-                <w14:ligatures w14:val="standardContextual"/>
-              </w:rPr>
-              <w:tab/>
-            </w:r>
-            <w:r>
-              <w:rPr>
-                <w:rStyle w:val="Hipervnculo"/>
-                <w:noProof/>
-              </w:rPr>
-              <w:t>Criterios de Aceptación</w:t>
-            </w:r>
-            <w:r>
-              <w:rPr>
-                <w:noProof/>
-                <w:webHidden/>
-              </w:rPr>
-              <w:tab/>
-            </w:r>
-            <w:r>
-              <w:rPr>
-                <w:noProof/>
-                <w:webHidden/>
-              </w:rPr>
-              <w:fldChar w:fldCharType="begin"/>
-            </w:r>
-            <w:r>
-              <w:rPr>
-                <w:noProof/>
-                <w:webHidden/>
-              </w:rPr>
-              <w:instrText xml:space="preserve"> PAGEREF _Toc241504479 \h </w:instrText>
+              <w:instrText xml:space="preserve"> PAGEREF _Toc242010637 \h </w:instrText>
             </w:r>
             <w:r>
               <w:rPr>
@@ -1163,11 +901,11 @@
               <w:kern w:val="2"/>
               <w:sz w:val="24"/>
               <w:szCs w:val="24"/>
-              <w:lang w:val="es-CL" w:eastAsia="es-MX"/>
+              <w:lang w:val="es-CL" w:eastAsia="es-CL"/>
               <w14:ligatures w14:val="standardContextual"/>
             </w:rPr>
           </w:pPr>
-          <w:hyperlink w:anchor="_Toc241504480" w:history="1">
+          <w:hyperlink w:anchor="_Toc242010638" w:history="1">
             <w:r>
               <w:rPr>
                 <w:rStyle w:val="Hipervnculo"/>
@@ -1183,7 +921,7 @@
                 <w:kern w:val="2"/>
                 <w:sz w:val="24"/>
                 <w:szCs w:val="24"/>
-                <w:lang w:val="es-CL" w:eastAsia="es-MX"/>
+                <w:lang w:val="es-CL" w:eastAsia="es-CL"/>
                 <w14:ligatures w14:val="standardContextual"/>
               </w:rPr>
               <w:tab/>
@@ -1193,7 +931,7 @@
                 <w:rStyle w:val="Hipervnculo"/>
                 <w:noProof/>
               </w:rPr>
-              <w:t>Historia 002</w:t>
+              <w:t>HU02 — Consultar mi perfil y ver el menú según mi rol (E1)</w:t>
             </w:r>
             <w:r>
               <w:rPr>
@@ -1214,7 +952,7 @@
                 <w:noProof/>
                 <w:webHidden/>
               </w:rPr>
-              <w:instrText xml:space="preserve"> PAGEREF _Toc241504480 \h </w:instrText>
+              <w:instrText xml:space="preserve"> PAGEREF _Toc242010638 \h </w:instrText>
             </w:r>
             <w:r>
               <w:rPr>
@@ -1235,304 +973,6 @@
                 <w:webHidden/>
               </w:rPr>
               <w:t>4</w:t>
-            </w:r>
-            <w:r>
-              <w:rPr>
-                <w:noProof/>
-                <w:webHidden/>
-              </w:rPr>
-              <w:fldChar w:fldCharType="end"/>
-            </w:r>
-          </w:hyperlink>
-        </w:p>
-        <w:p>
-          <w:pPr>
-            <w:pStyle w:val="TDC3"/>
-            <w:tabs>
-              <w:tab w:val="left" w:pos="1320"/>
-              <w:tab w:val="right" w:leader="dot" w:pos="8828"/>
-            </w:tabs>
-            <w:rPr>
-              <w:rFonts w:eastAsiaTheme="minorEastAsia"/>
-              <w:i w:val="0"/>
-              <w:iCs w:val="0"/>
-              <w:noProof/>
-              <w:kern w:val="2"/>
-              <w:sz w:val="24"/>
-              <w:szCs w:val="24"/>
-              <w:lang w:val="es-CL" w:eastAsia="es-MX"/>
-              <w14:ligatures w14:val="standardContextual"/>
-            </w:rPr>
-          </w:pPr>
-          <w:hyperlink w:anchor="_Toc241504481" w:history="1">
-            <w:r>
-              <w:rPr>
-                <w:rStyle w:val="Hipervnculo"/>
-                <w:noProof/>
-              </w:rPr>
-              <w:t>4.2.1</w:t>
-            </w:r>
-            <w:r>
-              <w:rPr>
-                <w:rFonts w:eastAsiaTheme="minorEastAsia"/>
-                <w:i w:val="0"/>
-                <w:iCs w:val="0"/>
-                <w:noProof/>
-                <w:kern w:val="2"/>
-                <w:sz w:val="24"/>
-                <w:szCs w:val="24"/>
-                <w:lang w:val="es-CL" w:eastAsia="es-MX"/>
-                <w14:ligatures w14:val="standardContextual"/>
-              </w:rPr>
-              <w:tab/>
-            </w:r>
-            <w:r>
-              <w:rPr>
-                <w:rStyle w:val="Hipervnculo"/>
-                <w:noProof/>
-              </w:rPr>
-              <w:t>Definición</w:t>
-            </w:r>
-            <w:r>
-              <w:rPr>
-                <w:noProof/>
-                <w:webHidden/>
-              </w:rPr>
-              <w:tab/>
-            </w:r>
-            <w:r>
-              <w:rPr>
-                <w:noProof/>
-                <w:webHidden/>
-              </w:rPr>
-              <w:fldChar w:fldCharType="begin"/>
-            </w:r>
-            <w:r>
-              <w:rPr>
-                <w:noProof/>
-                <w:webHidden/>
-              </w:rPr>
-              <w:instrText xml:space="preserve"> PAGEREF _Toc241504481 \h </w:instrText>
-            </w:r>
-            <w:r>
-              <w:rPr>
-                <w:noProof/>
-                <w:webHidden/>
-              </w:rPr>
-            </w:r>
-            <w:r>
-              <w:rPr>
-                <w:noProof/>
-                <w:webHidden/>
-              </w:rPr>
-              <w:fldChar w:fldCharType="separate"/>
-            </w:r>
-            <w:r>
-              <w:rPr>
-                <w:noProof/>
-                <w:webHidden/>
-              </w:rPr>
-              <w:t>4</w:t>
-            </w:r>
-            <w:r>
-              <w:rPr>
-                <w:noProof/>
-                <w:webHidden/>
-              </w:rPr>
-              <w:fldChar w:fldCharType="end"/>
-            </w:r>
-          </w:hyperlink>
-        </w:p>
-        <w:p>
-          <w:pPr>
-            <w:pStyle w:val="TDC3"/>
-            <w:tabs>
-              <w:tab w:val="left" w:pos="1320"/>
-              <w:tab w:val="right" w:leader="dot" w:pos="8828"/>
-            </w:tabs>
-            <w:rPr>
-              <w:rFonts w:eastAsiaTheme="minorEastAsia"/>
-              <w:i w:val="0"/>
-              <w:iCs w:val="0"/>
-              <w:noProof/>
-              <w:kern w:val="2"/>
-              <w:sz w:val="24"/>
-              <w:szCs w:val="24"/>
-              <w:lang w:val="es-CL" w:eastAsia="es-MX"/>
-              <w14:ligatures w14:val="standardContextual"/>
-            </w:rPr>
-          </w:pPr>
-          <w:hyperlink w:anchor="_Toc241504482" w:history="1">
-            <w:r>
-              <w:rPr>
-                <w:rStyle w:val="Hipervnculo"/>
-                <w:noProof/>
-              </w:rPr>
-              <w:t>4.2.2</w:t>
-            </w:r>
-            <w:r>
-              <w:rPr>
-                <w:rFonts w:eastAsiaTheme="minorEastAsia"/>
-                <w:i w:val="0"/>
-                <w:iCs w:val="0"/>
-                <w:noProof/>
-                <w:kern w:val="2"/>
-                <w:sz w:val="24"/>
-                <w:szCs w:val="24"/>
-                <w:lang w:val="es-CL" w:eastAsia="es-MX"/>
-                <w14:ligatures w14:val="standardContextual"/>
-              </w:rPr>
-              <w:tab/>
-            </w:r>
-            <w:r>
-              <w:rPr>
-                <w:rStyle w:val="Hipervnculo"/>
-                <w:noProof/>
-              </w:rPr>
-              <w:t>Criterios de Aceptación</w:t>
-            </w:r>
-            <w:r>
-              <w:rPr>
-                <w:noProof/>
-                <w:webHidden/>
-              </w:rPr>
-              <w:tab/>
-            </w:r>
-            <w:r>
-              <w:rPr>
-                <w:noProof/>
-                <w:webHidden/>
-              </w:rPr>
-              <w:fldChar w:fldCharType="begin"/>
-            </w:r>
-            <w:r>
-              <w:rPr>
-                <w:noProof/>
-                <w:webHidden/>
-              </w:rPr>
-              <w:instrText xml:space="preserve"> PAGEREF _Toc241504482 \h </w:instrText>
-            </w:r>
-            <w:r>
-              <w:rPr>
-                <w:noProof/>
-                <w:webHidden/>
-              </w:rPr>
-            </w:r>
-            <w:r>
-              <w:rPr>
-                <w:noProof/>
-                <w:webHidden/>
-              </w:rPr>
-              <w:fldChar w:fldCharType="separate"/>
-            </w:r>
-            <w:r>
-              <w:rPr>
-                <w:noProof/>
-                <w:webHidden/>
-              </w:rPr>
-              <w:t>4</w:t>
-            </w:r>
-            <w:r>
-              <w:rPr>
-                <w:noProof/>
-                <w:webHidden/>
-              </w:rPr>
-              <w:fldChar w:fldCharType="end"/>
-            </w:r>
-          </w:hyperlink>
-        </w:p>
-        <w:p>
-          <w:pPr>
-            <w:pStyle w:val="TDC1"/>
-            <w:tabs>
-              <w:tab w:val="left" w:pos="440"/>
-              <w:tab w:val="right" w:leader="dot" w:pos="8828"/>
-            </w:tabs>
-            <w:rPr>
-              <w:rFonts w:eastAsiaTheme="minorEastAsia"/>
-              <w:b w:val="0"/>
-              <w:bCs w:val="0"/>
-              <w:caps w:val="0"/>
-              <w:noProof/>
-              <w:kern w:val="2"/>
-              <w:sz w:val="24"/>
-              <w:szCs w:val="24"/>
-              <w:lang w:val="es-CL" w:eastAsia="es-MX"/>
-              <w14:ligatures w14:val="standardContextual"/>
-            </w:rPr>
-          </w:pPr>
-          <w:hyperlink w:anchor="_Toc241504483" w:history="1">
-            <w:r>
-              <w:rPr>
-                <w:rStyle w:val="Hipervnculo"/>
-                <w:noProof/>
-                <w:lang w:val="es-ES" w:eastAsia="es-ES"/>
-              </w:rPr>
-              <w:t>5</w:t>
-            </w:r>
-            <w:r>
-              <w:rPr>
-                <w:rFonts w:eastAsiaTheme="minorEastAsia"/>
-                <w:b w:val="0"/>
-                <w:bCs w:val="0"/>
-                <w:caps w:val="0"/>
-                <w:noProof/>
-                <w:kern w:val="2"/>
-                <w:sz w:val="24"/>
-                <w:szCs w:val="24"/>
-                <w:lang w:val="es-CL" w:eastAsia="es-MX"/>
-                <w14:ligatures w14:val="standardContextual"/>
-              </w:rPr>
-              <w:tab/>
-            </w:r>
-            <w:r>
-              <w:rPr>
-                <w:rStyle w:val="Hipervnculo"/>
-                <w:noProof/>
-                <w:lang w:val="es-ES" w:eastAsia="es-ES"/>
-              </w:rPr>
-              <w:t>Backlog</w:t>
-            </w:r>
-            <w:r>
-              <w:rPr>
-                <w:noProof/>
-                <w:webHidden/>
-              </w:rPr>
-              <w:tab/>
-            </w:r>
-            <w:r>
-              <w:rPr>
-                <w:noProof/>
-                <w:webHidden/>
-              </w:rPr>
-              <w:fldChar w:fldCharType="begin"/>
-            </w:r>
-            <w:r>
-              <w:rPr>
-                <w:noProof/>
-                <w:webHidden/>
-              </w:rPr>
-              <w:instrText xml:space="preserve"> PAGEREF _Toc241504483 \h </w:instrText>
-            </w:r>
-            <w:r>
-              <w:rPr>
-                <w:noProof/>
-                <w:webHidden/>
-              </w:rPr>
-            </w:r>
-            <w:r>
-              <w:rPr>
-                <w:noProof/>
-                <w:webHidden/>
-              </w:rPr>
-              <w:fldChar w:fldCharType="separate"/>
-            </w:r>
-            <w:r>
-              <w:rPr>
-                <w:noProof/>
-                <w:webHidden/>
-              </w:rPr>
-              <w:t>5</w:t>
             </w:r>
             <w:r>
               <w:rPr>
@@ -1557,18 +997,17 @@
               <w:kern w:val="2"/>
               <w:sz w:val="24"/>
               <w:szCs w:val="24"/>
-              <w:lang w:val="es-CL" w:eastAsia="es-MX"/>
+              <w:lang w:val="es-CL" w:eastAsia="es-CL"/>
               <w14:ligatures w14:val="standardContextual"/>
             </w:rPr>
           </w:pPr>
-          <w:hyperlink w:anchor="_Toc241504484" w:history="1">
+          <w:hyperlink w:anchor="_Toc242010639" w:history="1">
             <w:r>
               <w:rPr>
                 <w:rStyle w:val="Hipervnculo"/>
                 <w:noProof/>
-                <w:lang w:val="es-ES" w:eastAsia="es-ES"/>
-              </w:rPr>
-              <w:t>5.1</w:t>
+              </w:rPr>
+              <w:t>4.3</w:t>
             </w:r>
             <w:r>
               <w:rPr>
@@ -1578,7 +1017,7 @@
                 <w:kern w:val="2"/>
                 <w:sz w:val="24"/>
                 <w:szCs w:val="24"/>
-                <w:lang w:val="es-CL" w:eastAsia="es-MX"/>
+                <w:lang w:val="es-CL" w:eastAsia="es-CL"/>
                 <w14:ligatures w14:val="standardContextual"/>
               </w:rPr>
               <w:tab/>
@@ -1587,9 +1026,8 @@
               <w:rPr>
                 <w:rStyle w:val="Hipervnculo"/>
                 <w:noProof/>
-                <w:lang w:val="es-ES" w:eastAsia="es-ES"/>
-              </w:rPr>
-              <w:t>Historias con su peso relativo</w:t>
+              </w:rPr>
+              <w:t>HU03 — Crear usuarios (E1)</w:t>
             </w:r>
             <w:r>
               <w:rPr>
@@ -1610,7 +1048,7 @@
                 <w:noProof/>
                 <w:webHidden/>
               </w:rPr>
-              <w:instrText xml:space="preserve"> PAGEREF _Toc241504484 \h </w:instrText>
+              <w:instrText xml:space="preserve"> PAGEREF _Toc242010639 \h </w:instrText>
             </w:r>
             <w:r>
               <w:rPr>
@@ -1655,18 +1093,17 @@
               <w:kern w:val="2"/>
               <w:sz w:val="24"/>
               <w:szCs w:val="24"/>
-              <w:lang w:val="es-CL" w:eastAsia="es-MX"/>
+              <w:lang w:val="es-CL" w:eastAsia="es-CL"/>
               <w14:ligatures w14:val="standardContextual"/>
             </w:rPr>
           </w:pPr>
-          <w:hyperlink w:anchor="_Toc241504485" w:history="1">
+          <w:hyperlink w:anchor="_Toc242010640" w:history="1">
             <w:r>
               <w:rPr>
                 <w:rStyle w:val="Hipervnculo"/>
                 <w:noProof/>
-                <w:lang w:val="es-ES" w:eastAsia="es-ES"/>
-              </w:rPr>
-              <w:t>5.2</w:t>
+              </w:rPr>
+              <w:t>4.4</w:t>
             </w:r>
             <w:r>
               <w:rPr>
@@ -1676,7 +1113,7 @@
                 <w:kern w:val="2"/>
                 <w:sz w:val="24"/>
                 <w:szCs w:val="24"/>
-                <w:lang w:val="es-CL" w:eastAsia="es-MX"/>
+                <w:lang w:val="es-CL" w:eastAsia="es-CL"/>
                 <w14:ligatures w14:val="standardContextual"/>
               </w:rPr>
               <w:tab/>
@@ -1685,9 +1122,8 @@
               <w:rPr>
                 <w:rStyle w:val="Hipervnculo"/>
                 <w:noProof/>
-                <w:lang w:val="es-ES" w:eastAsia="es-ES"/>
-              </w:rPr>
-              <w:t>Backlog priorizado</w:t>
+              </w:rPr>
+              <w:t>HU04 — Editar, activar y desactivar usuarios (E1)</w:t>
             </w:r>
             <w:r>
               <w:rPr>
@@ -1708,7 +1144,7 @@
                 <w:noProof/>
                 <w:webHidden/>
               </w:rPr>
-              <w:instrText xml:space="preserve"> PAGEREF _Toc241504485 \h </w:instrText>
+              <w:instrText xml:space="preserve"> PAGEREF _Toc242010640 \h </w:instrText>
             </w:r>
             <w:r>
               <w:rPr>
@@ -1729,6 +1165,2022 @@
                 <w:webHidden/>
               </w:rPr>
               <w:t>5</w:t>
+            </w:r>
+            <w:r>
+              <w:rPr>
+                <w:noProof/>
+                <w:webHidden/>
+              </w:rPr>
+              <w:fldChar w:fldCharType="end"/>
+            </w:r>
+          </w:hyperlink>
+        </w:p>
+        <w:p>
+          <w:pPr>
+            <w:pStyle w:val="TDC2"/>
+            <w:tabs>
+              <w:tab w:val="left" w:pos="880"/>
+              <w:tab w:val="right" w:leader="dot" w:pos="8828"/>
+            </w:tabs>
+            <w:rPr>
+              <w:rFonts w:eastAsiaTheme="minorEastAsia"/>
+              <w:smallCaps w:val="0"/>
+              <w:noProof/>
+              <w:kern w:val="2"/>
+              <w:sz w:val="24"/>
+              <w:szCs w:val="24"/>
+              <w:lang w:val="es-CL" w:eastAsia="es-CL"/>
+              <w14:ligatures w14:val="standardContextual"/>
+            </w:rPr>
+          </w:pPr>
+          <w:hyperlink w:anchor="_Toc242010641" w:history="1">
+            <w:r>
+              <w:rPr>
+                <w:rStyle w:val="Hipervnculo"/>
+                <w:noProof/>
+              </w:rPr>
+              <w:t>4.5</w:t>
+            </w:r>
+            <w:r>
+              <w:rPr>
+                <w:rFonts w:eastAsiaTheme="minorEastAsia"/>
+                <w:smallCaps w:val="0"/>
+                <w:noProof/>
+                <w:kern w:val="2"/>
+                <w:sz w:val="24"/>
+                <w:szCs w:val="24"/>
+                <w:lang w:val="es-CL" w:eastAsia="es-CL"/>
+                <w14:ligatures w14:val="standardContextual"/>
+              </w:rPr>
+              <w:tab/>
+            </w:r>
+            <w:r>
+              <w:rPr>
+                <w:rStyle w:val="Hipervnculo"/>
+                <w:noProof/>
+              </w:rPr>
+              <w:t>HU05 — Listar usuarios (E1)</w:t>
+            </w:r>
+            <w:r>
+              <w:rPr>
+                <w:noProof/>
+                <w:webHidden/>
+              </w:rPr>
+              <w:tab/>
+            </w:r>
+            <w:r>
+              <w:rPr>
+                <w:noProof/>
+                <w:webHidden/>
+              </w:rPr>
+              <w:fldChar w:fldCharType="begin"/>
+            </w:r>
+            <w:r>
+              <w:rPr>
+                <w:noProof/>
+                <w:webHidden/>
+              </w:rPr>
+              <w:instrText xml:space="preserve"> PAGEREF _Toc242010641 \h </w:instrText>
+            </w:r>
+            <w:r>
+              <w:rPr>
+                <w:noProof/>
+                <w:webHidden/>
+              </w:rPr>
+            </w:r>
+            <w:r>
+              <w:rPr>
+                <w:noProof/>
+                <w:webHidden/>
+              </w:rPr>
+              <w:fldChar w:fldCharType="separate"/>
+            </w:r>
+            <w:r>
+              <w:rPr>
+                <w:noProof/>
+                <w:webHidden/>
+              </w:rPr>
+              <w:t>6</w:t>
+            </w:r>
+            <w:r>
+              <w:rPr>
+                <w:noProof/>
+                <w:webHidden/>
+              </w:rPr>
+              <w:fldChar w:fldCharType="end"/>
+            </w:r>
+          </w:hyperlink>
+        </w:p>
+        <w:p>
+          <w:pPr>
+            <w:pStyle w:val="TDC2"/>
+            <w:tabs>
+              <w:tab w:val="left" w:pos="880"/>
+              <w:tab w:val="right" w:leader="dot" w:pos="8828"/>
+            </w:tabs>
+            <w:rPr>
+              <w:rFonts w:eastAsiaTheme="minorEastAsia"/>
+              <w:smallCaps w:val="0"/>
+              <w:noProof/>
+              <w:kern w:val="2"/>
+              <w:sz w:val="24"/>
+              <w:szCs w:val="24"/>
+              <w:lang w:val="es-CL" w:eastAsia="es-CL"/>
+              <w14:ligatures w14:val="standardContextual"/>
+            </w:rPr>
+          </w:pPr>
+          <w:hyperlink w:anchor="_Toc242010642" w:history="1">
+            <w:r>
+              <w:rPr>
+                <w:rStyle w:val="Hipervnculo"/>
+                <w:noProof/>
+              </w:rPr>
+              <w:t>4.6</w:t>
+            </w:r>
+            <w:r>
+              <w:rPr>
+                <w:rFonts w:eastAsiaTheme="minorEastAsia"/>
+                <w:smallCaps w:val="0"/>
+                <w:noProof/>
+                <w:kern w:val="2"/>
+                <w:sz w:val="24"/>
+                <w:szCs w:val="24"/>
+                <w:lang w:val="es-CL" w:eastAsia="es-CL"/>
+                <w14:ligatures w14:val="standardContextual"/>
+              </w:rPr>
+              <w:tab/>
+            </w:r>
+            <w:r>
+              <w:rPr>
+                <w:rStyle w:val="Hipervnculo"/>
+                <w:noProof/>
+              </w:rPr>
+              <w:t>HU06 — Restringir el acceso por rol (E1)</w:t>
+            </w:r>
+            <w:r>
+              <w:rPr>
+                <w:noProof/>
+                <w:webHidden/>
+              </w:rPr>
+              <w:tab/>
+            </w:r>
+            <w:r>
+              <w:rPr>
+                <w:noProof/>
+                <w:webHidden/>
+              </w:rPr>
+              <w:fldChar w:fldCharType="begin"/>
+            </w:r>
+            <w:r>
+              <w:rPr>
+                <w:noProof/>
+                <w:webHidden/>
+              </w:rPr>
+              <w:instrText xml:space="preserve"> PAGEREF _Toc242010642 \h </w:instrText>
+            </w:r>
+            <w:r>
+              <w:rPr>
+                <w:noProof/>
+                <w:webHidden/>
+              </w:rPr>
+            </w:r>
+            <w:r>
+              <w:rPr>
+                <w:noProof/>
+                <w:webHidden/>
+              </w:rPr>
+              <w:fldChar w:fldCharType="separate"/>
+            </w:r>
+            <w:r>
+              <w:rPr>
+                <w:noProof/>
+                <w:webHidden/>
+              </w:rPr>
+              <w:t>6</w:t>
+            </w:r>
+            <w:r>
+              <w:rPr>
+                <w:noProof/>
+                <w:webHidden/>
+              </w:rPr>
+              <w:fldChar w:fldCharType="end"/>
+            </w:r>
+          </w:hyperlink>
+        </w:p>
+        <w:p>
+          <w:pPr>
+            <w:pStyle w:val="TDC2"/>
+            <w:tabs>
+              <w:tab w:val="left" w:pos="880"/>
+              <w:tab w:val="right" w:leader="dot" w:pos="8828"/>
+            </w:tabs>
+            <w:rPr>
+              <w:rFonts w:eastAsiaTheme="minorEastAsia"/>
+              <w:smallCaps w:val="0"/>
+              <w:noProof/>
+              <w:kern w:val="2"/>
+              <w:sz w:val="24"/>
+              <w:szCs w:val="24"/>
+              <w:lang w:val="es-CL" w:eastAsia="es-CL"/>
+              <w14:ligatures w14:val="standardContextual"/>
+            </w:rPr>
+          </w:pPr>
+          <w:hyperlink w:anchor="_Toc242010643" w:history="1">
+            <w:r>
+              <w:rPr>
+                <w:rStyle w:val="Hipervnculo"/>
+                <w:noProof/>
+              </w:rPr>
+              <w:t>4.7</w:t>
+            </w:r>
+            <w:r>
+              <w:rPr>
+                <w:rFonts w:eastAsiaTheme="minorEastAsia"/>
+                <w:smallCaps w:val="0"/>
+                <w:noProof/>
+                <w:kern w:val="2"/>
+                <w:sz w:val="24"/>
+                <w:szCs w:val="24"/>
+                <w:lang w:val="es-CL" w:eastAsia="es-CL"/>
+                <w14:ligatures w14:val="standardContextual"/>
+              </w:rPr>
+              <w:tab/>
+            </w:r>
+            <w:r>
+              <w:rPr>
+                <w:rStyle w:val="Hipervnculo"/>
+                <w:noProof/>
+              </w:rPr>
+              <w:t>HU07 — Gestionar productores (E2)</w:t>
+            </w:r>
+            <w:r>
+              <w:rPr>
+                <w:noProof/>
+                <w:webHidden/>
+              </w:rPr>
+              <w:tab/>
+            </w:r>
+            <w:r>
+              <w:rPr>
+                <w:noProof/>
+                <w:webHidden/>
+              </w:rPr>
+              <w:fldChar w:fldCharType="begin"/>
+            </w:r>
+            <w:r>
+              <w:rPr>
+                <w:noProof/>
+                <w:webHidden/>
+              </w:rPr>
+              <w:instrText xml:space="preserve"> PAGEREF _Toc242010643 \h </w:instrText>
+            </w:r>
+            <w:r>
+              <w:rPr>
+                <w:noProof/>
+                <w:webHidden/>
+              </w:rPr>
+            </w:r>
+            <w:r>
+              <w:rPr>
+                <w:noProof/>
+                <w:webHidden/>
+              </w:rPr>
+              <w:fldChar w:fldCharType="separate"/>
+            </w:r>
+            <w:r>
+              <w:rPr>
+                <w:noProof/>
+                <w:webHidden/>
+              </w:rPr>
+              <w:t>7</w:t>
+            </w:r>
+            <w:r>
+              <w:rPr>
+                <w:noProof/>
+                <w:webHidden/>
+              </w:rPr>
+              <w:fldChar w:fldCharType="end"/>
+            </w:r>
+          </w:hyperlink>
+        </w:p>
+        <w:p>
+          <w:pPr>
+            <w:pStyle w:val="TDC2"/>
+            <w:tabs>
+              <w:tab w:val="left" w:pos="880"/>
+              <w:tab w:val="right" w:leader="dot" w:pos="8828"/>
+            </w:tabs>
+            <w:rPr>
+              <w:rFonts w:eastAsiaTheme="minorEastAsia"/>
+              <w:smallCaps w:val="0"/>
+              <w:noProof/>
+              <w:kern w:val="2"/>
+              <w:sz w:val="24"/>
+              <w:szCs w:val="24"/>
+              <w:lang w:val="es-CL" w:eastAsia="es-CL"/>
+              <w14:ligatures w14:val="standardContextual"/>
+            </w:rPr>
+          </w:pPr>
+          <w:hyperlink w:anchor="_Toc242010644" w:history="1">
+            <w:r>
+              <w:rPr>
+                <w:rStyle w:val="Hipervnculo"/>
+                <w:noProof/>
+              </w:rPr>
+              <w:t>4.8</w:t>
+            </w:r>
+            <w:r>
+              <w:rPr>
+                <w:rFonts w:eastAsiaTheme="minorEastAsia"/>
+                <w:smallCaps w:val="0"/>
+                <w:noProof/>
+                <w:kern w:val="2"/>
+                <w:sz w:val="24"/>
+                <w:szCs w:val="24"/>
+                <w:lang w:val="es-CL" w:eastAsia="es-CL"/>
+                <w14:ligatures w14:val="standardContextual"/>
+              </w:rPr>
+              <w:tab/>
+            </w:r>
+            <w:r>
+              <w:rPr>
+                <w:rStyle w:val="Hipervnculo"/>
+                <w:noProof/>
+              </w:rPr>
+              <w:t>HU08 — Gestionar especies y variedades (E2)</w:t>
+            </w:r>
+            <w:r>
+              <w:rPr>
+                <w:noProof/>
+                <w:webHidden/>
+              </w:rPr>
+              <w:tab/>
+            </w:r>
+            <w:r>
+              <w:rPr>
+                <w:noProof/>
+                <w:webHidden/>
+              </w:rPr>
+              <w:fldChar w:fldCharType="begin"/>
+            </w:r>
+            <w:r>
+              <w:rPr>
+                <w:noProof/>
+                <w:webHidden/>
+              </w:rPr>
+              <w:instrText xml:space="preserve"> PAGEREF _Toc242010644 \h </w:instrText>
+            </w:r>
+            <w:r>
+              <w:rPr>
+                <w:noProof/>
+                <w:webHidden/>
+              </w:rPr>
+            </w:r>
+            <w:r>
+              <w:rPr>
+                <w:noProof/>
+                <w:webHidden/>
+              </w:rPr>
+              <w:fldChar w:fldCharType="separate"/>
+            </w:r>
+            <w:r>
+              <w:rPr>
+                <w:noProof/>
+                <w:webHidden/>
+              </w:rPr>
+              <w:t>7</w:t>
+            </w:r>
+            <w:r>
+              <w:rPr>
+                <w:noProof/>
+                <w:webHidden/>
+              </w:rPr>
+              <w:fldChar w:fldCharType="end"/>
+            </w:r>
+          </w:hyperlink>
+        </w:p>
+        <w:p>
+          <w:pPr>
+            <w:pStyle w:val="TDC2"/>
+            <w:tabs>
+              <w:tab w:val="left" w:pos="880"/>
+              <w:tab w:val="right" w:leader="dot" w:pos="8828"/>
+            </w:tabs>
+            <w:rPr>
+              <w:rFonts w:eastAsiaTheme="minorEastAsia"/>
+              <w:smallCaps w:val="0"/>
+              <w:noProof/>
+              <w:kern w:val="2"/>
+              <w:sz w:val="24"/>
+              <w:szCs w:val="24"/>
+              <w:lang w:val="es-CL" w:eastAsia="es-CL"/>
+              <w14:ligatures w14:val="standardContextual"/>
+            </w:rPr>
+          </w:pPr>
+          <w:hyperlink w:anchor="_Toc242010645" w:history="1">
+            <w:r>
+              <w:rPr>
+                <w:rStyle w:val="Hipervnculo"/>
+                <w:noProof/>
+              </w:rPr>
+              <w:t>4.9</w:t>
+            </w:r>
+            <w:r>
+              <w:rPr>
+                <w:rFonts w:eastAsiaTheme="minorEastAsia"/>
+                <w:smallCaps w:val="0"/>
+                <w:noProof/>
+                <w:kern w:val="2"/>
+                <w:sz w:val="24"/>
+                <w:szCs w:val="24"/>
+                <w:lang w:val="es-CL" w:eastAsia="es-CL"/>
+                <w14:ligatures w14:val="standardContextual"/>
+              </w:rPr>
+              <w:tab/>
+            </w:r>
+            <w:r>
+              <w:rPr>
+                <w:rStyle w:val="Hipervnculo"/>
+                <w:noProof/>
+              </w:rPr>
+              <w:t>HU09 — Gestionar calidades y sistemas productivos (E2)</w:t>
+            </w:r>
+            <w:r>
+              <w:rPr>
+                <w:noProof/>
+                <w:webHidden/>
+              </w:rPr>
+              <w:tab/>
+            </w:r>
+            <w:r>
+              <w:rPr>
+                <w:noProof/>
+                <w:webHidden/>
+              </w:rPr>
+              <w:fldChar w:fldCharType="begin"/>
+            </w:r>
+            <w:r>
+              <w:rPr>
+                <w:noProof/>
+                <w:webHidden/>
+              </w:rPr>
+              <w:instrText xml:space="preserve"> PAGEREF _Toc242010645 \h </w:instrText>
+            </w:r>
+            <w:r>
+              <w:rPr>
+                <w:noProof/>
+                <w:webHidden/>
+              </w:rPr>
+            </w:r>
+            <w:r>
+              <w:rPr>
+                <w:noProof/>
+                <w:webHidden/>
+              </w:rPr>
+              <w:fldChar w:fldCharType="separate"/>
+            </w:r>
+            <w:r>
+              <w:rPr>
+                <w:noProof/>
+                <w:webHidden/>
+              </w:rPr>
+              <w:t>8</w:t>
+            </w:r>
+            <w:r>
+              <w:rPr>
+                <w:noProof/>
+                <w:webHidden/>
+              </w:rPr>
+              <w:fldChar w:fldCharType="end"/>
+            </w:r>
+          </w:hyperlink>
+        </w:p>
+        <w:p>
+          <w:pPr>
+            <w:pStyle w:val="TDC2"/>
+            <w:tabs>
+              <w:tab w:val="left" w:pos="880"/>
+              <w:tab w:val="right" w:leader="dot" w:pos="8828"/>
+            </w:tabs>
+            <w:rPr>
+              <w:rFonts w:eastAsiaTheme="minorEastAsia"/>
+              <w:smallCaps w:val="0"/>
+              <w:noProof/>
+              <w:kern w:val="2"/>
+              <w:sz w:val="24"/>
+              <w:szCs w:val="24"/>
+              <w:lang w:val="es-CL" w:eastAsia="es-CL"/>
+              <w14:ligatures w14:val="standardContextual"/>
+            </w:rPr>
+          </w:pPr>
+          <w:hyperlink w:anchor="_Toc242010646" w:history="1">
+            <w:r>
+              <w:rPr>
+                <w:rStyle w:val="Hipervnculo"/>
+                <w:noProof/>
+              </w:rPr>
+              <w:t>4.10</w:t>
+            </w:r>
+            <w:r>
+              <w:rPr>
+                <w:rFonts w:eastAsiaTheme="minorEastAsia"/>
+                <w:smallCaps w:val="0"/>
+                <w:noProof/>
+                <w:kern w:val="2"/>
+                <w:sz w:val="24"/>
+                <w:szCs w:val="24"/>
+                <w:lang w:val="es-CL" w:eastAsia="es-CL"/>
+                <w14:ligatures w14:val="standardContextual"/>
+              </w:rPr>
+              <w:tab/>
+            </w:r>
+            <w:r>
+              <w:rPr>
+                <w:rStyle w:val="Hipervnculo"/>
+                <w:noProof/>
+              </w:rPr>
+              <w:t>HU10 — Gestionar tipos de bandeja y embalajes (E2)</w:t>
+            </w:r>
+            <w:r>
+              <w:rPr>
+                <w:noProof/>
+                <w:webHidden/>
+              </w:rPr>
+              <w:tab/>
+            </w:r>
+            <w:r>
+              <w:rPr>
+                <w:noProof/>
+                <w:webHidden/>
+              </w:rPr>
+              <w:fldChar w:fldCharType="begin"/>
+            </w:r>
+            <w:r>
+              <w:rPr>
+                <w:noProof/>
+                <w:webHidden/>
+              </w:rPr>
+              <w:instrText xml:space="preserve"> PAGEREF _Toc242010646 \h </w:instrText>
+            </w:r>
+            <w:r>
+              <w:rPr>
+                <w:noProof/>
+                <w:webHidden/>
+              </w:rPr>
+            </w:r>
+            <w:r>
+              <w:rPr>
+                <w:noProof/>
+                <w:webHidden/>
+              </w:rPr>
+              <w:fldChar w:fldCharType="separate"/>
+            </w:r>
+            <w:r>
+              <w:rPr>
+                <w:noProof/>
+                <w:webHidden/>
+              </w:rPr>
+              <w:t>8</w:t>
+            </w:r>
+            <w:r>
+              <w:rPr>
+                <w:noProof/>
+                <w:webHidden/>
+              </w:rPr>
+              <w:fldChar w:fldCharType="end"/>
+            </w:r>
+          </w:hyperlink>
+        </w:p>
+        <w:p>
+          <w:pPr>
+            <w:pStyle w:val="TDC2"/>
+            <w:tabs>
+              <w:tab w:val="left" w:pos="880"/>
+              <w:tab w:val="right" w:leader="dot" w:pos="8828"/>
+            </w:tabs>
+            <w:rPr>
+              <w:rFonts w:eastAsiaTheme="minorEastAsia"/>
+              <w:smallCaps w:val="0"/>
+              <w:noProof/>
+              <w:kern w:val="2"/>
+              <w:sz w:val="24"/>
+              <w:szCs w:val="24"/>
+              <w:lang w:val="es-CL" w:eastAsia="es-CL"/>
+              <w14:ligatures w14:val="standardContextual"/>
+            </w:rPr>
+          </w:pPr>
+          <w:hyperlink w:anchor="_Toc242010647" w:history="1">
+            <w:r>
+              <w:rPr>
+                <w:rStyle w:val="Hipervnculo"/>
+                <w:noProof/>
+              </w:rPr>
+              <w:t>4.11</w:t>
+            </w:r>
+            <w:r>
+              <w:rPr>
+                <w:rFonts w:eastAsiaTheme="minorEastAsia"/>
+                <w:smallCaps w:val="0"/>
+                <w:noProof/>
+                <w:kern w:val="2"/>
+                <w:sz w:val="24"/>
+                <w:szCs w:val="24"/>
+                <w:lang w:val="es-CL" w:eastAsia="es-CL"/>
+                <w14:ligatures w14:val="standardContextual"/>
+              </w:rPr>
+              <w:tab/>
+            </w:r>
+            <w:r>
+              <w:rPr>
+                <w:rStyle w:val="Hipervnculo"/>
+                <w:noProof/>
+              </w:rPr>
+              <w:t>HU11 — Seleccionar datos de catálogo en los formularios (E2)</w:t>
+            </w:r>
+            <w:r>
+              <w:rPr>
+                <w:noProof/>
+                <w:webHidden/>
+              </w:rPr>
+              <w:tab/>
+            </w:r>
+            <w:r>
+              <w:rPr>
+                <w:noProof/>
+                <w:webHidden/>
+              </w:rPr>
+              <w:fldChar w:fldCharType="begin"/>
+            </w:r>
+            <w:r>
+              <w:rPr>
+                <w:noProof/>
+                <w:webHidden/>
+              </w:rPr>
+              <w:instrText xml:space="preserve"> PAGEREF _Toc242010647 \h </w:instrText>
+            </w:r>
+            <w:r>
+              <w:rPr>
+                <w:noProof/>
+                <w:webHidden/>
+              </w:rPr>
+            </w:r>
+            <w:r>
+              <w:rPr>
+                <w:noProof/>
+                <w:webHidden/>
+              </w:rPr>
+              <w:fldChar w:fldCharType="separate"/>
+            </w:r>
+            <w:r>
+              <w:rPr>
+                <w:noProof/>
+                <w:webHidden/>
+              </w:rPr>
+              <w:t>9</w:t>
+            </w:r>
+            <w:r>
+              <w:rPr>
+                <w:noProof/>
+                <w:webHidden/>
+              </w:rPr>
+              <w:fldChar w:fldCharType="end"/>
+            </w:r>
+          </w:hyperlink>
+        </w:p>
+        <w:p>
+          <w:pPr>
+            <w:pStyle w:val="TDC2"/>
+            <w:tabs>
+              <w:tab w:val="left" w:pos="880"/>
+              <w:tab w:val="right" w:leader="dot" w:pos="8828"/>
+            </w:tabs>
+            <w:rPr>
+              <w:rFonts w:eastAsiaTheme="minorEastAsia"/>
+              <w:smallCaps w:val="0"/>
+              <w:noProof/>
+              <w:kern w:val="2"/>
+              <w:sz w:val="24"/>
+              <w:szCs w:val="24"/>
+              <w:lang w:val="es-CL" w:eastAsia="es-CL"/>
+              <w14:ligatures w14:val="standardContextual"/>
+            </w:rPr>
+          </w:pPr>
+          <w:hyperlink w:anchor="_Toc242010648" w:history="1">
+            <w:r>
+              <w:rPr>
+                <w:rStyle w:val="Hipervnculo"/>
+                <w:noProof/>
+              </w:rPr>
+              <w:t>4.12</w:t>
+            </w:r>
+            <w:r>
+              <w:rPr>
+                <w:rFonts w:eastAsiaTheme="minorEastAsia"/>
+                <w:smallCaps w:val="0"/>
+                <w:noProof/>
+                <w:kern w:val="2"/>
+                <w:sz w:val="24"/>
+                <w:szCs w:val="24"/>
+                <w:lang w:val="es-CL" w:eastAsia="es-CL"/>
+                <w14:ligatures w14:val="standardContextual"/>
+              </w:rPr>
+              <w:tab/>
+            </w:r>
+            <w:r>
+              <w:rPr>
+                <w:rStyle w:val="Hipervnculo"/>
+                <w:noProof/>
+              </w:rPr>
+              <w:t>HU12 — Registrar una tarja de recepción (E3)</w:t>
+            </w:r>
+            <w:r>
+              <w:rPr>
+                <w:noProof/>
+                <w:webHidden/>
+              </w:rPr>
+              <w:tab/>
+            </w:r>
+            <w:r>
+              <w:rPr>
+                <w:noProof/>
+                <w:webHidden/>
+              </w:rPr>
+              <w:fldChar w:fldCharType="begin"/>
+            </w:r>
+            <w:r>
+              <w:rPr>
+                <w:noProof/>
+                <w:webHidden/>
+              </w:rPr>
+              <w:instrText xml:space="preserve"> PAGEREF _Toc242010648 \h </w:instrText>
+            </w:r>
+            <w:r>
+              <w:rPr>
+                <w:noProof/>
+                <w:webHidden/>
+              </w:rPr>
+            </w:r>
+            <w:r>
+              <w:rPr>
+                <w:noProof/>
+                <w:webHidden/>
+              </w:rPr>
+              <w:fldChar w:fldCharType="separate"/>
+            </w:r>
+            <w:r>
+              <w:rPr>
+                <w:noProof/>
+                <w:webHidden/>
+              </w:rPr>
+              <w:t>10</w:t>
+            </w:r>
+            <w:r>
+              <w:rPr>
+                <w:noProof/>
+                <w:webHidden/>
+              </w:rPr>
+              <w:fldChar w:fldCharType="end"/>
+            </w:r>
+          </w:hyperlink>
+        </w:p>
+        <w:p>
+          <w:pPr>
+            <w:pStyle w:val="TDC2"/>
+            <w:tabs>
+              <w:tab w:val="left" w:pos="880"/>
+              <w:tab w:val="right" w:leader="dot" w:pos="8828"/>
+            </w:tabs>
+            <w:rPr>
+              <w:rFonts w:eastAsiaTheme="minorEastAsia"/>
+              <w:smallCaps w:val="0"/>
+              <w:noProof/>
+              <w:kern w:val="2"/>
+              <w:sz w:val="24"/>
+              <w:szCs w:val="24"/>
+              <w:lang w:val="es-CL" w:eastAsia="es-CL"/>
+              <w14:ligatures w14:val="standardContextual"/>
+            </w:rPr>
+          </w:pPr>
+          <w:hyperlink w:anchor="_Toc242010649" w:history="1">
+            <w:r>
+              <w:rPr>
+                <w:rStyle w:val="Hipervnculo"/>
+                <w:noProof/>
+              </w:rPr>
+              <w:t>4.13</w:t>
+            </w:r>
+            <w:r>
+              <w:rPr>
+                <w:rFonts w:eastAsiaTheme="minorEastAsia"/>
+                <w:smallCaps w:val="0"/>
+                <w:noProof/>
+                <w:kern w:val="2"/>
+                <w:sz w:val="24"/>
+                <w:szCs w:val="24"/>
+                <w:lang w:val="es-CL" w:eastAsia="es-CL"/>
+                <w14:ligatures w14:val="standardContextual"/>
+              </w:rPr>
+              <w:tab/>
+            </w:r>
+            <w:r>
+              <w:rPr>
+                <w:rStyle w:val="Hipervnculo"/>
+                <w:noProof/>
+              </w:rPr>
+              <w:t>HU13 — Numerar las tarjas automáticamente (E3)</w:t>
+            </w:r>
+            <w:r>
+              <w:rPr>
+                <w:noProof/>
+                <w:webHidden/>
+              </w:rPr>
+              <w:tab/>
+            </w:r>
+            <w:r>
+              <w:rPr>
+                <w:noProof/>
+                <w:webHidden/>
+              </w:rPr>
+              <w:fldChar w:fldCharType="begin"/>
+            </w:r>
+            <w:r>
+              <w:rPr>
+                <w:noProof/>
+                <w:webHidden/>
+              </w:rPr>
+              <w:instrText xml:space="preserve"> PAGEREF _Toc242010649 \h </w:instrText>
+            </w:r>
+            <w:r>
+              <w:rPr>
+                <w:noProof/>
+                <w:webHidden/>
+              </w:rPr>
+            </w:r>
+            <w:r>
+              <w:rPr>
+                <w:noProof/>
+                <w:webHidden/>
+              </w:rPr>
+              <w:fldChar w:fldCharType="separate"/>
+            </w:r>
+            <w:r>
+              <w:rPr>
+                <w:noProof/>
+                <w:webHidden/>
+              </w:rPr>
+              <w:t>10</w:t>
+            </w:r>
+            <w:r>
+              <w:rPr>
+                <w:noProof/>
+                <w:webHidden/>
+              </w:rPr>
+              <w:fldChar w:fldCharType="end"/>
+            </w:r>
+          </w:hyperlink>
+        </w:p>
+        <w:p>
+          <w:pPr>
+            <w:pStyle w:val="TDC2"/>
+            <w:tabs>
+              <w:tab w:val="left" w:pos="880"/>
+              <w:tab w:val="right" w:leader="dot" w:pos="8828"/>
+            </w:tabs>
+            <w:rPr>
+              <w:rFonts w:eastAsiaTheme="minorEastAsia"/>
+              <w:smallCaps w:val="0"/>
+              <w:noProof/>
+              <w:kern w:val="2"/>
+              <w:sz w:val="24"/>
+              <w:szCs w:val="24"/>
+              <w:lang w:val="es-CL" w:eastAsia="es-CL"/>
+              <w14:ligatures w14:val="standardContextual"/>
+            </w:rPr>
+          </w:pPr>
+          <w:hyperlink w:anchor="_Toc242010650" w:history="1">
+            <w:r>
+              <w:rPr>
+                <w:rStyle w:val="Hipervnculo"/>
+                <w:noProof/>
+              </w:rPr>
+              <w:t>4.14</w:t>
+            </w:r>
+            <w:r>
+              <w:rPr>
+                <w:rFonts w:eastAsiaTheme="minorEastAsia"/>
+                <w:smallCaps w:val="0"/>
+                <w:noProof/>
+                <w:kern w:val="2"/>
+                <w:sz w:val="24"/>
+                <w:szCs w:val="24"/>
+                <w:lang w:val="es-CL" w:eastAsia="es-CL"/>
+                <w14:ligatures w14:val="standardContextual"/>
+              </w:rPr>
+              <w:tab/>
+            </w:r>
+            <w:r>
+              <w:rPr>
+                <w:rStyle w:val="Hipervnculo"/>
+                <w:noProof/>
+              </w:rPr>
+              <w:t>HU14 — Calcular los kilos netos (E3)</w:t>
+            </w:r>
+            <w:r>
+              <w:rPr>
+                <w:noProof/>
+                <w:webHidden/>
+              </w:rPr>
+              <w:tab/>
+            </w:r>
+            <w:r>
+              <w:rPr>
+                <w:noProof/>
+                <w:webHidden/>
+              </w:rPr>
+              <w:fldChar w:fldCharType="begin"/>
+            </w:r>
+            <w:r>
+              <w:rPr>
+                <w:noProof/>
+                <w:webHidden/>
+              </w:rPr>
+              <w:instrText xml:space="preserve"> PAGEREF _Toc242010650 \h </w:instrText>
+            </w:r>
+            <w:r>
+              <w:rPr>
+                <w:noProof/>
+                <w:webHidden/>
+              </w:rPr>
+            </w:r>
+            <w:r>
+              <w:rPr>
+                <w:noProof/>
+                <w:webHidden/>
+              </w:rPr>
+              <w:fldChar w:fldCharType="separate"/>
+            </w:r>
+            <w:r>
+              <w:rPr>
+                <w:noProof/>
+                <w:webHidden/>
+              </w:rPr>
+              <w:t>11</w:t>
+            </w:r>
+            <w:r>
+              <w:rPr>
+                <w:noProof/>
+                <w:webHidden/>
+              </w:rPr>
+              <w:fldChar w:fldCharType="end"/>
+            </w:r>
+          </w:hyperlink>
+        </w:p>
+        <w:p>
+          <w:pPr>
+            <w:pStyle w:val="TDC2"/>
+            <w:tabs>
+              <w:tab w:val="left" w:pos="880"/>
+              <w:tab w:val="right" w:leader="dot" w:pos="8828"/>
+            </w:tabs>
+            <w:rPr>
+              <w:rFonts w:eastAsiaTheme="minorEastAsia"/>
+              <w:smallCaps w:val="0"/>
+              <w:noProof/>
+              <w:kern w:val="2"/>
+              <w:sz w:val="24"/>
+              <w:szCs w:val="24"/>
+              <w:lang w:val="es-CL" w:eastAsia="es-CL"/>
+              <w14:ligatures w14:val="standardContextual"/>
+            </w:rPr>
+          </w:pPr>
+          <w:hyperlink w:anchor="_Toc242010651" w:history="1">
+            <w:r>
+              <w:rPr>
+                <w:rStyle w:val="Hipervnculo"/>
+                <w:noProof/>
+              </w:rPr>
+              <w:t>4.15</w:t>
+            </w:r>
+            <w:r>
+              <w:rPr>
+                <w:rFonts w:eastAsiaTheme="minorEastAsia"/>
+                <w:smallCaps w:val="0"/>
+                <w:noProof/>
+                <w:kern w:val="2"/>
+                <w:sz w:val="24"/>
+                <w:szCs w:val="24"/>
+                <w:lang w:val="es-CL" w:eastAsia="es-CL"/>
+                <w14:ligatures w14:val="standardContextual"/>
+              </w:rPr>
+              <w:tab/>
+            </w:r>
+            <w:r>
+              <w:rPr>
+                <w:rStyle w:val="Hipervnculo"/>
+                <w:noProof/>
+              </w:rPr>
+              <w:t>HU15 — Controlar el stock de bandejas (E3)</w:t>
+            </w:r>
+            <w:r>
+              <w:rPr>
+                <w:noProof/>
+                <w:webHidden/>
+              </w:rPr>
+              <w:tab/>
+            </w:r>
+            <w:r>
+              <w:rPr>
+                <w:noProof/>
+                <w:webHidden/>
+              </w:rPr>
+              <w:fldChar w:fldCharType="begin"/>
+            </w:r>
+            <w:r>
+              <w:rPr>
+                <w:noProof/>
+                <w:webHidden/>
+              </w:rPr>
+              <w:instrText xml:space="preserve"> PAGEREF _Toc242010651 \h </w:instrText>
+            </w:r>
+            <w:r>
+              <w:rPr>
+                <w:noProof/>
+                <w:webHidden/>
+              </w:rPr>
+            </w:r>
+            <w:r>
+              <w:rPr>
+                <w:noProof/>
+                <w:webHidden/>
+              </w:rPr>
+              <w:fldChar w:fldCharType="separate"/>
+            </w:r>
+            <w:r>
+              <w:rPr>
+                <w:noProof/>
+                <w:webHidden/>
+              </w:rPr>
+              <w:t>11</w:t>
+            </w:r>
+            <w:r>
+              <w:rPr>
+                <w:noProof/>
+                <w:webHidden/>
+              </w:rPr>
+              <w:fldChar w:fldCharType="end"/>
+            </w:r>
+          </w:hyperlink>
+        </w:p>
+        <w:p>
+          <w:pPr>
+            <w:pStyle w:val="TDC2"/>
+            <w:tabs>
+              <w:tab w:val="left" w:pos="880"/>
+              <w:tab w:val="right" w:leader="dot" w:pos="8828"/>
+            </w:tabs>
+            <w:rPr>
+              <w:rFonts w:eastAsiaTheme="minorEastAsia"/>
+              <w:smallCaps w:val="0"/>
+              <w:noProof/>
+              <w:kern w:val="2"/>
+              <w:sz w:val="24"/>
+              <w:szCs w:val="24"/>
+              <w:lang w:val="es-CL" w:eastAsia="es-CL"/>
+              <w14:ligatures w14:val="standardContextual"/>
+            </w:rPr>
+          </w:pPr>
+          <w:hyperlink w:anchor="_Toc242010652" w:history="1">
+            <w:r>
+              <w:rPr>
+                <w:rStyle w:val="Hipervnculo"/>
+                <w:noProof/>
+              </w:rPr>
+              <w:t>4.16</w:t>
+            </w:r>
+            <w:r>
+              <w:rPr>
+                <w:rFonts w:eastAsiaTheme="minorEastAsia"/>
+                <w:smallCaps w:val="0"/>
+                <w:noProof/>
+                <w:kern w:val="2"/>
+                <w:sz w:val="24"/>
+                <w:szCs w:val="24"/>
+                <w:lang w:val="es-CL" w:eastAsia="es-CL"/>
+                <w14:ligatures w14:val="standardContextual"/>
+              </w:rPr>
+              <w:tab/>
+            </w:r>
+            <w:r>
+              <w:rPr>
+                <w:rStyle w:val="Hipervnculo"/>
+                <w:noProof/>
+              </w:rPr>
+              <w:t>HU16 — Imprimir la tarja (E3)</w:t>
+            </w:r>
+            <w:r>
+              <w:rPr>
+                <w:noProof/>
+                <w:webHidden/>
+              </w:rPr>
+              <w:tab/>
+            </w:r>
+            <w:r>
+              <w:rPr>
+                <w:noProof/>
+                <w:webHidden/>
+              </w:rPr>
+              <w:fldChar w:fldCharType="begin"/>
+            </w:r>
+            <w:r>
+              <w:rPr>
+                <w:noProof/>
+                <w:webHidden/>
+              </w:rPr>
+              <w:instrText xml:space="preserve"> PAGEREF _Toc242010652 \h </w:instrText>
+            </w:r>
+            <w:r>
+              <w:rPr>
+                <w:noProof/>
+                <w:webHidden/>
+              </w:rPr>
+            </w:r>
+            <w:r>
+              <w:rPr>
+                <w:noProof/>
+                <w:webHidden/>
+              </w:rPr>
+              <w:fldChar w:fldCharType="separate"/>
+            </w:r>
+            <w:r>
+              <w:rPr>
+                <w:noProof/>
+                <w:webHidden/>
+              </w:rPr>
+              <w:t>12</w:t>
+            </w:r>
+            <w:r>
+              <w:rPr>
+                <w:noProof/>
+                <w:webHidden/>
+              </w:rPr>
+              <w:fldChar w:fldCharType="end"/>
+            </w:r>
+          </w:hyperlink>
+        </w:p>
+        <w:p>
+          <w:pPr>
+            <w:pStyle w:val="TDC2"/>
+            <w:tabs>
+              <w:tab w:val="left" w:pos="880"/>
+              <w:tab w:val="right" w:leader="dot" w:pos="8828"/>
+            </w:tabs>
+            <w:rPr>
+              <w:rFonts w:eastAsiaTheme="minorEastAsia"/>
+              <w:smallCaps w:val="0"/>
+              <w:noProof/>
+              <w:kern w:val="2"/>
+              <w:sz w:val="24"/>
+              <w:szCs w:val="24"/>
+              <w:lang w:val="es-CL" w:eastAsia="es-CL"/>
+              <w14:ligatures w14:val="standardContextual"/>
+            </w:rPr>
+          </w:pPr>
+          <w:hyperlink w:anchor="_Toc242010653" w:history="1">
+            <w:r>
+              <w:rPr>
+                <w:rStyle w:val="Hipervnculo"/>
+                <w:noProof/>
+              </w:rPr>
+              <w:t>4.17</w:t>
+            </w:r>
+            <w:r>
+              <w:rPr>
+                <w:rFonts w:eastAsiaTheme="minorEastAsia"/>
+                <w:smallCaps w:val="0"/>
+                <w:noProof/>
+                <w:kern w:val="2"/>
+                <w:sz w:val="24"/>
+                <w:szCs w:val="24"/>
+                <w:lang w:val="es-CL" w:eastAsia="es-CL"/>
+                <w14:ligatures w14:val="standardContextual"/>
+              </w:rPr>
+              <w:tab/>
+            </w:r>
+            <w:r>
+              <w:rPr>
+                <w:rStyle w:val="Hipervnculo"/>
+                <w:noProof/>
+              </w:rPr>
+              <w:t>HU17 — Consultar tarjas (E3)</w:t>
+            </w:r>
+            <w:r>
+              <w:rPr>
+                <w:noProof/>
+                <w:webHidden/>
+              </w:rPr>
+              <w:tab/>
+            </w:r>
+            <w:r>
+              <w:rPr>
+                <w:noProof/>
+                <w:webHidden/>
+              </w:rPr>
+              <w:fldChar w:fldCharType="begin"/>
+            </w:r>
+            <w:r>
+              <w:rPr>
+                <w:noProof/>
+                <w:webHidden/>
+              </w:rPr>
+              <w:instrText xml:space="preserve"> PAGEREF _Toc242010653 \h </w:instrText>
+            </w:r>
+            <w:r>
+              <w:rPr>
+                <w:noProof/>
+                <w:webHidden/>
+              </w:rPr>
+            </w:r>
+            <w:r>
+              <w:rPr>
+                <w:noProof/>
+                <w:webHidden/>
+              </w:rPr>
+              <w:fldChar w:fldCharType="separate"/>
+            </w:r>
+            <w:r>
+              <w:rPr>
+                <w:noProof/>
+                <w:webHidden/>
+              </w:rPr>
+              <w:t>12</w:t>
+            </w:r>
+            <w:r>
+              <w:rPr>
+                <w:noProof/>
+                <w:webHidden/>
+              </w:rPr>
+              <w:fldChar w:fldCharType="end"/>
+            </w:r>
+          </w:hyperlink>
+        </w:p>
+        <w:p>
+          <w:pPr>
+            <w:pStyle w:val="TDC2"/>
+            <w:tabs>
+              <w:tab w:val="left" w:pos="880"/>
+              <w:tab w:val="right" w:leader="dot" w:pos="8828"/>
+            </w:tabs>
+            <w:rPr>
+              <w:rFonts w:eastAsiaTheme="minorEastAsia"/>
+              <w:smallCaps w:val="0"/>
+              <w:noProof/>
+              <w:kern w:val="2"/>
+              <w:sz w:val="24"/>
+              <w:szCs w:val="24"/>
+              <w:lang w:val="es-CL" w:eastAsia="es-CL"/>
+              <w14:ligatures w14:val="standardContextual"/>
+            </w:rPr>
+          </w:pPr>
+          <w:hyperlink w:anchor="_Toc242010654" w:history="1">
+            <w:r>
+              <w:rPr>
+                <w:rStyle w:val="Hipervnculo"/>
+                <w:noProof/>
+              </w:rPr>
+              <w:t>4.18</w:t>
+            </w:r>
+            <w:r>
+              <w:rPr>
+                <w:rFonts w:eastAsiaTheme="minorEastAsia"/>
+                <w:smallCaps w:val="0"/>
+                <w:noProof/>
+                <w:kern w:val="2"/>
+                <w:sz w:val="24"/>
+                <w:szCs w:val="24"/>
+                <w:lang w:val="es-CL" w:eastAsia="es-CL"/>
+                <w14:ligatures w14:val="standardContextual"/>
+              </w:rPr>
+              <w:tab/>
+            </w:r>
+            <w:r>
+              <w:rPr>
+                <w:rStyle w:val="Hipervnculo"/>
+                <w:noProof/>
+              </w:rPr>
+              <w:t>HU18 — Registrar el procesamiento de tarjas (E4)</w:t>
+            </w:r>
+            <w:r>
+              <w:rPr>
+                <w:noProof/>
+                <w:webHidden/>
+              </w:rPr>
+              <w:tab/>
+            </w:r>
+            <w:r>
+              <w:rPr>
+                <w:noProof/>
+                <w:webHidden/>
+              </w:rPr>
+              <w:fldChar w:fldCharType="begin"/>
+            </w:r>
+            <w:r>
+              <w:rPr>
+                <w:noProof/>
+                <w:webHidden/>
+              </w:rPr>
+              <w:instrText xml:space="preserve"> PAGEREF _Toc242010654 \h </w:instrText>
+            </w:r>
+            <w:r>
+              <w:rPr>
+                <w:noProof/>
+                <w:webHidden/>
+              </w:rPr>
+            </w:r>
+            <w:r>
+              <w:rPr>
+                <w:noProof/>
+                <w:webHidden/>
+              </w:rPr>
+              <w:fldChar w:fldCharType="separate"/>
+            </w:r>
+            <w:r>
+              <w:rPr>
+                <w:noProof/>
+                <w:webHidden/>
+              </w:rPr>
+              <w:t>13</w:t>
+            </w:r>
+            <w:r>
+              <w:rPr>
+                <w:noProof/>
+                <w:webHidden/>
+              </w:rPr>
+              <w:fldChar w:fldCharType="end"/>
+            </w:r>
+          </w:hyperlink>
+        </w:p>
+        <w:p>
+          <w:pPr>
+            <w:pStyle w:val="TDC2"/>
+            <w:tabs>
+              <w:tab w:val="left" w:pos="880"/>
+              <w:tab w:val="right" w:leader="dot" w:pos="8828"/>
+            </w:tabs>
+            <w:rPr>
+              <w:rFonts w:eastAsiaTheme="minorEastAsia"/>
+              <w:smallCaps w:val="0"/>
+              <w:noProof/>
+              <w:kern w:val="2"/>
+              <w:sz w:val="24"/>
+              <w:szCs w:val="24"/>
+              <w:lang w:val="es-CL" w:eastAsia="es-CL"/>
+              <w14:ligatures w14:val="standardContextual"/>
+            </w:rPr>
+          </w:pPr>
+          <w:hyperlink w:anchor="_Toc242010655" w:history="1">
+            <w:r>
+              <w:rPr>
+                <w:rStyle w:val="Hipervnculo"/>
+                <w:noProof/>
+              </w:rPr>
+              <w:t>4.19</w:t>
+            </w:r>
+            <w:r>
+              <w:rPr>
+                <w:rFonts w:eastAsiaTheme="minorEastAsia"/>
+                <w:smallCaps w:val="0"/>
+                <w:noProof/>
+                <w:kern w:val="2"/>
+                <w:sz w:val="24"/>
+                <w:szCs w:val="24"/>
+                <w:lang w:val="es-CL" w:eastAsia="es-CL"/>
+                <w14:ligatures w14:val="standardContextual"/>
+              </w:rPr>
+              <w:tab/>
+            </w:r>
+            <w:r>
+              <w:rPr>
+                <w:rStyle w:val="Hipervnculo"/>
+                <w:noProof/>
+              </w:rPr>
+              <w:t>HU19 — Calcular el rendimiento y la merma (E4)</w:t>
+            </w:r>
+            <w:r>
+              <w:rPr>
+                <w:noProof/>
+                <w:webHidden/>
+              </w:rPr>
+              <w:tab/>
+            </w:r>
+            <w:r>
+              <w:rPr>
+                <w:noProof/>
+                <w:webHidden/>
+              </w:rPr>
+              <w:fldChar w:fldCharType="begin"/>
+            </w:r>
+            <w:r>
+              <w:rPr>
+                <w:noProof/>
+                <w:webHidden/>
+              </w:rPr>
+              <w:instrText xml:space="preserve"> PAGEREF _Toc242010655 \h </w:instrText>
+            </w:r>
+            <w:r>
+              <w:rPr>
+                <w:noProof/>
+                <w:webHidden/>
+              </w:rPr>
+            </w:r>
+            <w:r>
+              <w:rPr>
+                <w:noProof/>
+                <w:webHidden/>
+              </w:rPr>
+              <w:fldChar w:fldCharType="separate"/>
+            </w:r>
+            <w:r>
+              <w:rPr>
+                <w:noProof/>
+                <w:webHidden/>
+              </w:rPr>
+              <w:t>14</w:t>
+            </w:r>
+            <w:r>
+              <w:rPr>
+                <w:noProof/>
+                <w:webHidden/>
+              </w:rPr>
+              <w:fldChar w:fldCharType="end"/>
+            </w:r>
+          </w:hyperlink>
+        </w:p>
+        <w:p>
+          <w:pPr>
+            <w:pStyle w:val="TDC2"/>
+            <w:tabs>
+              <w:tab w:val="left" w:pos="880"/>
+              <w:tab w:val="right" w:leader="dot" w:pos="8828"/>
+            </w:tabs>
+            <w:rPr>
+              <w:rFonts w:eastAsiaTheme="minorEastAsia"/>
+              <w:smallCaps w:val="0"/>
+              <w:noProof/>
+              <w:kern w:val="2"/>
+              <w:sz w:val="24"/>
+              <w:szCs w:val="24"/>
+              <w:lang w:val="es-CL" w:eastAsia="es-CL"/>
+              <w14:ligatures w14:val="standardContextual"/>
+            </w:rPr>
+          </w:pPr>
+          <w:hyperlink w:anchor="_Toc242010656" w:history="1">
+            <w:r>
+              <w:rPr>
+                <w:rStyle w:val="Hipervnculo"/>
+                <w:noProof/>
+              </w:rPr>
+              <w:t>4.20</w:t>
+            </w:r>
+            <w:r>
+              <w:rPr>
+                <w:rFonts w:eastAsiaTheme="minorEastAsia"/>
+                <w:smallCaps w:val="0"/>
+                <w:noProof/>
+                <w:kern w:val="2"/>
+                <w:sz w:val="24"/>
+                <w:szCs w:val="24"/>
+                <w:lang w:val="es-CL" w:eastAsia="es-CL"/>
+                <w14:ligatures w14:val="standardContextual"/>
+              </w:rPr>
+              <w:tab/>
+            </w:r>
+            <w:r>
+              <w:rPr>
+                <w:rStyle w:val="Hipervnculo"/>
+                <w:noProof/>
+              </w:rPr>
+              <w:t>HU20 — Editar una tarja después de impresa (E4)</w:t>
+            </w:r>
+            <w:r>
+              <w:rPr>
+                <w:noProof/>
+                <w:webHidden/>
+              </w:rPr>
+              <w:tab/>
+            </w:r>
+            <w:r>
+              <w:rPr>
+                <w:noProof/>
+                <w:webHidden/>
+              </w:rPr>
+              <w:fldChar w:fldCharType="begin"/>
+            </w:r>
+            <w:r>
+              <w:rPr>
+                <w:noProof/>
+                <w:webHidden/>
+              </w:rPr>
+              <w:instrText xml:space="preserve"> PAGEREF _Toc242010656 \h </w:instrText>
+            </w:r>
+            <w:r>
+              <w:rPr>
+                <w:noProof/>
+                <w:webHidden/>
+              </w:rPr>
+            </w:r>
+            <w:r>
+              <w:rPr>
+                <w:noProof/>
+                <w:webHidden/>
+              </w:rPr>
+              <w:fldChar w:fldCharType="separate"/>
+            </w:r>
+            <w:r>
+              <w:rPr>
+                <w:noProof/>
+                <w:webHidden/>
+              </w:rPr>
+              <w:t>14</w:t>
+            </w:r>
+            <w:r>
+              <w:rPr>
+                <w:noProof/>
+                <w:webHidden/>
+              </w:rPr>
+              <w:fldChar w:fldCharType="end"/>
+            </w:r>
+          </w:hyperlink>
+        </w:p>
+        <w:p>
+          <w:pPr>
+            <w:pStyle w:val="TDC2"/>
+            <w:tabs>
+              <w:tab w:val="left" w:pos="880"/>
+              <w:tab w:val="right" w:leader="dot" w:pos="8828"/>
+            </w:tabs>
+            <w:rPr>
+              <w:rFonts w:eastAsiaTheme="minorEastAsia"/>
+              <w:smallCaps w:val="0"/>
+              <w:noProof/>
+              <w:kern w:val="2"/>
+              <w:sz w:val="24"/>
+              <w:szCs w:val="24"/>
+              <w:lang w:val="es-CL" w:eastAsia="es-CL"/>
+              <w14:ligatures w14:val="standardContextual"/>
+            </w:rPr>
+          </w:pPr>
+          <w:hyperlink w:anchor="_Toc242010657" w:history="1">
+            <w:r>
+              <w:rPr>
+                <w:rStyle w:val="Hipervnculo"/>
+                <w:noProof/>
+              </w:rPr>
+              <w:t>4.21</w:t>
+            </w:r>
+            <w:r>
+              <w:rPr>
+                <w:rFonts w:eastAsiaTheme="minorEastAsia"/>
+                <w:smallCaps w:val="0"/>
+                <w:noProof/>
+                <w:kern w:val="2"/>
+                <w:sz w:val="24"/>
+                <w:szCs w:val="24"/>
+                <w:lang w:val="es-CL" w:eastAsia="es-CL"/>
+                <w14:ligatures w14:val="standardContextual"/>
+              </w:rPr>
+              <w:tab/>
+            </w:r>
+            <w:r>
+              <w:rPr>
+                <w:rStyle w:val="Hipervnculo"/>
+                <w:noProof/>
+              </w:rPr>
+              <w:t>HU21 — Registrar la auditoría automáticamente (E4)</w:t>
+            </w:r>
+            <w:r>
+              <w:rPr>
+                <w:noProof/>
+                <w:webHidden/>
+              </w:rPr>
+              <w:tab/>
+            </w:r>
+            <w:r>
+              <w:rPr>
+                <w:noProof/>
+                <w:webHidden/>
+              </w:rPr>
+              <w:fldChar w:fldCharType="begin"/>
+            </w:r>
+            <w:r>
+              <w:rPr>
+                <w:noProof/>
+                <w:webHidden/>
+              </w:rPr>
+              <w:instrText xml:space="preserve"> PAGEREF _Toc242010657 \h </w:instrText>
+            </w:r>
+            <w:r>
+              <w:rPr>
+                <w:noProof/>
+                <w:webHidden/>
+              </w:rPr>
+            </w:r>
+            <w:r>
+              <w:rPr>
+                <w:noProof/>
+                <w:webHidden/>
+              </w:rPr>
+              <w:fldChar w:fldCharType="separate"/>
+            </w:r>
+            <w:r>
+              <w:rPr>
+                <w:noProof/>
+                <w:webHidden/>
+              </w:rPr>
+              <w:t>15</w:t>
+            </w:r>
+            <w:r>
+              <w:rPr>
+                <w:noProof/>
+                <w:webHidden/>
+              </w:rPr>
+              <w:fldChar w:fldCharType="end"/>
+            </w:r>
+          </w:hyperlink>
+        </w:p>
+        <w:p>
+          <w:pPr>
+            <w:pStyle w:val="TDC2"/>
+            <w:tabs>
+              <w:tab w:val="left" w:pos="880"/>
+              <w:tab w:val="right" w:leader="dot" w:pos="8828"/>
+            </w:tabs>
+            <w:rPr>
+              <w:rFonts w:eastAsiaTheme="minorEastAsia"/>
+              <w:smallCaps w:val="0"/>
+              <w:noProof/>
+              <w:kern w:val="2"/>
+              <w:sz w:val="24"/>
+              <w:szCs w:val="24"/>
+              <w:lang w:val="es-CL" w:eastAsia="es-CL"/>
+              <w14:ligatures w14:val="standardContextual"/>
+            </w:rPr>
+          </w:pPr>
+          <w:hyperlink w:anchor="_Toc242010658" w:history="1">
+            <w:r>
+              <w:rPr>
+                <w:rStyle w:val="Hipervnculo"/>
+                <w:noProof/>
+              </w:rPr>
+              <w:t>4.22</w:t>
+            </w:r>
+            <w:r>
+              <w:rPr>
+                <w:rFonts w:eastAsiaTheme="minorEastAsia"/>
+                <w:smallCaps w:val="0"/>
+                <w:noProof/>
+                <w:kern w:val="2"/>
+                <w:sz w:val="24"/>
+                <w:szCs w:val="24"/>
+                <w:lang w:val="es-CL" w:eastAsia="es-CL"/>
+                <w14:ligatures w14:val="standardContextual"/>
+              </w:rPr>
+              <w:tab/>
+            </w:r>
+            <w:r>
+              <w:rPr>
+                <w:rStyle w:val="Hipervnculo"/>
+                <w:noProof/>
+              </w:rPr>
+              <w:t>HU22 — Consultar la bitácora de auditoría (E4)</w:t>
+            </w:r>
+            <w:r>
+              <w:rPr>
+                <w:noProof/>
+                <w:webHidden/>
+              </w:rPr>
+              <w:tab/>
+            </w:r>
+            <w:r>
+              <w:rPr>
+                <w:noProof/>
+                <w:webHidden/>
+              </w:rPr>
+              <w:fldChar w:fldCharType="begin"/>
+            </w:r>
+            <w:r>
+              <w:rPr>
+                <w:noProof/>
+                <w:webHidden/>
+              </w:rPr>
+              <w:instrText xml:space="preserve"> PAGEREF _Toc242010658 \h </w:instrText>
+            </w:r>
+            <w:r>
+              <w:rPr>
+                <w:noProof/>
+                <w:webHidden/>
+              </w:rPr>
+            </w:r>
+            <w:r>
+              <w:rPr>
+                <w:noProof/>
+                <w:webHidden/>
+              </w:rPr>
+              <w:fldChar w:fldCharType="separate"/>
+            </w:r>
+            <w:r>
+              <w:rPr>
+                <w:noProof/>
+                <w:webHidden/>
+              </w:rPr>
+              <w:t>16</w:t>
+            </w:r>
+            <w:r>
+              <w:rPr>
+                <w:noProof/>
+                <w:webHidden/>
+              </w:rPr>
+              <w:fldChar w:fldCharType="end"/>
+            </w:r>
+          </w:hyperlink>
+        </w:p>
+        <w:p>
+          <w:pPr>
+            <w:pStyle w:val="TDC2"/>
+            <w:tabs>
+              <w:tab w:val="left" w:pos="880"/>
+              <w:tab w:val="right" w:leader="dot" w:pos="8828"/>
+            </w:tabs>
+            <w:rPr>
+              <w:rFonts w:eastAsiaTheme="minorEastAsia"/>
+              <w:smallCaps w:val="0"/>
+              <w:noProof/>
+              <w:kern w:val="2"/>
+              <w:sz w:val="24"/>
+              <w:szCs w:val="24"/>
+              <w:lang w:val="es-CL" w:eastAsia="es-CL"/>
+              <w14:ligatures w14:val="standardContextual"/>
+            </w:rPr>
+          </w:pPr>
+          <w:hyperlink w:anchor="_Toc242010659" w:history="1">
+            <w:r>
+              <w:rPr>
+                <w:rStyle w:val="Hipervnculo"/>
+                <w:noProof/>
+              </w:rPr>
+              <w:t>4.23</w:t>
+            </w:r>
+            <w:r>
+              <w:rPr>
+                <w:rFonts w:eastAsiaTheme="minorEastAsia"/>
+                <w:smallCaps w:val="0"/>
+                <w:noProof/>
+                <w:kern w:val="2"/>
+                <w:sz w:val="24"/>
+                <w:szCs w:val="24"/>
+                <w:lang w:val="es-CL" w:eastAsia="es-CL"/>
+                <w14:ligatures w14:val="standardContextual"/>
+              </w:rPr>
+              <w:tab/>
+            </w:r>
+            <w:r>
+              <w:rPr>
+                <w:rStyle w:val="Hipervnculo"/>
+                <w:noProof/>
+              </w:rPr>
+              <w:t>HU23 — Consultar la trazabilidad de una tarja (E4)</w:t>
+            </w:r>
+            <w:r>
+              <w:rPr>
+                <w:noProof/>
+                <w:webHidden/>
+              </w:rPr>
+              <w:tab/>
+            </w:r>
+            <w:r>
+              <w:rPr>
+                <w:noProof/>
+                <w:webHidden/>
+              </w:rPr>
+              <w:fldChar w:fldCharType="begin"/>
+            </w:r>
+            <w:r>
+              <w:rPr>
+                <w:noProof/>
+                <w:webHidden/>
+              </w:rPr>
+              <w:instrText xml:space="preserve"> PAGEREF _Toc242010659 \h </w:instrText>
+            </w:r>
+            <w:r>
+              <w:rPr>
+                <w:noProof/>
+                <w:webHidden/>
+              </w:rPr>
+            </w:r>
+            <w:r>
+              <w:rPr>
+                <w:noProof/>
+                <w:webHidden/>
+              </w:rPr>
+              <w:fldChar w:fldCharType="separate"/>
+            </w:r>
+            <w:r>
+              <w:rPr>
+                <w:noProof/>
+                <w:webHidden/>
+              </w:rPr>
+              <w:t>16</w:t>
+            </w:r>
+            <w:r>
+              <w:rPr>
+                <w:noProof/>
+                <w:webHidden/>
+              </w:rPr>
+              <w:fldChar w:fldCharType="end"/>
+            </w:r>
+          </w:hyperlink>
+        </w:p>
+        <w:p>
+          <w:pPr>
+            <w:pStyle w:val="TDC2"/>
+            <w:tabs>
+              <w:tab w:val="left" w:pos="880"/>
+              <w:tab w:val="right" w:leader="dot" w:pos="8828"/>
+            </w:tabs>
+            <w:rPr>
+              <w:rFonts w:eastAsiaTheme="minorEastAsia"/>
+              <w:smallCaps w:val="0"/>
+              <w:noProof/>
+              <w:kern w:val="2"/>
+              <w:sz w:val="24"/>
+              <w:szCs w:val="24"/>
+              <w:lang w:val="es-CL" w:eastAsia="es-CL"/>
+              <w14:ligatures w14:val="standardContextual"/>
+            </w:rPr>
+          </w:pPr>
+          <w:hyperlink w:anchor="_Toc242010660" w:history="1">
+            <w:r>
+              <w:rPr>
+                <w:rStyle w:val="Hipervnculo"/>
+                <w:noProof/>
+              </w:rPr>
+              <w:t>4.24</w:t>
+            </w:r>
+            <w:r>
+              <w:rPr>
+                <w:rFonts w:eastAsiaTheme="minorEastAsia"/>
+                <w:smallCaps w:val="0"/>
+                <w:noProof/>
+                <w:kern w:val="2"/>
+                <w:sz w:val="24"/>
+                <w:szCs w:val="24"/>
+                <w:lang w:val="es-CL" w:eastAsia="es-CL"/>
+                <w14:ligatures w14:val="standardContextual"/>
+              </w:rPr>
+              <w:tab/>
+            </w:r>
+            <w:r>
+              <w:rPr>
+                <w:rStyle w:val="Hipervnculo"/>
+                <w:noProof/>
+              </w:rPr>
+              <w:t>HU24 — Anular una tarja de recepción (E3)</w:t>
+            </w:r>
+            <w:r>
+              <w:rPr>
+                <w:noProof/>
+                <w:webHidden/>
+              </w:rPr>
+              <w:tab/>
+            </w:r>
+            <w:r>
+              <w:rPr>
+                <w:noProof/>
+                <w:webHidden/>
+              </w:rPr>
+              <w:fldChar w:fldCharType="begin"/>
+            </w:r>
+            <w:r>
+              <w:rPr>
+                <w:noProof/>
+                <w:webHidden/>
+              </w:rPr>
+              <w:instrText xml:space="preserve"> PAGEREF _Toc242010660 \h </w:instrText>
+            </w:r>
+            <w:r>
+              <w:rPr>
+                <w:noProof/>
+                <w:webHidden/>
+              </w:rPr>
+            </w:r>
+            <w:r>
+              <w:rPr>
+                <w:noProof/>
+                <w:webHidden/>
+              </w:rPr>
+              <w:fldChar w:fldCharType="separate"/>
+            </w:r>
+            <w:r>
+              <w:rPr>
+                <w:noProof/>
+                <w:webHidden/>
+              </w:rPr>
+              <w:t>16</w:t>
+            </w:r>
+            <w:r>
+              <w:rPr>
+                <w:noProof/>
+                <w:webHidden/>
+              </w:rPr>
+              <w:fldChar w:fldCharType="end"/>
+            </w:r>
+          </w:hyperlink>
+        </w:p>
+        <w:p>
+          <w:pPr>
+            <w:pStyle w:val="TDC2"/>
+            <w:tabs>
+              <w:tab w:val="left" w:pos="880"/>
+              <w:tab w:val="right" w:leader="dot" w:pos="8828"/>
+            </w:tabs>
+            <w:rPr>
+              <w:rFonts w:eastAsiaTheme="minorEastAsia"/>
+              <w:smallCaps w:val="0"/>
+              <w:noProof/>
+              <w:kern w:val="2"/>
+              <w:sz w:val="24"/>
+              <w:szCs w:val="24"/>
+              <w:lang w:val="es-CL" w:eastAsia="es-CL"/>
+              <w14:ligatures w14:val="standardContextual"/>
+            </w:rPr>
+          </w:pPr>
+          <w:hyperlink w:anchor="_Toc242010661" w:history="1">
+            <w:r>
+              <w:rPr>
+                <w:rStyle w:val="Hipervnculo"/>
+                <w:noProof/>
+              </w:rPr>
+              <w:t>4.25</w:t>
+            </w:r>
+            <w:r>
+              <w:rPr>
+                <w:rFonts w:eastAsiaTheme="minorEastAsia"/>
+                <w:smallCaps w:val="0"/>
+                <w:noProof/>
+                <w:kern w:val="2"/>
+                <w:sz w:val="24"/>
+                <w:szCs w:val="24"/>
+                <w:lang w:val="es-CL" w:eastAsia="es-CL"/>
+                <w14:ligatures w14:val="standardContextual"/>
+              </w:rPr>
+              <w:tab/>
+            </w:r>
+            <w:r>
+              <w:rPr>
+                <w:rStyle w:val="Hipervnculo"/>
+                <w:noProof/>
+              </w:rPr>
+              <w:t>HU25 — Anular un proceso (E4)</w:t>
+            </w:r>
+            <w:r>
+              <w:rPr>
+                <w:noProof/>
+                <w:webHidden/>
+              </w:rPr>
+              <w:tab/>
+            </w:r>
+            <w:r>
+              <w:rPr>
+                <w:noProof/>
+                <w:webHidden/>
+              </w:rPr>
+              <w:fldChar w:fldCharType="begin"/>
+            </w:r>
+            <w:r>
+              <w:rPr>
+                <w:noProof/>
+                <w:webHidden/>
+              </w:rPr>
+              <w:instrText xml:space="preserve"> PAGEREF _Toc242010661 \h </w:instrText>
+            </w:r>
+            <w:r>
+              <w:rPr>
+                <w:noProof/>
+                <w:webHidden/>
+              </w:rPr>
+            </w:r>
+            <w:r>
+              <w:rPr>
+                <w:noProof/>
+                <w:webHidden/>
+              </w:rPr>
+              <w:fldChar w:fldCharType="separate"/>
+            </w:r>
+            <w:r>
+              <w:rPr>
+                <w:noProof/>
+                <w:webHidden/>
+              </w:rPr>
+              <w:t>17</w:t>
             </w:r>
             <w:r>
               <w:rPr>
@@ -1766,8 +3218,7 @@
           <w:kern w:val="32"/>
         </w:rPr>
       </w:pPr>
-      <w:bookmarkStart w:id="0" w:name="_Toc33411057"/>
-      <w:bookmarkStart w:id="1" w:name="_Toc241504474"/>
+      <w:bookmarkStart w:id="0" w:name="_Toc242010634"/>
       <w:r>
         <w:rPr>
           <w:rFonts w:asciiTheme="minorHAnsi" w:eastAsia="Times New Roman" w:hAnsiTheme="minorHAnsi" w:cstheme="minorHAnsi"/>
@@ -1776,7 +3227,6 @@
         <w:t>Ficha del documento</w:t>
       </w:r>
       <w:bookmarkEnd w:id="0"/>
-      <w:bookmarkEnd w:id="1"/>
     </w:p>
     <w:p>
       <w:pPr>
@@ -1950,33 +3400,11 @@
             </w:pPr>
             <w:r>
               <w:rPr>
-                <w:rFonts w:cstheme="minorHAnsi"/>
-                <w:i/>
-                <w:color w:val="FF0000"/>
-                <w:szCs w:val="24"/>
+                <w:rFonts w:asciiTheme="minorHAnsi" w:hAnsiTheme="minorHAnsi" w:cstheme="minorHAnsi"/>
                 <w:lang w:val="es-ES" w:eastAsia="es-ES"/>
               </w:rPr>
-              <w:fldChar w:fldCharType="begin"/>
-            </w:r>
-            <w:r>
-              <w:rPr>
-                <w:rFonts w:asciiTheme="minorHAnsi" w:hAnsiTheme="minorHAnsi" w:cstheme="minorHAnsi"/>
-                <w:i/>
-                <w:color w:val="FF0000"/>
-                <w:szCs w:val="24"/>
-                <w:lang w:val="es-ES" w:eastAsia="es-ES"/>
-              </w:rPr>
-              <w:instrText>MACROBUTTON NoMacro [Fecha]</w:instrText>
-            </w:r>
-            <w:r>
-              <w:rPr>
-                <w:rFonts w:cstheme="minorHAnsi"/>
-                <w:i/>
-                <w:color w:val="FF0000"/>
-                <w:szCs w:val="24"/>
-                <w:lang w:val="es-ES" w:eastAsia="es-ES"/>
-              </w:rPr>
-              <w:fldChar w:fldCharType="end"/>
+              <w:lastRenderedPageBreak/>
+              <w:t>04/10/2026</w:t>
             </w:r>
           </w:p>
         </w:tc>
@@ -1998,33 +3426,10 @@
             </w:pPr>
             <w:r>
               <w:rPr>
-                <w:rFonts w:cstheme="minorHAnsi"/>
-                <w:i/>
-                <w:color w:val="FF0000"/>
-                <w:szCs w:val="24"/>
+                <w:rFonts w:asciiTheme="minorHAnsi" w:hAnsiTheme="minorHAnsi" w:cstheme="minorHAnsi"/>
                 <w:lang w:val="es-ES" w:eastAsia="es-ES"/>
               </w:rPr>
-              <w:fldChar w:fldCharType="begin"/>
-            </w:r>
-            <w:r>
-              <w:rPr>
-                <w:rFonts w:asciiTheme="minorHAnsi" w:hAnsiTheme="minorHAnsi" w:cstheme="minorHAnsi"/>
-                <w:i/>
-                <w:color w:val="FF0000"/>
-                <w:szCs w:val="24"/>
-                <w:lang w:val="es-ES" w:eastAsia="es-ES"/>
-              </w:rPr>
-              <w:instrText>MACROBUTTON NoMacro [Rev]</w:instrText>
-            </w:r>
-            <w:r>
-              <w:rPr>
-                <w:rFonts w:cstheme="minorHAnsi"/>
-                <w:i/>
-                <w:color w:val="FF0000"/>
-                <w:szCs w:val="24"/>
-                <w:lang w:val="es-ES" w:eastAsia="es-ES"/>
-              </w:rPr>
-              <w:fldChar w:fldCharType="end"/>
+              <w:t>01</w:t>
             </w:r>
           </w:p>
         </w:tc>
@@ -2046,33 +3451,10 @@
             </w:pPr>
             <w:r>
               <w:rPr>
-                <w:rFonts w:cstheme="minorHAnsi"/>
-                <w:i/>
-                <w:color w:val="FF0000"/>
-                <w:szCs w:val="24"/>
+                <w:rFonts w:asciiTheme="minorHAnsi" w:hAnsiTheme="minorHAnsi" w:cstheme="minorHAnsi"/>
                 <w:lang w:val="es-ES" w:eastAsia="es-ES"/>
               </w:rPr>
-              <w:fldChar w:fldCharType="begin"/>
-            </w:r>
-            <w:r>
-              <w:rPr>
-                <w:rFonts w:asciiTheme="minorHAnsi" w:hAnsiTheme="minorHAnsi" w:cstheme="minorHAnsi"/>
-                <w:i/>
-                <w:color w:val="FF0000"/>
-                <w:szCs w:val="24"/>
-                <w:lang w:val="es-ES" w:eastAsia="es-ES"/>
-              </w:rPr>
-              <w:instrText>MACROBUTTON NoMacro [Descripcion]</w:instrText>
-            </w:r>
-            <w:r>
-              <w:rPr>
-                <w:rFonts w:cstheme="minorHAnsi"/>
-                <w:i/>
-                <w:color w:val="FF0000"/>
-                <w:szCs w:val="24"/>
-                <w:lang w:val="es-ES" w:eastAsia="es-ES"/>
-              </w:rPr>
-              <w:fldChar w:fldCharType="end"/>
+              <w:t>Equipo A2D SM</w:t>
             </w:r>
           </w:p>
         </w:tc>
@@ -2094,230 +3476,10 @@
             </w:pPr>
             <w:r>
               <w:rPr>
-                <w:rFonts w:cstheme="minorHAnsi"/>
-                <w:i/>
-                <w:color w:val="FF0000"/>
-                <w:szCs w:val="24"/>
+                <w:rFonts w:asciiTheme="minorHAnsi" w:hAnsiTheme="minorHAnsi" w:cstheme="minorHAnsi"/>
                 <w:lang w:val="es-ES" w:eastAsia="es-ES"/>
               </w:rPr>
-              <w:fldChar w:fldCharType="begin"/>
-            </w:r>
-            <w:r>
-              <w:rPr>
-                <w:rFonts w:asciiTheme="minorHAnsi" w:hAnsiTheme="minorHAnsi" w:cstheme="minorHAnsi"/>
-                <w:i/>
-                <w:color w:val="FF0000"/>
-                <w:szCs w:val="24"/>
-                <w:lang w:val="es-ES" w:eastAsia="es-ES"/>
-              </w:rPr>
-              <w:instrText>MACROBUTTON NoMacro [Descripcion]</w:instrText>
-            </w:r>
-            <w:r>
-              <w:rPr>
-                <w:rFonts w:cstheme="minorHAnsi"/>
-                <w:i/>
-                <w:color w:val="FF0000"/>
-                <w:szCs w:val="24"/>
-                <w:lang w:val="es-ES" w:eastAsia="es-ES"/>
-              </w:rPr>
-              <w:fldChar w:fldCharType="end"/>
-            </w:r>
-          </w:p>
-        </w:tc>
-      </w:tr>
-      <w:tr>
-        <w:trPr>
-          <w:trHeight w:val="1134"/>
-        </w:trPr>
-        <w:tc>
-          <w:tcPr>
-            <w:tcW w:w="1188" w:type="dxa"/>
-            <w:vAlign w:val="center"/>
-          </w:tcPr>
-          <w:p>
-            <w:pPr>
-              <w:jc w:val="both"/>
-              <w:rPr>
-                <w:rFonts w:asciiTheme="minorHAnsi" w:hAnsiTheme="minorHAnsi" w:cstheme="minorHAnsi"/>
-                <w:i/>
-                <w:color w:val="FF0000"/>
-                <w:szCs w:val="24"/>
-                <w:lang w:val="es-ES" w:eastAsia="es-ES"/>
-              </w:rPr>
-            </w:pPr>
-            <w:r>
-              <w:rPr>
-                <w:rFonts w:cstheme="minorHAnsi"/>
-                <w:i/>
-                <w:color w:val="FF0000"/>
-                <w:szCs w:val="24"/>
-                <w:lang w:val="es-ES" w:eastAsia="es-ES"/>
-              </w:rPr>
-              <w:fldChar w:fldCharType="begin"/>
-            </w:r>
-            <w:r>
-              <w:rPr>
-                <w:rFonts w:asciiTheme="minorHAnsi" w:hAnsiTheme="minorHAnsi" w:cstheme="minorHAnsi"/>
-                <w:i/>
-                <w:color w:val="FF0000"/>
-                <w:szCs w:val="24"/>
-                <w:lang w:val="es-ES" w:eastAsia="es-ES"/>
-              </w:rPr>
-              <w:instrText>MACROBUTTON NoMacro [Fecha]</w:instrText>
-            </w:r>
-            <w:r>
-              <w:rPr>
-                <w:rFonts w:cstheme="minorHAnsi"/>
-                <w:i/>
-                <w:color w:val="FF0000"/>
-                <w:szCs w:val="24"/>
-                <w:lang w:val="es-ES" w:eastAsia="es-ES"/>
-              </w:rPr>
-              <w:fldChar w:fldCharType="end"/>
-            </w:r>
-          </w:p>
-        </w:tc>
-        <w:tc>
-          <w:tcPr>
-            <w:tcW w:w="1080" w:type="dxa"/>
-            <w:vAlign w:val="center"/>
-          </w:tcPr>
-          <w:p>
-            <w:pPr>
-              <w:jc w:val="both"/>
-              <w:rPr>
-                <w:rFonts w:asciiTheme="minorHAnsi" w:hAnsiTheme="minorHAnsi" w:cstheme="minorHAnsi"/>
-                <w:i/>
-                <w:color w:val="FF0000"/>
-                <w:szCs w:val="24"/>
-                <w:lang w:val="es-ES" w:eastAsia="es-ES"/>
-              </w:rPr>
-            </w:pPr>
-            <w:r>
-              <w:rPr>
-                <w:rFonts w:cstheme="minorHAnsi"/>
-                <w:i/>
-                <w:color w:val="FF0000"/>
-                <w:szCs w:val="24"/>
-                <w:lang w:val="es-ES" w:eastAsia="es-ES"/>
-              </w:rPr>
-              <w:fldChar w:fldCharType="begin"/>
-            </w:r>
-            <w:r>
-              <w:rPr>
-                <w:rFonts w:asciiTheme="minorHAnsi" w:hAnsiTheme="minorHAnsi" w:cstheme="minorHAnsi"/>
-                <w:i/>
-                <w:color w:val="FF0000"/>
-                <w:szCs w:val="24"/>
-                <w:lang w:val="es-ES" w:eastAsia="es-ES"/>
-              </w:rPr>
-              <w:instrText>MACROBUTTON NoMacro [Rev]</w:instrText>
-            </w:r>
-            <w:r>
-              <w:rPr>
-                <w:rFonts w:cstheme="minorHAnsi"/>
-                <w:i/>
-                <w:color w:val="FF0000"/>
-                <w:szCs w:val="24"/>
-                <w:lang w:val="es-ES" w:eastAsia="es-ES"/>
-              </w:rPr>
-              <w:fldChar w:fldCharType="end"/>
-            </w:r>
-          </w:p>
-        </w:tc>
-        <w:tc>
-          <w:tcPr>
-            <w:tcW w:w="3060" w:type="dxa"/>
-            <w:vAlign w:val="center"/>
-          </w:tcPr>
-          <w:p>
-            <w:pPr>
-              <w:jc w:val="both"/>
-              <w:rPr>
-                <w:rFonts w:asciiTheme="minorHAnsi" w:hAnsiTheme="minorHAnsi" w:cstheme="minorHAnsi"/>
-                <w:i/>
-                <w:color w:val="FF0000"/>
-                <w:szCs w:val="24"/>
-                <w:lang w:val="es-ES" w:eastAsia="es-ES"/>
-              </w:rPr>
-            </w:pPr>
-            <w:r>
-              <w:rPr>
-                <w:rFonts w:cstheme="minorHAnsi"/>
-                <w:i/>
-                <w:color w:val="FF0000"/>
-                <w:szCs w:val="24"/>
-                <w:lang w:val="es-ES" w:eastAsia="es-ES"/>
-              </w:rPr>
-              <w:fldChar w:fldCharType="begin"/>
-            </w:r>
-            <w:r>
-              <w:rPr>
-                <w:rFonts w:asciiTheme="minorHAnsi" w:hAnsiTheme="minorHAnsi" w:cstheme="minorHAnsi"/>
-                <w:i/>
-                <w:color w:val="FF0000"/>
-                <w:szCs w:val="24"/>
-                <w:lang w:val="es-ES" w:eastAsia="es-ES"/>
-              </w:rPr>
-              <w:instrText>MACROBUTTON NoMacro [Descripcion]</w:instrText>
-            </w:r>
-            <w:r>
-              <w:rPr>
-                <w:rFonts w:cstheme="minorHAnsi"/>
-                <w:i/>
-                <w:color w:val="FF0000"/>
-                <w:szCs w:val="24"/>
-                <w:lang w:val="es-ES" w:eastAsia="es-ES"/>
-              </w:rPr>
-              <w:fldChar w:fldCharType="end"/>
-            </w:r>
-          </w:p>
-        </w:tc>
-        <w:tc>
-          <w:tcPr>
-            <w:tcW w:w="3316" w:type="dxa"/>
-            <w:vAlign w:val="center"/>
-          </w:tcPr>
-          <w:p>
-            <w:pPr>
-              <w:jc w:val="both"/>
-              <w:rPr>
-                <w:rFonts w:asciiTheme="minorHAnsi" w:hAnsiTheme="minorHAnsi" w:cstheme="minorHAnsi"/>
-                <w:i/>
-                <w:color w:val="FF0000"/>
-                <w:szCs w:val="24"/>
-                <w:lang w:val="es-ES" w:eastAsia="es-ES"/>
-              </w:rPr>
-            </w:pPr>
-            <w:r>
-              <w:rPr>
-                <w:rFonts w:cstheme="minorHAnsi"/>
-                <w:i/>
-                <w:color w:val="FF0000"/>
-                <w:szCs w:val="24"/>
-                <w:lang w:val="es-ES" w:eastAsia="es-ES"/>
-              </w:rPr>
-              <w:fldChar w:fldCharType="begin"/>
-            </w:r>
-            <w:r>
-              <w:rPr>
-                <w:rFonts w:asciiTheme="minorHAnsi" w:hAnsiTheme="minorHAnsi" w:cstheme="minorHAnsi"/>
-                <w:i/>
-                <w:color w:val="FF0000"/>
-                <w:szCs w:val="24"/>
-                <w:lang w:val="es-ES" w:eastAsia="es-ES"/>
-              </w:rPr>
-              <w:instrText>MACROBUTTON NoMacro [Descripcion]</w:instrText>
-            </w:r>
-            <w:r>
-              <w:rPr>
-                <w:rFonts w:cstheme="minorHAnsi"/>
-                <w:i/>
-                <w:color w:val="FF0000"/>
-                <w:szCs w:val="24"/>
-                <w:lang w:val="es-ES" w:eastAsia="es-ES"/>
-              </w:rPr>
-              <w:fldChar w:fldCharType="end"/>
+              <w:t>Versión inicial: DoD de negocio y técnico de las 25 historias de usuario (E1 a E4).</w:t>
             </w:r>
           </w:p>
         </w:tc>
@@ -2450,11 +3612,11 @@
       <w:pPr>
         <w:pStyle w:val="Ttulo1"/>
       </w:pPr>
-      <w:bookmarkStart w:id="2" w:name="_Toc241504475"/>
+      <w:bookmarkStart w:id="1" w:name="_Toc242010635"/>
       <w:r>
         <w:t>Integrantes:</w:t>
       </w:r>
-      <w:bookmarkEnd w:id="2"/>
+      <w:bookmarkEnd w:id="1"/>
     </w:p>
     <w:tbl>
       <w:tblPr>
@@ -2547,6 +3709,13 @@
                 <w:lang w:val="es-ES" w:eastAsia="es-ES"/>
               </w:rPr>
             </w:pPr>
+            <w:r>
+              <w:rPr>
+                <w:rFonts w:asciiTheme="minorHAnsi" w:hAnsiTheme="minorHAnsi" w:cstheme="minorHAnsi"/>
+                <w:lang w:val="es-ES" w:eastAsia="es-ES"/>
+              </w:rPr>
+              <w:t>Alejandro Rodríguez</w:t>
+            </w:r>
           </w:p>
         </w:tc>
         <w:tc>
@@ -2564,6 +3733,13 @@
                 <w:lang w:val="es-ES" w:eastAsia="es-ES"/>
               </w:rPr>
             </w:pPr>
+            <w:r>
+              <w:rPr>
+                <w:rFonts w:asciiTheme="minorHAnsi" w:hAnsiTheme="minorHAnsi" w:cstheme="minorHAnsi"/>
+                <w:lang w:val="es-ES" w:eastAsia="es-ES"/>
+              </w:rPr>
+              <w:t>Project Manager</w:t>
+            </w:r>
           </w:p>
         </w:tc>
       </w:tr>
@@ -2586,6 +3762,13 @@
                 <w:lang w:val="es-ES" w:eastAsia="es-ES"/>
               </w:rPr>
             </w:pPr>
+            <w:r>
+              <w:rPr>
+                <w:rFonts w:asciiTheme="minorHAnsi" w:hAnsiTheme="minorHAnsi" w:cstheme="minorHAnsi"/>
+                <w:lang w:val="es-ES" w:eastAsia="es-ES"/>
+              </w:rPr>
+              <w:t>Angelo Galindo</w:t>
+            </w:r>
           </w:p>
         </w:tc>
         <w:tc>
@@ -2603,6 +3786,13 @@
                 <w:lang w:val="es-ES" w:eastAsia="es-ES"/>
               </w:rPr>
             </w:pPr>
+            <w:r>
+              <w:rPr>
+                <w:rFonts w:asciiTheme="minorHAnsi" w:hAnsiTheme="minorHAnsi" w:cstheme="minorHAnsi"/>
+                <w:lang w:val="es-ES" w:eastAsia="es-ES"/>
+              </w:rPr>
+              <w:t>QA</w:t>
+            </w:r>
           </w:p>
         </w:tc>
       </w:tr>
@@ -2625,6 +3815,13 @@
                 <w:lang w:val="es-ES" w:eastAsia="es-ES"/>
               </w:rPr>
             </w:pPr>
+            <w:r>
+              <w:rPr>
+                <w:rFonts w:asciiTheme="minorHAnsi" w:hAnsiTheme="minorHAnsi" w:cstheme="minorHAnsi"/>
+                <w:lang w:val="es-ES" w:eastAsia="es-ES"/>
+              </w:rPr>
+              <w:t>Diego Carrillo</w:t>
+            </w:r>
           </w:p>
         </w:tc>
         <w:tc>
@@ -2642,84 +3839,13 @@
                 <w:lang w:val="es-ES" w:eastAsia="es-ES"/>
               </w:rPr>
             </w:pPr>
-          </w:p>
-        </w:tc>
-      </w:tr>
-      <w:tr>
-        <w:trPr>
-          <w:trHeight w:val="465"/>
-        </w:trPr>
-        <w:tc>
-          <w:tcPr>
-            <w:tcW w:w="3539" w:type="dxa"/>
-            <w:vAlign w:val="center"/>
-          </w:tcPr>
-          <w:p>
-            <w:pPr>
-              <w:jc w:val="both"/>
-              <w:rPr>
-                <w:rFonts w:cstheme="minorHAnsi"/>
-                <w:i/>
-                <w:szCs w:val="24"/>
+            <w:r>
+              <w:rPr>
+                <w:rFonts w:asciiTheme="minorHAnsi" w:hAnsiTheme="minorHAnsi" w:cstheme="minorHAnsi"/>
                 <w:lang w:val="es-ES" w:eastAsia="es-ES"/>
               </w:rPr>
-            </w:pPr>
-          </w:p>
-        </w:tc>
-        <w:tc>
-          <w:tcPr>
-            <w:tcW w:w="5275" w:type="dxa"/>
-            <w:vAlign w:val="center"/>
-          </w:tcPr>
-          <w:p>
-            <w:pPr>
-              <w:jc w:val="both"/>
-              <w:rPr>
-                <w:rFonts w:cstheme="minorHAnsi"/>
-                <w:i/>
-                <w:szCs w:val="24"/>
-                <w:lang w:val="es-ES" w:eastAsia="es-ES"/>
-              </w:rPr>
-            </w:pPr>
-          </w:p>
-        </w:tc>
-      </w:tr>
-      <w:tr>
-        <w:trPr>
-          <w:trHeight w:val="465"/>
-        </w:trPr>
-        <w:tc>
-          <w:tcPr>
-            <w:tcW w:w="3539" w:type="dxa"/>
-            <w:vAlign w:val="center"/>
-          </w:tcPr>
-          <w:p>
-            <w:pPr>
-              <w:jc w:val="both"/>
-              <w:rPr>
-                <w:rFonts w:cstheme="minorHAnsi"/>
-                <w:i/>
-                <w:szCs w:val="24"/>
-                <w:lang w:val="es-ES" w:eastAsia="es-ES"/>
-              </w:rPr>
-            </w:pPr>
-          </w:p>
-        </w:tc>
-        <w:tc>
-          <w:tcPr>
-            <w:tcW w:w="5275" w:type="dxa"/>
-            <w:vAlign w:val="center"/>
-          </w:tcPr>
-          <w:p>
-            <w:pPr>
-              <w:jc w:val="both"/>
-              <w:rPr>
-                <w:rFonts w:cstheme="minorHAnsi"/>
-                <w:i/>
-                <w:szCs w:val="24"/>
-                <w:lang w:val="es-ES" w:eastAsia="es-ES"/>
-              </w:rPr>
-            </w:pPr>
+              <w:t>Analista de base de datos</w:t>
+            </w:r>
           </w:p>
         </w:tc>
       </w:tr>
@@ -2752,7 +3878,7 @@
           <w:rFonts w:asciiTheme="minorHAnsi" w:hAnsiTheme="minorHAnsi" w:cstheme="minorHAnsi"/>
         </w:rPr>
       </w:pPr>
-      <w:bookmarkStart w:id="3" w:name="_Toc241504476"/>
+      <w:bookmarkStart w:id="2" w:name="_Toc242010636"/>
       <w:r>
         <w:rPr>
           <w:rFonts w:asciiTheme="minorHAnsi" w:hAnsiTheme="minorHAnsi" w:cstheme="minorHAnsi"/>
@@ -2760,50 +3886,841 @@
         <w:lastRenderedPageBreak/>
         <w:t>Historias de Usuario</w:t>
       </w:r>
+      <w:bookmarkEnd w:id="2"/>
+    </w:p>
+    <w:p>
+      <w:pPr>
+        <w:rPr>
+          <w:lang w:val="es-ES" w:eastAsia="es-ES"/>
+        </w:rPr>
+      </w:pPr>
+      <w:r>
+        <w:rPr>
+          <w:lang w:val="es-ES" w:eastAsia="es-ES"/>
+        </w:rPr>
+        <w:t>El DoD de negocio de cada historia corresponde a sus criterios de aceptación del Product Backlog. Además del DoD técnico propio de cada historia, todas cumplen este DoD común:</w:t>
+      </w:r>
+    </w:p>
+    <w:p>
+      <w:pPr>
+        <w:pStyle w:val="Prrafodelista"/>
+        <w:numPr>
+          <w:ilvl w:val="0"/>
+          <w:numId w:val="15"/>
+        </w:numPr>
+        <w:rPr>
+          <w:lang w:val="es-ES" w:eastAsia="es-ES"/>
+        </w:rPr>
+      </w:pPr>
+      <w:r>
+        <w:rPr>
+          <w:lang w:val="es-ES" w:eastAsia="es-ES"/>
+        </w:rPr>
+        <w:t>El código está en GitHub (repositorio A2D_SM), con comentarios línea por línea, y fue revisado por otro integrante del equipo antes de integrarlo.</w:t>
+      </w:r>
+    </w:p>
+    <w:p>
+      <w:pPr>
+        <w:pStyle w:val="Prrafodelista"/>
+        <w:numPr>
+          <w:ilvl w:val="0"/>
+          <w:numId w:val="15"/>
+        </w:numPr>
+        <w:rPr>
+          <w:lang w:val="es-ES" w:eastAsia="es-ES"/>
+        </w:rPr>
+      </w:pPr>
+      <w:r>
+        <w:rPr>
+          <w:lang w:val="es-ES" w:eastAsia="es-ES"/>
+        </w:rPr>
+        <w:t>Las pruebas de aceptación de la historia se ejecutaron dentro de Docker y están registradas en el acta de la épica.</w:t>
+      </w:r>
+    </w:p>
+    <w:p>
+      <w:pPr>
+        <w:pStyle w:val="Prrafodelista"/>
+        <w:numPr>
+          <w:ilvl w:val="0"/>
+          <w:numId w:val="15"/>
+        </w:numPr>
+        <w:rPr>
+          <w:lang w:val="es-ES" w:eastAsia="es-ES"/>
+        </w:rPr>
+      </w:pPr>
+      <w:r>
+        <w:rPr>
+          <w:lang w:val="es-ES" w:eastAsia="es-ES"/>
+        </w:rPr>
+        <w:t>Ninguna respuesta de la API incluye password_hash ni datos que el rol no puede ver.</w:t>
+      </w:r>
+    </w:p>
+    <w:p>
+      <w:pPr>
+        <w:pStyle w:val="Prrafodelista"/>
+        <w:numPr>
+          <w:ilvl w:val="0"/>
+          <w:numId w:val="15"/>
+        </w:numPr>
+        <w:rPr>
+          <w:lang w:val="es-ES" w:eastAsia="es-ES"/>
+        </w:rPr>
+      </w:pPr>
+      <w:r>
+        <w:rPr>
+          <w:lang w:val="es-ES" w:eastAsia="es-ES"/>
+        </w:rPr>
+        <w:t>Los comandos y decisiones nuevos quedan documentados en el repositorio de avances, con fecha.</w:t>
+      </w:r>
+    </w:p>
+    <w:p>
+      <w:pPr>
+        <w:pStyle w:val="Ttulo2"/>
+      </w:pPr>
+      <w:bookmarkStart w:id="3" w:name="_Toc242010637"/>
+      <w:r>
+        <w:t>HU01 — Iniciar sesión (E1)</w:t>
+      </w:r>
       <w:bookmarkEnd w:id="3"/>
     </w:p>
     <w:p>
       <w:pPr>
+        <w:pStyle w:val="Ttulo3"/>
+      </w:pPr>
+      <w:r>
+        <w:t>Definición</w:t>
+      </w:r>
+    </w:p>
+    <w:p>
+      <w:pPr>
+        <w:rPr>
+          <w:lang w:val="es-ES" w:eastAsia="es-ES"/>
+        </w:rPr>
+      </w:pPr>
+      <w:r>
+        <w:rPr>
+          <w:lang w:val="es-ES" w:eastAsia="es-ES"/>
+        </w:rPr>
+        <w:t>Como usuario de la planta quiero iniciar sesión con mi nombre de usuario y contraseña para acceder solo a las funciones de mi área.</w:t>
+      </w:r>
+    </w:p>
+    <w:p>
+      <w:pPr>
+        <w:pStyle w:val="Ttulo3"/>
+      </w:pPr>
+      <w:r>
+        <w:t>DoD de Negocio</w:t>
+      </w:r>
+    </w:p>
+    <w:p>
+      <w:pPr>
+        <w:pStyle w:val="Prrafodelista"/>
+        <w:numPr>
+          <w:ilvl w:val="0"/>
+          <w:numId w:val="15"/>
+        </w:numPr>
+        <w:rPr>
+          <w:lang w:val="es-ES" w:eastAsia="es-ES"/>
+        </w:rPr>
+      </w:pPr>
+      <w:r>
+        <w:rPr>
+          <w:lang w:val="es-ES" w:eastAsia="es-ES"/>
+        </w:rPr>
+        <w:t>Con credenciales válidas, el sistema entrega un token de acceso y abre el menú que corresponde a mis roles.</w:t>
+      </w:r>
+    </w:p>
+    <w:p>
+      <w:pPr>
+        <w:pStyle w:val="Prrafodelista"/>
+        <w:numPr>
+          <w:ilvl w:val="0"/>
+          <w:numId w:val="15"/>
+        </w:numPr>
+        <w:rPr>
+          <w:lang w:val="es-ES" w:eastAsia="es-ES"/>
+        </w:rPr>
+      </w:pPr>
+      <w:r>
+        <w:rPr>
+          <w:lang w:val="es-ES" w:eastAsia="es-ES"/>
+        </w:rPr>
+        <w:t>Con usuario o contraseña incorrectos, el sistema muestra el mismo mensaje genérico ("Nombre de usuario o contraseña incorrectos") sin indicar cuál de los dos falló.</w:t>
+      </w:r>
+    </w:p>
+    <w:p>
+      <w:pPr>
+        <w:pStyle w:val="Prrafodelista"/>
+        <w:numPr>
+          <w:ilvl w:val="0"/>
+          <w:numId w:val="15"/>
+        </w:numPr>
+        <w:rPr>
+          <w:lang w:val="es-ES" w:eastAsia="es-ES"/>
+        </w:rPr>
+      </w:pPr>
+      <w:r>
+        <w:rPr>
+          <w:lang w:val="es-ES" w:eastAsia="es-ES"/>
+        </w:rPr>
+        <w:t>Un usuario desactivado no puede iniciar sesión, y recibe el mismo mensaje genérico (401), para no revelar qué cuentas existen.</w:t>
+      </w:r>
+    </w:p>
+    <w:p>
+      <w:pPr>
+        <w:pStyle w:val="Prrafodelista"/>
+        <w:numPr>
+          <w:ilvl w:val="0"/>
+          <w:numId w:val="15"/>
+        </w:numPr>
+        <w:rPr>
+          <w:lang w:val="es-ES" w:eastAsia="es-ES"/>
+        </w:rPr>
+      </w:pPr>
+      <w:r>
+        <w:rPr>
+          <w:lang w:val="es-ES" w:eastAsia="es-ES"/>
+        </w:rPr>
+        <w:t>Las contraseñas se guardan en la base solo como hash (bcrypt), nunca en texto plano.</w:t>
+      </w:r>
+    </w:p>
+    <w:p>
+      <w:pPr>
+        <w:pStyle w:val="Prrafodelista"/>
+        <w:numPr>
+          <w:ilvl w:val="0"/>
+          <w:numId w:val="15"/>
+        </w:numPr>
+        <w:rPr>
+          <w:lang w:val="es-ES" w:eastAsia="es-ES"/>
+        </w:rPr>
+      </w:pPr>
+      <w:r>
+        <w:rPr>
+          <w:lang w:val="es-ES" w:eastAsia="es-ES"/>
+        </w:rPr>
+        <w:t>(Etapa posterior.) Cuando el token de acceso vence, el sistema lo renueva con el token de renovación (refresh token) sin pedir de nuevo la contraseña. Mientras no exista, el token de acceso dura 30 minutos y después se vuelve a iniciar sesión.</w:t>
+      </w:r>
+    </w:p>
+    <w:p>
+      <w:pPr>
+        <w:pStyle w:val="Ttulo3"/>
+      </w:pPr>
+      <w:r>
+        <w:t>DoD Técnico</w:t>
+      </w:r>
+    </w:p>
+    <w:p>
+      <w:pPr>
+        <w:pStyle w:val="Prrafodelista"/>
+        <w:numPr>
+          <w:ilvl w:val="0"/>
+          <w:numId w:val="15"/>
+        </w:numPr>
+        <w:rPr>
+          <w:lang w:val="es-ES" w:eastAsia="es-ES"/>
+        </w:rPr>
+      </w:pPr>
+      <w:r>
+        <w:rPr>
+          <w:lang w:val="es-ES" w:eastAsia="es-ES"/>
+        </w:rPr>
+        <w:t>Endpoint POST /api/v1/auth/login en app/api/routers/auth.py; responde 401 con el mismo mensaje para usuario inexistente, desactivado o contraseña incorrecta.</w:t>
+      </w:r>
+    </w:p>
+    <w:p>
+      <w:pPr>
+        <w:pStyle w:val="Prrafodelista"/>
+        <w:numPr>
+          <w:ilvl w:val="0"/>
+          <w:numId w:val="15"/>
+        </w:numPr>
+        <w:rPr>
+          <w:lang w:val="es-ES" w:eastAsia="es-ES"/>
+        </w:rPr>
+      </w:pPr>
+      <w:r>
+        <w:rPr>
+          <w:lang w:val="es-ES" w:eastAsia="es-ES"/>
+        </w:rPr>
+        <w:t>Contraseñas con hash bcrypt y tokens JWT de 30 minutos en app/core/security.py.</w:t>
+      </w:r>
+    </w:p>
+    <w:p>
+      <w:pPr>
+        <w:pStyle w:val="Prrafodelista"/>
+        <w:numPr>
+          <w:ilvl w:val="0"/>
+          <w:numId w:val="15"/>
+        </w:numPr>
+        <w:rPr>
+          <w:lang w:val="es-ES" w:eastAsia="es-ES"/>
+        </w:rPr>
+      </w:pPr>
+      <w:r>
+        <w:rPr>
+          <w:lang w:val="es-ES" w:eastAsia="es-ES"/>
+        </w:rPr>
+        <w:t>Diagrama de secuencia de inicio de sesión (4.2.3a) documentado.</w:t>
+      </w:r>
+    </w:p>
+    <w:p>
+      <w:pPr>
+        <w:pStyle w:val="Prrafodelista"/>
+        <w:numPr>
+          <w:ilvl w:val="0"/>
+          <w:numId w:val="15"/>
+        </w:numPr>
+        <w:rPr>
+          <w:lang w:val="es-ES" w:eastAsia="es-ES"/>
+        </w:rPr>
+      </w:pPr>
+      <w:r>
+        <w:rPr>
+          <w:lang w:val="es-ES" w:eastAsia="es-ES"/>
+        </w:rPr>
+        <w:t>Pruebas registradas en Resultados_Pruebas_E1_2026-10-03.md.</w:t>
+      </w:r>
+    </w:p>
+    <w:p>
+      <w:pPr>
         <w:pStyle w:val="Ttulo2"/>
       </w:pPr>
-      <w:bookmarkStart w:id="4" w:name="_Toc238070670"/>
-      <w:bookmarkStart w:id="5" w:name="_Toc241504477"/>
-      <w:r>
-        <w:t>Historia 001</w:t>
+      <w:bookmarkStart w:id="4" w:name="_Toc242010638"/>
+      <w:r>
+        <w:t>HU02 — Consultar mi perfil y ver el menú según mi rol (E1)</w:t>
       </w:r>
       <w:bookmarkEnd w:id="4"/>
+    </w:p>
+    <w:p>
+      <w:pPr>
+        <w:pStyle w:val="Ttulo3"/>
+      </w:pPr>
+      <w:r>
+        <w:t>Definición</w:t>
+      </w:r>
+    </w:p>
+    <w:p>
+      <w:pPr>
+        <w:rPr>
+          <w:lang w:val="es-ES" w:eastAsia="es-ES"/>
+        </w:rPr>
+      </w:pPr>
+      <w:r>
+        <w:rPr>
+          <w:lang w:val="es-ES" w:eastAsia="es-ES"/>
+        </w:rPr>
+        <w:t>Como usuario autenticado quiero ver mi nombre y mis roles para confirmar con qué permisos estoy trabajando.</w:t>
+      </w:r>
+    </w:p>
+    <w:p>
+      <w:pPr>
+        <w:pStyle w:val="Ttulo3"/>
+      </w:pPr>
+      <w:r>
+        <w:lastRenderedPageBreak/>
+        <w:t>DoD de Negocio</w:t>
+      </w:r>
+    </w:p>
+    <w:p>
+      <w:pPr>
+        <w:pStyle w:val="Prrafodelista"/>
+        <w:numPr>
+          <w:ilvl w:val="0"/>
+          <w:numId w:val="15"/>
+        </w:numPr>
+        <w:rPr>
+          <w:lang w:val="es-ES" w:eastAsia="es-ES"/>
+        </w:rPr>
+      </w:pPr>
+      <w:r>
+        <w:rPr>
+          <w:lang w:val="es-ES" w:eastAsia="es-ES"/>
+        </w:rPr>
+        <w:t>La pantalla de perfil muestra nombre completo, nombre de usuario y roles, pero nunca la contraseña ni su hash.</w:t>
+      </w:r>
+    </w:p>
+    <w:p>
+      <w:pPr>
+        <w:pStyle w:val="Prrafodelista"/>
+        <w:numPr>
+          <w:ilvl w:val="0"/>
+          <w:numId w:val="15"/>
+        </w:numPr>
+        <w:rPr>
+          <w:lang w:val="es-ES" w:eastAsia="es-ES"/>
+        </w:rPr>
+      </w:pPr>
+      <w:r>
+        <w:rPr>
+          <w:lang w:val="es-ES" w:eastAsia="es-ES"/>
+        </w:rPr>
+        <w:t>El menú solo muestra las opciones permitidas para mis roles.</w:t>
+      </w:r>
+    </w:p>
+    <w:p>
+      <w:pPr>
+        <w:pStyle w:val="Prrafodelista"/>
+        <w:numPr>
+          <w:ilvl w:val="0"/>
+          <w:numId w:val="15"/>
+        </w:numPr>
+        <w:rPr>
+          <w:lang w:val="es-ES" w:eastAsia="es-ES"/>
+        </w:rPr>
+      </w:pPr>
+      <w:r>
+        <w:rPr>
+          <w:lang w:val="es-ES" w:eastAsia="es-ES"/>
+        </w:rPr>
+        <w:t>Si el token venció, el sistema me pide iniciar sesión de nuevo.</w:t>
+      </w:r>
+    </w:p>
+    <w:p>
+      <w:pPr>
+        <w:pStyle w:val="Ttulo3"/>
+      </w:pPr>
+      <w:r>
+        <w:t>DoD Técnico</w:t>
+      </w:r>
+    </w:p>
+    <w:p>
+      <w:pPr>
+        <w:pStyle w:val="Prrafodelista"/>
+        <w:numPr>
+          <w:ilvl w:val="0"/>
+          <w:numId w:val="15"/>
+        </w:numPr>
+        <w:rPr>
+          <w:lang w:val="es-ES" w:eastAsia="es-ES"/>
+        </w:rPr>
+      </w:pPr>
+      <w:r>
+        <w:rPr>
+          <w:lang w:val="es-ES" w:eastAsia="es-ES"/>
+        </w:rPr>
+        <w:t>Endpoint GET /api/v1/auth/me protegido con get_current_user; la respuesta (UsuarioOut) no incluye password_hash.</w:t>
+      </w:r>
+    </w:p>
+    <w:p>
+      <w:pPr>
+        <w:pStyle w:val="Prrafodelista"/>
+        <w:numPr>
+          <w:ilvl w:val="0"/>
+          <w:numId w:val="15"/>
+        </w:numPr>
+        <w:rPr>
+          <w:lang w:val="es-ES" w:eastAsia="es-ES"/>
+        </w:rPr>
+      </w:pPr>
+      <w:r>
+        <w:rPr>
+          <w:lang w:val="es-ES" w:eastAsia="es-ES"/>
+        </w:rPr>
+        <w:t>Frontend: sesión persistente, rutas protegidas (ProtectedRoute) y pantalla de inicio que muestra el nombre y los roles.</w:t>
+      </w:r>
+    </w:p>
+    <w:p>
+      <w:pPr>
+        <w:pStyle w:val="Prrafodelista"/>
+        <w:numPr>
+          <w:ilvl w:val="0"/>
+          <w:numId w:val="15"/>
+        </w:numPr>
+        <w:rPr>
+          <w:lang w:val="es-ES" w:eastAsia="es-ES"/>
+        </w:rPr>
+      </w:pPr>
+      <w:r>
+        <w:rPr>
+          <w:lang w:val="es-ES" w:eastAsia="es-ES"/>
+        </w:rPr>
+        <w:t>Si la API responde 401, el frontend borra el token y vuelve al inicio de sesión.</w:t>
+      </w:r>
+    </w:p>
+    <w:p>
+      <w:pPr>
+        <w:pStyle w:val="Ttulo2"/>
+      </w:pPr>
+      <w:bookmarkStart w:id="5" w:name="_Toc242010639"/>
+      <w:r>
+        <w:t>HU03 — Crear usuarios (E1)</w:t>
+      </w:r>
       <w:bookmarkEnd w:id="5"/>
     </w:p>
     <w:p>
       <w:pPr>
         <w:pStyle w:val="Ttulo3"/>
       </w:pPr>
-      <w:bookmarkStart w:id="6" w:name="_Toc238070671"/>
-      <w:bookmarkStart w:id="7" w:name="_Toc241504478"/>
       <w:r>
         <w:t>Definición</w:t>
       </w:r>
+    </w:p>
+    <w:p>
+      <w:pPr>
+        <w:rPr>
+          <w:lang w:val="es-ES" w:eastAsia="es-ES"/>
+        </w:rPr>
+      </w:pPr>
+      <w:r>
+        <w:rPr>
+          <w:lang w:val="es-ES" w:eastAsia="es-ES"/>
+        </w:rPr>
+        <w:t>Como administrador quiero crear cuentas de usuario y asignarles uno o más roles para controlar quién accede a cada función.</w:t>
+      </w:r>
+    </w:p>
+    <w:p>
+      <w:pPr>
+        <w:pStyle w:val="Ttulo3"/>
+      </w:pPr>
+      <w:r>
+        <w:t>DoD de Negocio</w:t>
+      </w:r>
+    </w:p>
+    <w:p>
+      <w:pPr>
+        <w:pStyle w:val="Prrafodelista"/>
+        <w:numPr>
+          <w:ilvl w:val="0"/>
+          <w:numId w:val="15"/>
+        </w:numPr>
+        <w:rPr>
+          <w:lang w:val="es-ES" w:eastAsia="es-ES"/>
+        </w:rPr>
+      </w:pPr>
+      <w:r>
+        <w:rPr>
+          <w:lang w:val="es-ES" w:eastAsia="es-ES"/>
+        </w:rPr>
+        <w:t>Es obligatorio asignar al menos un rol.</w:t>
+      </w:r>
+    </w:p>
+    <w:p>
+      <w:pPr>
+        <w:pStyle w:val="Prrafodelista"/>
+        <w:numPr>
+          <w:ilvl w:val="0"/>
+          <w:numId w:val="15"/>
+        </w:numPr>
+        <w:rPr>
+          <w:lang w:val="es-ES" w:eastAsia="es-ES"/>
+        </w:rPr>
+      </w:pPr>
+      <w:r>
+        <w:rPr>
+          <w:lang w:val="es-ES" w:eastAsia="es-ES"/>
+        </w:rPr>
+        <w:t>No se puede repetir un nombre de usuario ya existente.</w:t>
+      </w:r>
+    </w:p>
+    <w:p>
+      <w:pPr>
+        <w:pStyle w:val="Prrafodelista"/>
+        <w:numPr>
+          <w:ilvl w:val="0"/>
+          <w:numId w:val="15"/>
+        </w:numPr>
+        <w:rPr>
+          <w:lang w:val="es-ES" w:eastAsia="es-ES"/>
+        </w:rPr>
+      </w:pPr>
+      <w:r>
+        <w:rPr>
+          <w:lang w:val="es-ES" w:eastAsia="es-ES"/>
+        </w:rPr>
+        <w:t>La contraseña debe tener al menos 8 caracteres.</w:t>
+      </w:r>
+    </w:p>
+    <w:p>
+      <w:pPr>
+        <w:pStyle w:val="Prrafodelista"/>
+        <w:numPr>
+          <w:ilvl w:val="0"/>
+          <w:numId w:val="15"/>
+        </w:numPr>
+        <w:rPr>
+          <w:lang w:val="es-ES" w:eastAsia="es-ES"/>
+        </w:rPr>
+      </w:pPr>
+      <w:r>
+        <w:rPr>
+          <w:lang w:val="es-ES" w:eastAsia="es-ES"/>
+        </w:rPr>
+        <w:t>Un usuario que no es administrador recibe un error 403 al intentarlo.</w:t>
+      </w:r>
+    </w:p>
+    <w:p>
+      <w:pPr>
+        <w:pStyle w:val="Ttulo3"/>
+      </w:pPr>
+      <w:r>
+        <w:t>DoD Técnico</w:t>
+      </w:r>
+    </w:p>
+    <w:p>
+      <w:pPr>
+        <w:pStyle w:val="Prrafodelista"/>
+        <w:numPr>
+          <w:ilvl w:val="0"/>
+          <w:numId w:val="15"/>
+        </w:numPr>
+        <w:rPr>
+          <w:lang w:val="es-ES" w:eastAsia="es-ES"/>
+        </w:rPr>
+      </w:pPr>
+      <w:r>
+        <w:rPr>
+          <w:lang w:val="es-ES" w:eastAsia="es-ES"/>
+        </w:rPr>
+        <w:t>Endpoint POST /api/v1/auth/usuarios protegido con require_rol(ADMINISTRADOR).</w:t>
+      </w:r>
+    </w:p>
+    <w:p>
+      <w:pPr>
+        <w:pStyle w:val="Prrafodelista"/>
+        <w:numPr>
+          <w:ilvl w:val="0"/>
+          <w:numId w:val="15"/>
+        </w:numPr>
+        <w:rPr>
+          <w:lang w:val="es-ES" w:eastAsia="es-ES"/>
+        </w:rPr>
+      </w:pPr>
+      <w:r>
+        <w:rPr>
+          <w:lang w:val="es-ES" w:eastAsia="es-ES"/>
+        </w:rPr>
+        <w:t>El schema UsuarioCreate valida largos, contraseña de al menos 8 caracteres y al menos un rol; los roles repetidos se eliminan.</w:t>
+      </w:r>
+    </w:p>
+    <w:p>
+      <w:pPr>
+        <w:pStyle w:val="Prrafodelista"/>
+        <w:numPr>
+          <w:ilvl w:val="0"/>
+          <w:numId w:val="15"/>
+        </w:numPr>
+        <w:rPr>
+          <w:lang w:val="es-ES" w:eastAsia="es-ES"/>
+        </w:rPr>
+      </w:pPr>
+      <w:r>
+        <w:rPr>
+          <w:lang w:val="es-ES" w:eastAsia="es-ES"/>
+        </w:rPr>
+        <w:t>La restricción única de nombre_usuario en la base responde 409 incluso con peticiones simultáneas.</w:t>
+      </w:r>
+    </w:p>
+    <w:p>
+      <w:pPr>
+        <w:pStyle w:val="Prrafodelista"/>
+        <w:numPr>
+          <w:ilvl w:val="0"/>
+          <w:numId w:val="15"/>
+        </w:numPr>
+        <w:rPr>
+          <w:lang w:val="es-ES" w:eastAsia="es-ES"/>
+        </w:rPr>
+      </w:pPr>
+      <w:r>
+        <w:rPr>
+          <w:lang w:val="es-ES" w:eastAsia="es-ES"/>
+        </w:rPr>
+        <w:t>Modelos Usuario y UsuarioRol (N:M) en app/models/usuario.py, con sus migraciones aplicadas.</w:t>
+      </w:r>
+    </w:p>
+    <w:p>
+      <w:pPr>
+        <w:pStyle w:val="Ttulo2"/>
+      </w:pPr>
+      <w:bookmarkStart w:id="6" w:name="_Toc242010640"/>
+      <w:r>
+        <w:t>HU04 — Editar, activar y desactivar usuarios (E1)</w:t>
+      </w:r>
       <w:bookmarkEnd w:id="6"/>
+    </w:p>
+    <w:p>
+      <w:pPr>
+        <w:pStyle w:val="Ttulo3"/>
+      </w:pPr>
+      <w:r>
+        <w:t>Definición</w:t>
+      </w:r>
+    </w:p>
+    <w:p>
+      <w:pPr>
+        <w:rPr>
+          <w:lang w:val="es-ES" w:eastAsia="es-ES"/>
+        </w:rPr>
+      </w:pPr>
+      <w:r>
+        <w:rPr>
+          <w:lang w:val="es-ES" w:eastAsia="es-ES"/>
+        </w:rPr>
+        <w:t>Como administrador quiero editar los datos y roles de un usuario, y activarlo o desactivarlo, para mantener el acceso al día sin perder su historial.</w:t>
+      </w:r>
+    </w:p>
+    <w:p>
+      <w:pPr>
+        <w:pStyle w:val="Ttulo3"/>
+      </w:pPr>
+      <w:r>
+        <w:t>DoD de Negocio</w:t>
+      </w:r>
+    </w:p>
+    <w:p>
+      <w:pPr>
+        <w:pStyle w:val="Prrafodelista"/>
+        <w:numPr>
+          <w:ilvl w:val="0"/>
+          <w:numId w:val="15"/>
+        </w:numPr>
+        <w:rPr>
+          <w:lang w:val="es-ES" w:eastAsia="es-ES"/>
+        </w:rPr>
+      </w:pPr>
+      <w:r>
+        <w:rPr>
+          <w:lang w:val="es-ES" w:eastAsia="es-ES"/>
+        </w:rPr>
+        <w:t>Puedo cambiar el nombre completo, los roles y el estado activo por separado.</w:t>
+      </w:r>
+    </w:p>
+    <w:p>
+      <w:pPr>
+        <w:pStyle w:val="Prrafodelista"/>
+        <w:numPr>
+          <w:ilvl w:val="0"/>
+          <w:numId w:val="15"/>
+        </w:numPr>
+        <w:rPr>
+          <w:lang w:val="es-ES" w:eastAsia="es-ES"/>
+        </w:rPr>
+      </w:pPr>
+      <w:r>
+        <w:rPr>
+          <w:lang w:val="es-ES" w:eastAsia="es-ES"/>
+        </w:rPr>
+        <w:lastRenderedPageBreak/>
+        <w:t>Al desactivar un usuario, este deja de poder iniciar sesión, pero sus registros siguen existiendo.</w:t>
+      </w:r>
+    </w:p>
+    <w:p>
+      <w:pPr>
+        <w:pStyle w:val="Prrafodelista"/>
+        <w:numPr>
+          <w:ilvl w:val="0"/>
+          <w:numId w:val="15"/>
+        </w:numPr>
+        <w:rPr>
+          <w:lang w:val="es-ES" w:eastAsia="es-ES"/>
+        </w:rPr>
+      </w:pPr>
+      <w:r>
+        <w:rPr>
+          <w:lang w:val="es-ES" w:eastAsia="es-ES"/>
+        </w:rPr>
+        <w:t>Una edición no puede dejar a un usuario sin ningún rol.</w:t>
+      </w:r>
+    </w:p>
+    <w:p>
+      <w:pPr>
+        <w:pStyle w:val="Ttulo3"/>
+      </w:pPr>
+      <w:r>
+        <w:t>DoD Técnico</w:t>
+      </w:r>
+    </w:p>
+    <w:p>
+      <w:pPr>
+        <w:pStyle w:val="Prrafodelista"/>
+        <w:numPr>
+          <w:ilvl w:val="0"/>
+          <w:numId w:val="15"/>
+        </w:numPr>
+        <w:rPr>
+          <w:lang w:val="es-ES" w:eastAsia="es-ES"/>
+        </w:rPr>
+      </w:pPr>
+      <w:r>
+        <w:rPr>
+          <w:lang w:val="es-ES" w:eastAsia="es-ES"/>
+        </w:rPr>
+        <w:t>Endpoint PUT /api/v1/auth/usuarios/{id} protegido con require_rol(ADMINISTRADOR); solo cambia los campos enviados.</w:t>
+      </w:r>
+    </w:p>
+    <w:p>
+      <w:pPr>
+        <w:pStyle w:val="Prrafodelista"/>
+        <w:numPr>
+          <w:ilvl w:val="0"/>
+          <w:numId w:val="15"/>
+        </w:numPr>
+        <w:rPr>
+          <w:lang w:val="es-ES" w:eastAsia="es-ES"/>
+        </w:rPr>
+      </w:pPr>
+      <w:r>
+        <w:rPr>
+          <w:lang w:val="es-ES" w:eastAsia="es-ES"/>
+        </w:rPr>
+        <w:t>Un administrador no puede desactivarse ni quitarse el rol administrador a sí mismo.</w:t>
+      </w:r>
+    </w:p>
+    <w:p>
+      <w:pPr>
+        <w:pStyle w:val="Prrafodelista"/>
+        <w:numPr>
+          <w:ilvl w:val="0"/>
+          <w:numId w:val="15"/>
+        </w:numPr>
+        <w:rPr>
+          <w:lang w:val="es-ES" w:eastAsia="es-ES"/>
+        </w:rPr>
+      </w:pPr>
+      <w:r>
+        <w:rPr>
+          <w:lang w:val="es-ES" w:eastAsia="es-ES"/>
+        </w:rPr>
+        <w:t>Pruebas complementarias registradas en Pruebas_Pendientes_E1_2026-10-03.md.</w:t>
+      </w:r>
+    </w:p>
+    <w:p>
+      <w:pPr>
+        <w:pStyle w:val="Ttulo2"/>
+      </w:pPr>
+      <w:bookmarkStart w:id="7" w:name="_Toc242010641"/>
+      <w:r>
+        <w:t>HU05 — Listar usuarios (E1)</w:t>
+      </w:r>
       <w:bookmarkEnd w:id="7"/>
     </w:p>
     <w:p>
       <w:pPr>
-        <w:rPr>
-          <w:lang w:val="es-ES" w:eastAsia="es-ES"/>
-        </w:rPr>
-      </w:pPr>
-      <w:r>
-        <w:rPr>
-          <w:lang w:val="es-ES" w:eastAsia="es-ES"/>
-        </w:rPr>
-        <w:t>Como [ACTOR] quiero [ACCION A REALZIAR] para [OBJETIVO].</w:t>
-      </w:r>
-    </w:p>
-    <w:p>
-      <w:pPr>
         <w:pStyle w:val="Ttulo3"/>
       </w:pPr>
       <w:r>
+        <w:t>Definición</w:t>
+      </w:r>
+    </w:p>
+    <w:p>
+      <w:pPr>
+        <w:rPr>
+          <w:lang w:val="es-ES" w:eastAsia="es-ES"/>
+        </w:rPr>
+      </w:pPr>
+      <w:r>
+        <w:rPr>
+          <w:lang w:val="es-ES" w:eastAsia="es-ES"/>
+        </w:rPr>
+        <w:t>Como administrador quiero ver la lista de usuarios con sus roles y su estado para revisar quién tiene acceso al sistema.</w:t>
+      </w:r>
+    </w:p>
+    <w:p>
+      <w:pPr>
+        <w:pStyle w:val="Ttulo3"/>
+      </w:pPr>
+      <w:r>
         <w:t>DoD de Negocio</w:t>
       </w:r>
     </w:p>
@@ -2822,93 +4739,43 @@
         <w:rPr>
           <w:lang w:val="es-ES" w:eastAsia="es-ES"/>
         </w:rPr>
-        <w:t>El sistema debe hacer A</w:t>
-      </w:r>
-    </w:p>
-    <w:p>
-      <w:pPr>
-        <w:pStyle w:val="Prrafodelista"/>
-        <w:numPr>
-          <w:ilvl w:val="0"/>
-          <w:numId w:val="15"/>
-        </w:numPr>
-        <w:rPr>
-          <w:lang w:val="es-ES" w:eastAsia="es-ES"/>
-        </w:rPr>
-      </w:pPr>
-      <w:r>
-        <w:rPr>
-          <w:lang w:val="es-ES" w:eastAsia="es-ES"/>
-        </w:rPr>
-        <w:t>El sistema debe hacer B</w:t>
-      </w:r>
-    </w:p>
-    <w:p>
-      <w:pPr>
-        <w:pStyle w:val="Prrafodelista"/>
-        <w:numPr>
-          <w:ilvl w:val="0"/>
-          <w:numId w:val="15"/>
-        </w:numPr>
-        <w:rPr>
-          <w:lang w:val="es-ES" w:eastAsia="es-ES"/>
-        </w:rPr>
-      </w:pPr>
-      <w:r>
-        <w:rPr>
-          <w:lang w:val="es-ES" w:eastAsia="es-ES"/>
-        </w:rPr>
-        <w:t>El sistema no debe hacer C</w:t>
-      </w:r>
-    </w:p>
-    <w:p>
-      <w:pPr>
-        <w:pStyle w:val="Prrafodelista"/>
-        <w:numPr>
-          <w:ilvl w:val="0"/>
-          <w:numId w:val="15"/>
-        </w:numPr>
-        <w:rPr>
-          <w:lang w:val="es-ES" w:eastAsia="es-ES"/>
-        </w:rPr>
-      </w:pPr>
-      <w:r>
-        <w:rPr>
-          <w:lang w:val="es-ES" w:eastAsia="es-ES"/>
-        </w:rPr>
-        <w:t xml:space="preserve">En caso de excepciones de tipo </w:t>
-      </w:r>
-      <w:proofErr w:type="spellStart"/>
-      <w:r>
-        <w:rPr>
-          <w:lang w:val="es-ES" w:eastAsia="es-ES"/>
-        </w:rPr>
-        <w:t>D el</w:t>
-      </w:r>
-      <w:proofErr w:type="spellEnd"/>
-      <w:r>
-        <w:rPr>
-          <w:lang w:val="es-ES" w:eastAsia="es-ES"/>
-        </w:rPr>
-        <w:t xml:space="preserve"> sistema debe realizar E.</w:t>
-      </w:r>
-    </w:p>
-    <w:p>
-      <w:pPr>
-        <w:pStyle w:val="Prrafodelista"/>
-        <w:numPr>
-          <w:ilvl w:val="0"/>
-          <w:numId w:val="15"/>
-        </w:numPr>
-        <w:rPr>
-          <w:lang w:val="es-ES" w:eastAsia="es-ES"/>
-        </w:rPr>
-      </w:pPr>
-      <w:r>
-        <w:rPr>
-          <w:lang w:val="es-ES" w:eastAsia="es-ES"/>
-        </w:rPr>
-        <w:t>Etc.</w:t>
+        <w:t>La lista muestra nombre de usuario, nombre completo, roles y estado.</w:t>
+      </w:r>
+    </w:p>
+    <w:p>
+      <w:pPr>
+        <w:pStyle w:val="Prrafodelista"/>
+        <w:numPr>
+          <w:ilvl w:val="0"/>
+          <w:numId w:val="15"/>
+        </w:numPr>
+        <w:rPr>
+          <w:lang w:val="es-ES" w:eastAsia="es-ES"/>
+        </w:rPr>
+      </w:pPr>
+      <w:r>
+        <w:rPr>
+          <w:lang w:val="es-ES" w:eastAsia="es-ES"/>
+        </w:rPr>
+        <w:t>Puedo filtrar por estado (activo o inactivo).</w:t>
+      </w:r>
+    </w:p>
+    <w:p>
+      <w:pPr>
+        <w:pStyle w:val="Prrafodelista"/>
+        <w:numPr>
+          <w:ilvl w:val="0"/>
+          <w:numId w:val="15"/>
+        </w:numPr>
+        <w:rPr>
+          <w:lang w:val="es-ES" w:eastAsia="es-ES"/>
+        </w:rPr>
+      </w:pPr>
+      <w:r>
+        <w:rPr>
+          <w:lang w:val="es-ES" w:eastAsia="es-ES"/>
+        </w:rPr>
+        <w:t>Solo el administrador puede ver esta lista.</w:t>
       </w:r>
     </w:p>
     <w:p>
@@ -2924,67 +4791,219 @@
         <w:pStyle w:val="Prrafodelista"/>
         <w:numPr>
           <w:ilvl w:val="0"/>
-          <w:numId w:val="16"/>
-        </w:numPr>
-      </w:pPr>
-      <w:r>
-        <w:t xml:space="preserve">El modelo de datos asociado al requerimiento </w:t>
-      </w:r>
-      <w:proofErr w:type="spellStart"/>
-      <w:r>
-        <w:t>esta</w:t>
-      </w:r>
-      <w:proofErr w:type="spellEnd"/>
-      <w:r>
-        <w:t xml:space="preserve"> documentado.</w:t>
-      </w:r>
-    </w:p>
-    <w:p>
-      <w:pPr>
-        <w:pStyle w:val="Prrafodelista"/>
-        <w:numPr>
-          <w:ilvl w:val="0"/>
-          <w:numId w:val="16"/>
-        </w:numPr>
-      </w:pPr>
-      <w:r>
-        <w:t>El código se encuentra subido al GitHub y con su validación de pares.</w:t>
-      </w:r>
-    </w:p>
-    <w:p>
-      <w:pPr>
-        <w:pStyle w:val="Prrafodelista"/>
-        <w:numPr>
-          <w:ilvl w:val="0"/>
-          <w:numId w:val="16"/>
-        </w:numPr>
-      </w:pPr>
-      <w:r>
-        <w:t>Los diagramas X y Z se encuentran documentados.</w:t>
-      </w:r>
-    </w:p>
-    <w:p>
-      <w:pPr>
-        <w:pStyle w:val="Prrafodelista"/>
-        <w:numPr>
-          <w:ilvl w:val="0"/>
-          <w:numId w:val="16"/>
-        </w:numPr>
-      </w:pPr>
-      <w:r>
-        <w:t>Etc.</w:t>
+          <w:numId w:val="15"/>
+        </w:numPr>
+        <w:rPr>
+          <w:lang w:val="es-ES" w:eastAsia="es-ES"/>
+        </w:rPr>
+      </w:pPr>
+      <w:r>
+        <w:rPr>
+          <w:lang w:val="es-ES" w:eastAsia="es-ES"/>
+        </w:rPr>
+        <w:t>Endpoint GET /api/v1/auth/usuarios protegido con require_rol(ADMINISTRADOR); la respuesta no incluye password_hash.</w:t>
+      </w:r>
+    </w:p>
+    <w:p>
+      <w:pPr>
+        <w:pStyle w:val="Prrafodelista"/>
+        <w:numPr>
+          <w:ilvl w:val="0"/>
+          <w:numId w:val="15"/>
+        </w:numPr>
+        <w:rPr>
+          <w:lang w:val="es-ES" w:eastAsia="es-ES"/>
+        </w:rPr>
+      </w:pPr>
+      <w:r>
+        <w:rPr>
+          <w:lang w:val="es-ES" w:eastAsia="es-ES"/>
+        </w:rPr>
+        <w:t>La pantalla está en el frontend React y consume solo la API; nunca accede a la base de datos.</w:t>
       </w:r>
     </w:p>
     <w:p>
       <w:pPr>
         <w:pStyle w:val="Ttulo2"/>
       </w:pPr>
-      <w:bookmarkStart w:id="8" w:name="_Toc238070673"/>
-      <w:bookmarkStart w:id="9" w:name="_Toc241504480"/>
-      <w:r>
-        <w:t>Historia 002</w:t>
+      <w:bookmarkStart w:id="8" w:name="_Toc242010642"/>
+      <w:r>
+        <w:t>HU06 — Restringir el acceso por rol (E1)</w:t>
       </w:r>
       <w:bookmarkEnd w:id="8"/>
+    </w:p>
+    <w:p>
+      <w:pPr>
+        <w:pStyle w:val="Ttulo3"/>
+      </w:pPr>
+      <w:r>
+        <w:t>Definición</w:t>
+      </w:r>
+    </w:p>
+    <w:p>
+      <w:pPr>
+        <w:rPr>
+          <w:lang w:val="es-ES" w:eastAsia="es-ES"/>
+        </w:rPr>
+      </w:pPr>
+      <w:r>
+        <w:rPr>
+          <w:lang w:val="es-ES" w:eastAsia="es-ES"/>
+        </w:rPr>
+        <w:t>Como administrador quiero que cada función del sistema exija el rol correspondiente para que nadie pueda modificar información de otra área.</w:t>
+      </w:r>
+    </w:p>
+    <w:p>
+      <w:pPr>
+        <w:pStyle w:val="Ttulo3"/>
+      </w:pPr>
+      <w:r>
+        <w:t>DoD de Negocio</w:t>
+      </w:r>
+    </w:p>
+    <w:p>
+      <w:pPr>
+        <w:pStyle w:val="Prrafodelista"/>
+        <w:numPr>
+          <w:ilvl w:val="0"/>
+          <w:numId w:val="15"/>
+        </w:numPr>
+        <w:rPr>
+          <w:lang w:val="es-ES" w:eastAsia="es-ES"/>
+        </w:rPr>
+      </w:pPr>
+      <w:r>
+        <w:rPr>
+          <w:lang w:val="es-ES" w:eastAsia="es-ES"/>
+        </w:rPr>
+        <w:t>Una petición sin token o con un token inválido recibe un error 401.</w:t>
+      </w:r>
+    </w:p>
+    <w:p>
+      <w:pPr>
+        <w:pStyle w:val="Prrafodelista"/>
+        <w:numPr>
+          <w:ilvl w:val="0"/>
+          <w:numId w:val="15"/>
+        </w:numPr>
+        <w:rPr>
+          <w:lang w:val="es-ES" w:eastAsia="es-ES"/>
+        </w:rPr>
+      </w:pPr>
+      <w:r>
+        <w:rPr>
+          <w:lang w:val="es-ES" w:eastAsia="es-ES"/>
+        </w:rPr>
+        <w:t>Una petición con un rol no permitido recibe un error 403, sin mostrar ningún dato parcial.</w:t>
+      </w:r>
+    </w:p>
+    <w:p>
+      <w:pPr>
+        <w:pStyle w:val="Prrafodelista"/>
+        <w:numPr>
+          <w:ilvl w:val="0"/>
+          <w:numId w:val="15"/>
+        </w:numPr>
+        <w:rPr>
+          <w:lang w:val="es-ES" w:eastAsia="es-ES"/>
+        </w:rPr>
+      </w:pPr>
+      <w:r>
+        <w:rPr>
+          <w:lang w:val="es-ES" w:eastAsia="es-ES"/>
+        </w:rPr>
+        <w:t>Los permisos se revisan contra la base de datos en cada petición, no solo contra el contenido del token.</w:t>
+      </w:r>
+    </w:p>
+    <w:p>
+      <w:pPr>
+        <w:pStyle w:val="Prrafodelista"/>
+        <w:numPr>
+          <w:ilvl w:val="0"/>
+          <w:numId w:val="15"/>
+        </w:numPr>
+        <w:rPr>
+          <w:lang w:val="es-ES" w:eastAsia="es-ES"/>
+        </w:rPr>
+      </w:pPr>
+      <w:r>
+        <w:rPr>
+          <w:lang w:val="es-ES" w:eastAsia="es-ES"/>
+        </w:rPr>
+        <w:t>Ningún cliente se conecta directamente a la base de datos: todo pasa por la API.</w:t>
+      </w:r>
+    </w:p>
+    <w:p>
+      <w:pPr>
+        <w:pStyle w:val="Ttulo3"/>
+      </w:pPr>
+      <w:r>
+        <w:lastRenderedPageBreak/>
+        <w:t>DoD Técnico</w:t>
+      </w:r>
+    </w:p>
+    <w:p>
+      <w:pPr>
+        <w:pStyle w:val="Prrafodelista"/>
+        <w:numPr>
+          <w:ilvl w:val="0"/>
+          <w:numId w:val="15"/>
+        </w:numPr>
+        <w:rPr>
+          <w:lang w:val="es-ES" w:eastAsia="es-ES"/>
+        </w:rPr>
+      </w:pPr>
+      <w:r>
+        <w:rPr>
+          <w:lang w:val="es-ES" w:eastAsia="es-ES"/>
+        </w:rPr>
+        <w:t>Dependencias get_current_user, require_rol (rol mínimo) y require_roles (lista exacta) en app/api/deps.py; los permisos se consultan en la base en cada petición.</w:t>
+      </w:r>
+    </w:p>
+    <w:p>
+      <w:pPr>
+        <w:pStyle w:val="Prrafodelista"/>
+        <w:numPr>
+          <w:ilvl w:val="0"/>
+          <w:numId w:val="15"/>
+        </w:numPr>
+        <w:rPr>
+          <w:lang w:val="es-ES" w:eastAsia="es-ES"/>
+        </w:rPr>
+      </w:pPr>
+      <w:r>
+        <w:rPr>
+          <w:lang w:val="es-ES" w:eastAsia="es-ES"/>
+        </w:rPr>
+        <w:t>Pruebas automáticas de deps.py en tests/probar_deps.py (15 casos).</w:t>
+      </w:r>
+    </w:p>
+    <w:p>
+      <w:pPr>
+        <w:pStyle w:val="Prrafodelista"/>
+        <w:numPr>
+          <w:ilvl w:val="0"/>
+          <w:numId w:val="15"/>
+        </w:numPr>
+        <w:rPr>
+          <w:lang w:val="es-ES" w:eastAsia="es-ES"/>
+        </w:rPr>
+      </w:pPr>
+      <w:r>
+        <w:rPr>
+          <w:lang w:val="es-ES" w:eastAsia="es-ES"/>
+        </w:rPr>
+        <w:t>La API solo acepta el origen del frontend (CORS) y SQL Server no se publica fuera de Docker en producción.</w:t>
+      </w:r>
+    </w:p>
+    <w:p>
+      <w:pPr>
+        <w:pStyle w:val="Ttulo2"/>
+      </w:pPr>
+      <w:bookmarkStart w:id="9" w:name="_Toc242010643"/>
+      <w:r>
+        <w:t>HU07 — Gestionar productores (E2)</w:t>
+      </w:r>
       <w:bookmarkEnd w:id="9"/>
     </w:p>
     <w:p>
@@ -3005,7 +5024,7 @@
         <w:rPr>
           <w:lang w:val="es-ES" w:eastAsia="es-ES"/>
         </w:rPr>
-        <w:t>Como [ACTOR] quiero [ACCION A REALZIAR] para [OBJETIVO].</w:t>
+        <w:t>Como administrador quiero registrar, editar y desactivar productores para que las recepciones solo se hagan a productores válidos.</w:t>
       </w:r>
     </w:p>
     <w:p>
@@ -3031,93 +5050,61 @@
         <w:rPr>
           <w:lang w:val="es-ES" w:eastAsia="es-ES"/>
         </w:rPr>
-        <w:t>El sistema debe hacer A</w:t>
-      </w:r>
-    </w:p>
-    <w:p>
-      <w:pPr>
-        <w:pStyle w:val="Prrafodelista"/>
-        <w:numPr>
-          <w:ilvl w:val="0"/>
-          <w:numId w:val="15"/>
-        </w:numPr>
-        <w:rPr>
-          <w:lang w:val="es-ES" w:eastAsia="es-ES"/>
-        </w:rPr>
-      </w:pPr>
-      <w:r>
-        <w:rPr>
-          <w:lang w:val="es-ES" w:eastAsia="es-ES"/>
-        </w:rPr>
-        <w:t>El sistema debe hacer B</w:t>
-      </w:r>
-    </w:p>
-    <w:p>
-      <w:pPr>
-        <w:pStyle w:val="Prrafodelista"/>
-        <w:numPr>
-          <w:ilvl w:val="0"/>
-          <w:numId w:val="15"/>
-        </w:numPr>
-        <w:rPr>
-          <w:lang w:val="es-ES" w:eastAsia="es-ES"/>
-        </w:rPr>
-      </w:pPr>
-      <w:r>
-        <w:rPr>
-          <w:lang w:val="es-ES" w:eastAsia="es-ES"/>
-        </w:rPr>
-        <w:t>El sistema no debe hacer C</w:t>
-      </w:r>
-    </w:p>
-    <w:p>
-      <w:pPr>
-        <w:pStyle w:val="Prrafodelista"/>
-        <w:numPr>
-          <w:ilvl w:val="0"/>
-          <w:numId w:val="15"/>
-        </w:numPr>
-        <w:rPr>
-          <w:lang w:val="es-ES" w:eastAsia="es-ES"/>
-        </w:rPr>
-      </w:pPr>
-      <w:r>
-        <w:rPr>
-          <w:lang w:val="es-ES" w:eastAsia="es-ES"/>
-        </w:rPr>
-        <w:t xml:space="preserve">En caso de excepciones de tipo </w:t>
-      </w:r>
-      <w:proofErr w:type="spellStart"/>
-      <w:r>
-        <w:rPr>
-          <w:lang w:val="es-ES" w:eastAsia="es-ES"/>
-        </w:rPr>
-        <w:t>D el</w:t>
-      </w:r>
-      <w:proofErr w:type="spellEnd"/>
-      <w:r>
-        <w:rPr>
-          <w:lang w:val="es-ES" w:eastAsia="es-ES"/>
-        </w:rPr>
-        <w:t xml:space="preserve"> sistema debe realizar E.</w:t>
-      </w:r>
-    </w:p>
-    <w:p>
-      <w:pPr>
-        <w:pStyle w:val="Prrafodelista"/>
-        <w:numPr>
-          <w:ilvl w:val="0"/>
-          <w:numId w:val="15"/>
-        </w:numPr>
-        <w:rPr>
-          <w:lang w:val="es-ES" w:eastAsia="es-ES"/>
-        </w:rPr>
-      </w:pPr>
-      <w:r>
-        <w:rPr>
-          <w:lang w:val="es-ES" w:eastAsia="es-ES"/>
-        </w:rPr>
-        <w:t>Etc.</w:t>
+        <w:t>El RUT se valida con el dígito verificador (Módulo 11) al ingresarlo.</w:t>
+      </w:r>
+    </w:p>
+    <w:p>
+      <w:pPr>
+        <w:pStyle w:val="Prrafodelista"/>
+        <w:numPr>
+          <w:ilvl w:val="0"/>
+          <w:numId w:val="15"/>
+        </w:numPr>
+        <w:rPr>
+          <w:lang w:val="es-ES" w:eastAsia="es-ES"/>
+        </w:rPr>
+      </w:pPr>
+      <w:r>
+        <w:rPr>
+          <w:lang w:val="es-ES" w:eastAsia="es-ES"/>
+        </w:rPr>
+        <w:t>No se permiten dos productores con el mismo RUT.</w:t>
+      </w:r>
+    </w:p>
+    <w:p>
+      <w:pPr>
+        <w:pStyle w:val="Prrafodelista"/>
+        <w:numPr>
+          <w:ilvl w:val="0"/>
+          <w:numId w:val="15"/>
+        </w:numPr>
+        <w:rPr>
+          <w:lang w:val="es-ES" w:eastAsia="es-ES"/>
+        </w:rPr>
+      </w:pPr>
+      <w:r>
+        <w:rPr>
+          <w:lang w:val="es-ES" w:eastAsia="es-ES"/>
+        </w:rPr>
+        <w:t>Un productor desactivado no aparece en recepción, pero su historial se conserva.</w:t>
+      </w:r>
+    </w:p>
+    <w:p>
+      <w:pPr>
+        <w:pStyle w:val="Prrafodelista"/>
+        <w:numPr>
+          <w:ilvl w:val="0"/>
+          <w:numId w:val="15"/>
+        </w:numPr>
+        <w:rPr>
+          <w:lang w:val="es-ES" w:eastAsia="es-ES"/>
+        </w:rPr>
+      </w:pPr>
+      <w:r>
+        <w:rPr>
+          <w:lang w:val="es-ES" w:eastAsia="es-ES"/>
+        </w:rPr>
+        <w:t>Cada creación o edición queda registrada en la auditoría.</w:t>
       </w:r>
     </w:p>
     <w:p>
@@ -3133,55 +5120,3664 @@
         <w:pStyle w:val="Prrafodelista"/>
         <w:numPr>
           <w:ilvl w:val="0"/>
-          <w:numId w:val="16"/>
-        </w:numPr>
-      </w:pPr>
-      <w:r>
-        <w:t xml:space="preserve">El modelo de datos asociado al requerimiento </w:t>
-      </w:r>
-      <w:proofErr w:type="spellStart"/>
-      <w:r>
-        <w:t>esta</w:t>
-      </w:r>
-      <w:proofErr w:type="spellEnd"/>
-      <w:r>
-        <w:t xml:space="preserve"> documentado.</w:t>
-      </w:r>
-    </w:p>
-    <w:p>
-      <w:pPr>
-        <w:pStyle w:val="Prrafodelista"/>
-        <w:numPr>
-          <w:ilvl w:val="0"/>
-          <w:numId w:val="16"/>
-        </w:numPr>
-      </w:pPr>
-      <w:r>
-        <w:t>El código se encuentra subido al GitHub y con su validación de pares.</w:t>
-      </w:r>
-    </w:p>
-    <w:p>
-      <w:pPr>
-        <w:pStyle w:val="Prrafodelista"/>
-        <w:numPr>
-          <w:ilvl w:val="0"/>
-          <w:numId w:val="16"/>
-        </w:numPr>
-      </w:pPr>
-      <w:r>
-        <w:t>Los diagramas X y Z se encuentran documentados.</w:t>
-      </w:r>
-    </w:p>
-    <w:p>
-      <w:pPr>
-        <w:pStyle w:val="Prrafodelista"/>
-        <w:numPr>
-          <w:ilvl w:val="0"/>
-          <w:numId w:val="16"/>
-        </w:numPr>
-      </w:pPr>
-      <w:r>
-        <w:t>Etc.</w:t>
+          <w:numId w:val="15"/>
+        </w:numPr>
+        <w:rPr>
+          <w:lang w:val="es-ES" w:eastAsia="es-ES"/>
+        </w:rPr>
+      </w:pPr>
+      <w:r>
+        <w:rPr>
+          <w:lang w:val="es-ES" w:eastAsia="es-ES"/>
+        </w:rPr>
+        <w:t>Tabla PRODUCTORES con RUT único y baja lógica (activo).</w:t>
+      </w:r>
+    </w:p>
+    <w:p>
+      <w:pPr>
+        <w:pStyle w:val="Prrafodelista"/>
+        <w:numPr>
+          <w:ilvl w:val="0"/>
+          <w:numId w:val="15"/>
+        </w:numPr>
+        <w:rPr>
+          <w:lang w:val="es-ES" w:eastAsia="es-ES"/>
+        </w:rPr>
+      </w:pPr>
+      <w:r>
+        <w:rPr>
+          <w:lang w:val="es-ES" w:eastAsia="es-ES"/>
+        </w:rPr>
+        <w:t>Validación del RUT con Módulo 11 en app/core/validators.py.</w:t>
+      </w:r>
+    </w:p>
+    <w:p>
+      <w:pPr>
+        <w:pStyle w:val="Prrafodelista"/>
+        <w:numPr>
+          <w:ilvl w:val="0"/>
+          <w:numId w:val="15"/>
+        </w:numPr>
+        <w:rPr>
+          <w:lang w:val="es-ES" w:eastAsia="es-ES"/>
+        </w:rPr>
+      </w:pPr>
+      <w:r>
+        <w:rPr>
+          <w:lang w:val="es-ES" w:eastAsia="es-ES"/>
+        </w:rPr>
+        <w:t>Endpoints protegidos: escritura solo para el administrador.</w:t>
+      </w:r>
+    </w:p>
+    <w:p>
+      <w:pPr>
+        <w:pStyle w:val="Prrafodelista"/>
+        <w:numPr>
+          <w:ilvl w:val="0"/>
+          <w:numId w:val="15"/>
+        </w:numPr>
+        <w:rPr>
+          <w:lang w:val="es-ES" w:eastAsia="es-ES"/>
+        </w:rPr>
+      </w:pPr>
+      <w:r>
+        <w:rPr>
+          <w:lang w:val="es-ES" w:eastAsia="es-ES"/>
+        </w:rPr>
+        <w:t>Los cambios de base de datos están en una migración nueva de Alembic, con downgrade, y se aplican con alembic upgrade head.</w:t>
+      </w:r>
+    </w:p>
+    <w:p>
+      <w:pPr>
+        <w:pStyle w:val="Prrafodelista"/>
+        <w:numPr>
+          <w:ilvl w:val="0"/>
+          <w:numId w:val="15"/>
+        </w:numPr>
+        <w:rPr>
+          <w:lang w:val="es-ES" w:eastAsia="es-ES"/>
+        </w:rPr>
+      </w:pPr>
+      <w:r>
+        <w:rPr>
+          <w:lang w:val="es-ES" w:eastAsia="es-ES"/>
+        </w:rPr>
+        <w:t>El modelo E-R y el diagrama de clases (diagramas/Diagramas_Diseno.md) reflejan las tablas de la historia.</w:t>
+      </w:r>
+    </w:p>
+    <w:p>
+      <w:pPr>
+        <w:pStyle w:val="Prrafodelista"/>
+        <w:numPr>
+          <w:ilvl w:val="0"/>
+          <w:numId w:val="15"/>
+        </w:numPr>
+        <w:rPr>
+          <w:lang w:val="es-ES" w:eastAsia="es-ES"/>
+        </w:rPr>
+      </w:pPr>
+      <w:r>
+        <w:rPr>
+          <w:lang w:val="es-ES" w:eastAsia="es-ES"/>
+        </w:rPr>
+        <w:t>Cada cambio queda registrado en la tabla AUDITORIA dentro de la misma transacción (HU21).</w:t>
+      </w:r>
+    </w:p>
+    <w:p>
+      <w:pPr>
+        <w:pStyle w:val="Prrafodelista"/>
+        <w:numPr>
+          <w:ilvl w:val="0"/>
+          <w:numId w:val="15"/>
+        </w:numPr>
+        <w:rPr>
+          <w:lang w:val="es-ES" w:eastAsia="es-ES"/>
+        </w:rPr>
+      </w:pPr>
+      <w:r>
+        <w:rPr>
+          <w:lang w:val="es-ES" w:eastAsia="es-ES"/>
+        </w:rPr>
+        <w:t>La pantalla está en el frontend React y consume solo la API; nunca accede a la base de datos.</w:t>
+      </w:r>
+    </w:p>
+    <w:p>
+      <w:pPr>
+        <w:pStyle w:val="Ttulo2"/>
+      </w:pPr>
+      <w:bookmarkStart w:id="10" w:name="_Toc242010644"/>
+      <w:r>
+        <w:t>HU08 — Gestionar especies y variedades (E2)</w:t>
+      </w:r>
+      <w:bookmarkEnd w:id="10"/>
+    </w:p>
+    <w:p>
+      <w:pPr>
+        <w:pStyle w:val="Ttulo3"/>
+      </w:pPr>
+      <w:r>
+        <w:t>Definición</w:t>
+      </w:r>
+    </w:p>
+    <w:p>
+      <w:pPr>
+        <w:rPr>
+          <w:lang w:val="es-ES" w:eastAsia="es-ES"/>
+        </w:rPr>
+      </w:pPr>
+      <w:r>
+        <w:rPr>
+          <w:lang w:val="es-ES" w:eastAsia="es-ES"/>
+        </w:rPr>
+        <w:t>Como administrador quiero mantener las especies y sus variedades para clasificar correctamente la fruta recibida.</w:t>
+      </w:r>
+    </w:p>
+    <w:p>
+      <w:pPr>
+        <w:pStyle w:val="Ttulo3"/>
+      </w:pPr>
+      <w:r>
+        <w:t>DoD de Negocio</w:t>
+      </w:r>
+    </w:p>
+    <w:p>
+      <w:pPr>
+        <w:pStyle w:val="Prrafodelista"/>
+        <w:numPr>
+          <w:ilvl w:val="0"/>
+          <w:numId w:val="15"/>
+        </w:numPr>
+        <w:rPr>
+          <w:lang w:val="es-ES" w:eastAsia="es-ES"/>
+        </w:rPr>
+      </w:pPr>
+      <w:r>
+        <w:rPr>
+          <w:lang w:val="es-ES" w:eastAsia="es-ES"/>
+        </w:rPr>
+        <w:t>Cada variedad pertenece a una sola especie.</w:t>
+      </w:r>
+    </w:p>
+    <w:p>
+      <w:pPr>
+        <w:pStyle w:val="Prrafodelista"/>
+        <w:numPr>
+          <w:ilvl w:val="0"/>
+          <w:numId w:val="15"/>
+        </w:numPr>
+        <w:rPr>
+          <w:lang w:val="es-ES" w:eastAsia="es-ES"/>
+        </w:rPr>
+      </w:pPr>
+      <w:r>
+        <w:rPr>
+          <w:lang w:val="es-ES" w:eastAsia="es-ES"/>
+        </w:rPr>
+        <w:t>No se repite el nombre de una especie ni el de una variedad dentro de la misma especie.</w:t>
+      </w:r>
+    </w:p>
+    <w:p>
+      <w:pPr>
+        <w:pStyle w:val="Prrafodelista"/>
+        <w:numPr>
+          <w:ilvl w:val="0"/>
+          <w:numId w:val="15"/>
+        </w:numPr>
+        <w:rPr>
+          <w:lang w:val="es-ES" w:eastAsia="es-ES"/>
+        </w:rPr>
+      </w:pPr>
+      <w:r>
+        <w:rPr>
+          <w:lang w:val="es-ES" w:eastAsia="es-ES"/>
+        </w:rPr>
+        <w:t>No se puede desactivar una especie que tenga variedades activas.</w:t>
+      </w:r>
+    </w:p>
+    <w:p>
+      <w:pPr>
+        <w:pStyle w:val="Ttulo3"/>
+      </w:pPr>
+      <w:r>
+        <w:lastRenderedPageBreak/>
+        <w:t>DoD Técnico</w:t>
+      </w:r>
+    </w:p>
+    <w:p>
+      <w:pPr>
+        <w:pStyle w:val="Prrafodelista"/>
+        <w:numPr>
+          <w:ilvl w:val="0"/>
+          <w:numId w:val="15"/>
+        </w:numPr>
+        <w:rPr>
+          <w:lang w:val="es-ES" w:eastAsia="es-ES"/>
+        </w:rPr>
+      </w:pPr>
+      <w:r>
+        <w:rPr>
+          <w:lang w:val="es-ES" w:eastAsia="es-ES"/>
+        </w:rPr>
+        <w:t>Tablas ESPECIES y VARIEDADES con clave foránea especie_id y nombre único por especie.</w:t>
+      </w:r>
+    </w:p>
+    <w:p>
+      <w:pPr>
+        <w:pStyle w:val="Prrafodelista"/>
+        <w:numPr>
+          <w:ilvl w:val="0"/>
+          <w:numId w:val="15"/>
+        </w:numPr>
+        <w:rPr>
+          <w:lang w:val="es-ES" w:eastAsia="es-ES"/>
+        </w:rPr>
+      </w:pPr>
+      <w:r>
+        <w:rPr>
+          <w:lang w:val="es-ES" w:eastAsia="es-ES"/>
+        </w:rPr>
+        <w:t>Endpoints protegidos: escritura solo para el administrador.</w:t>
+      </w:r>
+    </w:p>
+    <w:p>
+      <w:pPr>
+        <w:pStyle w:val="Prrafodelista"/>
+        <w:numPr>
+          <w:ilvl w:val="0"/>
+          <w:numId w:val="15"/>
+        </w:numPr>
+        <w:rPr>
+          <w:lang w:val="es-ES" w:eastAsia="es-ES"/>
+        </w:rPr>
+      </w:pPr>
+      <w:r>
+        <w:rPr>
+          <w:lang w:val="es-ES" w:eastAsia="es-ES"/>
+        </w:rPr>
+        <w:t>Los cambios de base de datos están en una migración nueva de Alembic, con downgrade, y se aplican con alembic upgrade head.</w:t>
+      </w:r>
+    </w:p>
+    <w:p>
+      <w:pPr>
+        <w:pStyle w:val="Prrafodelista"/>
+        <w:numPr>
+          <w:ilvl w:val="0"/>
+          <w:numId w:val="15"/>
+        </w:numPr>
+        <w:rPr>
+          <w:lang w:val="es-ES" w:eastAsia="es-ES"/>
+        </w:rPr>
+      </w:pPr>
+      <w:r>
+        <w:rPr>
+          <w:lang w:val="es-ES" w:eastAsia="es-ES"/>
+        </w:rPr>
+        <w:t>El modelo E-R y el diagrama de clases (diagramas/Diagramas_Diseno.md) reflejan las tablas de la historia.</w:t>
+      </w:r>
+    </w:p>
+    <w:p>
+      <w:pPr>
+        <w:pStyle w:val="Prrafodelista"/>
+        <w:numPr>
+          <w:ilvl w:val="0"/>
+          <w:numId w:val="15"/>
+        </w:numPr>
+        <w:rPr>
+          <w:lang w:val="es-ES" w:eastAsia="es-ES"/>
+        </w:rPr>
+      </w:pPr>
+      <w:r>
+        <w:rPr>
+          <w:lang w:val="es-ES" w:eastAsia="es-ES"/>
+        </w:rPr>
+        <w:t>Cada cambio queda registrado en la tabla AUDITORIA dentro de la misma transacción (HU21).</w:t>
+      </w:r>
+    </w:p>
+    <w:p>
+      <w:pPr>
+        <w:pStyle w:val="Prrafodelista"/>
+        <w:numPr>
+          <w:ilvl w:val="0"/>
+          <w:numId w:val="15"/>
+        </w:numPr>
+        <w:rPr>
+          <w:lang w:val="es-ES" w:eastAsia="es-ES"/>
+        </w:rPr>
+      </w:pPr>
+      <w:r>
+        <w:rPr>
+          <w:lang w:val="es-ES" w:eastAsia="es-ES"/>
+        </w:rPr>
+        <w:t>La pantalla está en el frontend React y consume solo la API; nunca accede a la base de datos.</w:t>
+      </w:r>
+    </w:p>
+    <w:p>
+      <w:pPr>
+        <w:pStyle w:val="Ttulo2"/>
+      </w:pPr>
+      <w:bookmarkStart w:id="11" w:name="_Toc242010645"/>
+      <w:r>
+        <w:t>HU09 — Gestionar calidades y sistemas productivos (E2)</w:t>
+      </w:r>
+      <w:bookmarkEnd w:id="11"/>
+    </w:p>
+    <w:p>
+      <w:pPr>
+        <w:pStyle w:val="Ttulo3"/>
+      </w:pPr>
+      <w:r>
+        <w:t>Definición</w:t>
+      </w:r>
+    </w:p>
+    <w:p>
+      <w:pPr>
+        <w:rPr>
+          <w:lang w:val="es-ES" w:eastAsia="es-ES"/>
+        </w:rPr>
+      </w:pPr>
+      <w:r>
+        <w:rPr>
+          <w:lang w:val="es-ES" w:eastAsia="es-ES"/>
+        </w:rPr>
+        <w:t>Como administrador quiero mantener los catálogos de calidades y de sistemas productivos para clasificar las tarjas según la calidad de la fruta y su forma de producción.</w:t>
+      </w:r>
+    </w:p>
+    <w:p>
+      <w:pPr>
+        <w:pStyle w:val="Ttulo3"/>
+      </w:pPr>
+      <w:r>
+        <w:t>DoD de Negocio</w:t>
+      </w:r>
+    </w:p>
+    <w:p>
+      <w:pPr>
+        <w:pStyle w:val="Prrafodelista"/>
+        <w:numPr>
+          <w:ilvl w:val="0"/>
+          <w:numId w:val="15"/>
+        </w:numPr>
+        <w:rPr>
+          <w:lang w:val="es-ES" w:eastAsia="es-ES"/>
+        </w:rPr>
+      </w:pPr>
+      <w:r>
+        <w:rPr>
+          <w:lang w:val="es-ES" w:eastAsia="es-ES"/>
+        </w:rPr>
+        <w:t>No se permiten nombres repetidos dentro de cada catálogo.</w:t>
+      </w:r>
+    </w:p>
+    <w:p>
+      <w:pPr>
+        <w:pStyle w:val="Prrafodelista"/>
+        <w:numPr>
+          <w:ilvl w:val="0"/>
+          <w:numId w:val="15"/>
+        </w:numPr>
+        <w:rPr>
+          <w:lang w:val="es-ES" w:eastAsia="es-ES"/>
+        </w:rPr>
+      </w:pPr>
+      <w:r>
+        <w:rPr>
+          <w:lang w:val="es-ES" w:eastAsia="es-ES"/>
+        </w:rPr>
+        <w:t>Una calidad o un sistema productivo desactivado no se ofrece en recepción, pero se conserva en las tarjas antiguas.</w:t>
+      </w:r>
+    </w:p>
+    <w:p>
+      <w:pPr>
+        <w:pStyle w:val="Ttulo3"/>
+      </w:pPr>
+      <w:r>
+        <w:t>DoD Técnico</w:t>
+      </w:r>
+    </w:p>
+    <w:p>
+      <w:pPr>
+        <w:pStyle w:val="Prrafodelista"/>
+        <w:numPr>
+          <w:ilvl w:val="0"/>
+          <w:numId w:val="15"/>
+        </w:numPr>
+        <w:rPr>
+          <w:lang w:val="es-ES" w:eastAsia="es-ES"/>
+        </w:rPr>
+      </w:pPr>
+      <w:r>
+        <w:rPr>
+          <w:lang w:val="es-ES" w:eastAsia="es-ES"/>
+        </w:rPr>
+        <w:t>Tablas CALIDADES y SISTEMAS_PRODUCTIVOS con nombre único y baja lógica.</w:t>
+      </w:r>
+    </w:p>
+    <w:p>
+      <w:pPr>
+        <w:pStyle w:val="Prrafodelista"/>
+        <w:numPr>
+          <w:ilvl w:val="0"/>
+          <w:numId w:val="15"/>
+        </w:numPr>
+        <w:rPr>
+          <w:lang w:val="es-ES" w:eastAsia="es-ES"/>
+        </w:rPr>
+      </w:pPr>
+      <w:r>
+        <w:rPr>
+          <w:lang w:val="es-ES" w:eastAsia="es-ES"/>
+        </w:rPr>
+        <w:t>Endpoints protegidos: escritura solo para el administrador.</w:t>
+      </w:r>
+    </w:p>
+    <w:p>
+      <w:pPr>
+        <w:pStyle w:val="Prrafodelista"/>
+        <w:numPr>
+          <w:ilvl w:val="0"/>
+          <w:numId w:val="15"/>
+        </w:numPr>
+        <w:rPr>
+          <w:lang w:val="es-ES" w:eastAsia="es-ES"/>
+        </w:rPr>
+      </w:pPr>
+      <w:r>
+        <w:rPr>
+          <w:lang w:val="es-ES" w:eastAsia="es-ES"/>
+        </w:rPr>
+        <w:t>Los cambios de base de datos están en una migración nueva de Alembic, con downgrade, y se aplican con alembic upgrade head.</w:t>
+      </w:r>
+    </w:p>
+    <w:p>
+      <w:pPr>
+        <w:pStyle w:val="Prrafodelista"/>
+        <w:numPr>
+          <w:ilvl w:val="0"/>
+          <w:numId w:val="15"/>
+        </w:numPr>
+        <w:rPr>
+          <w:lang w:val="es-ES" w:eastAsia="es-ES"/>
+        </w:rPr>
+      </w:pPr>
+      <w:r>
+        <w:rPr>
+          <w:lang w:val="es-ES" w:eastAsia="es-ES"/>
+        </w:rPr>
+        <w:t>El modelo E-R y el diagrama de clases (diagramas/Diagramas_Diseno.md) reflejan las tablas de la historia.</w:t>
+      </w:r>
+    </w:p>
+    <w:p>
+      <w:pPr>
+        <w:pStyle w:val="Prrafodelista"/>
+        <w:numPr>
+          <w:ilvl w:val="0"/>
+          <w:numId w:val="15"/>
+        </w:numPr>
+        <w:rPr>
+          <w:lang w:val="es-ES" w:eastAsia="es-ES"/>
+        </w:rPr>
+      </w:pPr>
+      <w:r>
+        <w:rPr>
+          <w:lang w:val="es-ES" w:eastAsia="es-ES"/>
+        </w:rPr>
+        <w:t>Cada cambio queda registrado en la tabla AUDITORIA dentro de la misma transacción (HU21).</w:t>
+      </w:r>
+    </w:p>
+    <w:p>
+      <w:pPr>
+        <w:pStyle w:val="Prrafodelista"/>
+        <w:numPr>
+          <w:ilvl w:val="0"/>
+          <w:numId w:val="15"/>
+        </w:numPr>
+        <w:rPr>
+          <w:lang w:val="es-ES" w:eastAsia="es-ES"/>
+        </w:rPr>
+      </w:pPr>
+      <w:r>
+        <w:rPr>
+          <w:lang w:val="es-ES" w:eastAsia="es-ES"/>
+        </w:rPr>
+        <w:t>La pantalla está en el frontend React y consume solo la API; nunca accede a la base de datos.</w:t>
+      </w:r>
+    </w:p>
+    <w:p>
+      <w:pPr>
+        <w:pStyle w:val="Ttulo2"/>
+      </w:pPr>
+      <w:bookmarkStart w:id="12" w:name="_Toc242010646"/>
+      <w:r>
+        <w:t>HU10 — Gestionar tipos de bandeja y embalajes (E2)</w:t>
+      </w:r>
+      <w:bookmarkEnd w:id="12"/>
+    </w:p>
+    <w:p>
+      <w:pPr>
+        <w:pStyle w:val="Ttulo3"/>
+      </w:pPr>
+      <w:r>
+        <w:t>Definición</w:t>
+      </w:r>
+    </w:p>
+    <w:p>
+      <w:pPr>
+        <w:rPr>
+          <w:lang w:val="es-ES" w:eastAsia="es-ES"/>
+        </w:rPr>
+      </w:pPr>
+      <w:r>
+        <w:rPr>
+          <w:lang w:val="es-ES" w:eastAsia="es-ES"/>
+        </w:rPr>
+        <w:t>Como administrador quiero mantener los tipos de bandeja con su peso (tara) y los embalajes con sus kilos por caja, para que el sistema calcule los kilos netos de la recepción y los kilos de salida del proceso.</w:t>
+      </w:r>
+    </w:p>
+    <w:p>
+      <w:pPr>
+        <w:pStyle w:val="Ttulo3"/>
+      </w:pPr>
+      <w:r>
+        <w:lastRenderedPageBreak/>
+        <w:t>DoD de Negocio</w:t>
+      </w:r>
+    </w:p>
+    <w:p>
+      <w:pPr>
+        <w:pStyle w:val="Prrafodelista"/>
+        <w:numPr>
+          <w:ilvl w:val="0"/>
+          <w:numId w:val="15"/>
+        </w:numPr>
+        <w:rPr>
+          <w:lang w:val="es-ES" w:eastAsia="es-ES"/>
+        </w:rPr>
+      </w:pPr>
+      <w:r>
+        <w:rPr>
+          <w:lang w:val="es-ES" w:eastAsia="es-ES"/>
+        </w:rPr>
+        <w:t>Cada tipo de bandeja tiene un nombre único y un peso de tara mayor que 0.</w:t>
+      </w:r>
+    </w:p>
+    <w:p>
+      <w:pPr>
+        <w:pStyle w:val="Prrafodelista"/>
+        <w:numPr>
+          <w:ilvl w:val="0"/>
+          <w:numId w:val="15"/>
+        </w:numPr>
+        <w:rPr>
+          <w:lang w:val="es-ES" w:eastAsia="es-ES"/>
+        </w:rPr>
+      </w:pPr>
+      <w:r>
+        <w:rPr>
+          <w:lang w:val="es-ES" w:eastAsia="es-ES"/>
+        </w:rPr>
+        <w:t>Un cambio de tara no altera los kilos de las tarjas ya registradas.</w:t>
+      </w:r>
+    </w:p>
+    <w:p>
+      <w:pPr>
+        <w:pStyle w:val="Prrafodelista"/>
+        <w:numPr>
+          <w:ilvl w:val="0"/>
+          <w:numId w:val="15"/>
+        </w:numPr>
+        <w:rPr>
+          <w:lang w:val="es-ES" w:eastAsia="es-ES"/>
+        </w:rPr>
+      </w:pPr>
+      <w:r>
+        <w:rPr>
+          <w:lang w:val="es-ES" w:eastAsia="es-ES"/>
+        </w:rPr>
+        <w:t>Un tipo de bandeja desactivado no se ofrece en recepción.</w:t>
+      </w:r>
+    </w:p>
+    <w:p>
+      <w:pPr>
+        <w:pStyle w:val="Prrafodelista"/>
+        <w:numPr>
+          <w:ilvl w:val="0"/>
+          <w:numId w:val="15"/>
+        </w:numPr>
+        <w:rPr>
+          <w:lang w:val="es-ES" w:eastAsia="es-ES"/>
+        </w:rPr>
+      </w:pPr>
+      <w:r>
+        <w:rPr>
+          <w:lang w:val="es-ES" w:eastAsia="es-ES"/>
+        </w:rPr>
+        <w:t>Cada embalaje tiene un nombre único y sus kilos por caja (por ejemplo, 1x10 kilos = 10). El embalaje a granel no tiene kilos por caja: su peso se ingresa en el proceso.</w:t>
+      </w:r>
+    </w:p>
+    <w:p>
+      <w:pPr>
+        <w:pStyle w:val="Prrafodelista"/>
+        <w:numPr>
+          <w:ilvl w:val="0"/>
+          <w:numId w:val="15"/>
+        </w:numPr>
+        <w:rPr>
+          <w:lang w:val="es-ES" w:eastAsia="es-ES"/>
+        </w:rPr>
+      </w:pPr>
+      <w:r>
+        <w:rPr>
+          <w:lang w:val="es-ES" w:eastAsia="es-ES"/>
+        </w:rPr>
+        <w:t>Un cambio en los kilos por caja no altera los procesos ya registrados.</w:t>
+      </w:r>
+    </w:p>
+    <w:p>
+      <w:pPr>
+        <w:pStyle w:val="Ttulo3"/>
+      </w:pPr>
+      <w:r>
+        <w:t>DoD Técnico</w:t>
+      </w:r>
+    </w:p>
+    <w:p>
+      <w:pPr>
+        <w:pStyle w:val="Prrafodelista"/>
+        <w:numPr>
+          <w:ilvl w:val="0"/>
+          <w:numId w:val="15"/>
+        </w:numPr>
+        <w:rPr>
+          <w:lang w:val="es-ES" w:eastAsia="es-ES"/>
+        </w:rPr>
+      </w:pPr>
+      <w:r>
+        <w:rPr>
+          <w:lang w:val="es-ES" w:eastAsia="es-ES"/>
+        </w:rPr>
+        <w:t>Tablas TIPOS_BANDEJA (tara mayor que 0) y EMBALAJES (kilos por caja, nulo en granel) con nombre único y baja lógica.</w:t>
+      </w:r>
+    </w:p>
+    <w:p>
+      <w:pPr>
+        <w:pStyle w:val="Prrafodelista"/>
+        <w:numPr>
+          <w:ilvl w:val="0"/>
+          <w:numId w:val="15"/>
+        </w:numPr>
+        <w:rPr>
+          <w:lang w:val="es-ES" w:eastAsia="es-ES"/>
+        </w:rPr>
+      </w:pPr>
+      <w:r>
+        <w:rPr>
+          <w:lang w:val="es-ES" w:eastAsia="es-ES"/>
+        </w:rPr>
+        <w:t>Endpoints protegidos: escritura solo para el administrador.</w:t>
+      </w:r>
+    </w:p>
+    <w:p>
+      <w:pPr>
+        <w:pStyle w:val="Prrafodelista"/>
+        <w:numPr>
+          <w:ilvl w:val="0"/>
+          <w:numId w:val="15"/>
+        </w:numPr>
+        <w:rPr>
+          <w:lang w:val="es-ES" w:eastAsia="es-ES"/>
+        </w:rPr>
+      </w:pPr>
+      <w:r>
+        <w:rPr>
+          <w:lang w:val="es-ES" w:eastAsia="es-ES"/>
+        </w:rPr>
+        <w:t>Los cambios de base de datos están en una migración nueva de Alembic, con downgrade, y se aplican con alembic upgrade head.</w:t>
+      </w:r>
+    </w:p>
+    <w:p>
+      <w:pPr>
+        <w:pStyle w:val="Prrafodelista"/>
+        <w:numPr>
+          <w:ilvl w:val="0"/>
+          <w:numId w:val="15"/>
+        </w:numPr>
+        <w:rPr>
+          <w:lang w:val="es-ES" w:eastAsia="es-ES"/>
+        </w:rPr>
+      </w:pPr>
+      <w:r>
+        <w:rPr>
+          <w:lang w:val="es-ES" w:eastAsia="es-ES"/>
+        </w:rPr>
+        <w:t>El modelo E-R y el diagrama de clases (diagramas/Diagramas_Diseno.md) reflejan las tablas de la historia.</w:t>
+      </w:r>
+    </w:p>
+    <w:p>
+      <w:pPr>
+        <w:pStyle w:val="Prrafodelista"/>
+        <w:numPr>
+          <w:ilvl w:val="0"/>
+          <w:numId w:val="15"/>
+        </w:numPr>
+        <w:rPr>
+          <w:lang w:val="es-ES" w:eastAsia="es-ES"/>
+        </w:rPr>
+      </w:pPr>
+      <w:r>
+        <w:rPr>
+          <w:lang w:val="es-ES" w:eastAsia="es-ES"/>
+        </w:rPr>
+        <w:t>Cada cambio queda registrado en la tabla AUDITORIA dentro de la misma transacción (HU21).</w:t>
+      </w:r>
+    </w:p>
+    <w:p>
+      <w:pPr>
+        <w:pStyle w:val="Prrafodelista"/>
+        <w:numPr>
+          <w:ilvl w:val="0"/>
+          <w:numId w:val="15"/>
+        </w:numPr>
+        <w:rPr>
+          <w:lang w:val="es-ES" w:eastAsia="es-ES"/>
+        </w:rPr>
+      </w:pPr>
+      <w:r>
+        <w:rPr>
+          <w:lang w:val="es-ES" w:eastAsia="es-ES"/>
+        </w:rPr>
+        <w:t>La pantalla está en el frontend React y consume solo la API; nunca accede a la base de datos.</w:t>
+      </w:r>
+    </w:p>
+    <w:p>
+      <w:pPr>
+        <w:pStyle w:val="Ttulo2"/>
+      </w:pPr>
+      <w:bookmarkStart w:id="13" w:name="_Toc242010647"/>
+      <w:r>
+        <w:t>HU11 — Seleccionar datos de catálogo en los formularios (E2)</w:t>
+      </w:r>
+      <w:bookmarkEnd w:id="13"/>
+    </w:p>
+    <w:p>
+      <w:pPr>
+        <w:pStyle w:val="Ttulo3"/>
+      </w:pPr>
+      <w:r>
+        <w:t>Definición</w:t>
+      </w:r>
+    </w:p>
+    <w:p>
+      <w:pPr>
+        <w:rPr>
+          <w:lang w:val="es-ES" w:eastAsia="es-ES"/>
+        </w:rPr>
+      </w:pPr>
+      <w:r>
+        <w:rPr>
+          <w:lang w:val="es-ES" w:eastAsia="es-ES"/>
+        </w:rPr>
+        <w:t>Como operador de recepción quiero elegir el productor, el sistema productivo, la especie, la variedad, la calidad y la bandeja desde listas para no digitar datos a mano ni cometer errores.</w:t>
+      </w:r>
+    </w:p>
+    <w:p>
+      <w:pPr>
+        <w:pStyle w:val="Ttulo3"/>
+      </w:pPr>
+      <w:r>
+        <w:t>DoD de Negocio</w:t>
+      </w:r>
+    </w:p>
+    <w:p>
+      <w:pPr>
+        <w:pStyle w:val="Prrafodelista"/>
+        <w:numPr>
+          <w:ilvl w:val="0"/>
+          <w:numId w:val="15"/>
+        </w:numPr>
+        <w:rPr>
+          <w:lang w:val="es-ES" w:eastAsia="es-ES"/>
+        </w:rPr>
+      </w:pPr>
+      <w:r>
+        <w:rPr>
+          <w:lang w:val="es-ES" w:eastAsia="es-ES"/>
+        </w:rPr>
+        <w:t>Las listas muestran solo los registros activos.</w:t>
+      </w:r>
+    </w:p>
+    <w:p>
+      <w:pPr>
+        <w:pStyle w:val="Prrafodelista"/>
+        <w:numPr>
+          <w:ilvl w:val="0"/>
+          <w:numId w:val="15"/>
+        </w:numPr>
+        <w:rPr>
+          <w:lang w:val="es-ES" w:eastAsia="es-ES"/>
+        </w:rPr>
+      </w:pPr>
+      <w:r>
+        <w:rPr>
+          <w:lang w:val="es-ES" w:eastAsia="es-ES"/>
+        </w:rPr>
+        <w:t>Al elegir una especie, la lista de variedades muestra solo las de esa especie.</w:t>
+      </w:r>
+    </w:p>
+    <w:p>
+      <w:pPr>
+        <w:pStyle w:val="Prrafodelista"/>
+        <w:numPr>
+          <w:ilvl w:val="0"/>
+          <w:numId w:val="15"/>
+        </w:numPr>
+        <w:rPr>
+          <w:lang w:val="es-ES" w:eastAsia="es-ES"/>
+        </w:rPr>
+      </w:pPr>
+      <w:r>
+        <w:rPr>
+          <w:lang w:val="es-ES" w:eastAsia="es-ES"/>
+        </w:rPr>
+        <w:t>Puedo buscar al productor por RUT o por nombre.</w:t>
+      </w:r>
+    </w:p>
+    <w:p>
+      <w:pPr>
+        <w:pStyle w:val="Ttulo3"/>
+      </w:pPr>
+      <w:r>
+        <w:t>DoD Técnico</w:t>
+      </w:r>
+    </w:p>
+    <w:p>
+      <w:pPr>
+        <w:pStyle w:val="Prrafodelista"/>
+        <w:numPr>
+          <w:ilvl w:val="0"/>
+          <w:numId w:val="15"/>
+        </w:numPr>
+        <w:rPr>
+          <w:lang w:val="es-ES" w:eastAsia="es-ES"/>
+        </w:rPr>
+      </w:pPr>
+      <w:r>
+        <w:rPr>
+          <w:lang w:val="es-ES" w:eastAsia="es-ES"/>
+        </w:rPr>
+        <w:t>Endpoints de lectura que devuelven solo registros activos, filtrables por especie y por RUT o nombre de productor.</w:t>
+      </w:r>
+    </w:p>
+    <w:p>
+      <w:pPr>
+        <w:pStyle w:val="Prrafodelista"/>
+        <w:numPr>
+          <w:ilvl w:val="0"/>
+          <w:numId w:val="15"/>
+        </w:numPr>
+        <w:rPr>
+          <w:lang w:val="es-ES" w:eastAsia="es-ES"/>
+        </w:rPr>
+      </w:pPr>
+      <w:r>
+        <w:rPr>
+          <w:lang w:val="es-ES" w:eastAsia="es-ES"/>
+        </w:rPr>
+        <w:t>Formularios con listas desplegables y selección en cascada especie → variedad.</w:t>
+      </w:r>
+    </w:p>
+    <w:p>
+      <w:pPr>
+        <w:pStyle w:val="Prrafodelista"/>
+        <w:numPr>
+          <w:ilvl w:val="0"/>
+          <w:numId w:val="15"/>
+        </w:numPr>
+        <w:rPr>
+          <w:lang w:val="es-ES" w:eastAsia="es-ES"/>
+        </w:rPr>
+      </w:pPr>
+      <w:r>
+        <w:rPr>
+          <w:lang w:val="es-ES" w:eastAsia="es-ES"/>
+        </w:rPr>
+        <w:t>La pantalla está en el frontend React y consume solo la API; nunca accede a la base de datos.</w:t>
+      </w:r>
+    </w:p>
+    <w:p>
+      <w:pPr>
+        <w:pStyle w:val="Ttulo2"/>
+      </w:pPr>
+      <w:bookmarkStart w:id="14" w:name="_Toc242010648"/>
+      <w:r>
+        <w:lastRenderedPageBreak/>
+        <w:t>HU12 — Registrar una tarja de recepción (E3)</w:t>
+      </w:r>
+      <w:bookmarkEnd w:id="14"/>
+    </w:p>
+    <w:p>
+      <w:pPr>
+        <w:pStyle w:val="Ttulo3"/>
+      </w:pPr>
+      <w:r>
+        <w:t>Definición</w:t>
+      </w:r>
+    </w:p>
+    <w:p>
+      <w:pPr>
+        <w:rPr>
+          <w:lang w:val="es-ES" w:eastAsia="es-ES"/>
+        </w:rPr>
+      </w:pPr>
+      <w:r>
+        <w:rPr>
+          <w:lang w:val="es-ES" w:eastAsia="es-ES"/>
+        </w:rPr>
+        <w:t>Como operador de recepción quiero registrar una tarja por cada lote de fruta que entrega un productor, para dejar constancia de lo que entra a la planta.</w:t>
+      </w:r>
+    </w:p>
+    <w:p>
+      <w:pPr>
+        <w:pStyle w:val="Ttulo3"/>
+      </w:pPr>
+      <w:r>
+        <w:t>DoD de Negocio</w:t>
+      </w:r>
+    </w:p>
+    <w:p>
+      <w:pPr>
+        <w:pStyle w:val="Prrafodelista"/>
+        <w:numPr>
+          <w:ilvl w:val="0"/>
+          <w:numId w:val="15"/>
+        </w:numPr>
+        <w:rPr>
+          <w:lang w:val="es-ES" w:eastAsia="es-ES"/>
+        </w:rPr>
+      </w:pPr>
+      <w:r>
+        <w:rPr>
+          <w:lang w:val="es-ES" w:eastAsia="es-ES"/>
+        </w:rPr>
+        <w:t>La tarja registra productor, sistema productivo, especie, variedad, calidad, tipo y cantidad de bandejas, peso del pallet y peso de balanza.</w:t>
+      </w:r>
+    </w:p>
+    <w:p>
+      <w:pPr>
+        <w:pStyle w:val="Prrafodelista"/>
+        <w:numPr>
+          <w:ilvl w:val="0"/>
+          <w:numId w:val="15"/>
+        </w:numPr>
+        <w:rPr>
+          <w:lang w:val="es-ES" w:eastAsia="es-ES"/>
+        </w:rPr>
+      </w:pPr>
+      <w:r>
+        <w:rPr>
+          <w:lang w:val="es-ES" w:eastAsia="es-ES"/>
+        </w:rPr>
+        <w:t>La tarja, su entrada de bandejas y su registro de auditoría se guardan juntos o no se guarda ninguno (transacción).</w:t>
+      </w:r>
+    </w:p>
+    <w:p>
+      <w:pPr>
+        <w:pStyle w:val="Prrafodelista"/>
+        <w:numPr>
+          <w:ilvl w:val="0"/>
+          <w:numId w:val="15"/>
+        </w:numPr>
+        <w:rPr>
+          <w:lang w:val="es-ES" w:eastAsia="es-ES"/>
+        </w:rPr>
+      </w:pPr>
+      <w:r>
+        <w:rPr>
+          <w:lang w:val="es-ES" w:eastAsia="es-ES"/>
+        </w:rPr>
+        <w:t>El sistema avisa en el momento si falta un dato o si un peso está fuera de rango.</w:t>
+      </w:r>
+    </w:p>
+    <w:p>
+      <w:pPr>
+        <w:pStyle w:val="Prrafodelista"/>
+        <w:numPr>
+          <w:ilvl w:val="0"/>
+          <w:numId w:val="15"/>
+        </w:numPr>
+        <w:rPr>
+          <w:lang w:val="es-ES" w:eastAsia="es-ES"/>
+        </w:rPr>
+      </w:pPr>
+      <w:r>
+        <w:rPr>
+          <w:lang w:val="es-ES" w:eastAsia="es-ES"/>
+        </w:rPr>
+        <w:t>La tarja no necesita una guía. La guía que agrupa las tarjas de un productor queda fuera del PMV.</w:t>
+      </w:r>
+    </w:p>
+    <w:p>
+      <w:pPr>
+        <w:pStyle w:val="Prrafodelista"/>
+        <w:numPr>
+          <w:ilvl w:val="0"/>
+          <w:numId w:val="15"/>
+        </w:numPr>
+        <w:rPr>
+          <w:lang w:val="es-ES" w:eastAsia="es-ES"/>
+        </w:rPr>
+      </w:pPr>
+      <w:r>
+        <w:rPr>
+          <w:lang w:val="es-ES" w:eastAsia="es-ES"/>
+        </w:rPr>
+        <w:t>Solo pueden registrar tarjas el operador de recepción y el administrador.</w:t>
+      </w:r>
+    </w:p>
+    <w:p>
+      <w:pPr>
+        <w:pStyle w:val="Prrafodelista"/>
+        <w:numPr>
+          <w:ilvl w:val="0"/>
+          <w:numId w:val="15"/>
+        </w:numPr>
+        <w:rPr>
+          <w:lang w:val="es-ES" w:eastAsia="es-ES"/>
+        </w:rPr>
+      </w:pPr>
+      <w:r>
+        <w:rPr>
+          <w:lang w:val="es-ES" w:eastAsia="es-ES"/>
+        </w:rPr>
+        <w:t>Al pasar al campo siguiente, el cursor avanza solo.</w:t>
+      </w:r>
+    </w:p>
+    <w:p>
+      <w:pPr>
+        <w:pStyle w:val="Ttulo3"/>
+      </w:pPr>
+      <w:r>
+        <w:t>DoD Técnico</w:t>
+      </w:r>
+    </w:p>
+    <w:p>
+      <w:pPr>
+        <w:pStyle w:val="Prrafodelista"/>
+        <w:numPr>
+          <w:ilvl w:val="0"/>
+          <w:numId w:val="15"/>
+        </w:numPr>
+        <w:rPr>
+          <w:lang w:val="es-ES" w:eastAsia="es-ES"/>
+        </w:rPr>
+      </w:pPr>
+      <w:r>
+        <w:rPr>
+          <w:lang w:val="es-ES" w:eastAsia="es-ES"/>
+        </w:rPr>
+        <w:t>Tabla TARJAS con claves foráneas a productor, sistema productivo, variedad, calidad, tipo de bandeja y usuario.</w:t>
+      </w:r>
+    </w:p>
+    <w:p>
+      <w:pPr>
+        <w:pStyle w:val="Prrafodelista"/>
+        <w:numPr>
+          <w:ilvl w:val="0"/>
+          <w:numId w:val="15"/>
+        </w:numPr>
+        <w:rPr>
+          <w:lang w:val="es-ES" w:eastAsia="es-ES"/>
+        </w:rPr>
+      </w:pPr>
+      <w:r>
+        <w:rPr>
+          <w:lang w:val="es-ES" w:eastAsia="es-ES"/>
+        </w:rPr>
+        <w:t>Endpoint POST /api/v1/tarjas protegido con require_roles(OPERADOR_RECEPCION, ADMINISTRADOR).</w:t>
+      </w:r>
+    </w:p>
+    <w:p>
+      <w:pPr>
+        <w:pStyle w:val="Prrafodelista"/>
+        <w:numPr>
+          <w:ilvl w:val="0"/>
+          <w:numId w:val="15"/>
+        </w:numPr>
+        <w:rPr>
+          <w:lang w:val="es-ES" w:eastAsia="es-ES"/>
+        </w:rPr>
+      </w:pPr>
+      <w:r>
+        <w:rPr>
+          <w:lang w:val="es-ES" w:eastAsia="es-ES"/>
+        </w:rPr>
+        <w:t>La lógica de negocio está en la capa de servicios (app/services) y la operación se guarda en una sola transacción. Incluye la tarja, su entrada de bandejas y la auditoría.</w:t>
+      </w:r>
+    </w:p>
+    <w:p>
+      <w:pPr>
+        <w:pStyle w:val="Prrafodelista"/>
+        <w:numPr>
+          <w:ilvl w:val="0"/>
+          <w:numId w:val="15"/>
+        </w:numPr>
+        <w:rPr>
+          <w:lang w:val="es-ES" w:eastAsia="es-ES"/>
+        </w:rPr>
+      </w:pPr>
+      <w:r>
+        <w:rPr>
+          <w:lang w:val="es-ES" w:eastAsia="es-ES"/>
+        </w:rPr>
+        <w:t>Diagrama de secuencia de registro de tarja (4.2.3b) documentado.</w:t>
+      </w:r>
+    </w:p>
+    <w:p>
+      <w:pPr>
+        <w:pStyle w:val="Prrafodelista"/>
+        <w:numPr>
+          <w:ilvl w:val="0"/>
+          <w:numId w:val="15"/>
+        </w:numPr>
+        <w:rPr>
+          <w:lang w:val="es-ES" w:eastAsia="es-ES"/>
+        </w:rPr>
+      </w:pPr>
+      <w:r>
+        <w:rPr>
+          <w:lang w:val="es-ES" w:eastAsia="es-ES"/>
+        </w:rPr>
+        <w:t>Los cambios de base de datos están en una migración nueva de Alembic, con downgrade, y se aplican con alembic upgrade head.</w:t>
+      </w:r>
+    </w:p>
+    <w:p>
+      <w:pPr>
+        <w:pStyle w:val="Prrafodelista"/>
+        <w:numPr>
+          <w:ilvl w:val="0"/>
+          <w:numId w:val="15"/>
+        </w:numPr>
+        <w:rPr>
+          <w:lang w:val="es-ES" w:eastAsia="es-ES"/>
+        </w:rPr>
+      </w:pPr>
+      <w:r>
+        <w:rPr>
+          <w:lang w:val="es-ES" w:eastAsia="es-ES"/>
+        </w:rPr>
+        <w:t>El modelo E-R y el diagrama de clases (diagramas/Diagramas_Diseno.md) reflejan las tablas de la historia.</w:t>
+      </w:r>
+    </w:p>
+    <w:p>
+      <w:pPr>
+        <w:pStyle w:val="Prrafodelista"/>
+        <w:numPr>
+          <w:ilvl w:val="0"/>
+          <w:numId w:val="15"/>
+        </w:numPr>
+        <w:rPr>
+          <w:lang w:val="es-ES" w:eastAsia="es-ES"/>
+        </w:rPr>
+      </w:pPr>
+      <w:r>
+        <w:rPr>
+          <w:lang w:val="es-ES" w:eastAsia="es-ES"/>
+        </w:rPr>
+        <w:t>La pantalla está en el frontend React y consume solo la API; nunca accede a la base de datos.</w:t>
+      </w:r>
+    </w:p>
+    <w:p>
+      <w:pPr>
+        <w:pStyle w:val="Ttulo2"/>
+      </w:pPr>
+      <w:bookmarkStart w:id="15" w:name="_Toc242010649"/>
+      <w:r>
+        <w:t>HU13 — Numerar las tarjas automáticamente (E3)</w:t>
+      </w:r>
+      <w:bookmarkEnd w:id="15"/>
+    </w:p>
+    <w:p>
+      <w:pPr>
+        <w:pStyle w:val="Ttulo3"/>
+      </w:pPr>
+      <w:r>
+        <w:t>Definición</w:t>
+      </w:r>
+    </w:p>
+    <w:p>
+      <w:pPr>
+        <w:rPr>
+          <w:lang w:val="es-ES" w:eastAsia="es-ES"/>
+        </w:rPr>
+      </w:pPr>
+      <w:r>
+        <w:rPr>
+          <w:lang w:val="es-ES" w:eastAsia="es-ES"/>
+        </w:rPr>
+        <w:t>Como operador de recepción quiero que el sistema asigne el número de cada tarja para no llevar la numeración a mano.</w:t>
+      </w:r>
+    </w:p>
+    <w:p>
+      <w:pPr>
+        <w:pStyle w:val="Ttulo3"/>
+      </w:pPr>
+      <w:r>
+        <w:t>DoD de Negocio</w:t>
+      </w:r>
+    </w:p>
+    <w:p>
+      <w:pPr>
+        <w:pStyle w:val="Prrafodelista"/>
+        <w:numPr>
+          <w:ilvl w:val="0"/>
+          <w:numId w:val="15"/>
+        </w:numPr>
+        <w:rPr>
+          <w:lang w:val="es-ES" w:eastAsia="es-ES"/>
+        </w:rPr>
+      </w:pPr>
+      <w:r>
+        <w:rPr>
+          <w:lang w:val="es-ES" w:eastAsia="es-ES"/>
+        </w:rPr>
+        <w:t>Cada tarja recibe un número correlativo único.</w:t>
+      </w:r>
+    </w:p>
+    <w:p>
+      <w:pPr>
+        <w:pStyle w:val="Prrafodelista"/>
+        <w:numPr>
+          <w:ilvl w:val="0"/>
+          <w:numId w:val="15"/>
+        </w:numPr>
+        <w:rPr>
+          <w:lang w:val="es-ES" w:eastAsia="es-ES"/>
+        </w:rPr>
+      </w:pPr>
+      <w:r>
+        <w:rPr>
+          <w:lang w:val="es-ES" w:eastAsia="es-ES"/>
+        </w:rPr>
+        <w:t>Dos operadores que registran al mismo tiempo nunca obtienen el mismo número.</w:t>
+      </w:r>
+    </w:p>
+    <w:p>
+      <w:pPr>
+        <w:pStyle w:val="Prrafodelista"/>
+        <w:numPr>
+          <w:ilvl w:val="0"/>
+          <w:numId w:val="15"/>
+        </w:numPr>
+        <w:rPr>
+          <w:lang w:val="es-ES" w:eastAsia="es-ES"/>
+        </w:rPr>
+      </w:pPr>
+      <w:r>
+        <w:rPr>
+          <w:lang w:val="es-ES" w:eastAsia="es-ES"/>
+        </w:rPr>
+        <w:lastRenderedPageBreak/>
+        <w:t>Un número asignado no se reutiliza, aunque la tarja se anule.</w:t>
+      </w:r>
+    </w:p>
+    <w:p>
+      <w:pPr>
+        <w:pStyle w:val="Ttulo3"/>
+      </w:pPr>
+      <w:r>
+        <w:t>DoD Técnico</w:t>
+      </w:r>
+    </w:p>
+    <w:p>
+      <w:pPr>
+        <w:pStyle w:val="Prrafodelista"/>
+        <w:numPr>
+          <w:ilvl w:val="0"/>
+          <w:numId w:val="15"/>
+        </w:numPr>
+        <w:rPr>
+          <w:lang w:val="es-ES" w:eastAsia="es-ES"/>
+        </w:rPr>
+      </w:pPr>
+      <w:r>
+        <w:rPr>
+          <w:lang w:val="es-ES" w:eastAsia="es-ES"/>
+        </w:rPr>
+        <w:t>El número de tarja sale de un SEQUENCE de SQL Server, con restricción única en la tabla.</w:t>
+      </w:r>
+    </w:p>
+    <w:p>
+      <w:pPr>
+        <w:pStyle w:val="Prrafodelista"/>
+        <w:numPr>
+          <w:ilvl w:val="0"/>
+          <w:numId w:val="15"/>
+        </w:numPr>
+        <w:rPr>
+          <w:lang w:val="es-ES" w:eastAsia="es-ES"/>
+        </w:rPr>
+      </w:pPr>
+      <w:r>
+        <w:rPr>
+          <w:lang w:val="es-ES" w:eastAsia="es-ES"/>
+        </w:rPr>
+        <w:t>Prueba con dos registros simultáneos que confirma que no se repiten números.</w:t>
+      </w:r>
+    </w:p>
+    <w:p>
+      <w:pPr>
+        <w:pStyle w:val="Prrafodelista"/>
+        <w:numPr>
+          <w:ilvl w:val="0"/>
+          <w:numId w:val="15"/>
+        </w:numPr>
+        <w:rPr>
+          <w:lang w:val="es-ES" w:eastAsia="es-ES"/>
+        </w:rPr>
+      </w:pPr>
+      <w:r>
+        <w:rPr>
+          <w:lang w:val="es-ES" w:eastAsia="es-ES"/>
+        </w:rPr>
+        <w:t>Los cambios de base de datos están en una migración nueva de Alembic, con downgrade, y se aplican con alembic upgrade head.</w:t>
+      </w:r>
+    </w:p>
+    <w:p>
+      <w:pPr>
+        <w:pStyle w:val="Ttulo2"/>
+      </w:pPr>
+      <w:bookmarkStart w:id="16" w:name="_Toc242010650"/>
+      <w:r>
+        <w:t>HU14 — Calcular los kilos netos (E3)</w:t>
+      </w:r>
+      <w:bookmarkEnd w:id="16"/>
+    </w:p>
+    <w:p>
+      <w:pPr>
+        <w:pStyle w:val="Ttulo3"/>
+      </w:pPr>
+      <w:r>
+        <w:t>Definición</w:t>
+      </w:r>
+    </w:p>
+    <w:p>
+      <w:pPr>
+        <w:rPr>
+          <w:lang w:val="es-ES" w:eastAsia="es-ES"/>
+        </w:rPr>
+      </w:pPr>
+      <w:r>
+        <w:rPr>
+          <w:lang w:val="es-ES" w:eastAsia="es-ES"/>
+        </w:rPr>
+        <w:t>Como operador de recepción quiero que el sistema calcule los kilos netos de cada tarja para no hacer cálculos a mano.</w:t>
+      </w:r>
+    </w:p>
+    <w:p>
+      <w:pPr>
+        <w:pStyle w:val="Ttulo3"/>
+      </w:pPr>
+      <w:r>
+        <w:t>DoD de Negocio</w:t>
+      </w:r>
+    </w:p>
+    <w:p>
+      <w:pPr>
+        <w:pStyle w:val="Prrafodelista"/>
+        <w:numPr>
+          <w:ilvl w:val="0"/>
+          <w:numId w:val="15"/>
+        </w:numPr>
+        <w:rPr>
+          <w:lang w:val="es-ES" w:eastAsia="es-ES"/>
+        </w:rPr>
+      </w:pPr>
+      <w:r>
+        <w:rPr>
+          <w:lang w:val="es-ES" w:eastAsia="es-ES"/>
+        </w:rPr>
+        <w:t>Kilos netos = kilos brutos − (cantidad de bandejas × tara del tipo de bandeja) − peso del pallet, redondeado a entero, igual que el legado.</w:t>
+      </w:r>
+    </w:p>
+    <w:p>
+      <w:pPr>
+        <w:pStyle w:val="Prrafodelista"/>
+        <w:numPr>
+          <w:ilvl w:val="0"/>
+          <w:numId w:val="15"/>
+        </w:numPr>
+        <w:rPr>
+          <w:lang w:val="es-ES" w:eastAsia="es-ES"/>
+        </w:rPr>
+      </w:pPr>
+      <w:r>
+        <w:rPr>
+          <w:lang w:val="es-ES" w:eastAsia="es-ES"/>
+        </w:rPr>
+        <w:t>El resultado no puede ser negativo ni cero.</w:t>
+      </w:r>
+    </w:p>
+    <w:p>
+      <w:pPr>
+        <w:pStyle w:val="Prrafodelista"/>
+        <w:numPr>
+          <w:ilvl w:val="0"/>
+          <w:numId w:val="15"/>
+        </w:numPr>
+        <w:rPr>
+          <w:lang w:val="es-ES" w:eastAsia="es-ES"/>
+        </w:rPr>
+      </w:pPr>
+      <w:r>
+        <w:rPr>
+          <w:lang w:val="es-ES" w:eastAsia="es-ES"/>
+        </w:rPr>
+        <w:t>El cálculo se muestra antes de guardar, junto con los kilos promedio por bandeja (kilos netos ÷ cantidad de bandejas, con 2 decimales).</w:t>
+      </w:r>
+    </w:p>
+    <w:p>
+      <w:pPr>
+        <w:pStyle w:val="Prrafodelista"/>
+        <w:numPr>
+          <w:ilvl w:val="0"/>
+          <w:numId w:val="15"/>
+        </w:numPr>
+        <w:rPr>
+          <w:lang w:val="es-ES" w:eastAsia="es-ES"/>
+        </w:rPr>
+      </w:pPr>
+      <w:r>
+        <w:rPr>
+          <w:lang w:val="es-ES" w:eastAsia="es-ES"/>
+        </w:rPr>
+        <w:t>La tarja guarda la tara con la que se calculó, para no depender de cambios posteriores en el catálogo.</w:t>
+      </w:r>
+    </w:p>
+    <w:p>
+      <w:pPr>
+        <w:pStyle w:val="Ttulo3"/>
+      </w:pPr>
+      <w:r>
+        <w:t>DoD Técnico</w:t>
+      </w:r>
+    </w:p>
+    <w:p>
+      <w:pPr>
+        <w:pStyle w:val="Prrafodelista"/>
+        <w:numPr>
+          <w:ilvl w:val="0"/>
+          <w:numId w:val="15"/>
+        </w:numPr>
+        <w:rPr>
+          <w:lang w:val="es-ES" w:eastAsia="es-ES"/>
+        </w:rPr>
+      </w:pPr>
+      <w:r>
+        <w:rPr>
+          <w:lang w:val="es-ES" w:eastAsia="es-ES"/>
+        </w:rPr>
+        <w:t>El cálculo de kilos netos se hace en el servidor (TarjaService); nunca se acepta un valor de kilos netos enviado por el cliente.</w:t>
+      </w:r>
+    </w:p>
+    <w:p>
+      <w:pPr>
+        <w:pStyle w:val="Prrafodelista"/>
+        <w:numPr>
+          <w:ilvl w:val="0"/>
+          <w:numId w:val="15"/>
+        </w:numPr>
+        <w:rPr>
+          <w:lang w:val="es-ES" w:eastAsia="es-ES"/>
+        </w:rPr>
+      </w:pPr>
+      <w:r>
+        <w:rPr>
+          <w:lang w:val="es-ES" w:eastAsia="es-ES"/>
+        </w:rPr>
+        <w:t>La tarja guarda tara_kg y peso_pallet_kg usados en el cálculo.</w:t>
+      </w:r>
+    </w:p>
+    <w:p>
+      <w:pPr>
+        <w:pStyle w:val="Prrafodelista"/>
+        <w:numPr>
+          <w:ilvl w:val="0"/>
+          <w:numId w:val="15"/>
+        </w:numPr>
+        <w:rPr>
+          <w:lang w:val="es-ES" w:eastAsia="es-ES"/>
+        </w:rPr>
+      </w:pPr>
+      <w:r>
+        <w:rPr>
+          <w:lang w:val="es-ES" w:eastAsia="es-ES"/>
+        </w:rPr>
+        <w:t>Pruebas con casos de borde: resultado cero o negativo y redondeo.</w:t>
+      </w:r>
+    </w:p>
+    <w:p>
+      <w:pPr>
+        <w:pStyle w:val="Ttulo2"/>
+      </w:pPr>
+      <w:bookmarkStart w:id="17" w:name="_Toc242010651"/>
+      <w:r>
+        <w:t>HU15 — Controlar el stock de bandejas (E3)</w:t>
+      </w:r>
+      <w:bookmarkEnd w:id="17"/>
+    </w:p>
+    <w:p>
+      <w:pPr>
+        <w:pStyle w:val="Ttulo3"/>
+      </w:pPr>
+      <w:r>
+        <w:t>Definición</w:t>
+      </w:r>
+    </w:p>
+    <w:p>
+      <w:pPr>
+        <w:rPr>
+          <w:lang w:val="es-ES" w:eastAsia="es-ES"/>
+        </w:rPr>
+      </w:pPr>
+      <w:r>
+        <w:rPr>
+          <w:lang w:val="es-ES" w:eastAsia="es-ES"/>
+        </w:rPr>
+        <w:t>Como operador de recepción quiero que el stock de bandejas se actualice con cada tarja para saber cuántas bandejas tiene cada productor.</w:t>
+      </w:r>
+    </w:p>
+    <w:p>
+      <w:pPr>
+        <w:pStyle w:val="Ttulo3"/>
+      </w:pPr>
+      <w:r>
+        <w:t>DoD de Negocio</w:t>
+      </w:r>
+    </w:p>
+    <w:p>
+      <w:pPr>
+        <w:pStyle w:val="Prrafodelista"/>
+        <w:numPr>
+          <w:ilvl w:val="0"/>
+          <w:numId w:val="15"/>
+        </w:numPr>
+        <w:rPr>
+          <w:lang w:val="es-ES" w:eastAsia="es-ES"/>
+        </w:rPr>
+      </w:pPr>
+      <w:r>
+        <w:rPr>
+          <w:lang w:val="es-ES" w:eastAsia="es-ES"/>
+        </w:rPr>
+        <w:t>Cada tarja registra una entrada de bandejas por tipo y productor. Si la tarja se anula, su entrada deja de sumar al saldo (HU24).</w:t>
+      </w:r>
+    </w:p>
+    <w:p>
+      <w:pPr>
+        <w:pStyle w:val="Prrafodelista"/>
+        <w:numPr>
+          <w:ilvl w:val="0"/>
+          <w:numId w:val="15"/>
+        </w:numPr>
+        <w:rPr>
+          <w:lang w:val="es-ES" w:eastAsia="es-ES"/>
+        </w:rPr>
+      </w:pPr>
+      <w:r>
+        <w:rPr>
+          <w:lang w:val="es-ES" w:eastAsia="es-ES"/>
+        </w:rPr>
+        <w:t>El movimiento se guarda en la misma transacción que la tarja.</w:t>
+      </w:r>
+    </w:p>
+    <w:p>
+      <w:pPr>
+        <w:pStyle w:val="Prrafodelista"/>
+        <w:numPr>
+          <w:ilvl w:val="0"/>
+          <w:numId w:val="15"/>
+        </w:numPr>
+        <w:rPr>
+          <w:lang w:val="es-ES" w:eastAsia="es-ES"/>
+        </w:rPr>
+      </w:pPr>
+      <w:r>
+        <w:rPr>
+          <w:lang w:val="es-ES" w:eastAsia="es-ES"/>
+        </w:rPr>
+        <w:t>Puedo consultar el saldo de bandejas de un productor por tipo de bandeja.</w:t>
+      </w:r>
+    </w:p>
+    <w:p>
+      <w:pPr>
+        <w:pStyle w:val="Prrafodelista"/>
+        <w:numPr>
+          <w:ilvl w:val="0"/>
+          <w:numId w:val="15"/>
+        </w:numPr>
+        <w:rPr>
+          <w:lang w:val="es-ES" w:eastAsia="es-ES"/>
+        </w:rPr>
+      </w:pPr>
+      <w:r>
+        <w:rPr>
+          <w:lang w:val="es-ES" w:eastAsia="es-ES"/>
+        </w:rPr>
+        <w:lastRenderedPageBreak/>
+        <w:t>En el PMV solo se registran entradas. Las salidas (devoluciones al productor) se registran al generar la guía de recepción, que es trabajo posterior al PMV. Mientras tanto, el saldo muestra las bandejas recibidas.</w:t>
+      </w:r>
+    </w:p>
+    <w:p>
+      <w:pPr>
+        <w:pStyle w:val="Prrafodelista"/>
+        <w:numPr>
+          <w:ilvl w:val="0"/>
+          <w:numId w:val="15"/>
+        </w:numPr>
+        <w:rPr>
+          <w:lang w:val="es-ES" w:eastAsia="es-ES"/>
+        </w:rPr>
+      </w:pPr>
+      <w:r>
+        <w:rPr>
+          <w:lang w:val="es-ES" w:eastAsia="es-ES"/>
+        </w:rPr>
+        <w:t>Regla para cuando exista la guía: saldo = entradas − salidas. La salida no se limita al saldo. Si el productor se lleva más bandejas de las que trajo, su saldo queda negativo (sacó bandejas de la empresa). Si se lleva menos, queda con bandejas a su favor.</w:t>
+      </w:r>
+    </w:p>
+    <w:p>
+      <w:pPr>
+        <w:pStyle w:val="Ttulo3"/>
+      </w:pPr>
+      <w:r>
+        <w:t>DoD Técnico</w:t>
+      </w:r>
+    </w:p>
+    <w:p>
+      <w:pPr>
+        <w:pStyle w:val="Prrafodelista"/>
+        <w:numPr>
+          <w:ilvl w:val="0"/>
+          <w:numId w:val="15"/>
+        </w:numPr>
+        <w:rPr>
+          <w:lang w:val="es-ES" w:eastAsia="es-ES"/>
+        </w:rPr>
+      </w:pPr>
+      <w:r>
+        <w:rPr>
+          <w:lang w:val="es-ES" w:eastAsia="es-ES"/>
+        </w:rPr>
+        <w:t>Tabla MOVIMIENTOS_BANDEJA (tipo ENTRADA o SALIDA y marca anulado); el saldo se calcula al consultar y no se guarda.</w:t>
+      </w:r>
+    </w:p>
+    <w:p>
+      <w:pPr>
+        <w:pStyle w:val="Prrafodelista"/>
+        <w:numPr>
+          <w:ilvl w:val="0"/>
+          <w:numId w:val="15"/>
+        </w:numPr>
+        <w:rPr>
+          <w:lang w:val="es-ES" w:eastAsia="es-ES"/>
+        </w:rPr>
+      </w:pPr>
+      <w:r>
+        <w:rPr>
+          <w:lang w:val="es-ES" w:eastAsia="es-ES"/>
+        </w:rPr>
+        <w:t>La entrada se crea en la misma transacción que la tarja.</w:t>
+      </w:r>
+    </w:p>
+    <w:p>
+      <w:pPr>
+        <w:pStyle w:val="Prrafodelista"/>
+        <w:numPr>
+          <w:ilvl w:val="0"/>
+          <w:numId w:val="15"/>
+        </w:numPr>
+        <w:rPr>
+          <w:lang w:val="es-ES" w:eastAsia="es-ES"/>
+        </w:rPr>
+      </w:pPr>
+      <w:r>
+        <w:rPr>
+          <w:lang w:val="es-ES" w:eastAsia="es-ES"/>
+        </w:rPr>
+        <w:t>Los cambios de base de datos están en una migración nueva de Alembic, con downgrade, y se aplican con alembic upgrade head.</w:t>
+      </w:r>
+    </w:p>
+    <w:p>
+      <w:pPr>
+        <w:pStyle w:val="Prrafodelista"/>
+        <w:numPr>
+          <w:ilvl w:val="0"/>
+          <w:numId w:val="15"/>
+        </w:numPr>
+        <w:rPr>
+          <w:lang w:val="es-ES" w:eastAsia="es-ES"/>
+        </w:rPr>
+      </w:pPr>
+      <w:r>
+        <w:rPr>
+          <w:lang w:val="es-ES" w:eastAsia="es-ES"/>
+        </w:rPr>
+        <w:t>El modelo E-R y el diagrama de clases (diagramas/Diagramas_Diseno.md) reflejan las tablas de la historia.</w:t>
+      </w:r>
+    </w:p>
+    <w:p>
+      <w:pPr>
+        <w:pStyle w:val="Ttulo2"/>
+      </w:pPr>
+      <w:bookmarkStart w:id="18" w:name="_Toc242010652"/>
+      <w:r>
+        <w:t>HU16 — Imprimir la tarja (E3)</w:t>
+      </w:r>
+      <w:bookmarkEnd w:id="18"/>
+    </w:p>
+    <w:p>
+      <w:pPr>
+        <w:pStyle w:val="Ttulo3"/>
+      </w:pPr>
+      <w:r>
+        <w:t>Definición</w:t>
+      </w:r>
+    </w:p>
+    <w:p>
+      <w:pPr>
+        <w:rPr>
+          <w:lang w:val="es-ES" w:eastAsia="es-ES"/>
+        </w:rPr>
+      </w:pPr>
+      <w:r>
+        <w:rPr>
+          <w:lang w:val="es-ES" w:eastAsia="es-ES"/>
+        </w:rPr>
+        <w:t>Como operador de recepción quiero imprimir la tarja al terminar el registro para identificar físicamente la fruta recibida.</w:t>
+      </w:r>
+    </w:p>
+    <w:p>
+      <w:pPr>
+        <w:pStyle w:val="Ttulo3"/>
+      </w:pPr>
+      <w:r>
+        <w:t>DoD de Negocio</w:t>
+      </w:r>
+    </w:p>
+    <w:p>
+      <w:pPr>
+        <w:pStyle w:val="Prrafodelista"/>
+        <w:numPr>
+          <w:ilvl w:val="0"/>
+          <w:numId w:val="15"/>
+        </w:numPr>
+        <w:rPr>
+          <w:lang w:val="es-ES" w:eastAsia="es-ES"/>
+        </w:rPr>
+      </w:pPr>
+      <w:r>
+        <w:rPr>
+          <w:lang w:val="es-ES" w:eastAsia="es-ES"/>
+        </w:rPr>
+        <w:t>La tarja impresa muestra número, productor, sistema productivo, especie, variedad, calidad, tipo y cantidad de bandejas, kilos brutos, kilos netos, kilos promedio por bandeja y fecha.</w:t>
+      </w:r>
+    </w:p>
+    <w:p>
+      <w:pPr>
+        <w:pStyle w:val="Prrafodelista"/>
+        <w:numPr>
+          <w:ilvl w:val="0"/>
+          <w:numId w:val="15"/>
+        </w:numPr>
+        <w:rPr>
+          <w:lang w:val="es-ES" w:eastAsia="es-ES"/>
+        </w:rPr>
+      </w:pPr>
+      <w:r>
+        <w:rPr>
+          <w:lang w:val="es-ES" w:eastAsia="es-ES"/>
+        </w:rPr>
+        <w:t>Solo se puede imprimir una tarja que ya se guardó.</w:t>
+      </w:r>
+    </w:p>
+    <w:p>
+      <w:pPr>
+        <w:pStyle w:val="Prrafodelista"/>
+        <w:numPr>
+          <w:ilvl w:val="0"/>
+          <w:numId w:val="15"/>
+        </w:numPr>
+        <w:rPr>
+          <w:lang w:val="es-ES" w:eastAsia="es-ES"/>
+        </w:rPr>
+      </w:pPr>
+      <w:r>
+        <w:rPr>
+          <w:lang w:val="es-ES" w:eastAsia="es-ES"/>
+        </w:rPr>
+        <w:t>Puedo reimprimir una tarja, y la reimpresión queda registrada.</w:t>
+      </w:r>
+    </w:p>
+    <w:p>
+      <w:pPr>
+        <w:pStyle w:val="Ttulo3"/>
+      </w:pPr>
+      <w:r>
+        <w:t>DoD Técnico</w:t>
+      </w:r>
+    </w:p>
+    <w:p>
+      <w:pPr>
+        <w:pStyle w:val="Prrafodelista"/>
+        <w:numPr>
+          <w:ilvl w:val="0"/>
+          <w:numId w:val="15"/>
+        </w:numPr>
+        <w:rPr>
+          <w:lang w:val="es-ES" w:eastAsia="es-ES"/>
+        </w:rPr>
+      </w:pPr>
+      <w:r>
+        <w:rPr>
+          <w:lang w:val="es-ES" w:eastAsia="es-ES"/>
+        </w:rPr>
+        <w:t>Vista de impresión de la tarja en el frontend con los datos guardados en la base.</w:t>
+      </w:r>
+    </w:p>
+    <w:p>
+      <w:pPr>
+        <w:pStyle w:val="Prrafodelista"/>
+        <w:numPr>
+          <w:ilvl w:val="0"/>
+          <w:numId w:val="15"/>
+        </w:numPr>
+        <w:rPr>
+          <w:lang w:val="es-ES" w:eastAsia="es-ES"/>
+        </w:rPr>
+      </w:pPr>
+      <w:r>
+        <w:rPr>
+          <w:lang w:val="es-ES" w:eastAsia="es-ES"/>
+        </w:rPr>
+        <w:t>Cada impresión actualiza veces_impresa e impresa_en.</w:t>
+      </w:r>
+    </w:p>
+    <w:p>
+      <w:pPr>
+        <w:pStyle w:val="Ttulo2"/>
+      </w:pPr>
+      <w:bookmarkStart w:id="19" w:name="_Toc242010653"/>
+      <w:r>
+        <w:t>HU17 — Consultar tarjas (E3)</w:t>
+      </w:r>
+      <w:bookmarkEnd w:id="19"/>
+    </w:p>
+    <w:p>
+      <w:pPr>
+        <w:pStyle w:val="Ttulo3"/>
+      </w:pPr>
+      <w:r>
+        <w:t>Definición</w:t>
+      </w:r>
+    </w:p>
+    <w:p>
+      <w:pPr>
+        <w:rPr>
+          <w:lang w:val="es-ES" w:eastAsia="es-ES"/>
+        </w:rPr>
+      </w:pPr>
+      <w:r>
+        <w:rPr>
+          <w:lang w:val="es-ES" w:eastAsia="es-ES"/>
+        </w:rPr>
+        <w:t>Como operador de recepción quiero buscar tarjas por número, productor o fecha para revisar lo que se recibió.</w:t>
+      </w:r>
+    </w:p>
+    <w:p>
+      <w:pPr>
+        <w:pStyle w:val="Ttulo3"/>
+      </w:pPr>
+      <w:r>
+        <w:t>DoD de Negocio</w:t>
+      </w:r>
+    </w:p>
+    <w:p>
+      <w:pPr>
+        <w:pStyle w:val="Prrafodelista"/>
+        <w:numPr>
+          <w:ilvl w:val="0"/>
+          <w:numId w:val="15"/>
+        </w:numPr>
+        <w:rPr>
+          <w:lang w:val="es-ES" w:eastAsia="es-ES"/>
+        </w:rPr>
+      </w:pPr>
+      <w:r>
+        <w:rPr>
+          <w:lang w:val="es-ES" w:eastAsia="es-ES"/>
+        </w:rPr>
+        <w:t>Puedo filtrar por número de tarja, productor, rango de fechas y estado.</w:t>
+      </w:r>
+    </w:p>
+    <w:p>
+      <w:pPr>
+        <w:pStyle w:val="Prrafodelista"/>
+        <w:numPr>
+          <w:ilvl w:val="0"/>
+          <w:numId w:val="15"/>
+        </w:numPr>
+        <w:rPr>
+          <w:lang w:val="es-ES" w:eastAsia="es-ES"/>
+        </w:rPr>
+      </w:pPr>
+      <w:r>
+        <w:rPr>
+          <w:lang w:val="es-ES" w:eastAsia="es-ES"/>
+        </w:rPr>
+        <w:lastRenderedPageBreak/>
+        <w:t>El detalle muestra los datos completos de la tarja, los kilos ya procesados y los kilos pendientes.</w:t>
+      </w:r>
+    </w:p>
+    <w:p>
+      <w:pPr>
+        <w:pStyle w:val="Ttulo3"/>
+      </w:pPr>
+      <w:r>
+        <w:t>DoD Técnico</w:t>
+      </w:r>
+    </w:p>
+    <w:p>
+      <w:pPr>
+        <w:pStyle w:val="Prrafodelista"/>
+        <w:numPr>
+          <w:ilvl w:val="0"/>
+          <w:numId w:val="15"/>
+        </w:numPr>
+        <w:rPr>
+          <w:lang w:val="es-ES" w:eastAsia="es-ES"/>
+        </w:rPr>
+      </w:pPr>
+      <w:r>
+        <w:rPr>
+          <w:lang w:val="es-ES" w:eastAsia="es-ES"/>
+        </w:rPr>
+        <w:t>Endpoint de búsqueda de tarjas con filtros y paginación, protegido por rol.</w:t>
+      </w:r>
+    </w:p>
+    <w:p>
+      <w:pPr>
+        <w:pStyle w:val="Prrafodelista"/>
+        <w:numPr>
+          <w:ilvl w:val="0"/>
+          <w:numId w:val="15"/>
+        </w:numPr>
+        <w:rPr>
+          <w:lang w:val="es-ES" w:eastAsia="es-ES"/>
+        </w:rPr>
+      </w:pPr>
+      <w:r>
+        <w:rPr>
+          <w:lang w:val="es-ES" w:eastAsia="es-ES"/>
+        </w:rPr>
+        <w:t>El detalle calcula los kilos procesados y pendientes desde PROCESO_TARJAS.</w:t>
+      </w:r>
+    </w:p>
+    <w:p>
+      <w:pPr>
+        <w:pStyle w:val="Prrafodelista"/>
+        <w:numPr>
+          <w:ilvl w:val="0"/>
+          <w:numId w:val="15"/>
+        </w:numPr>
+        <w:rPr>
+          <w:lang w:val="es-ES" w:eastAsia="es-ES"/>
+        </w:rPr>
+      </w:pPr>
+      <w:r>
+        <w:rPr>
+          <w:lang w:val="es-ES" w:eastAsia="es-ES"/>
+        </w:rPr>
+        <w:t>La pantalla está en el frontend React y consume solo la API; nunca accede a la base de datos.</w:t>
+      </w:r>
+    </w:p>
+    <w:p>
+      <w:pPr>
+        <w:pStyle w:val="Ttulo2"/>
+      </w:pPr>
+      <w:bookmarkStart w:id="20" w:name="_Toc242010654"/>
+      <w:r>
+        <w:t>HU18 — Registrar el procesamiento de tarjas (E4)</w:t>
+      </w:r>
+      <w:bookmarkEnd w:id="20"/>
+    </w:p>
+    <w:p>
+      <w:pPr>
+        <w:pStyle w:val="Ttulo3"/>
+      </w:pPr>
+      <w:r>
+        <w:t>Definición</w:t>
+      </w:r>
+    </w:p>
+    <w:p>
+      <w:pPr>
+        <w:rPr>
+          <w:lang w:val="es-ES" w:eastAsia="es-ES"/>
+        </w:rPr>
+      </w:pPr>
+      <w:r>
+        <w:rPr>
+          <w:lang w:val="es-ES" w:eastAsia="es-ES"/>
+        </w:rPr>
+        <w:t>Como operador de proceso quiero registrar qué tarjas entran a proceso y cuánto se obtiene de ellas para conocer el resultado de la línea.</w:t>
+      </w:r>
+    </w:p>
+    <w:p>
+      <w:pPr>
+        <w:pStyle w:val="Ttulo3"/>
+      </w:pPr>
+      <w:r>
+        <w:t>DoD de Negocio</w:t>
+      </w:r>
+    </w:p>
+    <w:p>
+      <w:pPr>
+        <w:pStyle w:val="Prrafodelista"/>
+        <w:numPr>
+          <w:ilvl w:val="0"/>
+          <w:numId w:val="15"/>
+        </w:numPr>
+        <w:rPr>
+          <w:lang w:val="es-ES" w:eastAsia="es-ES"/>
+        </w:rPr>
+      </w:pPr>
+      <w:r>
+        <w:rPr>
+          <w:lang w:val="es-ES" w:eastAsia="es-ES"/>
+        </w:rPr>
+        <w:t>El sistema asigna el folio del proceso (P + número correlativo, por ejemplo P123), único y sin repetirse aunque dos operadores guarden al mismo tiempo.</w:t>
+      </w:r>
+    </w:p>
+    <w:p>
+      <w:pPr>
+        <w:pStyle w:val="Prrafodelista"/>
+        <w:numPr>
+          <w:ilvl w:val="0"/>
+          <w:numId w:val="15"/>
+        </w:numPr>
+        <w:rPr>
+          <w:lang w:val="es-ES" w:eastAsia="es-ES"/>
+        </w:rPr>
+      </w:pPr>
+      <w:r>
+        <w:rPr>
+          <w:lang w:val="es-ES" w:eastAsia="es-ES"/>
+        </w:rPr>
+        <w:t>Registro la fecha de elaboración, el embalaje y, por cada tarja, la cantidad de cajas. El sistema calcula los kilos procesados de cada tarja (cajas × kilos por caja del embalaje); solo a granel se ingresan a mano.</w:t>
+      </w:r>
+    </w:p>
+    <w:p>
+      <w:pPr>
+        <w:pStyle w:val="Prrafodelista"/>
+        <w:numPr>
+          <w:ilvl w:val="0"/>
+          <w:numId w:val="15"/>
+        </w:numPr>
+        <w:rPr>
+          <w:lang w:val="es-ES" w:eastAsia="es-ES"/>
+        </w:rPr>
+      </w:pPr>
+      <w:r>
+        <w:rPr>
+          <w:lang w:val="es-ES" w:eastAsia="es-ES"/>
+        </w:rPr>
+        <w:t>Solo puedo elegir tarjas no terminadas (estado "recepcionada" o "parcial"), y el sistema me muestra cuántos kilos le quedan a cada una.</w:t>
+      </w:r>
+    </w:p>
+    <w:p>
+      <w:pPr>
+        <w:pStyle w:val="Prrafodelista"/>
+        <w:numPr>
+          <w:ilvl w:val="0"/>
+          <w:numId w:val="15"/>
+        </w:numPr>
+        <w:rPr>
+          <w:lang w:val="es-ES" w:eastAsia="es-ES"/>
+        </w:rPr>
+      </w:pPr>
+      <w:r>
+        <w:rPr>
+          <w:lang w:val="es-ES" w:eastAsia="es-ES"/>
+        </w:rPr>
+        <w:t>Una tarja puede procesarse en varios procesos (consumo parcial). La suma de sus kilos procesados, en sus procesos no anulados, nunca supera sus kilos netos.</w:t>
+      </w:r>
+    </w:p>
+    <w:p>
+      <w:pPr>
+        <w:pStyle w:val="Prrafodelista"/>
+        <w:numPr>
+          <w:ilvl w:val="0"/>
+          <w:numId w:val="15"/>
+        </w:numPr>
+        <w:rPr>
+          <w:lang w:val="es-ES" w:eastAsia="es-ES"/>
+        </w:rPr>
+      </w:pPr>
+      <w:r>
+        <w:rPr>
+          <w:lang w:val="es-ES" w:eastAsia="es-ES"/>
+        </w:rPr>
+        <w:t>En el proceso donde la tarja se termina, marco "tarja terminada". Desde ese momento ya no aparece como disponible, y los kilos que no salieron en cajas quedan como merma.</w:t>
+      </w:r>
+    </w:p>
+    <w:p>
+      <w:pPr>
+        <w:pStyle w:val="Prrafodelista"/>
+        <w:numPr>
+          <w:ilvl w:val="0"/>
+          <w:numId w:val="15"/>
+        </w:numPr>
+        <w:rPr>
+          <w:lang w:val="es-ES" w:eastAsia="es-ES"/>
+        </w:rPr>
+      </w:pPr>
+      <w:r>
+        <w:rPr>
+          <w:lang w:val="es-ES" w:eastAsia="es-ES"/>
+        </w:rPr>
+        <w:t>Al guardar el proceso, cada tarja pasa a "parcial" o, si la marqué como terminada, a "procesada", en la misma transacción.</w:t>
+      </w:r>
+    </w:p>
+    <w:p>
+      <w:pPr>
+        <w:pStyle w:val="Prrafodelista"/>
+        <w:numPr>
+          <w:ilvl w:val="0"/>
+          <w:numId w:val="15"/>
+        </w:numPr>
+        <w:rPr>
+          <w:lang w:val="es-ES" w:eastAsia="es-ES"/>
+        </w:rPr>
+      </w:pPr>
+      <w:r>
+        <w:rPr>
+          <w:lang w:val="es-ES" w:eastAsia="es-ES"/>
+        </w:rPr>
+        <w:t>Lo procesado queda vinculado a su tarja y a su productor.</w:t>
+      </w:r>
+    </w:p>
+    <w:p>
+      <w:pPr>
+        <w:pStyle w:val="Ttulo3"/>
+      </w:pPr>
+      <w:r>
+        <w:t>DoD Técnico</w:t>
+      </w:r>
+    </w:p>
+    <w:p>
+      <w:pPr>
+        <w:pStyle w:val="Prrafodelista"/>
+        <w:numPr>
+          <w:ilvl w:val="0"/>
+          <w:numId w:val="15"/>
+        </w:numPr>
+        <w:rPr>
+          <w:lang w:val="es-ES" w:eastAsia="es-ES"/>
+        </w:rPr>
+      </w:pPr>
+      <w:r>
+        <w:rPr>
+          <w:lang w:val="es-ES" w:eastAsia="es-ES"/>
+        </w:rPr>
+        <w:t>Tablas PROCESOS y PROCESO_TARJAS (cajas, kilos procesados y tarja_terminada); folio P + SEQUENCE con restricción única.</w:t>
+      </w:r>
+    </w:p>
+    <w:p>
+      <w:pPr>
+        <w:pStyle w:val="Prrafodelista"/>
+        <w:numPr>
+          <w:ilvl w:val="0"/>
+          <w:numId w:val="15"/>
+        </w:numPr>
+        <w:rPr>
+          <w:lang w:val="es-ES" w:eastAsia="es-ES"/>
+        </w:rPr>
+      </w:pPr>
+      <w:r>
+        <w:rPr>
+          <w:lang w:val="es-ES" w:eastAsia="es-ES"/>
+        </w:rPr>
+        <w:t>Endpoint protegido con require_roles(OPERADOR_PROCESO, ADMINISTRADOR).</w:t>
+      </w:r>
+    </w:p>
+    <w:p>
+      <w:pPr>
+        <w:pStyle w:val="Prrafodelista"/>
+        <w:numPr>
+          <w:ilvl w:val="0"/>
+          <w:numId w:val="15"/>
+        </w:numPr>
+        <w:rPr>
+          <w:lang w:val="es-ES" w:eastAsia="es-ES"/>
+        </w:rPr>
+      </w:pPr>
+      <w:r>
+        <w:rPr>
+          <w:lang w:val="es-ES" w:eastAsia="es-ES"/>
+        </w:rPr>
+        <w:t>La lógica de negocio está en la capa de servicios (app/services) y la operación se guarda en una sola transacción. El servicio valida que lo procesado no supere los kilos netos y actualiza el estado de las tarjas.</w:t>
+      </w:r>
+    </w:p>
+    <w:p>
+      <w:pPr>
+        <w:pStyle w:val="Prrafodelista"/>
+        <w:numPr>
+          <w:ilvl w:val="0"/>
+          <w:numId w:val="15"/>
+        </w:numPr>
+        <w:rPr>
+          <w:lang w:val="es-ES" w:eastAsia="es-ES"/>
+        </w:rPr>
+      </w:pPr>
+      <w:r>
+        <w:rPr>
+          <w:lang w:val="es-ES" w:eastAsia="es-ES"/>
+        </w:rPr>
+        <w:t>Los cambios de base de datos están en una migración nueva de Alembic, con downgrade, y se aplican con alembic upgrade head.</w:t>
+      </w:r>
+    </w:p>
+    <w:p>
+      <w:pPr>
+        <w:pStyle w:val="Prrafodelista"/>
+        <w:numPr>
+          <w:ilvl w:val="0"/>
+          <w:numId w:val="15"/>
+        </w:numPr>
+        <w:rPr>
+          <w:lang w:val="es-ES" w:eastAsia="es-ES"/>
+        </w:rPr>
+      </w:pPr>
+      <w:r>
+        <w:rPr>
+          <w:lang w:val="es-ES" w:eastAsia="es-ES"/>
+        </w:rPr>
+        <w:t>El modelo E-R y el diagrama de clases (diagramas/Diagramas_Diseno.md) reflejan las tablas de la historia.</w:t>
+      </w:r>
+    </w:p>
+    <w:p>
+      <w:pPr>
+        <w:pStyle w:val="Prrafodelista"/>
+        <w:numPr>
+          <w:ilvl w:val="0"/>
+          <w:numId w:val="15"/>
+        </w:numPr>
+        <w:rPr>
+          <w:lang w:val="es-ES" w:eastAsia="es-ES"/>
+        </w:rPr>
+      </w:pPr>
+      <w:r>
+        <w:rPr>
+          <w:lang w:val="es-ES" w:eastAsia="es-ES"/>
+        </w:rPr>
+        <w:lastRenderedPageBreak/>
+        <w:t>Cada cambio queda registrado en la tabla AUDITORIA dentro de la misma transacción (HU21).</w:t>
+      </w:r>
+    </w:p>
+    <w:p>
+      <w:pPr>
+        <w:pStyle w:val="Prrafodelista"/>
+        <w:numPr>
+          <w:ilvl w:val="0"/>
+          <w:numId w:val="15"/>
+        </w:numPr>
+        <w:rPr>
+          <w:lang w:val="es-ES" w:eastAsia="es-ES"/>
+        </w:rPr>
+      </w:pPr>
+      <w:r>
+        <w:rPr>
+          <w:lang w:val="es-ES" w:eastAsia="es-ES"/>
+        </w:rPr>
+        <w:t>La pantalla está en el frontend React y consume solo la API; nunca accede a la base de datos.</w:t>
+      </w:r>
+    </w:p>
+    <w:p>
+      <w:pPr>
+        <w:pStyle w:val="Ttulo2"/>
+      </w:pPr>
+      <w:bookmarkStart w:id="21" w:name="_Toc242010655"/>
+      <w:r>
+        <w:t>HU19 — Calcular el rendimiento y la merma (E4)</w:t>
+      </w:r>
+      <w:bookmarkEnd w:id="21"/>
+    </w:p>
+    <w:p>
+      <w:pPr>
+        <w:pStyle w:val="Ttulo3"/>
+      </w:pPr>
+      <w:r>
+        <w:t>Definición</w:t>
+      </w:r>
+    </w:p>
+    <w:p>
+      <w:pPr>
+        <w:rPr>
+          <w:lang w:val="es-ES" w:eastAsia="es-ES"/>
+        </w:rPr>
+      </w:pPr>
+      <w:r>
+        <w:rPr>
+          <w:lang w:val="es-ES" w:eastAsia="es-ES"/>
+        </w:rPr>
+        <w:t>Como operador de proceso quiero ingresar uno o varios folios de proceso y que el sistema calcule el rendimiento y la merma de las tarjas de recepción asociadas, para no hacer el cálculo a mano.</w:t>
+      </w:r>
+    </w:p>
+    <w:p>
+      <w:pPr>
+        <w:pStyle w:val="Ttulo3"/>
+      </w:pPr>
+      <w:r>
+        <w:t>DoD de Negocio</w:t>
+      </w:r>
+    </w:p>
+    <w:p>
+      <w:pPr>
+        <w:pStyle w:val="Prrafodelista"/>
+        <w:numPr>
+          <w:ilvl w:val="0"/>
+          <w:numId w:val="15"/>
+        </w:numPr>
+        <w:rPr>
+          <w:lang w:val="es-ES" w:eastAsia="es-ES"/>
+        </w:rPr>
+      </w:pPr>
+      <w:r>
+        <w:rPr>
+          <w:lang w:val="es-ES" w:eastAsia="es-ES"/>
+        </w:rPr>
+        <w:t>Ingreso uno o varios folios de proceso y el sistema busca las tarjas de recepción asociadas. No digito kilos.</w:t>
+      </w:r>
+    </w:p>
+    <w:p>
+      <w:pPr>
+        <w:pStyle w:val="Prrafodelista"/>
+        <w:numPr>
+          <w:ilvl w:val="0"/>
+          <w:numId w:val="15"/>
+        </w:numPr>
+        <w:rPr>
+          <w:lang w:val="es-ES" w:eastAsia="es-ES"/>
+        </w:rPr>
+      </w:pPr>
+      <w:r>
+        <w:rPr>
+          <w:lang w:val="es-ES" w:eastAsia="es-ES"/>
+        </w:rPr>
+        <w:t>Por cada tarja de recepción, el sistema muestra: kilos de entrada = kilos netos de la tarja de recepción; kilos procesados = suma de los kilos procesados de la tarja en todos sus procesos no anulados; merma = kilos de entrada − kilos procesados; rendimiento (%) = kilos procesados ÷ kilos de entrada × 100, con 2 decimales.</w:t>
+      </w:r>
+    </w:p>
+    <w:p>
+      <w:pPr>
+        <w:pStyle w:val="Prrafodelista"/>
+        <w:numPr>
+          <w:ilvl w:val="0"/>
+          <w:numId w:val="15"/>
+        </w:numPr>
+        <w:rPr>
+          <w:lang w:val="es-ES" w:eastAsia="es-ES"/>
+        </w:rPr>
+      </w:pPr>
+      <w:r>
+        <w:rPr>
+          <w:lang w:val="es-ES" w:eastAsia="es-ES"/>
+        </w:rPr>
+        <w:t>También muestra el total de las tarjas consultadas, con su rendimiento y merma totales.</w:t>
+      </w:r>
+    </w:p>
+    <w:p>
+      <w:pPr>
+        <w:pStyle w:val="Prrafodelista"/>
+        <w:numPr>
+          <w:ilvl w:val="0"/>
+          <w:numId w:val="15"/>
+        </w:numPr>
+        <w:rPr>
+          <w:lang w:val="es-ES" w:eastAsia="es-ES"/>
+        </w:rPr>
+      </w:pPr>
+      <w:r>
+        <w:rPr>
+          <w:lang w:val="es-ES" w:eastAsia="es-ES"/>
+        </w:rPr>
+        <w:t>Si una tarja todavía no está terminada, su merma y su rendimiento se muestran como provisionales.</w:t>
+      </w:r>
+    </w:p>
+    <w:p>
+      <w:pPr>
+        <w:pStyle w:val="Prrafodelista"/>
+        <w:numPr>
+          <w:ilvl w:val="0"/>
+          <w:numId w:val="15"/>
+        </w:numPr>
+        <w:rPr>
+          <w:lang w:val="es-ES" w:eastAsia="es-ES"/>
+        </w:rPr>
+      </w:pPr>
+      <w:r>
+        <w:rPr>
+          <w:lang w:val="es-ES" w:eastAsia="es-ES"/>
+        </w:rPr>
+        <w:t>El cálculo se hace al consultar, con los procesos vigentes: si se anula un proceso, el resultado cambia solo, sin corregir nada a mano.</w:t>
+      </w:r>
+    </w:p>
+    <w:p>
+      <w:pPr>
+        <w:pStyle w:val="Ttulo3"/>
+      </w:pPr>
+      <w:r>
+        <w:t>DoD Técnico</w:t>
+      </w:r>
+    </w:p>
+    <w:p>
+      <w:pPr>
+        <w:pStyle w:val="Prrafodelista"/>
+        <w:numPr>
+          <w:ilvl w:val="0"/>
+          <w:numId w:val="15"/>
+        </w:numPr>
+        <w:rPr>
+          <w:lang w:val="es-ES" w:eastAsia="es-ES"/>
+        </w:rPr>
+      </w:pPr>
+      <w:r>
+        <w:rPr>
+          <w:lang w:val="es-ES" w:eastAsia="es-ES"/>
+        </w:rPr>
+        <w:t>Endpoint de consulta que recibe uno o varios folios y calcula en el servidor, sin guardar resultados, los kilos de entrada y procesados, la merma y el rendimiento por tarja y en total.</w:t>
+      </w:r>
+    </w:p>
+    <w:p>
+      <w:pPr>
+        <w:pStyle w:val="Prrafodelista"/>
+        <w:numPr>
+          <w:ilvl w:val="0"/>
+          <w:numId w:val="15"/>
+        </w:numPr>
+        <w:rPr>
+          <w:lang w:val="es-ES" w:eastAsia="es-ES"/>
+        </w:rPr>
+      </w:pPr>
+      <w:r>
+        <w:rPr>
+          <w:lang w:val="es-ES" w:eastAsia="es-ES"/>
+        </w:rPr>
+        <w:t>Pruebas con una tarja procesada en varios procesos y con un proceso anulado.</w:t>
+      </w:r>
+    </w:p>
+    <w:p>
+      <w:pPr>
+        <w:pStyle w:val="Prrafodelista"/>
+        <w:numPr>
+          <w:ilvl w:val="0"/>
+          <w:numId w:val="15"/>
+        </w:numPr>
+        <w:rPr>
+          <w:lang w:val="es-ES" w:eastAsia="es-ES"/>
+        </w:rPr>
+      </w:pPr>
+      <w:r>
+        <w:rPr>
+          <w:lang w:val="es-ES" w:eastAsia="es-ES"/>
+        </w:rPr>
+        <w:t>La pantalla está en el frontend React y consume solo la API; nunca accede a la base de datos.</w:t>
+      </w:r>
+    </w:p>
+    <w:p>
+      <w:pPr>
+        <w:pStyle w:val="Ttulo2"/>
+      </w:pPr>
+      <w:bookmarkStart w:id="22" w:name="_Toc242010656"/>
+      <w:r>
+        <w:t>HU20 — Editar una tarja después de impresa (E4)</w:t>
+      </w:r>
+      <w:bookmarkEnd w:id="22"/>
+    </w:p>
+    <w:p>
+      <w:pPr>
+        <w:pStyle w:val="Ttulo3"/>
+      </w:pPr>
+      <w:r>
+        <w:t>Definición</w:t>
+      </w:r>
+    </w:p>
+    <w:p>
+      <w:pPr>
+        <w:rPr>
+          <w:lang w:val="es-ES" w:eastAsia="es-ES"/>
+        </w:rPr>
+      </w:pPr>
+      <w:r>
+        <w:rPr>
+          <w:lang w:val="es-ES" w:eastAsia="es-ES"/>
+        </w:rPr>
+        <w:t>Como operador de recepción o administrador quiero corregir una tarja ya impresa para arreglar errores de digitación sin perder el registro original.</w:t>
+      </w:r>
+    </w:p>
+    <w:p>
+      <w:pPr>
+        <w:pStyle w:val="Ttulo3"/>
+      </w:pPr>
+      <w:r>
+        <w:t>DoD de Negocio</w:t>
+      </w:r>
+    </w:p>
+    <w:p>
+      <w:pPr>
+        <w:pStyle w:val="Prrafodelista"/>
+        <w:numPr>
+          <w:ilvl w:val="0"/>
+          <w:numId w:val="15"/>
+        </w:numPr>
+        <w:rPr>
+          <w:lang w:val="es-ES" w:eastAsia="es-ES"/>
+        </w:rPr>
+      </w:pPr>
+      <w:r>
+        <w:rPr>
+          <w:lang w:val="es-ES" w:eastAsia="es-ES"/>
+        </w:rPr>
+        <w:t>Solo el operador de recepción y el administrador pueden editarla; la gerencia no, aunque tenga más rango.</w:t>
+      </w:r>
+    </w:p>
+    <w:p>
+      <w:pPr>
+        <w:pStyle w:val="Prrafodelista"/>
+        <w:numPr>
+          <w:ilvl w:val="0"/>
+          <w:numId w:val="15"/>
+        </w:numPr>
+        <w:rPr>
+          <w:lang w:val="es-ES" w:eastAsia="es-ES"/>
+        </w:rPr>
+      </w:pPr>
+      <w:r>
+        <w:rPr>
+          <w:lang w:val="es-ES" w:eastAsia="es-ES"/>
+        </w:rPr>
+        <w:t>Es obligatorio indicar el motivo del cambio.</w:t>
+      </w:r>
+    </w:p>
+    <w:p>
+      <w:pPr>
+        <w:pStyle w:val="Prrafodelista"/>
+        <w:numPr>
+          <w:ilvl w:val="0"/>
+          <w:numId w:val="15"/>
+        </w:numPr>
+        <w:rPr>
+          <w:lang w:val="es-ES" w:eastAsia="es-ES"/>
+        </w:rPr>
+      </w:pPr>
+      <w:r>
+        <w:rPr>
+          <w:lang w:val="es-ES" w:eastAsia="es-ES"/>
+        </w:rPr>
+        <w:lastRenderedPageBreak/>
+        <w:t>No se puede editar una tarja que ya tiene kilos procesados (estado "parcial" o "procesada") ni una tarja anulada.</w:t>
+      </w:r>
+    </w:p>
+    <w:p>
+      <w:pPr>
+        <w:pStyle w:val="Prrafodelista"/>
+        <w:numPr>
+          <w:ilvl w:val="0"/>
+          <w:numId w:val="15"/>
+        </w:numPr>
+        <w:rPr>
+          <w:lang w:val="es-ES" w:eastAsia="es-ES"/>
+        </w:rPr>
+      </w:pPr>
+      <w:r>
+        <w:rPr>
+          <w:lang w:val="es-ES" w:eastAsia="es-ES"/>
+        </w:rPr>
+        <w:t>Al editarla, los kilos netos se recalculan con la tara guardada en la propia tarja.</w:t>
+      </w:r>
+    </w:p>
+    <w:p>
+      <w:pPr>
+        <w:pStyle w:val="Prrafodelista"/>
+        <w:numPr>
+          <w:ilvl w:val="0"/>
+          <w:numId w:val="15"/>
+        </w:numPr>
+        <w:rPr>
+          <w:lang w:val="es-ES" w:eastAsia="es-ES"/>
+        </w:rPr>
+      </w:pPr>
+      <w:r>
+        <w:rPr>
+          <w:lang w:val="es-ES" w:eastAsia="es-ES"/>
+        </w:rPr>
+        <w:t>Cada edición guarda en la auditoría los valores de antes y después.</w:t>
+      </w:r>
+    </w:p>
+    <w:p>
+      <w:pPr>
+        <w:pStyle w:val="Ttulo3"/>
+      </w:pPr>
+      <w:r>
+        <w:t>DoD Técnico</w:t>
+      </w:r>
+    </w:p>
+    <w:p>
+      <w:pPr>
+        <w:pStyle w:val="Prrafodelista"/>
+        <w:numPr>
+          <w:ilvl w:val="0"/>
+          <w:numId w:val="15"/>
+        </w:numPr>
+        <w:rPr>
+          <w:lang w:val="es-ES" w:eastAsia="es-ES"/>
+        </w:rPr>
+      </w:pPr>
+      <w:r>
+        <w:rPr>
+          <w:lang w:val="es-ES" w:eastAsia="es-ES"/>
+        </w:rPr>
+        <w:t>Endpoint PUT de tarja protegido con require_roles(OPERADOR_RECEPCION, ADMINISTRADOR); la gerencia recibe 403.</w:t>
+      </w:r>
+    </w:p>
+    <w:p>
+      <w:pPr>
+        <w:pStyle w:val="Prrafodelista"/>
+        <w:numPr>
+          <w:ilvl w:val="0"/>
+          <w:numId w:val="15"/>
+        </w:numPr>
+        <w:rPr>
+          <w:lang w:val="es-ES" w:eastAsia="es-ES"/>
+        </w:rPr>
+      </w:pPr>
+      <w:r>
+        <w:rPr>
+          <w:lang w:val="es-ES" w:eastAsia="es-ES"/>
+        </w:rPr>
+        <w:t>El motivo es obligatorio en el schema y se guarda en AUDITORIA junto con los valores de antes y después.</w:t>
+      </w:r>
+    </w:p>
+    <w:p>
+      <w:pPr>
+        <w:pStyle w:val="Prrafodelista"/>
+        <w:numPr>
+          <w:ilvl w:val="0"/>
+          <w:numId w:val="15"/>
+        </w:numPr>
+        <w:rPr>
+          <w:lang w:val="es-ES" w:eastAsia="es-ES"/>
+        </w:rPr>
+      </w:pPr>
+      <w:r>
+        <w:rPr>
+          <w:lang w:val="es-ES" w:eastAsia="es-ES"/>
+        </w:rPr>
+        <w:t>Los kilos netos se recalculan en el servidor con la tara guardada en la tarja.</w:t>
+      </w:r>
+    </w:p>
+    <w:p>
+      <w:pPr>
+        <w:pStyle w:val="Prrafodelista"/>
+        <w:numPr>
+          <w:ilvl w:val="0"/>
+          <w:numId w:val="15"/>
+        </w:numPr>
+        <w:rPr>
+          <w:lang w:val="es-ES" w:eastAsia="es-ES"/>
+        </w:rPr>
+      </w:pPr>
+      <w:r>
+        <w:rPr>
+          <w:lang w:val="es-ES" w:eastAsia="es-ES"/>
+        </w:rPr>
+        <w:t>La lógica de negocio está en la capa de servicios (app/services) y la operación se guarda en una sola transacción.</w:t>
+      </w:r>
+    </w:p>
+    <w:p>
+      <w:pPr>
+        <w:pStyle w:val="Ttulo2"/>
+      </w:pPr>
+      <w:bookmarkStart w:id="23" w:name="_Toc242010657"/>
+      <w:r>
+        <w:t>HU21 — Registrar la auditoría automáticamente (E4)</w:t>
+      </w:r>
+      <w:bookmarkEnd w:id="23"/>
+    </w:p>
+    <w:p>
+      <w:pPr>
+        <w:pStyle w:val="Ttulo3"/>
+      </w:pPr>
+      <w:r>
+        <w:t>Definición</w:t>
+      </w:r>
+    </w:p>
+    <w:p>
+      <w:pPr>
+        <w:rPr>
+          <w:lang w:val="es-ES" w:eastAsia="es-ES"/>
+        </w:rPr>
+      </w:pPr>
+      <w:r>
+        <w:rPr>
+          <w:lang w:val="es-ES" w:eastAsia="es-ES"/>
+        </w:rPr>
+        <w:t>Como administrador quiero que el sistema registre solo cada cambio en la información crítica para saber quién cambió qué y cuándo.</w:t>
+      </w:r>
+    </w:p>
+    <w:p>
+      <w:pPr>
+        <w:pStyle w:val="Ttulo3"/>
+      </w:pPr>
+      <w:r>
+        <w:t>DoD de Negocio</w:t>
+      </w:r>
+    </w:p>
+    <w:p>
+      <w:pPr>
+        <w:pStyle w:val="Prrafodelista"/>
+        <w:numPr>
+          <w:ilvl w:val="0"/>
+          <w:numId w:val="15"/>
+        </w:numPr>
+        <w:rPr>
+          <w:lang w:val="es-ES" w:eastAsia="es-ES"/>
+        </w:rPr>
+      </w:pPr>
+      <w:r>
+        <w:rPr>
+          <w:lang w:val="es-ES" w:eastAsia="es-ES"/>
+        </w:rPr>
+        <w:t>Se registran el usuario, la fecha y hora, la tabla, el registro, la acción y los valores de antes y después.</w:t>
+      </w:r>
+    </w:p>
+    <w:p>
+      <w:pPr>
+        <w:pStyle w:val="Prrafodelista"/>
+        <w:numPr>
+          <w:ilvl w:val="0"/>
+          <w:numId w:val="15"/>
+        </w:numPr>
+        <w:rPr>
+          <w:lang w:val="es-ES" w:eastAsia="es-ES"/>
+        </w:rPr>
+      </w:pPr>
+      <w:r>
+        <w:rPr>
+          <w:lang w:val="es-ES" w:eastAsia="es-ES"/>
+        </w:rPr>
+        <w:t>La auditoría se guarda en la misma transacción que el cambio: si el cambio falla, no queda registro de auditoría.</w:t>
+      </w:r>
+    </w:p>
+    <w:p>
+      <w:pPr>
+        <w:pStyle w:val="Prrafodelista"/>
+        <w:numPr>
+          <w:ilvl w:val="0"/>
+          <w:numId w:val="15"/>
+        </w:numPr>
+        <w:rPr>
+          <w:lang w:val="es-ES" w:eastAsia="es-ES"/>
+        </w:rPr>
+      </w:pPr>
+      <w:r>
+        <w:rPr>
+          <w:lang w:val="es-ES" w:eastAsia="es-ES"/>
+        </w:rPr>
+        <w:t>Nadie puede editar ni borrar los registros de auditoría desde el sistema.</w:t>
+      </w:r>
+    </w:p>
+    <w:p>
+      <w:pPr>
+        <w:pStyle w:val="Prrafodelista"/>
+        <w:numPr>
+          <w:ilvl w:val="0"/>
+          <w:numId w:val="15"/>
+        </w:numPr>
+        <w:rPr>
+          <w:lang w:val="es-ES" w:eastAsia="es-ES"/>
+        </w:rPr>
+      </w:pPr>
+      <w:r>
+        <w:rPr>
+          <w:lang w:val="es-ES" w:eastAsia="es-ES"/>
+        </w:rPr>
+        <w:t>Cuando la operación exige un motivo (edición de tarja, HU20), el motivo se guarda en el mismo registro de auditoría.</w:t>
+      </w:r>
+    </w:p>
+    <w:p>
+      <w:pPr>
+        <w:pStyle w:val="Ttulo3"/>
+      </w:pPr>
+      <w:r>
+        <w:t>DoD Técnico</w:t>
+      </w:r>
+    </w:p>
+    <w:p>
+      <w:pPr>
+        <w:pStyle w:val="Prrafodelista"/>
+        <w:numPr>
+          <w:ilvl w:val="0"/>
+          <w:numId w:val="15"/>
+        </w:numPr>
+        <w:rPr>
+          <w:lang w:val="es-ES" w:eastAsia="es-ES"/>
+        </w:rPr>
+      </w:pPr>
+      <w:r>
+        <w:rPr>
+          <w:lang w:val="es-ES" w:eastAsia="es-ES"/>
+        </w:rPr>
+        <w:t>Tabla AUDITORIA con usuario, fecha y hora (UTC), tabla, registro, acción, valores antes y después (JSON) y motivo.</w:t>
+      </w:r>
+    </w:p>
+    <w:p>
+      <w:pPr>
+        <w:pStyle w:val="Prrafodelista"/>
+        <w:numPr>
+          <w:ilvl w:val="0"/>
+          <w:numId w:val="15"/>
+        </w:numPr>
+        <w:rPr>
+          <w:lang w:val="es-ES" w:eastAsia="es-ES"/>
+        </w:rPr>
+      </w:pPr>
+      <w:r>
+        <w:rPr>
+          <w:lang w:val="es-ES" w:eastAsia="es-ES"/>
+        </w:rPr>
+        <w:t>Un servicio de auditoría común que usan todos los servicios dentro de su transacción.</w:t>
+      </w:r>
+    </w:p>
+    <w:p>
+      <w:pPr>
+        <w:pStyle w:val="Prrafodelista"/>
+        <w:numPr>
+          <w:ilvl w:val="0"/>
+          <w:numId w:val="15"/>
+        </w:numPr>
+        <w:rPr>
+          <w:lang w:val="es-ES" w:eastAsia="es-ES"/>
+        </w:rPr>
+      </w:pPr>
+      <w:r>
+        <w:rPr>
+          <w:lang w:val="es-ES" w:eastAsia="es-ES"/>
+        </w:rPr>
+        <w:t>La API no tiene endpoints para editar ni borrar auditoría.</w:t>
+      </w:r>
+    </w:p>
+    <w:p>
+      <w:pPr>
+        <w:pStyle w:val="Prrafodelista"/>
+        <w:numPr>
+          <w:ilvl w:val="0"/>
+          <w:numId w:val="15"/>
+        </w:numPr>
+        <w:rPr>
+          <w:lang w:val="es-ES" w:eastAsia="es-ES"/>
+        </w:rPr>
+      </w:pPr>
+      <w:r>
+        <w:rPr>
+          <w:lang w:val="es-ES" w:eastAsia="es-ES"/>
+        </w:rPr>
+        <w:t>Los cambios de base de datos están en una migración nueva de Alembic, con downgrade, y se aplican con alembic upgrade head.</w:t>
+      </w:r>
+    </w:p>
+    <w:p>
+      <w:pPr>
+        <w:pStyle w:val="Prrafodelista"/>
+        <w:numPr>
+          <w:ilvl w:val="0"/>
+          <w:numId w:val="15"/>
+        </w:numPr>
+        <w:rPr>
+          <w:lang w:val="es-ES" w:eastAsia="es-ES"/>
+        </w:rPr>
+      </w:pPr>
+      <w:r>
+        <w:rPr>
+          <w:lang w:val="es-ES" w:eastAsia="es-ES"/>
+        </w:rPr>
+        <w:t>El modelo E-R y el diagrama de clases (diagramas/Diagramas_Diseno.md) reflejan las tablas de la historia.</w:t>
+      </w:r>
+    </w:p>
+    <w:p>
+      <w:pPr>
+        <w:pStyle w:val="Ttulo2"/>
+      </w:pPr>
+      <w:bookmarkStart w:id="24" w:name="_Toc242010658"/>
+      <w:r>
+        <w:lastRenderedPageBreak/>
+        <w:t>HU22 — Consultar la bitácora de auditoría (E4)</w:t>
+      </w:r>
+      <w:bookmarkEnd w:id="24"/>
+    </w:p>
+    <w:p>
+      <w:pPr>
+        <w:pStyle w:val="Ttulo3"/>
+      </w:pPr>
+      <w:r>
+        <w:t>Definición</w:t>
+      </w:r>
+    </w:p>
+    <w:p>
+      <w:pPr>
+        <w:rPr>
+          <w:lang w:val="es-ES" w:eastAsia="es-ES"/>
+        </w:rPr>
+      </w:pPr>
+      <w:r>
+        <w:rPr>
+          <w:lang w:val="es-ES" w:eastAsia="es-ES"/>
+        </w:rPr>
+        <w:t>Como administrador o gerencia quiero consultar la bitácora de cambios para aclarar diferencias y responder consultas.</w:t>
+      </w:r>
+    </w:p>
+    <w:p>
+      <w:pPr>
+        <w:pStyle w:val="Ttulo3"/>
+      </w:pPr>
+      <w:r>
+        <w:t>DoD de Negocio</w:t>
+      </w:r>
+    </w:p>
+    <w:p>
+      <w:pPr>
+        <w:pStyle w:val="Prrafodelista"/>
+        <w:numPr>
+          <w:ilvl w:val="0"/>
+          <w:numId w:val="15"/>
+        </w:numPr>
+        <w:rPr>
+          <w:lang w:val="es-ES" w:eastAsia="es-ES"/>
+        </w:rPr>
+      </w:pPr>
+      <w:r>
+        <w:rPr>
+          <w:lang w:val="es-ES" w:eastAsia="es-ES"/>
+        </w:rPr>
+        <w:t>Puedo filtrar por usuario, rango de fechas, tabla y acción.</w:t>
+      </w:r>
+    </w:p>
+    <w:p>
+      <w:pPr>
+        <w:pStyle w:val="Prrafodelista"/>
+        <w:numPr>
+          <w:ilvl w:val="0"/>
+          <w:numId w:val="15"/>
+        </w:numPr>
+        <w:rPr>
+          <w:lang w:val="es-ES" w:eastAsia="es-ES"/>
+        </w:rPr>
+      </w:pPr>
+      <w:r>
+        <w:rPr>
+          <w:lang w:val="es-ES" w:eastAsia="es-ES"/>
+        </w:rPr>
+        <w:t>Cada registro muestra qué cambió (valor anterior y valor nuevo).</w:t>
+      </w:r>
+    </w:p>
+    <w:p>
+      <w:pPr>
+        <w:pStyle w:val="Prrafodelista"/>
+        <w:numPr>
+          <w:ilvl w:val="0"/>
+          <w:numId w:val="15"/>
+        </w:numPr>
+        <w:rPr>
+          <w:lang w:val="es-ES" w:eastAsia="es-ES"/>
+        </w:rPr>
+      </w:pPr>
+      <w:r>
+        <w:rPr>
+          <w:lang w:val="es-ES" w:eastAsia="es-ES"/>
+        </w:rPr>
+        <w:t>Los operadores no tienen acceso a la bitácora.</w:t>
+      </w:r>
+    </w:p>
+    <w:p>
+      <w:pPr>
+        <w:pStyle w:val="Ttulo3"/>
+      </w:pPr>
+      <w:r>
+        <w:t>DoD Técnico</w:t>
+      </w:r>
+    </w:p>
+    <w:p>
+      <w:pPr>
+        <w:pStyle w:val="Prrafodelista"/>
+        <w:numPr>
+          <w:ilvl w:val="0"/>
+          <w:numId w:val="15"/>
+        </w:numPr>
+        <w:rPr>
+          <w:lang w:val="es-ES" w:eastAsia="es-ES"/>
+        </w:rPr>
+      </w:pPr>
+      <w:r>
+        <w:rPr>
+          <w:lang w:val="es-ES" w:eastAsia="es-ES"/>
+        </w:rPr>
+        <w:t>Endpoint de consulta de auditoría con filtros, protegido con require_roles(ADMINISTRADOR, GERENCIA); los operadores reciben 403.</w:t>
+      </w:r>
+    </w:p>
+    <w:p>
+      <w:pPr>
+        <w:pStyle w:val="Prrafodelista"/>
+        <w:numPr>
+          <w:ilvl w:val="0"/>
+          <w:numId w:val="15"/>
+        </w:numPr>
+        <w:rPr>
+          <w:lang w:val="es-ES" w:eastAsia="es-ES"/>
+        </w:rPr>
+      </w:pPr>
+      <w:r>
+        <w:rPr>
+          <w:lang w:val="es-ES" w:eastAsia="es-ES"/>
+        </w:rPr>
+        <w:t>La pantalla está en el frontend React y consume solo la API; nunca accede a la base de datos.</w:t>
+      </w:r>
+    </w:p>
+    <w:p>
+      <w:pPr>
+        <w:pStyle w:val="Ttulo2"/>
+      </w:pPr>
+      <w:bookmarkStart w:id="25" w:name="_Toc242010659"/>
+      <w:r>
+        <w:t>HU23 — Consultar la trazabilidad de una tarja (E4)</w:t>
+      </w:r>
+      <w:bookmarkEnd w:id="25"/>
+    </w:p>
+    <w:p>
+      <w:pPr>
+        <w:pStyle w:val="Ttulo3"/>
+      </w:pPr>
+      <w:r>
+        <w:t>Definición</w:t>
+      </w:r>
+    </w:p>
+    <w:p>
+      <w:pPr>
+        <w:rPr>
+          <w:lang w:val="es-ES" w:eastAsia="es-ES"/>
+        </w:rPr>
+      </w:pPr>
+      <w:r>
+        <w:rPr>
+          <w:lang w:val="es-ES" w:eastAsia="es-ES"/>
+        </w:rPr>
+        <w:t>Como gerencia quiero ver el recorrido completo de una tarja para responder reclamos y consultas de productores.</w:t>
+      </w:r>
+    </w:p>
+    <w:p>
+      <w:pPr>
+        <w:pStyle w:val="Ttulo3"/>
+      </w:pPr>
+      <w:r>
+        <w:t>DoD de Negocio</w:t>
+      </w:r>
+    </w:p>
+    <w:p>
+      <w:pPr>
+        <w:pStyle w:val="Prrafodelista"/>
+        <w:numPr>
+          <w:ilvl w:val="0"/>
+          <w:numId w:val="15"/>
+        </w:numPr>
+        <w:rPr>
+          <w:lang w:val="es-ES" w:eastAsia="es-ES"/>
+        </w:rPr>
+      </w:pPr>
+      <w:r>
+        <w:rPr>
+          <w:lang w:val="es-ES" w:eastAsia="es-ES"/>
+        </w:rPr>
+        <w:t>A partir del número de tarja, veo el productor, los datos de la recepción, los procesos en que entró (folio, kilos procesados en cada uno y resultado) y los kilos que quedan pendientes.</w:t>
+      </w:r>
+    </w:p>
+    <w:p>
+      <w:pPr>
+        <w:pStyle w:val="Prrafodelista"/>
+        <w:numPr>
+          <w:ilvl w:val="0"/>
+          <w:numId w:val="15"/>
+        </w:numPr>
+        <w:rPr>
+          <w:lang w:val="es-ES" w:eastAsia="es-ES"/>
+        </w:rPr>
+      </w:pPr>
+      <w:r>
+        <w:rPr>
+          <w:lang w:val="es-ES" w:eastAsia="es-ES"/>
+        </w:rPr>
+        <w:t>Veo el historial de cambios de esa tarja.</w:t>
+      </w:r>
+    </w:p>
+    <w:p>
+      <w:pPr>
+        <w:pStyle w:val="Prrafodelista"/>
+        <w:numPr>
+          <w:ilvl w:val="0"/>
+          <w:numId w:val="15"/>
+        </w:numPr>
+        <w:rPr>
+          <w:lang w:val="es-ES" w:eastAsia="es-ES"/>
+        </w:rPr>
+      </w:pPr>
+      <w:r>
+        <w:rPr>
+          <w:lang w:val="es-ES" w:eastAsia="es-ES"/>
+        </w:rPr>
+        <w:t>La consulta no permite modificar datos.</w:t>
+      </w:r>
+    </w:p>
+    <w:p>
+      <w:pPr>
+        <w:pStyle w:val="Ttulo3"/>
+      </w:pPr>
+      <w:r>
+        <w:t>DoD Técnico</w:t>
+      </w:r>
+    </w:p>
+    <w:p>
+      <w:pPr>
+        <w:pStyle w:val="Prrafodelista"/>
+        <w:numPr>
+          <w:ilvl w:val="0"/>
+          <w:numId w:val="15"/>
+        </w:numPr>
+        <w:rPr>
+          <w:lang w:val="es-ES" w:eastAsia="es-ES"/>
+        </w:rPr>
+      </w:pPr>
+      <w:r>
+        <w:rPr>
+          <w:lang w:val="es-ES" w:eastAsia="es-ES"/>
+        </w:rPr>
+        <w:t>Endpoint de solo lectura que reúne la tarja, sus procesos no anulados y su historial de auditoría.</w:t>
+      </w:r>
+    </w:p>
+    <w:p>
+      <w:pPr>
+        <w:pStyle w:val="Prrafodelista"/>
+        <w:numPr>
+          <w:ilvl w:val="0"/>
+          <w:numId w:val="15"/>
+        </w:numPr>
+        <w:rPr>
+          <w:lang w:val="es-ES" w:eastAsia="es-ES"/>
+        </w:rPr>
+      </w:pPr>
+      <w:r>
+        <w:rPr>
+          <w:lang w:val="es-ES" w:eastAsia="es-ES"/>
+        </w:rPr>
+        <w:t>Protegido para la gerencia y el administrador.</w:t>
+      </w:r>
+    </w:p>
+    <w:p>
+      <w:pPr>
+        <w:pStyle w:val="Prrafodelista"/>
+        <w:numPr>
+          <w:ilvl w:val="0"/>
+          <w:numId w:val="15"/>
+        </w:numPr>
+        <w:rPr>
+          <w:lang w:val="es-ES" w:eastAsia="es-ES"/>
+        </w:rPr>
+      </w:pPr>
+      <w:r>
+        <w:rPr>
+          <w:lang w:val="es-ES" w:eastAsia="es-ES"/>
+        </w:rPr>
+        <w:t>La pantalla está en el frontend React y consume solo la API; nunca accede a la base de datos.</w:t>
+      </w:r>
+    </w:p>
+    <w:p>
+      <w:pPr>
+        <w:pStyle w:val="Ttulo2"/>
+      </w:pPr>
+      <w:bookmarkStart w:id="26" w:name="_Toc242010660"/>
+      <w:r>
+        <w:t>HU24 — Anular una tarja de recepción (E3)</w:t>
+      </w:r>
+      <w:bookmarkEnd w:id="26"/>
+    </w:p>
+    <w:p>
+      <w:pPr>
+        <w:pStyle w:val="Ttulo3"/>
+      </w:pPr>
+      <w:r>
+        <w:t>Definición</w:t>
+      </w:r>
+    </w:p>
+    <w:p>
+      <w:pPr>
+        <w:rPr>
+          <w:lang w:val="es-ES" w:eastAsia="es-ES"/>
+        </w:rPr>
+      </w:pPr>
+      <w:r>
+        <w:rPr>
+          <w:lang w:val="es-ES" w:eastAsia="es-ES"/>
+        </w:rPr>
+        <w:t>Como administrador quiero anular una tarja de recepción registrada por error para que no cuente en el stock ni pueda procesarse, sin perder su registro.</w:t>
+      </w:r>
+    </w:p>
+    <w:p>
+      <w:pPr>
+        <w:pStyle w:val="Ttulo3"/>
+      </w:pPr>
+      <w:r>
+        <w:lastRenderedPageBreak/>
+        <w:t>DoD de Negocio</w:t>
+      </w:r>
+    </w:p>
+    <w:p>
+      <w:pPr>
+        <w:pStyle w:val="Prrafodelista"/>
+        <w:numPr>
+          <w:ilvl w:val="0"/>
+          <w:numId w:val="15"/>
+        </w:numPr>
+        <w:rPr>
+          <w:lang w:val="es-ES" w:eastAsia="es-ES"/>
+        </w:rPr>
+      </w:pPr>
+      <w:r>
+        <w:rPr>
+          <w:lang w:val="es-ES" w:eastAsia="es-ES"/>
+        </w:rPr>
+        <w:t>Solo el administrador puede anular una tarja. No se exige motivo; la auditoría registra quién la anuló y cuándo.</w:t>
+      </w:r>
+    </w:p>
+    <w:p>
+      <w:pPr>
+        <w:pStyle w:val="Prrafodelista"/>
+        <w:numPr>
+          <w:ilvl w:val="0"/>
+          <w:numId w:val="15"/>
+        </w:numPr>
+        <w:rPr>
+          <w:lang w:val="es-ES" w:eastAsia="es-ES"/>
+        </w:rPr>
+      </w:pPr>
+      <w:r>
+        <w:rPr>
+          <w:lang w:val="es-ES" w:eastAsia="es-ES"/>
+        </w:rPr>
+        <w:t>No se puede anular una tarja con kilos en procesos no anulados. Primero se anulan esos procesos (HU25) y después la tarja.</w:t>
+      </w:r>
+    </w:p>
+    <w:p>
+      <w:pPr>
+        <w:pStyle w:val="Prrafodelista"/>
+        <w:numPr>
+          <w:ilvl w:val="0"/>
+          <w:numId w:val="15"/>
+        </w:numPr>
+        <w:rPr>
+          <w:lang w:val="es-ES" w:eastAsia="es-ES"/>
+        </w:rPr>
+      </w:pPr>
+      <w:r>
+        <w:rPr>
+          <w:lang w:val="es-ES" w:eastAsia="es-ES"/>
+        </w:rPr>
+        <w:t>La tarja queda en estado "anulada" y no se borra. Su número no se reutiliza.</w:t>
+      </w:r>
+    </w:p>
+    <w:p>
+      <w:pPr>
+        <w:pStyle w:val="Prrafodelista"/>
+        <w:numPr>
+          <w:ilvl w:val="0"/>
+          <w:numId w:val="15"/>
+        </w:numPr>
+        <w:rPr>
+          <w:lang w:val="es-ES" w:eastAsia="es-ES"/>
+        </w:rPr>
+      </w:pPr>
+      <w:r>
+        <w:rPr>
+          <w:lang w:val="es-ES" w:eastAsia="es-ES"/>
+        </w:rPr>
+        <w:t>La entrada de bandejas que generó la tarja deja de sumar al saldo del productor.</w:t>
+      </w:r>
+    </w:p>
+    <w:p>
+      <w:pPr>
+        <w:pStyle w:val="Prrafodelista"/>
+        <w:numPr>
+          <w:ilvl w:val="0"/>
+          <w:numId w:val="15"/>
+        </w:numPr>
+        <w:rPr>
+          <w:lang w:val="es-ES" w:eastAsia="es-ES"/>
+        </w:rPr>
+      </w:pPr>
+      <w:r>
+        <w:rPr>
+          <w:lang w:val="es-ES" w:eastAsia="es-ES"/>
+        </w:rPr>
+        <w:t>Una tarja anulada no se puede editar ni procesar, pero sigue apareciendo en las consultas filtrando por estado.</w:t>
+      </w:r>
+    </w:p>
+    <w:p>
+      <w:pPr>
+        <w:pStyle w:val="Prrafodelista"/>
+        <w:numPr>
+          <w:ilvl w:val="0"/>
+          <w:numId w:val="15"/>
+        </w:numPr>
+        <w:rPr>
+          <w:lang w:val="es-ES" w:eastAsia="es-ES"/>
+        </w:rPr>
+      </w:pPr>
+      <w:r>
+        <w:rPr>
+          <w:lang w:val="es-ES" w:eastAsia="es-ES"/>
+        </w:rPr>
+        <w:t>La anulación, la reversión de bandejas y la auditoría se guardan en una sola transacción.</w:t>
+      </w:r>
+    </w:p>
+    <w:p>
+      <w:pPr>
+        <w:pStyle w:val="Ttulo3"/>
+      </w:pPr>
+      <w:r>
+        <w:t>DoD Técnico</w:t>
+      </w:r>
+    </w:p>
+    <w:p>
+      <w:pPr>
+        <w:pStyle w:val="Prrafodelista"/>
+        <w:numPr>
+          <w:ilvl w:val="0"/>
+          <w:numId w:val="15"/>
+        </w:numPr>
+        <w:rPr>
+          <w:lang w:val="es-ES" w:eastAsia="es-ES"/>
+        </w:rPr>
+      </w:pPr>
+      <w:r>
+        <w:rPr>
+          <w:lang w:val="es-ES" w:eastAsia="es-ES"/>
+        </w:rPr>
+        <w:t>Endpoint de anulación protegido con require_rol(ADMINISTRADOR); la tarja pasa a ANULADA y no se borra.</w:t>
+      </w:r>
+    </w:p>
+    <w:p>
+      <w:pPr>
+        <w:pStyle w:val="Prrafodelista"/>
+        <w:numPr>
+          <w:ilvl w:val="0"/>
+          <w:numId w:val="15"/>
+        </w:numPr>
+        <w:rPr>
+          <w:lang w:val="es-ES" w:eastAsia="es-ES"/>
+        </w:rPr>
+      </w:pPr>
+      <w:r>
+        <w:rPr>
+          <w:lang w:val="es-ES" w:eastAsia="es-ES"/>
+        </w:rPr>
+        <w:t>Su movimiento de bandejas queda con anulado = 1.</w:t>
+      </w:r>
+    </w:p>
+    <w:p>
+      <w:pPr>
+        <w:pStyle w:val="Prrafodelista"/>
+        <w:numPr>
+          <w:ilvl w:val="0"/>
+          <w:numId w:val="15"/>
+        </w:numPr>
+        <w:rPr>
+          <w:lang w:val="es-ES" w:eastAsia="es-ES"/>
+        </w:rPr>
+      </w:pPr>
+      <w:r>
+        <w:rPr>
+          <w:lang w:val="es-ES" w:eastAsia="es-ES"/>
+        </w:rPr>
+        <w:t>La lógica de negocio está en la capa de servicios (app/services) y la operación se guarda en una sola transacción.</w:t>
+      </w:r>
+    </w:p>
+    <w:p>
+      <w:pPr>
+        <w:pStyle w:val="Prrafodelista"/>
+        <w:numPr>
+          <w:ilvl w:val="0"/>
+          <w:numId w:val="15"/>
+        </w:numPr>
+        <w:rPr>
+          <w:lang w:val="es-ES" w:eastAsia="es-ES"/>
+        </w:rPr>
+      </w:pPr>
+      <w:r>
+        <w:rPr>
+          <w:lang w:val="es-ES" w:eastAsia="es-ES"/>
+        </w:rPr>
+        <w:t>Cada cambio queda registrado en la tabla AUDITORIA dentro de la misma transacción (HU21).</w:t>
+      </w:r>
+    </w:p>
+    <w:p>
+      <w:pPr>
+        <w:pStyle w:val="Prrafodelista"/>
+        <w:numPr>
+          <w:ilvl w:val="0"/>
+          <w:numId w:val="15"/>
+        </w:numPr>
+        <w:rPr>
+          <w:lang w:val="es-ES" w:eastAsia="es-ES"/>
+        </w:rPr>
+      </w:pPr>
+      <w:r>
+        <w:rPr>
+          <w:lang w:val="es-ES" w:eastAsia="es-ES"/>
+        </w:rPr>
+        <w:t>Prueba que confirma el rechazo cuando la tarja tiene procesos no anulados.</w:t>
+      </w:r>
+    </w:p>
+    <w:p>
+      <w:pPr>
+        <w:pStyle w:val="Ttulo2"/>
+      </w:pPr>
+      <w:bookmarkStart w:id="27" w:name="_Toc242010661"/>
+      <w:r>
+        <w:t>HU25 — Anular un proceso (E4)</w:t>
+      </w:r>
+      <w:bookmarkEnd w:id="27"/>
+    </w:p>
+    <w:p>
+      <w:pPr>
+        <w:pStyle w:val="Ttulo3"/>
+      </w:pPr>
+      <w:r>
+        <w:t>Definición</w:t>
+      </w:r>
+    </w:p>
+    <w:p>
+      <w:pPr>
+        <w:rPr>
+          <w:lang w:val="es-ES" w:eastAsia="es-ES"/>
+        </w:rPr>
+      </w:pPr>
+      <w:r>
+        <w:rPr>
+          <w:lang w:val="es-ES" w:eastAsia="es-ES"/>
+        </w:rPr>
+        <w:t>Como administrador quiero anular un proceso registrado por error para que los kilos de sus tarjas vuelvan a quedar disponibles.</w:t>
+      </w:r>
+    </w:p>
+    <w:p>
+      <w:pPr>
+        <w:pStyle w:val="Ttulo3"/>
+      </w:pPr>
+      <w:r>
+        <w:t>DoD de Negocio</w:t>
+      </w:r>
+    </w:p>
+    <w:p>
+      <w:pPr>
+        <w:pStyle w:val="Prrafodelista"/>
+        <w:numPr>
+          <w:ilvl w:val="0"/>
+          <w:numId w:val="15"/>
+        </w:numPr>
+        <w:rPr>
+          <w:lang w:val="es-ES" w:eastAsia="es-ES"/>
+        </w:rPr>
+      </w:pPr>
+      <w:r>
+        <w:rPr>
+          <w:lang w:val="es-ES" w:eastAsia="es-ES"/>
+        </w:rPr>
+        <w:t>Solo el administrador puede anular un proceso. No se exige motivo; la auditoría registra quién lo anuló y cuándo.</w:t>
+      </w:r>
+    </w:p>
+    <w:p>
+      <w:pPr>
+        <w:pStyle w:val="Prrafodelista"/>
+        <w:numPr>
+          <w:ilvl w:val="0"/>
+          <w:numId w:val="15"/>
+        </w:numPr>
+        <w:rPr>
+          <w:lang w:val="es-ES" w:eastAsia="es-ES"/>
+        </w:rPr>
+      </w:pPr>
+      <w:r>
+        <w:rPr>
+          <w:lang w:val="es-ES" w:eastAsia="es-ES"/>
+        </w:rPr>
+        <w:t>El proceso queda marcado como anulado y no se borra. Su folio no se reutiliza.</w:t>
+      </w:r>
+    </w:p>
+    <w:p>
+      <w:pPr>
+        <w:pStyle w:val="Prrafodelista"/>
+        <w:numPr>
+          <w:ilvl w:val="0"/>
+          <w:numId w:val="15"/>
+        </w:numPr>
+        <w:rPr>
+          <w:lang w:val="es-ES" w:eastAsia="es-ES"/>
+        </w:rPr>
+      </w:pPr>
+      <w:r>
+        <w:rPr>
+          <w:lang w:val="es-ES" w:eastAsia="es-ES"/>
+        </w:rPr>
+        <w:t>Los kilos del proceso dejan de contar y su marca de "tarja terminada" se pierde. Cada una de sus tarjas vuelve a "recepcionada" o "parcial" según los procesos no anulados que le quedan.</w:t>
+      </w:r>
+    </w:p>
+    <w:p>
+      <w:pPr>
+        <w:pStyle w:val="Prrafodelista"/>
+        <w:numPr>
+          <w:ilvl w:val="0"/>
+          <w:numId w:val="15"/>
+        </w:numPr>
+        <w:rPr>
+          <w:lang w:val="es-ES" w:eastAsia="es-ES"/>
+        </w:rPr>
+      </w:pPr>
+      <w:r>
+        <w:rPr>
+          <w:lang w:val="es-ES" w:eastAsia="es-ES"/>
+        </w:rPr>
+        <w:t>La anulación, el cambio de estado de las tarjas y la auditoría se guardan en una sola transacción.</w:t>
+      </w:r>
+    </w:p>
+    <w:p>
+      <w:pPr>
+        <w:pStyle w:val="Ttulo3"/>
+      </w:pPr>
+      <w:r>
+        <w:t>DoD Técnico</w:t>
+      </w:r>
+    </w:p>
+    <w:p>
+      <w:pPr>
+        <w:pStyle w:val="Prrafodelista"/>
+        <w:numPr>
+          <w:ilvl w:val="0"/>
+          <w:numId w:val="15"/>
+        </w:numPr>
+        <w:rPr>
+          <w:lang w:val="es-ES" w:eastAsia="es-ES"/>
+        </w:rPr>
+      </w:pPr>
+      <w:r>
+        <w:rPr>
+          <w:lang w:val="es-ES" w:eastAsia="es-ES"/>
+        </w:rPr>
+        <w:t>Endpoint de anulación protegido con require_rol(ADMINISTRADOR); el proceso queda con anulado = 1 y no se borra.</w:t>
+      </w:r>
+    </w:p>
+    <w:p>
+      <w:pPr>
+        <w:pStyle w:val="Prrafodelista"/>
+        <w:numPr>
+          <w:ilvl w:val="0"/>
+          <w:numId w:val="15"/>
+        </w:numPr>
+        <w:rPr>
+          <w:lang w:val="es-ES" w:eastAsia="es-ES"/>
+        </w:rPr>
+      </w:pPr>
+      <w:r>
+        <w:rPr>
+          <w:lang w:val="es-ES" w:eastAsia="es-ES"/>
+        </w:rPr>
+        <w:t>El servicio recalcula el estado de cada tarja del proceso.</w:t>
+      </w:r>
+    </w:p>
+    <w:p>
+      <w:pPr>
+        <w:pStyle w:val="Prrafodelista"/>
+        <w:numPr>
+          <w:ilvl w:val="0"/>
+          <w:numId w:val="15"/>
+        </w:numPr>
+        <w:rPr>
+          <w:lang w:val="es-ES" w:eastAsia="es-ES"/>
+        </w:rPr>
+      </w:pPr>
+      <w:r>
+        <w:rPr>
+          <w:lang w:val="es-ES" w:eastAsia="es-ES"/>
+        </w:rPr>
+        <w:lastRenderedPageBreak/>
+        <w:t>La lógica de negocio está en la capa de servicios (app/services) y la operación se guarda en una sola transacción.</w:t>
+      </w:r>
+    </w:p>
+    <w:p>
+      <w:pPr>
+        <w:pStyle w:val="Prrafodelista"/>
+        <w:numPr>
+          <w:ilvl w:val="0"/>
+          <w:numId w:val="15"/>
+        </w:numPr>
+        <w:rPr>
+          <w:lang w:val="es-ES" w:eastAsia="es-ES"/>
+        </w:rPr>
+      </w:pPr>
+      <w:r>
+        <w:rPr>
+          <w:lang w:val="es-ES" w:eastAsia="es-ES"/>
+        </w:rPr>
+        <w:t>Cada cambio queda registrado en la tabla AUDITORIA dentro de la misma transacción (HU21).</w:t>
       </w:r>
     </w:p>
     <w:p>
@@ -3207,7 +8803,7 @@
 </file>
 
 <file path=word/endnotes.xml><?xml version="1.0" encoding="utf-8"?>
-<w:endnotes xmlns:wpc="http://schemas.microsoft.com/office/word/2010/wordprocessingCanvas" xmlns:cx="http://schemas.microsoft.com/office/drawing/2014/chartex" xmlns:cx1="http://schemas.microsoft.com/office/drawing/2015/9/8/chartex" xmlns:cx2="http://schemas.microsoft.com/office/drawing/2015/10/21/chartex" xmlns:cx3="http://schemas.microsoft.com/office/drawing/2016/5/9/chartex" xmlns:cx4="http://schemas.microsoft.com/office/drawing/2016/5/10/chartex" xmlns:cx5="http://schemas.microsoft.com/office/drawing/2016/5/11/chartex" xmlns:cx6="http://schemas.microsoft.com/office/drawing/2016/5/12/chartex" xmlns:cx7="http://schemas.microsoft.com/office/drawing/2016/5/13/chartex" xmlns:cx8="http://schemas.microsoft.com/office/drawing/2016/5/14/chartex" xmlns:mc="http://schemas.openxmlformats.org/markup-compatibility/2006" xmlns:m="http://schemas.openxmlformats.org/officeDocument/2006/math" xmlns:aink="http://schemas.microsoft.com/office/drawing/2016/ink" xmlns:am3d="http://schemas.microsoft.com/office/drawing/2017/model3d" xmlns:oel="http://schemas.microsoft.com/office/2019/extlst" xmlns:r="http://schemas.openxmlformats.org/officeDocument/2006/relationships" xmlns:wp14="http://schemas.microsoft.com/office/word/2010/wordprocessingDrawing" xmlns:wp="http://schemas.openxmlformats.org/drawingml/2006/wordprocessingDrawing" xmlns:wpg="http://schemas.microsoft.com/office/word/2010/wordprocessingGroup" xmlns:wpi="http://schemas.microsoft.com/office/word/2010/wordprocessingInk" xmlns:wps="http://schemas.microsoft.com/office/word/2010/wordprocessingShape" xmlns:o="urn:schemas-microsoft-com:office:office" xmlns:v="urn:schemas-microsoft-com:vml" xmlns:w10="urn:schemas-microsoft-com:office:word" xmlns:w="http://schemas.openxmlformats.org/wordprocessingml/2006/main" xmlns:w14="http://schemas.microsoft.com/office/word/2010/wordml" xmlns:w15="http://schemas.microsoft.com/office/word/2012/wordml" xmlns:w16cex="http://schemas.microsoft.com/office/word/2018/wordml/cex" xmlns:w16cid="http://schemas.microsoft.com/office/word/2016/wordml/cid" xmlns:w16="http://schemas.microsoft.com/office/word/2018/wordml" xmlns:w16sdtdh="http://schemas.microsoft.com/office/word/2020/wordml/sdtdatahash" xmlns:w16sdtfl="http://schemas.microsoft.com/office/word/2024/wordml/sdtformatlock" xmlns:w16se="http://schemas.microsoft.com/office/word/2015/wordml/symex" xmlns:w16du="http://schemas.microsoft.com/office/word/2023/wordml/word16du" xmlns:wne="http://schemas.microsoft.com/office/word/2006/wordml" mc:Ignorable="w14 w15 w16se w16cid w16 w16cex w16sdtdh w16sdtfl w16du wp14">
+<w:endnotes xmlns:wpc="http://schemas.microsoft.com/office/word/2010/wordprocessingCanvas" xmlns:cx="http://schemas.microsoft.com/office/drawing/2014/chartex" xmlns:cx1="http://schemas.microsoft.com/office/drawing/2015/9/8/chartex" xmlns:cx2="http://schemas.microsoft.com/office/drawing/2015/10/21/chartex" xmlns:cx3="http://schemas.microsoft.com/office/drawing/2016/5/9/chartex" xmlns:cx4="http://schemas.microsoft.com/office/drawing/2016/5/10/chartex" xmlns:cx5="http://schemas.microsoft.com/office/drawing/2016/5/11/chartex" xmlns:cx6="http://schemas.microsoft.com/office/drawing/2016/5/12/chartex" xmlns:cx7="http://schemas.microsoft.com/office/drawing/2016/5/13/chartex" xmlns:cx8="http://schemas.microsoft.com/office/drawing/2016/5/14/chartex" xmlns:mc="http://schemas.openxmlformats.org/markup-compatibility/2006" xmlns:aink="http://schemas.microsoft.com/office/drawing/2016/ink" xmlns:am3d="http://schemas.microsoft.com/office/drawing/2017/model3d" xmlns:o="urn:schemas-microsoft-com:office:office" xmlns:oel="http://schemas.microsoft.com/office/2019/extlst" xmlns:r="http://schemas.openxmlformats.org/officeDocument/2006/relationships" xmlns:m="http://schemas.openxmlformats.org/officeDocument/2006/math" xmlns:v="urn:schemas-microsoft-com:vml" xmlns:wp14="http://schemas.microsoft.com/office/word/2010/wordprocessingDrawing" xmlns:wp="http://schemas.openxmlformats.org/drawingml/2006/wordprocessingDrawing" xmlns:w10="urn:schemas-microsoft-com:office:word" xmlns:w="http://schemas.openxmlformats.org/wordprocessingml/2006/main" xmlns:w14="http://schemas.microsoft.com/office/word/2010/wordml" xmlns:w15="http://schemas.microsoft.com/office/word/2012/wordml" xmlns:w16cex="http://schemas.microsoft.com/office/word/2018/wordml/cex" xmlns:w16cid="http://schemas.microsoft.com/office/word/2016/wordml/cid" xmlns:w16="http://schemas.microsoft.com/office/word/2018/wordml" xmlns:w16du="http://schemas.microsoft.com/office/word/2023/wordml/word16du" xmlns:w16sdtdh="http://schemas.microsoft.com/office/word/2020/wordml/sdtdatahash" xmlns:w16sdtfl="http://schemas.microsoft.com/office/word/2024/wordml/sdtformatlock" xmlns:w16se="http://schemas.microsoft.com/office/word/2015/wordml/symex" xmlns:wpg="http://schemas.microsoft.com/office/word/2010/wordprocessingGroup" xmlns:wpi="http://schemas.microsoft.com/office/word/2010/wordprocessingInk" xmlns:wne="http://schemas.microsoft.com/office/word/2006/wordml" xmlns:wps="http://schemas.microsoft.com/office/word/2010/wordprocessingShape" mc:Ignorable="w14 w15 w16se w16cid w16 w16cex w16sdtdh w16sdtfl w16du wp14">
   <w:endnote w:type="separator" w:id="-1">
     <w:p>
       <w:pPr>
@@ -3232,7 +8828,7 @@
 </file>
 
 <file path=word/footer1.xml><?xml version="1.0" encoding="utf-8"?>
-<w:ftr xmlns:wpc="http://schemas.microsoft.com/office/word/2010/wordprocessingCanvas" xmlns:cx="http://schemas.microsoft.com/office/drawing/2014/chartex" xmlns:cx1="http://schemas.microsoft.com/office/drawing/2015/9/8/chartex" xmlns:cx2="http://schemas.microsoft.com/office/drawing/2015/10/21/chartex" xmlns:cx3="http://schemas.microsoft.com/office/drawing/2016/5/9/chartex" xmlns:cx4="http://schemas.microsoft.com/office/drawing/2016/5/10/chartex" xmlns:cx5="http://schemas.microsoft.com/office/drawing/2016/5/11/chartex" xmlns:cx6="http://schemas.microsoft.com/office/drawing/2016/5/12/chartex" xmlns:cx7="http://schemas.microsoft.com/office/drawing/2016/5/13/chartex" xmlns:cx8="http://schemas.microsoft.com/office/drawing/2016/5/14/chartex" xmlns:mc="http://schemas.openxmlformats.org/markup-compatibility/2006" xmlns:m="http://schemas.openxmlformats.org/officeDocument/2006/math" xmlns:aink="http://schemas.microsoft.com/office/drawing/2016/ink" xmlns:am3d="http://schemas.microsoft.com/office/drawing/2017/model3d" xmlns:oel="http://schemas.microsoft.com/office/2019/extlst" xmlns:r="http://schemas.openxmlformats.org/officeDocument/2006/relationships" xmlns:wp14="http://schemas.microsoft.com/office/word/2010/wordprocessingDrawing" xmlns:wp="http://schemas.openxmlformats.org/drawingml/2006/wordprocessingDrawing" xmlns:wpg="http://schemas.microsoft.com/office/word/2010/wordprocessingGroup" xmlns:wpi="http://schemas.microsoft.com/office/word/2010/wordprocessingInk" xmlns:wps="http://schemas.microsoft.com/office/word/2010/wordprocessingShape" xmlns:o="urn:schemas-microsoft-com:office:office" xmlns:v="urn:schemas-microsoft-com:vml" xmlns:w10="urn:schemas-microsoft-com:office:word" xmlns:w="http://schemas.openxmlformats.org/wordprocessingml/2006/main" xmlns:w14="http://schemas.microsoft.com/office/word/2010/wordml" xmlns:w15="http://schemas.microsoft.com/office/word/2012/wordml" xmlns:w16cex="http://schemas.microsoft.com/office/word/2018/wordml/cex" xmlns:w16cid="http://schemas.microsoft.com/office/word/2016/wordml/cid" xmlns:w16="http://schemas.microsoft.com/office/word/2018/wordml" xmlns:w16sdtdh="http://schemas.microsoft.com/office/word/2020/wordml/sdtdatahash" xmlns:w16sdtfl="http://schemas.microsoft.com/office/word/2024/wordml/sdtformatlock" xmlns:w16se="http://schemas.microsoft.com/office/word/2015/wordml/symex" xmlns:w16du="http://schemas.microsoft.com/office/word/2023/wordml/word16du" xmlns:wne="http://schemas.microsoft.com/office/word/2006/wordml" mc:Ignorable="w14 w15 w16se w16cid w16 w16cex w16sdtdh w16sdtfl w16du wp14">
+<w:ftr xmlns:wpc="http://schemas.microsoft.com/office/word/2010/wordprocessingCanvas" xmlns:cx="http://schemas.microsoft.com/office/drawing/2014/chartex" xmlns:cx1="http://schemas.microsoft.com/office/drawing/2015/9/8/chartex" xmlns:cx2="http://schemas.microsoft.com/office/drawing/2015/10/21/chartex" xmlns:cx3="http://schemas.microsoft.com/office/drawing/2016/5/9/chartex" xmlns:cx4="http://schemas.microsoft.com/office/drawing/2016/5/10/chartex" xmlns:cx5="http://schemas.microsoft.com/office/drawing/2016/5/11/chartex" xmlns:cx6="http://schemas.microsoft.com/office/drawing/2016/5/12/chartex" xmlns:cx7="http://schemas.microsoft.com/office/drawing/2016/5/13/chartex" xmlns:cx8="http://schemas.microsoft.com/office/drawing/2016/5/14/chartex" xmlns:mc="http://schemas.openxmlformats.org/markup-compatibility/2006" xmlns:aink="http://schemas.microsoft.com/office/drawing/2016/ink" xmlns:am3d="http://schemas.microsoft.com/office/drawing/2017/model3d" xmlns:o="urn:schemas-microsoft-com:office:office" xmlns:oel="http://schemas.microsoft.com/office/2019/extlst" xmlns:r="http://schemas.openxmlformats.org/officeDocument/2006/relationships" xmlns:m="http://schemas.openxmlformats.org/officeDocument/2006/math" xmlns:v="urn:schemas-microsoft-com:vml" xmlns:wp14="http://schemas.microsoft.com/office/word/2010/wordprocessingDrawing" xmlns:wp="http://schemas.openxmlformats.org/drawingml/2006/wordprocessingDrawing" xmlns:w10="urn:schemas-microsoft-com:office:word" xmlns:w="http://schemas.openxmlformats.org/wordprocessingml/2006/main" xmlns:w14="http://schemas.microsoft.com/office/word/2010/wordml" xmlns:w15="http://schemas.microsoft.com/office/word/2012/wordml" xmlns:w16cex="http://schemas.microsoft.com/office/word/2018/wordml/cex" xmlns:w16cid="http://schemas.microsoft.com/office/word/2016/wordml/cid" xmlns:w16="http://schemas.microsoft.com/office/word/2018/wordml" xmlns:w16du="http://schemas.microsoft.com/office/word/2023/wordml/word16du" xmlns:w16sdtdh="http://schemas.microsoft.com/office/word/2020/wordml/sdtdatahash" xmlns:w16sdtfl="http://schemas.microsoft.com/office/word/2024/wordml/sdtformatlock" xmlns:w16se="http://schemas.microsoft.com/office/word/2015/wordml/symex" xmlns:wpg="http://schemas.microsoft.com/office/word/2010/wordprocessingGroup" xmlns:wpi="http://schemas.microsoft.com/office/word/2010/wordprocessingInk" xmlns:wne="http://schemas.microsoft.com/office/word/2006/wordml" xmlns:wps="http://schemas.microsoft.com/office/word/2010/wordprocessingShape" mc:Ignorable="w14 w15 w16se w16cid w16 w16cex w16sdtdh w16sdtfl w16du wp14">
   <w:p>
     <w:pPr>
       <w:pStyle w:val="Piedepgina"/>
@@ -3242,7 +8838,7 @@
 </file>
 
 <file path=word/footer2.xml><?xml version="1.0" encoding="utf-8"?>
-<w:ftr xmlns:wpc="http://schemas.microsoft.com/office/word/2010/wordprocessingCanvas" xmlns:cx="http://schemas.microsoft.com/office/drawing/2014/chartex" xmlns:cx1="http://schemas.microsoft.com/office/drawing/2015/9/8/chartex" xmlns:cx2="http://schemas.microsoft.com/office/drawing/2015/10/21/chartex" xmlns:cx3="http://schemas.microsoft.com/office/drawing/2016/5/9/chartex" xmlns:cx4="http://schemas.microsoft.com/office/drawing/2016/5/10/chartex" xmlns:cx5="http://schemas.microsoft.com/office/drawing/2016/5/11/chartex" xmlns:cx6="http://schemas.microsoft.com/office/drawing/2016/5/12/chartex" xmlns:cx7="http://schemas.microsoft.com/office/drawing/2016/5/13/chartex" xmlns:cx8="http://schemas.microsoft.com/office/drawing/2016/5/14/chartex" xmlns:mc="http://schemas.openxmlformats.org/markup-compatibility/2006" xmlns:m="http://schemas.openxmlformats.org/officeDocument/2006/math" xmlns:aink="http://schemas.microsoft.com/office/drawing/2016/ink" xmlns:am3d="http://schemas.microsoft.com/office/drawing/2017/model3d" xmlns:oel="http://schemas.microsoft.com/office/2019/extlst" xmlns:r="http://schemas.openxmlformats.org/officeDocument/2006/relationships" xmlns:wp14="http://schemas.microsoft.com/office/word/2010/wordprocessingDrawing" xmlns:wp="http://schemas.openxmlformats.org/drawingml/2006/wordprocessingDrawing" xmlns:wpg="http://schemas.microsoft.com/office/word/2010/wordprocessingGroup" xmlns:wpi="http://schemas.microsoft.com/office/word/2010/wordprocessingInk" xmlns:wps="http://schemas.microsoft.com/office/word/2010/wordprocessingShape" xmlns:o="urn:schemas-microsoft-com:office:office" xmlns:v="urn:schemas-microsoft-com:vml" xmlns:w10="urn:schemas-microsoft-com:office:word" xmlns:w="http://schemas.openxmlformats.org/wordprocessingml/2006/main" xmlns:w14="http://schemas.microsoft.com/office/word/2010/wordml" xmlns:w15="http://schemas.microsoft.com/office/word/2012/wordml" xmlns:w16cex="http://schemas.microsoft.com/office/word/2018/wordml/cex" xmlns:w16cid="http://schemas.microsoft.com/office/word/2016/wordml/cid" xmlns:w16="http://schemas.microsoft.com/office/word/2018/wordml" xmlns:w16sdtdh="http://schemas.microsoft.com/office/word/2020/wordml/sdtdatahash" xmlns:w16sdtfl="http://schemas.microsoft.com/office/word/2024/wordml/sdtformatlock" xmlns:w16se="http://schemas.microsoft.com/office/word/2015/wordml/symex" xmlns:w16du="http://schemas.microsoft.com/office/word/2023/wordml/word16du" xmlns:wne="http://schemas.microsoft.com/office/word/2006/wordml" mc:Ignorable="w14 w15 w16se w16cid w16 w16cex w16sdtdh w16sdtfl w16du wp14">
+<w:ftr xmlns:wpc="http://schemas.microsoft.com/office/word/2010/wordprocessingCanvas" xmlns:cx="http://schemas.microsoft.com/office/drawing/2014/chartex" xmlns:cx1="http://schemas.microsoft.com/office/drawing/2015/9/8/chartex" xmlns:cx2="http://schemas.microsoft.com/office/drawing/2015/10/21/chartex" xmlns:cx3="http://schemas.microsoft.com/office/drawing/2016/5/9/chartex" xmlns:cx4="http://schemas.microsoft.com/office/drawing/2016/5/10/chartex" xmlns:cx5="http://schemas.microsoft.com/office/drawing/2016/5/11/chartex" xmlns:cx6="http://schemas.microsoft.com/office/drawing/2016/5/12/chartex" xmlns:cx7="http://schemas.microsoft.com/office/drawing/2016/5/13/chartex" xmlns:cx8="http://schemas.microsoft.com/office/drawing/2016/5/14/chartex" xmlns:mc="http://schemas.openxmlformats.org/markup-compatibility/2006" xmlns:aink="http://schemas.microsoft.com/office/drawing/2016/ink" xmlns:am3d="http://schemas.microsoft.com/office/drawing/2017/model3d" xmlns:o="urn:schemas-microsoft-com:office:office" xmlns:oel="http://schemas.microsoft.com/office/2019/extlst" xmlns:r="http://schemas.openxmlformats.org/officeDocument/2006/relationships" xmlns:m="http://schemas.openxmlformats.org/officeDocument/2006/math" xmlns:v="urn:schemas-microsoft-com:vml" xmlns:wp14="http://schemas.microsoft.com/office/word/2010/wordprocessingDrawing" xmlns:wp="http://schemas.openxmlformats.org/drawingml/2006/wordprocessingDrawing" xmlns:w10="urn:schemas-microsoft-com:office:word" xmlns:w="http://schemas.openxmlformats.org/wordprocessingml/2006/main" xmlns:w14="http://schemas.microsoft.com/office/word/2010/wordml" xmlns:w15="http://schemas.microsoft.com/office/word/2012/wordml" xmlns:w16cex="http://schemas.microsoft.com/office/word/2018/wordml/cex" xmlns:w16cid="http://schemas.microsoft.com/office/word/2016/wordml/cid" xmlns:w16="http://schemas.microsoft.com/office/word/2018/wordml" xmlns:w16du="http://schemas.microsoft.com/office/word/2023/wordml/word16du" xmlns:w16sdtdh="http://schemas.microsoft.com/office/word/2020/wordml/sdtdatahash" xmlns:w16sdtfl="http://schemas.microsoft.com/office/word/2024/wordml/sdtformatlock" xmlns:w16se="http://schemas.microsoft.com/office/word/2015/wordml/symex" xmlns:wpg="http://schemas.microsoft.com/office/word/2010/wordprocessingGroup" xmlns:wpi="http://schemas.microsoft.com/office/word/2010/wordprocessingInk" xmlns:wne="http://schemas.microsoft.com/office/word/2006/wordml" xmlns:wps="http://schemas.microsoft.com/office/word/2010/wordprocessingShape" mc:Ignorable="w14 w15 w16se w16cid w16 w16cex w16sdtdh w16sdtfl w16du wp14">
   <w:sdt>
     <w:sdtPr>
       <w:id w:val="14532529"/>
@@ -3251,6 +8847,7 @@
         <w:docPartUnique/>
       </w:docPartObj>
     </w:sdtPr>
+    <w:sdtEndPr/>
     <w:sdtContent>
       <w:p>
         <w:pPr>
@@ -3270,13 +8867,7 @@
           <w:rPr>
             <w:noProof/>
           </w:rPr>
-          <w:t>1</w:t>
-        </w:r>
-        <w:r>
-          <w:rPr>
-            <w:noProof/>
-          </w:rPr>
-          <w:t>3</w:t>
+          <w:t>13</w:t>
         </w:r>
         <w:r>
           <w:rPr>
@@ -3296,7 +8887,7 @@
 </file>
 
 <file path=word/footer3.xml><?xml version="1.0" encoding="utf-8"?>
-<w:ftr xmlns:wpc="http://schemas.microsoft.com/office/word/2010/wordprocessingCanvas" xmlns:cx="http://schemas.microsoft.com/office/drawing/2014/chartex" xmlns:cx1="http://schemas.microsoft.com/office/drawing/2015/9/8/chartex" xmlns:cx2="http://schemas.microsoft.com/office/drawing/2015/10/21/chartex" xmlns:cx3="http://schemas.microsoft.com/office/drawing/2016/5/9/chartex" xmlns:cx4="http://schemas.microsoft.com/office/drawing/2016/5/10/chartex" xmlns:cx5="http://schemas.microsoft.com/office/drawing/2016/5/11/chartex" xmlns:cx6="http://schemas.microsoft.com/office/drawing/2016/5/12/chartex" xmlns:cx7="http://schemas.microsoft.com/office/drawing/2016/5/13/chartex" xmlns:cx8="http://schemas.microsoft.com/office/drawing/2016/5/14/chartex" xmlns:mc="http://schemas.openxmlformats.org/markup-compatibility/2006" xmlns:m="http://schemas.openxmlformats.org/officeDocument/2006/math" xmlns:aink="http://schemas.microsoft.com/office/drawing/2016/ink" xmlns:am3d="http://schemas.microsoft.com/office/drawing/2017/model3d" xmlns:oel="http://schemas.microsoft.com/office/2019/extlst" xmlns:r="http://schemas.openxmlformats.org/officeDocument/2006/relationships" xmlns:wp14="http://schemas.microsoft.com/office/word/2010/wordprocessingDrawing" xmlns:wp="http://schemas.openxmlformats.org/drawingml/2006/wordprocessingDrawing" xmlns:wpg="http://schemas.microsoft.com/office/word/2010/wordprocessingGroup" xmlns:wpi="http://schemas.microsoft.com/office/word/2010/wordprocessingInk" xmlns:wps="http://schemas.microsoft.com/office/word/2010/wordprocessingShape" xmlns:o="urn:schemas-microsoft-com:office:office" xmlns:v="urn:schemas-microsoft-com:vml" xmlns:w10="urn:schemas-microsoft-com:office:word" xmlns:w="http://schemas.openxmlformats.org/wordprocessingml/2006/main" xmlns:w14="http://schemas.microsoft.com/office/word/2010/wordml" xmlns:w15="http://schemas.microsoft.com/office/word/2012/wordml" xmlns:w16cex="http://schemas.microsoft.com/office/word/2018/wordml/cex" xmlns:w16cid="http://schemas.microsoft.com/office/word/2016/wordml/cid" xmlns:w16="http://schemas.microsoft.com/office/word/2018/wordml" xmlns:w16sdtdh="http://schemas.microsoft.com/office/word/2020/wordml/sdtdatahash" xmlns:w16sdtfl="http://schemas.microsoft.com/office/word/2024/wordml/sdtformatlock" xmlns:w16se="http://schemas.microsoft.com/office/word/2015/wordml/symex" xmlns:w16du="http://schemas.microsoft.com/office/word/2023/wordml/word16du" xmlns:wne="http://schemas.microsoft.com/office/word/2006/wordml" mc:Ignorable="w14 w15 w16se w16cid w16 w16cex w16sdtdh w16sdtfl w16du wp14">
+<w:ftr xmlns:wpc="http://schemas.microsoft.com/office/word/2010/wordprocessingCanvas" xmlns:cx="http://schemas.microsoft.com/office/drawing/2014/chartex" xmlns:cx1="http://schemas.microsoft.com/office/drawing/2015/9/8/chartex" xmlns:cx2="http://schemas.microsoft.com/office/drawing/2015/10/21/chartex" xmlns:cx3="http://schemas.microsoft.com/office/drawing/2016/5/9/chartex" xmlns:cx4="http://schemas.microsoft.com/office/drawing/2016/5/10/chartex" xmlns:cx5="http://schemas.microsoft.com/office/drawing/2016/5/11/chartex" xmlns:cx6="http://schemas.microsoft.com/office/drawing/2016/5/12/chartex" xmlns:cx7="http://schemas.microsoft.com/office/drawing/2016/5/13/chartex" xmlns:cx8="http://schemas.microsoft.com/office/drawing/2016/5/14/chartex" xmlns:mc="http://schemas.openxmlformats.org/markup-compatibility/2006" xmlns:aink="http://schemas.microsoft.com/office/drawing/2016/ink" xmlns:am3d="http://schemas.microsoft.com/office/drawing/2017/model3d" xmlns:o="urn:schemas-microsoft-com:office:office" xmlns:oel="http://schemas.microsoft.com/office/2019/extlst" xmlns:r="http://schemas.openxmlformats.org/officeDocument/2006/relationships" xmlns:m="http://schemas.openxmlformats.org/officeDocument/2006/math" xmlns:v="urn:schemas-microsoft-com:vml" xmlns:wp14="http://schemas.microsoft.com/office/word/2010/wordprocessingDrawing" xmlns:wp="http://schemas.openxmlformats.org/drawingml/2006/wordprocessingDrawing" xmlns:w10="urn:schemas-microsoft-com:office:word" xmlns:w="http://schemas.openxmlformats.org/wordprocessingml/2006/main" xmlns:w14="http://schemas.microsoft.com/office/word/2010/wordml" xmlns:w15="http://schemas.microsoft.com/office/word/2012/wordml" xmlns:w16cex="http://schemas.microsoft.com/office/word/2018/wordml/cex" xmlns:w16cid="http://schemas.microsoft.com/office/word/2016/wordml/cid" xmlns:w16="http://schemas.microsoft.com/office/word/2018/wordml" xmlns:w16du="http://schemas.microsoft.com/office/word/2023/wordml/word16du" xmlns:w16sdtdh="http://schemas.microsoft.com/office/word/2020/wordml/sdtdatahash" xmlns:w16sdtfl="http://schemas.microsoft.com/office/word/2024/wordml/sdtformatlock" xmlns:w16se="http://schemas.microsoft.com/office/word/2015/wordml/symex" xmlns:wpg="http://schemas.microsoft.com/office/word/2010/wordprocessingGroup" xmlns:wpi="http://schemas.microsoft.com/office/word/2010/wordprocessingInk" xmlns:wne="http://schemas.microsoft.com/office/word/2006/wordml" xmlns:wps="http://schemas.microsoft.com/office/word/2010/wordprocessingShape" mc:Ignorable="w14 w15 w16se w16cid w16 w16cex w16sdtdh w16sdtfl w16du wp14">
   <w:p>
     <w:pPr>
       <w:pStyle w:val="Piedepgina"/>
@@ -3306,7 +8897,7 @@
 </file>
 
 <file path=word/footnotes.xml><?xml version="1.0" encoding="utf-8"?>
-<w:footnotes xmlns:wpc="http://schemas.microsoft.com/office/word/2010/wordprocessingCanvas" xmlns:cx="http://schemas.microsoft.com/office/drawing/2014/chartex" xmlns:cx1="http://schemas.microsoft.com/office/drawing/2015/9/8/chartex" xmlns:cx2="http://schemas.microsoft.com/office/drawing/2015/10/21/chartex" xmlns:cx3="http://schemas.microsoft.com/office/drawing/2016/5/9/chartex" xmlns:cx4="http://schemas.microsoft.com/office/drawing/2016/5/10/chartex" xmlns:cx5="http://schemas.microsoft.com/office/drawing/2016/5/11/chartex" xmlns:cx6="http://schemas.microsoft.com/office/drawing/2016/5/12/chartex" xmlns:cx7="http://schemas.microsoft.com/office/drawing/2016/5/13/chartex" xmlns:cx8="http://schemas.microsoft.com/office/drawing/2016/5/14/chartex" xmlns:mc="http://schemas.openxmlformats.org/markup-compatibility/2006" xmlns:m="http://schemas.openxmlformats.org/officeDocument/2006/math" xmlns:aink="http://schemas.microsoft.com/office/drawing/2016/ink" xmlns:am3d="http://schemas.microsoft.com/office/drawing/2017/model3d" xmlns:oel="http://schemas.microsoft.com/office/2019/extlst" xmlns:r="http://schemas.openxmlformats.org/officeDocument/2006/relationships" xmlns:wp14="http://schemas.microsoft.com/office/word/2010/wordprocessingDrawing" xmlns:wp="http://schemas.openxmlformats.org/drawingml/2006/wordprocessingDrawing" xmlns:wpg="http://schemas.microsoft.com/office/word/2010/wordprocessingGroup" xmlns:wpi="http://schemas.microsoft.com/office/word/2010/wordprocessingInk" xmlns:wps="http://schemas.microsoft.com/office/word/2010/wordprocessingShape" xmlns:o="urn:schemas-microsoft-com:office:office" xmlns:v="urn:schemas-microsoft-com:vml" xmlns:w10="urn:schemas-microsoft-com:office:word" xmlns:w="http://schemas.openxmlformats.org/wordprocessingml/2006/main" xmlns:w14="http://schemas.microsoft.com/office/word/2010/wordml" xmlns:w15="http://schemas.microsoft.com/office/word/2012/wordml" xmlns:w16cex="http://schemas.microsoft.com/office/word/2018/wordml/cex" xmlns:w16cid="http://schemas.microsoft.com/office/word/2016/wordml/cid" xmlns:w16="http://schemas.microsoft.com/office/word/2018/wordml" xmlns:w16sdtdh="http://schemas.microsoft.com/office/word/2020/wordml/sdtdatahash" xmlns:w16sdtfl="http://schemas.microsoft.com/office/word/2024/wordml/sdtformatlock" xmlns:w16se="http://schemas.microsoft.com/office/word/2015/wordml/symex" xmlns:w16du="http://schemas.microsoft.com/office/word/2023/wordml/word16du" xmlns:wne="http://schemas.microsoft.com/office/word/2006/wordml" mc:Ignorable="w14 w15 w16se w16cid w16 w16cex w16sdtdh w16sdtfl w16du wp14">
+<w:footnotes xmlns:wpc="http://schemas.microsoft.com/office/word/2010/wordprocessingCanvas" xmlns:cx="http://schemas.microsoft.com/office/drawing/2014/chartex" xmlns:cx1="http://schemas.microsoft.com/office/drawing/2015/9/8/chartex" xmlns:cx2="http://schemas.microsoft.com/office/drawing/2015/10/21/chartex" xmlns:cx3="http://schemas.microsoft.com/office/drawing/2016/5/9/chartex" xmlns:cx4="http://schemas.microsoft.com/office/drawing/2016/5/10/chartex" xmlns:cx5="http://schemas.microsoft.com/office/drawing/2016/5/11/chartex" xmlns:cx6="http://schemas.microsoft.com/office/drawing/2016/5/12/chartex" xmlns:cx7="http://schemas.microsoft.com/office/drawing/2016/5/13/chartex" xmlns:cx8="http://schemas.microsoft.com/office/drawing/2016/5/14/chartex" xmlns:mc="http://schemas.openxmlformats.org/markup-compatibility/2006" xmlns:aink="http://schemas.microsoft.com/office/drawing/2016/ink" xmlns:am3d="http://schemas.microsoft.com/office/drawing/2017/model3d" xmlns:o="urn:schemas-microsoft-com:office:office" xmlns:oel="http://schemas.microsoft.com/office/2019/extlst" xmlns:r="http://schemas.openxmlformats.org/officeDocument/2006/relationships" xmlns:m="http://schemas.openxmlformats.org/officeDocument/2006/math" xmlns:v="urn:schemas-microsoft-com:vml" xmlns:wp14="http://schemas.microsoft.com/office/word/2010/wordprocessingDrawing" xmlns:wp="http://schemas.openxmlformats.org/drawingml/2006/wordprocessingDrawing" xmlns:w10="urn:schemas-microsoft-com:office:word" xmlns:w="http://schemas.openxmlformats.org/wordprocessingml/2006/main" xmlns:w14="http://schemas.microsoft.com/office/word/2010/wordml" xmlns:w15="http://schemas.microsoft.com/office/word/2012/wordml" xmlns:w16cex="http://schemas.microsoft.com/office/word/2018/wordml/cex" xmlns:w16cid="http://schemas.microsoft.com/office/word/2016/wordml/cid" xmlns:w16="http://schemas.microsoft.com/office/word/2018/wordml" xmlns:w16du="http://schemas.microsoft.com/office/word/2023/wordml/word16du" xmlns:w16sdtdh="http://schemas.microsoft.com/office/word/2020/wordml/sdtdatahash" xmlns:w16sdtfl="http://schemas.microsoft.com/office/word/2024/wordml/sdtformatlock" xmlns:w16se="http://schemas.microsoft.com/office/word/2015/wordml/symex" xmlns:wpg="http://schemas.microsoft.com/office/word/2010/wordprocessingGroup" xmlns:wpi="http://schemas.microsoft.com/office/word/2010/wordprocessingInk" xmlns:wne="http://schemas.microsoft.com/office/word/2006/wordml" xmlns:wps="http://schemas.microsoft.com/office/word/2010/wordprocessingShape" mc:Ignorable="w14 w15 w16se w16cid w16 w16cex w16sdtdh w16sdtfl w16du wp14">
   <w:footnote w:type="separator" w:id="-1">
     <w:p>
       <w:pPr>
@@ -3331,7 +8922,7 @@
 </file>
 
 <file path=word/header1.xml><?xml version="1.0" encoding="utf-8"?>
-<w:hdr xmlns:wpc="http://schemas.microsoft.com/office/word/2010/wordprocessingCanvas" xmlns:cx="http://schemas.microsoft.com/office/drawing/2014/chartex" xmlns:cx1="http://schemas.microsoft.com/office/drawing/2015/9/8/chartex" xmlns:cx2="http://schemas.microsoft.com/office/drawing/2015/10/21/chartex" xmlns:cx3="http://schemas.microsoft.com/office/drawing/2016/5/9/chartex" xmlns:cx4="http://schemas.microsoft.com/office/drawing/2016/5/10/chartex" xmlns:cx5="http://schemas.microsoft.com/office/drawing/2016/5/11/chartex" xmlns:cx6="http://schemas.microsoft.com/office/drawing/2016/5/12/chartex" xmlns:cx7="http://schemas.microsoft.com/office/drawing/2016/5/13/chartex" xmlns:cx8="http://schemas.microsoft.com/office/drawing/2016/5/14/chartex" xmlns:mc="http://schemas.openxmlformats.org/markup-compatibility/2006" xmlns:m="http://schemas.openxmlformats.org/officeDocument/2006/math" xmlns:aink="http://schemas.microsoft.com/office/drawing/2016/ink" xmlns:am3d="http://schemas.microsoft.com/office/drawing/2017/model3d" xmlns:oel="http://schemas.microsoft.com/office/2019/extlst" xmlns:r="http://schemas.openxmlformats.org/officeDocument/2006/relationships" xmlns:wp14="http://schemas.microsoft.com/office/word/2010/wordprocessingDrawing" xmlns:wp="http://schemas.openxmlformats.org/drawingml/2006/wordprocessingDrawing" xmlns:wpg="http://schemas.microsoft.com/office/word/2010/wordprocessingGroup" xmlns:wpi="http://schemas.microsoft.com/office/word/2010/wordprocessingInk" xmlns:wps="http://schemas.microsoft.com/office/word/2010/wordprocessingShape" xmlns:o="urn:schemas-microsoft-com:office:office" xmlns:v="urn:schemas-microsoft-com:vml" xmlns:w10="urn:schemas-microsoft-com:office:word" xmlns:w="http://schemas.openxmlformats.org/wordprocessingml/2006/main" xmlns:w14="http://schemas.microsoft.com/office/word/2010/wordml" xmlns:w15="http://schemas.microsoft.com/office/word/2012/wordml" xmlns:w16cex="http://schemas.microsoft.com/office/word/2018/wordml/cex" xmlns:w16cid="http://schemas.microsoft.com/office/word/2016/wordml/cid" xmlns:w16="http://schemas.microsoft.com/office/word/2018/wordml" xmlns:w16sdtdh="http://schemas.microsoft.com/office/word/2020/wordml/sdtdatahash" xmlns:w16sdtfl="http://schemas.microsoft.com/office/word/2024/wordml/sdtformatlock" xmlns:w16se="http://schemas.microsoft.com/office/word/2015/wordml/symex" xmlns:w16du="http://schemas.microsoft.com/office/word/2023/wordml/word16du" xmlns:wne="http://schemas.microsoft.com/office/word/2006/wordml" mc:Ignorable="w14 w15 w16se w16cid w16 w16cex w16sdtdh w16sdtfl w16du wp14">
+<w:hdr xmlns:wpc="http://schemas.microsoft.com/office/word/2010/wordprocessingCanvas" xmlns:cx="http://schemas.microsoft.com/office/drawing/2014/chartex" xmlns:cx1="http://schemas.microsoft.com/office/drawing/2015/9/8/chartex" xmlns:cx2="http://schemas.microsoft.com/office/drawing/2015/10/21/chartex" xmlns:cx3="http://schemas.microsoft.com/office/drawing/2016/5/9/chartex" xmlns:cx4="http://schemas.microsoft.com/office/drawing/2016/5/10/chartex" xmlns:cx5="http://schemas.microsoft.com/office/drawing/2016/5/11/chartex" xmlns:cx6="http://schemas.microsoft.com/office/drawing/2016/5/12/chartex" xmlns:cx7="http://schemas.microsoft.com/office/drawing/2016/5/13/chartex" xmlns:cx8="http://schemas.microsoft.com/office/drawing/2016/5/14/chartex" xmlns:mc="http://schemas.openxmlformats.org/markup-compatibility/2006" xmlns:aink="http://schemas.microsoft.com/office/drawing/2016/ink" xmlns:am3d="http://schemas.microsoft.com/office/drawing/2017/model3d" xmlns:o="urn:schemas-microsoft-com:office:office" xmlns:oel="http://schemas.microsoft.com/office/2019/extlst" xmlns:r="http://schemas.openxmlformats.org/officeDocument/2006/relationships" xmlns:m="http://schemas.openxmlformats.org/officeDocument/2006/math" xmlns:v="urn:schemas-microsoft-com:vml" xmlns:wp14="http://schemas.microsoft.com/office/word/2010/wordprocessingDrawing" xmlns:wp="http://schemas.openxmlformats.org/drawingml/2006/wordprocessingDrawing" xmlns:w10="urn:schemas-microsoft-com:office:word" xmlns:w="http://schemas.openxmlformats.org/wordprocessingml/2006/main" xmlns:w14="http://schemas.microsoft.com/office/word/2010/wordml" xmlns:w15="http://schemas.microsoft.com/office/word/2012/wordml" xmlns:w16cex="http://schemas.microsoft.com/office/word/2018/wordml/cex" xmlns:w16cid="http://schemas.microsoft.com/office/word/2016/wordml/cid" xmlns:w16="http://schemas.microsoft.com/office/word/2018/wordml" xmlns:w16du="http://schemas.microsoft.com/office/word/2023/wordml/word16du" xmlns:w16sdtdh="http://schemas.microsoft.com/office/word/2020/wordml/sdtdatahash" xmlns:w16sdtfl="http://schemas.microsoft.com/office/word/2024/wordml/sdtformatlock" xmlns:w16se="http://schemas.microsoft.com/office/word/2015/wordml/symex" xmlns:wpg="http://schemas.microsoft.com/office/word/2010/wordprocessingGroup" xmlns:wpi="http://schemas.microsoft.com/office/word/2010/wordprocessingInk" xmlns:wne="http://schemas.microsoft.com/office/word/2006/wordml" xmlns:wps="http://schemas.microsoft.com/office/word/2010/wordprocessingShape" mc:Ignorable="w14 w15 w16se w16cid w16 w16cex w16sdtdh w16sdtfl w16du wp14">
   <w:p>
     <w:pPr>
       <w:pStyle w:val="Encabezado"/>
@@ -3341,7 +8932,7 @@
 </file>
 
 <file path=word/header2.xml><?xml version="1.0" encoding="utf-8"?>
-<w:hdr xmlns:wpc="http://schemas.microsoft.com/office/word/2010/wordprocessingCanvas" xmlns:cx="http://schemas.microsoft.com/office/drawing/2014/chartex" xmlns:cx1="http://schemas.microsoft.com/office/drawing/2015/9/8/chartex" xmlns:cx2="http://schemas.microsoft.com/office/drawing/2015/10/21/chartex" xmlns:cx3="http://schemas.microsoft.com/office/drawing/2016/5/9/chartex" xmlns:cx4="http://schemas.microsoft.com/office/drawing/2016/5/10/chartex" xmlns:cx5="http://schemas.microsoft.com/office/drawing/2016/5/11/chartex" xmlns:cx6="http://schemas.microsoft.com/office/drawing/2016/5/12/chartex" xmlns:cx7="http://schemas.microsoft.com/office/drawing/2016/5/13/chartex" xmlns:cx8="http://schemas.microsoft.com/office/drawing/2016/5/14/chartex" xmlns:mc="http://schemas.openxmlformats.org/markup-compatibility/2006" xmlns:m="http://schemas.openxmlformats.org/officeDocument/2006/math" xmlns:aink="http://schemas.microsoft.com/office/drawing/2016/ink" xmlns:am3d="http://schemas.microsoft.com/office/drawing/2017/model3d" xmlns:oel="http://schemas.microsoft.com/office/2019/extlst" xmlns:r="http://schemas.openxmlformats.org/officeDocument/2006/relationships" xmlns:wp14="http://schemas.microsoft.com/office/word/2010/wordprocessingDrawing" xmlns:wp="http://schemas.openxmlformats.org/drawingml/2006/wordprocessingDrawing" xmlns:wpg="http://schemas.microsoft.com/office/word/2010/wordprocessingGroup" xmlns:wpi="http://schemas.microsoft.com/office/word/2010/wordprocessingInk" xmlns:wps="http://schemas.microsoft.com/office/word/2010/wordprocessingShape" xmlns:o="urn:schemas-microsoft-com:office:office" xmlns:v="urn:schemas-microsoft-com:vml" xmlns:w10="urn:schemas-microsoft-com:office:word" xmlns:w="http://schemas.openxmlformats.org/wordprocessingml/2006/main" xmlns:w14="http://schemas.microsoft.com/office/word/2010/wordml" xmlns:w15="http://schemas.microsoft.com/office/word/2012/wordml" xmlns:w16cex="http://schemas.microsoft.com/office/word/2018/wordml/cex" xmlns:w16cid="http://schemas.microsoft.com/office/word/2016/wordml/cid" xmlns:w16="http://schemas.microsoft.com/office/word/2018/wordml" xmlns:w16sdtdh="http://schemas.microsoft.com/office/word/2020/wordml/sdtdatahash" xmlns:w16sdtfl="http://schemas.microsoft.com/office/word/2024/wordml/sdtformatlock" xmlns:w16se="http://schemas.microsoft.com/office/word/2015/wordml/symex" xmlns:w16du="http://schemas.microsoft.com/office/word/2023/wordml/word16du" xmlns:wne="http://schemas.microsoft.com/office/word/2006/wordml" mc:Ignorable="w14 w15 w16se w16cid w16 w16cex w16sdtdh w16sdtfl w16du wp14">
+<w:hdr xmlns:wpc="http://schemas.microsoft.com/office/word/2010/wordprocessingCanvas" xmlns:cx="http://schemas.microsoft.com/office/drawing/2014/chartex" xmlns:cx1="http://schemas.microsoft.com/office/drawing/2015/9/8/chartex" xmlns:cx2="http://schemas.microsoft.com/office/drawing/2015/10/21/chartex" xmlns:cx3="http://schemas.microsoft.com/office/drawing/2016/5/9/chartex" xmlns:cx4="http://schemas.microsoft.com/office/drawing/2016/5/10/chartex" xmlns:cx5="http://schemas.microsoft.com/office/drawing/2016/5/11/chartex" xmlns:cx6="http://schemas.microsoft.com/office/drawing/2016/5/12/chartex" xmlns:cx7="http://schemas.microsoft.com/office/drawing/2016/5/13/chartex" xmlns:cx8="http://schemas.microsoft.com/office/drawing/2016/5/14/chartex" xmlns:mc="http://schemas.openxmlformats.org/markup-compatibility/2006" xmlns:aink="http://schemas.microsoft.com/office/drawing/2016/ink" xmlns:am3d="http://schemas.microsoft.com/office/drawing/2017/model3d" xmlns:o="urn:schemas-microsoft-com:office:office" xmlns:oel="http://schemas.microsoft.com/office/2019/extlst" xmlns:r="http://schemas.openxmlformats.org/officeDocument/2006/relationships" xmlns:m="http://schemas.openxmlformats.org/officeDocument/2006/math" xmlns:v="urn:schemas-microsoft-com:vml" xmlns:wp14="http://schemas.microsoft.com/office/word/2010/wordprocessingDrawing" xmlns:wp="http://schemas.openxmlformats.org/drawingml/2006/wordprocessingDrawing" xmlns:w10="urn:schemas-microsoft-com:office:word" xmlns:w="http://schemas.openxmlformats.org/wordprocessingml/2006/main" xmlns:w14="http://schemas.microsoft.com/office/word/2010/wordml" xmlns:w15="http://schemas.microsoft.com/office/word/2012/wordml" xmlns:w16cex="http://schemas.microsoft.com/office/word/2018/wordml/cex" xmlns:w16cid="http://schemas.microsoft.com/office/word/2016/wordml/cid" xmlns:w16="http://schemas.microsoft.com/office/word/2018/wordml" xmlns:w16du="http://schemas.microsoft.com/office/word/2023/wordml/word16du" xmlns:w16sdtdh="http://schemas.microsoft.com/office/word/2020/wordml/sdtdatahash" xmlns:w16sdtfl="http://schemas.microsoft.com/office/word/2024/wordml/sdtformatlock" xmlns:w16se="http://schemas.microsoft.com/office/word/2015/wordml/symex" xmlns:wpg="http://schemas.microsoft.com/office/word/2010/wordprocessingGroup" xmlns:wpi="http://schemas.microsoft.com/office/word/2010/wordprocessingInk" xmlns:wne="http://schemas.microsoft.com/office/word/2006/wordml" xmlns:wps="http://schemas.microsoft.com/office/word/2010/wordprocessingShape" mc:Ignorable="w14 w15 w16se w16cid w16 w16cex w16sdtdh w16sdtfl w16du wp14">
   <w:p>
     <w:pPr>
       <w:pStyle w:val="Encabezado"/>
@@ -3361,38 +8952,14 @@
         <w:dataBinding w:prefixMappings="xmlns:ns0='http://schemas.microsoft.com/office/2006/coverPageProps'" w:xpath="/ns0:CoverPageProperties[1]/ns0:Abstract[1]" w:storeItemID="{55AF091B-3C7A-41E3-B477-F2FDAA23CFDA}"/>
         <w:text/>
       </w:sdtPr>
+      <w:sdtEndPr/>
       <w:sdtContent>
-        <w:proofErr w:type="spellStart"/>
         <w:r>
           <w:rPr>
             <w:rFonts w:cstheme="minorHAnsi"/>
             <w:color w:val="FF0000"/>
           </w:rPr>
-          <w:t>Definition</w:t>
-        </w:r>
-        <w:proofErr w:type="spellEnd"/>
-        <w:r>
-          <w:rPr>
-            <w:rFonts w:cstheme="minorHAnsi"/>
-            <w:color w:val="FF0000"/>
-          </w:rPr>
-          <w:t xml:space="preserve"> </w:t>
-        </w:r>
-        <w:proofErr w:type="spellStart"/>
-        <w:r>
-          <w:rPr>
-            <w:rFonts w:cstheme="minorHAnsi"/>
-            <w:color w:val="FF0000"/>
-          </w:rPr>
-          <w:t>of</w:t>
-        </w:r>
-        <w:proofErr w:type="spellEnd"/>
-        <w:r>
-          <w:rPr>
-            <w:rFonts w:cstheme="minorHAnsi"/>
-            <w:color w:val="FF0000"/>
-          </w:rPr>
-          <w:t xml:space="preserve"> Done</w:t>
+          <w:t>Definition of Done</w:t>
         </w:r>
       </w:sdtContent>
     </w:sdt>
@@ -3475,7 +9042,7 @@
 </file>
 
 <file path=word/header3.xml><?xml version="1.0" encoding="utf-8"?>
-<w:hdr xmlns:wpc="http://schemas.microsoft.com/office/word/2010/wordprocessingCanvas" xmlns:cx="http://schemas.microsoft.com/office/drawing/2014/chartex" xmlns:cx1="http://schemas.microsoft.com/office/drawing/2015/9/8/chartex" xmlns:cx2="http://schemas.microsoft.com/office/drawing/2015/10/21/chartex" xmlns:cx3="http://schemas.microsoft.com/office/drawing/2016/5/9/chartex" xmlns:cx4="http://schemas.microsoft.com/office/drawing/2016/5/10/chartex" xmlns:cx5="http://schemas.microsoft.com/office/drawing/2016/5/11/chartex" xmlns:cx6="http://schemas.microsoft.com/office/drawing/2016/5/12/chartex" xmlns:cx7="http://schemas.microsoft.com/office/drawing/2016/5/13/chartex" xmlns:cx8="http://schemas.microsoft.com/office/drawing/2016/5/14/chartex" xmlns:mc="http://schemas.openxmlformats.org/markup-compatibility/2006" xmlns:m="http://schemas.openxmlformats.org/officeDocument/2006/math" xmlns:aink="http://schemas.microsoft.com/office/drawing/2016/ink" xmlns:am3d="http://schemas.microsoft.com/office/drawing/2017/model3d" xmlns:oel="http://schemas.microsoft.com/office/2019/extlst" xmlns:r="http://schemas.openxmlformats.org/officeDocument/2006/relationships" xmlns:wp14="http://schemas.microsoft.com/office/word/2010/wordprocessingDrawing" xmlns:wp="http://schemas.openxmlformats.org/drawingml/2006/wordprocessingDrawing" xmlns:wpg="http://schemas.microsoft.com/office/word/2010/wordprocessingGroup" xmlns:wpi="http://schemas.microsoft.com/office/word/2010/wordprocessingInk" xmlns:wps="http://schemas.microsoft.com/office/word/2010/wordprocessingShape" xmlns:o="urn:schemas-microsoft-com:office:office" xmlns:v="urn:schemas-microsoft-com:vml" xmlns:w10="urn:schemas-microsoft-com:office:word" xmlns:w="http://schemas.openxmlformats.org/wordprocessingml/2006/main" xmlns:w14="http://schemas.microsoft.com/office/word/2010/wordml" xmlns:w15="http://schemas.microsoft.com/office/word/2012/wordml" xmlns:w16cex="http://schemas.microsoft.com/office/word/2018/wordml/cex" xmlns:w16cid="http://schemas.microsoft.com/office/word/2016/wordml/cid" xmlns:w16="http://schemas.microsoft.com/office/word/2018/wordml" xmlns:w16sdtdh="http://schemas.microsoft.com/office/word/2020/wordml/sdtdatahash" xmlns:w16sdtfl="http://schemas.microsoft.com/office/word/2024/wordml/sdtformatlock" xmlns:w16se="http://schemas.microsoft.com/office/word/2015/wordml/symex" xmlns:w16du="http://schemas.microsoft.com/office/word/2023/wordml/word16du" xmlns:wne="http://schemas.microsoft.com/office/word/2006/wordml" mc:Ignorable="w14 w15 w16se w16cid w16 w16cex w16sdtdh w16sdtfl w16du wp14">
+<w:hdr xmlns:wpc="http://schemas.microsoft.com/office/word/2010/wordprocessingCanvas" xmlns:cx="http://schemas.microsoft.com/office/drawing/2014/chartex" xmlns:cx1="http://schemas.microsoft.com/office/drawing/2015/9/8/chartex" xmlns:cx2="http://schemas.microsoft.com/office/drawing/2015/10/21/chartex" xmlns:cx3="http://schemas.microsoft.com/office/drawing/2016/5/9/chartex" xmlns:cx4="http://schemas.microsoft.com/office/drawing/2016/5/10/chartex" xmlns:cx5="http://schemas.microsoft.com/office/drawing/2016/5/11/chartex" xmlns:cx6="http://schemas.microsoft.com/office/drawing/2016/5/12/chartex" xmlns:cx7="http://schemas.microsoft.com/office/drawing/2016/5/13/chartex" xmlns:cx8="http://schemas.microsoft.com/office/drawing/2016/5/14/chartex" xmlns:mc="http://schemas.openxmlformats.org/markup-compatibility/2006" xmlns:aink="http://schemas.microsoft.com/office/drawing/2016/ink" xmlns:am3d="http://schemas.microsoft.com/office/drawing/2017/model3d" xmlns:o="urn:schemas-microsoft-com:office:office" xmlns:oel="http://schemas.microsoft.com/office/2019/extlst" xmlns:r="http://schemas.openxmlformats.org/officeDocument/2006/relationships" xmlns:m="http://schemas.openxmlformats.org/officeDocument/2006/math" xmlns:v="urn:schemas-microsoft-com:vml" xmlns:wp14="http://schemas.microsoft.com/office/word/2010/wordprocessingDrawing" xmlns:wp="http://schemas.openxmlformats.org/drawingml/2006/wordprocessingDrawing" xmlns:w10="urn:schemas-microsoft-com:office:word" xmlns:w="http://schemas.openxmlformats.org/wordprocessingml/2006/main" xmlns:w14="http://schemas.microsoft.com/office/word/2010/wordml" xmlns:w15="http://schemas.microsoft.com/office/word/2012/wordml" xmlns:w16cex="http://schemas.microsoft.com/office/word/2018/wordml/cex" xmlns:w16cid="http://schemas.microsoft.com/office/word/2016/wordml/cid" xmlns:w16="http://schemas.microsoft.com/office/word/2018/wordml" xmlns:w16du="http://schemas.microsoft.com/office/word/2023/wordml/word16du" xmlns:w16sdtdh="http://schemas.microsoft.com/office/word/2020/wordml/sdtdatahash" xmlns:w16sdtfl="http://schemas.microsoft.com/office/word/2024/wordml/sdtformatlock" xmlns:w16se="http://schemas.microsoft.com/office/word/2015/wordml/symex" xmlns:wpg="http://schemas.microsoft.com/office/word/2010/wordprocessingGroup" xmlns:wpi="http://schemas.microsoft.com/office/word/2010/wordprocessingInk" xmlns:wne="http://schemas.microsoft.com/office/word/2006/wordml" xmlns:wps="http://schemas.microsoft.com/office/word/2010/wordprocessingShape" mc:Ignorable="w14 w15 w16se w16cid w16 w16cex w16sdtdh w16sdtfl w16du wp14">
   <w:p>
     <w:pPr>
       <w:pStyle w:val="Encabezado"/>
@@ -3527,7 +9094,7 @@
 </file>
 
 <file path=word/numbering.xml><?xml version="1.0" encoding="utf-8"?>
-<w:numbering xmlns:wpc="http://schemas.microsoft.com/office/word/2010/wordprocessingCanvas" xmlns:cx="http://schemas.microsoft.com/office/drawing/2014/chartex" xmlns:cx1="http://schemas.microsoft.com/office/drawing/2015/9/8/chartex" xmlns:cx2="http://schemas.microsoft.com/office/drawing/2015/10/21/chartex" xmlns:cx3="http://schemas.microsoft.com/office/drawing/2016/5/9/chartex" xmlns:cx4="http://schemas.microsoft.com/office/drawing/2016/5/10/chartex" xmlns:cx5="http://schemas.microsoft.com/office/drawing/2016/5/11/chartex" xmlns:cx6="http://schemas.microsoft.com/office/drawing/2016/5/12/chartex" xmlns:cx7="http://schemas.microsoft.com/office/drawing/2016/5/13/chartex" xmlns:cx8="http://schemas.microsoft.com/office/drawing/2016/5/14/chartex" xmlns:mc="http://schemas.openxmlformats.org/markup-compatibility/2006" xmlns:m="http://schemas.openxmlformats.org/officeDocument/2006/math" xmlns:aink="http://schemas.microsoft.com/office/drawing/2016/ink" xmlns:am3d="http://schemas.microsoft.com/office/drawing/2017/model3d" xmlns:oel="http://schemas.microsoft.com/office/2019/extlst" xmlns:r="http://schemas.openxmlformats.org/officeDocument/2006/relationships" xmlns:wp14="http://schemas.microsoft.com/office/word/2010/wordprocessingDrawing" xmlns:wp="http://schemas.openxmlformats.org/drawingml/2006/wordprocessingDrawing" xmlns:wpg="http://schemas.microsoft.com/office/word/2010/wordprocessingGroup" xmlns:wpi="http://schemas.microsoft.com/office/word/2010/wordprocessingInk" xmlns:wps="http://schemas.microsoft.com/office/word/2010/wordprocessingShape" xmlns:o="urn:schemas-microsoft-com:office:office" xmlns:v="urn:schemas-microsoft-com:vml" xmlns:w10="urn:schemas-microsoft-com:office:word" xmlns:w="http://schemas.openxmlformats.org/wordprocessingml/2006/main" xmlns:w14="http://schemas.microsoft.com/office/word/2010/wordml" xmlns:w15="http://schemas.microsoft.com/office/word/2012/wordml" xmlns:w16cex="http://schemas.microsoft.com/office/word/2018/wordml/cex" xmlns:w16cid="http://schemas.microsoft.com/office/word/2016/wordml/cid" xmlns:w16="http://schemas.microsoft.com/office/word/2018/wordml" xmlns:w16sdtdh="http://schemas.microsoft.com/office/word/2020/wordml/sdtdatahash" xmlns:w16sdtfl="http://schemas.microsoft.com/office/word/2024/wordml/sdtformatlock" xmlns:w16se="http://schemas.microsoft.com/office/word/2015/wordml/symex" xmlns:w16du="http://schemas.microsoft.com/office/word/2023/wordml/word16du" xmlns:wne="http://schemas.microsoft.com/office/word/2006/wordml" mc:Ignorable="w14 w15 w16se w16cid w16 w16cex w16sdtdh w16sdtfl w16du wp14">
+<w:numbering xmlns:wpc="http://schemas.microsoft.com/office/word/2010/wordprocessingCanvas" xmlns:cx="http://schemas.microsoft.com/office/drawing/2014/chartex" xmlns:cx1="http://schemas.microsoft.com/office/drawing/2015/9/8/chartex" xmlns:cx2="http://schemas.microsoft.com/office/drawing/2015/10/21/chartex" xmlns:cx3="http://schemas.microsoft.com/office/drawing/2016/5/9/chartex" xmlns:cx4="http://schemas.microsoft.com/office/drawing/2016/5/10/chartex" xmlns:cx5="http://schemas.microsoft.com/office/drawing/2016/5/11/chartex" xmlns:cx6="http://schemas.microsoft.com/office/drawing/2016/5/12/chartex" xmlns:cx7="http://schemas.microsoft.com/office/drawing/2016/5/13/chartex" xmlns:cx8="http://schemas.microsoft.com/office/drawing/2016/5/14/chartex" xmlns:mc="http://schemas.openxmlformats.org/markup-compatibility/2006" xmlns:aink="http://schemas.microsoft.com/office/drawing/2016/ink" xmlns:am3d="http://schemas.microsoft.com/office/drawing/2017/model3d" xmlns:o="urn:schemas-microsoft-com:office:office" xmlns:oel="http://schemas.microsoft.com/office/2019/extlst" xmlns:r="http://schemas.openxmlformats.org/officeDocument/2006/relationships" xmlns:m="http://schemas.openxmlformats.org/officeDocument/2006/math" xmlns:v="urn:schemas-microsoft-com:vml" xmlns:wp14="http://schemas.microsoft.com/office/word/2010/wordprocessingDrawing" xmlns:wp="http://schemas.openxmlformats.org/drawingml/2006/wordprocessingDrawing" xmlns:w10="urn:schemas-microsoft-com:office:word" xmlns:w="http://schemas.openxmlformats.org/wordprocessingml/2006/main" xmlns:w14="http://schemas.microsoft.com/office/word/2010/wordml" xmlns:w15="http://schemas.microsoft.com/office/word/2012/wordml" xmlns:w16cex="http://schemas.microsoft.com/office/word/2018/wordml/cex" xmlns:w16cid="http://schemas.microsoft.com/office/word/2016/wordml/cid" xmlns:w16="http://schemas.microsoft.com/office/word/2018/wordml" xmlns:w16du="http://schemas.microsoft.com/office/word/2023/wordml/word16du" xmlns:w16sdtdh="http://schemas.microsoft.com/office/word/2020/wordml/sdtdatahash" xmlns:w16sdtfl="http://schemas.microsoft.com/office/word/2024/wordml/sdtformatlock" xmlns:w16se="http://schemas.microsoft.com/office/word/2015/wordml/symex" xmlns:wpg="http://schemas.microsoft.com/office/word/2010/wordprocessingGroup" xmlns:wpi="http://schemas.microsoft.com/office/word/2010/wordprocessingInk" xmlns:wne="http://schemas.microsoft.com/office/word/2006/wordml" xmlns:wps="http://schemas.microsoft.com/office/word/2010/wordprocessingShape" mc:Ignorable="w14 w15 w16se w16cid w16 w16cex w16sdtdh w16sdtfl w16du wp14">
   <w:abstractNum w:abstractNumId="0" w15:restartNumberingAfterBreak="0">
     <w:nsid w:val="042A6B37"/>
     <w:multiLevelType w:val="hybridMultilevel"/>
@@ -5318,7 +10885,7 @@
 </file>
 
 <file path=word/styles.xml><?xml version="1.0" encoding="utf-8"?>
-<w:styles xmlns:mc="http://schemas.openxmlformats.org/markup-compatibility/2006" xmlns:r="http://schemas.openxmlformats.org/officeDocument/2006/relationships" xmlns:w="http://schemas.openxmlformats.org/wordprocessingml/2006/main" xmlns:w14="http://schemas.microsoft.com/office/word/2010/wordml" xmlns:w15="http://schemas.microsoft.com/office/word/2012/wordml" xmlns:w16cex="http://schemas.microsoft.com/office/word/2018/wordml/cex" xmlns:w16cid="http://schemas.microsoft.com/office/word/2016/wordml/cid" xmlns:w16="http://schemas.microsoft.com/office/word/2018/wordml" xmlns:w16sdtdh="http://schemas.microsoft.com/office/word/2020/wordml/sdtdatahash" xmlns:w16sdtfl="http://schemas.microsoft.com/office/word/2024/wordml/sdtformatlock" xmlns:w16se="http://schemas.microsoft.com/office/word/2015/wordml/symex" xmlns:w16du="http://schemas.microsoft.com/office/word/2023/wordml/word16du" mc:Ignorable="w14 w15 w16se w16cid w16 w16cex w16sdtdh w16sdtfl w16du">
+<w:styles xmlns:mc="http://schemas.openxmlformats.org/markup-compatibility/2006" xmlns:r="http://schemas.openxmlformats.org/officeDocument/2006/relationships" xmlns:w="http://schemas.openxmlformats.org/wordprocessingml/2006/main" xmlns:w14="http://schemas.microsoft.com/office/word/2010/wordml" xmlns:w15="http://schemas.microsoft.com/office/word/2012/wordml" xmlns:w16cex="http://schemas.microsoft.com/office/word/2018/wordml/cex" xmlns:w16cid="http://schemas.microsoft.com/office/word/2016/wordml/cid" xmlns:w16="http://schemas.microsoft.com/office/word/2018/wordml" xmlns:w16du="http://schemas.microsoft.com/office/word/2023/wordml/word16du" xmlns:w16sdtdh="http://schemas.microsoft.com/office/word/2020/wordml/sdtdatahash" xmlns:w16sdtfl="http://schemas.microsoft.com/office/word/2024/wordml/sdtformatlock" xmlns:w16se="http://schemas.microsoft.com/office/word/2015/wordml/symex" mc:Ignorable="w14 w15 w16se w16cid w16 w16cex w16sdtdh w16sdtfl w16du">
   <w:docDefaults>
     <w:rPrDefault>
       <w:rPr>
@@ -6672,7 +12239,7 @@
 </file>
 
 <file path=word/glossary/document.xml><?xml version="1.0" encoding="utf-8"?>
-<w:glossaryDocument xmlns:wpc="http://schemas.microsoft.com/office/word/2010/wordprocessingCanvas" xmlns:cx="http://schemas.microsoft.com/office/drawing/2014/chartex" xmlns:cx1="http://schemas.microsoft.com/office/drawing/2015/9/8/chartex" xmlns:cx2="http://schemas.microsoft.com/office/drawing/2015/10/21/chartex" xmlns:cx3="http://schemas.microsoft.com/office/drawing/2016/5/9/chartex" xmlns:cx4="http://schemas.microsoft.com/office/drawing/2016/5/10/chartex" xmlns:cx5="http://schemas.microsoft.com/office/drawing/2016/5/11/chartex" xmlns:cx6="http://schemas.microsoft.com/office/drawing/2016/5/12/chartex" xmlns:cx7="http://schemas.microsoft.com/office/drawing/2016/5/13/chartex" xmlns:cx8="http://schemas.microsoft.com/office/drawing/2016/5/14/chartex" xmlns:mc="http://schemas.openxmlformats.org/markup-compatibility/2006" xmlns:m="http://schemas.openxmlformats.org/officeDocument/2006/math" xmlns:aink="http://schemas.microsoft.com/office/drawing/2016/ink" xmlns:am3d="http://schemas.microsoft.com/office/drawing/2017/model3d" xmlns:oel="http://schemas.microsoft.com/office/2019/extlst" xmlns:r="http://schemas.openxmlformats.org/officeDocument/2006/relationships" xmlns:wp14="http://schemas.microsoft.com/office/word/2010/wordprocessingDrawing" xmlns:wp="http://schemas.openxmlformats.org/drawingml/2006/wordprocessingDrawing" xmlns:wpg="http://schemas.microsoft.com/office/word/2010/wordprocessingGroup" xmlns:wpi="http://schemas.microsoft.com/office/word/2010/wordprocessingInk" xmlns:wps="http://schemas.microsoft.com/office/word/2010/wordprocessingShape" xmlns:o="urn:schemas-microsoft-com:office:office" xmlns:v="urn:schemas-microsoft-com:vml" xmlns:w10="urn:schemas-microsoft-com:office:word" xmlns:w="http://schemas.openxmlformats.org/wordprocessingml/2006/main" xmlns:w14="http://schemas.microsoft.com/office/word/2010/wordml" xmlns:w15="http://schemas.microsoft.com/office/word/2012/wordml" xmlns:w16cex="http://schemas.microsoft.com/office/word/2018/wordml/cex" xmlns:w16cid="http://schemas.microsoft.com/office/word/2016/wordml/cid" xmlns:w16="http://schemas.microsoft.com/office/word/2018/wordml" xmlns:w16sdtdh="http://schemas.microsoft.com/office/word/2020/wordml/sdtdatahash" xmlns:w16sdtfl="http://schemas.microsoft.com/office/word/2024/wordml/sdtformatlock" xmlns:w16se="http://schemas.microsoft.com/office/word/2015/wordml/symex" xmlns:w16du="http://schemas.microsoft.com/office/word/2023/wordml/word16du" xmlns:wne="http://schemas.microsoft.com/office/word/2006/wordml" mc:Ignorable="w14 w15 w16se w16cid w16 w16cex w16sdtdh w16sdtfl w16du wp14">
+<w:glossaryDocument xmlns:wpc="http://schemas.microsoft.com/office/word/2010/wordprocessingCanvas" xmlns:cx="http://schemas.microsoft.com/office/drawing/2014/chartex" xmlns:cx1="http://schemas.microsoft.com/office/drawing/2015/9/8/chartex" xmlns:cx2="http://schemas.microsoft.com/office/drawing/2015/10/21/chartex" xmlns:cx3="http://schemas.microsoft.com/office/drawing/2016/5/9/chartex" xmlns:cx4="http://schemas.microsoft.com/office/drawing/2016/5/10/chartex" xmlns:cx5="http://schemas.microsoft.com/office/drawing/2016/5/11/chartex" xmlns:cx6="http://schemas.microsoft.com/office/drawing/2016/5/12/chartex" xmlns:cx7="http://schemas.microsoft.com/office/drawing/2016/5/13/chartex" xmlns:cx8="http://schemas.microsoft.com/office/drawing/2016/5/14/chartex" xmlns:mc="http://schemas.openxmlformats.org/markup-compatibility/2006" xmlns:aink="http://schemas.microsoft.com/office/drawing/2016/ink" xmlns:am3d="http://schemas.microsoft.com/office/drawing/2017/model3d" xmlns:o="urn:schemas-microsoft-com:office:office" xmlns:oel="http://schemas.microsoft.com/office/2019/extlst" xmlns:r="http://schemas.openxmlformats.org/officeDocument/2006/relationships" xmlns:m="http://schemas.openxmlformats.org/officeDocument/2006/math" xmlns:v="urn:schemas-microsoft-com:vml" xmlns:wp14="http://schemas.microsoft.com/office/word/2010/wordprocessingDrawing" xmlns:wp="http://schemas.openxmlformats.org/drawingml/2006/wordprocessingDrawing" xmlns:w10="urn:schemas-microsoft-com:office:word" xmlns:w="http://schemas.openxmlformats.org/wordprocessingml/2006/main" xmlns:w14="http://schemas.microsoft.com/office/word/2010/wordml" xmlns:w15="http://schemas.microsoft.com/office/word/2012/wordml" xmlns:w16cex="http://schemas.microsoft.com/office/word/2018/wordml/cex" xmlns:w16cid="http://schemas.microsoft.com/office/word/2016/wordml/cid" xmlns:w16="http://schemas.microsoft.com/office/word/2018/wordml" xmlns:w16du="http://schemas.microsoft.com/office/word/2023/wordml/word16du" xmlns:w16sdtdh="http://schemas.microsoft.com/office/word/2020/wordml/sdtdatahash" xmlns:w16sdtfl="http://schemas.microsoft.com/office/word/2024/wordml/sdtformatlock" xmlns:w16se="http://schemas.microsoft.com/office/word/2015/wordml/symex" xmlns:wpg="http://schemas.microsoft.com/office/word/2010/wordprocessingGroup" xmlns:wpi="http://schemas.microsoft.com/office/word/2010/wordprocessingInk" xmlns:wne="http://schemas.microsoft.com/office/word/2006/wordml" xmlns:wps="http://schemas.microsoft.com/office/word/2010/wordprocessingShape" mc:Ignorable="w14 w15 w16se w16cid w16 w16cex w16sdtdh w16sdtfl w16du wp14">
   <w:docParts>
     <w:docPart>
       <w:docPartPr>
@@ -6742,7 +12309,7 @@
 </file>
 
 <file path=word/glossary/fontTable.xml><?xml version="1.0" encoding="utf-8"?>
-<w:fonts xmlns:mc="http://schemas.openxmlformats.org/markup-compatibility/2006" xmlns:r="http://schemas.openxmlformats.org/officeDocument/2006/relationships" xmlns:w="http://schemas.openxmlformats.org/wordprocessingml/2006/main" xmlns:w14="http://schemas.microsoft.com/office/word/2010/wordml" xmlns:w15="http://schemas.microsoft.com/office/word/2012/wordml" xmlns:w16cex="http://schemas.microsoft.com/office/word/2018/wordml/cex" xmlns:w16cid="http://schemas.microsoft.com/office/word/2016/wordml/cid" xmlns:w16="http://schemas.microsoft.com/office/word/2018/wordml" xmlns:w16sdtdh="http://schemas.microsoft.com/office/word/2020/wordml/sdtdatahash" xmlns:w16sdtfl="http://schemas.microsoft.com/office/word/2024/wordml/sdtformatlock" xmlns:w16se="http://schemas.microsoft.com/office/word/2015/wordml/symex" xmlns:w16du="http://schemas.microsoft.com/office/word/2023/wordml/word16du" mc:Ignorable="w14 w15 w16se w16cid w16 w16cex w16sdtdh w16sdtfl w16du">
+<w:fonts xmlns:mc="http://schemas.openxmlformats.org/markup-compatibility/2006" xmlns:r="http://schemas.openxmlformats.org/officeDocument/2006/relationships" xmlns:w="http://schemas.openxmlformats.org/wordprocessingml/2006/main" xmlns:w14="http://schemas.microsoft.com/office/word/2010/wordml" xmlns:w15="http://schemas.microsoft.com/office/word/2012/wordml" xmlns:w16cex="http://schemas.microsoft.com/office/word/2018/wordml/cex" xmlns:w16cid="http://schemas.microsoft.com/office/word/2016/wordml/cid" xmlns:w16="http://schemas.microsoft.com/office/word/2018/wordml" xmlns:w16du="http://schemas.microsoft.com/office/word/2023/wordml/word16du" xmlns:w16sdtdh="http://schemas.microsoft.com/office/word/2020/wordml/sdtdatahash" xmlns:w16sdtfl="http://schemas.microsoft.com/office/word/2024/wordml/sdtformatlock" xmlns:w16se="http://schemas.microsoft.com/office/word/2015/wordml/symex" mc:Ignorable="w14 w15 w16se w16cid w16 w16cex w16sdtdh w16sdtfl w16du">
   <w:font w:name="Times New Roman">
     <w:panose1 w:val="02020603050405020304"/>
     <w:charset w:val="00"/>
@@ -6753,7 +12320,7 @@
   <w:font w:name="Symbol">
     <w:panose1 w:val="05050102010706020507"/>
     <w:charset w:val="02"/>
-    <w:family w:val="decorative"/>
+    <w:family w:val="roman"/>
     <w:pitch w:val="variable"/>
     <w:sig w:usb0="00000000" w:usb1="10000000" w:usb2="00000000" w:usb3="00000000" w:csb0="80000000" w:csb1="00000000"/>
   </w:font>
@@ -6766,10 +12333,10 @@
   </w:font>
   <w:font w:name="Wingdings">
     <w:panose1 w:val="05000000000000000000"/>
-    <w:charset w:val="4D"/>
-    <w:family w:val="decorative"/>
+    <w:charset w:val="02"/>
+    <w:family w:val="auto"/>
     <w:pitch w:val="variable"/>
-    <w:sig w:usb0="00000003" w:usb1="00000000" w:usb2="00000000" w:usb3="00000000" w:csb0="80000001" w:csb1="00000000"/>
+    <w:sig w:usb0="00000000" w:usb1="10000000" w:usb2="00000000" w:usb3="00000000" w:csb0="80000000" w:csb1="00000000"/>
   </w:font>
   <w:font w:name="Calibri">
     <w:panose1 w:val="020F0502020204030204"/>
@@ -6798,7 +12365,7 @@
     <w:charset w:val="00"/>
     <w:family w:val="swiss"/>
     <w:pitch w:val="variable"/>
-    <w:sig w:usb0="E0002AFF" w:usb1="C0007843" w:usb2="00000009" w:usb3="00000000" w:csb0="000001FF" w:csb1="00000000"/>
+    <w:sig w:usb0="E0002EFF" w:usb1="C000785B" w:usb2="00000009" w:usb3="00000000" w:csb0="000001FF" w:csb1="00000000"/>
   </w:font>
   <w:font w:name="Tahoma">
     <w:panose1 w:val="020B0604030504040204"/>
@@ -6809,7 +12376,6 @@
     <w:sig w:usb0="E1002EFF" w:usb1="C000605B" w:usb2="00000029" w:usb3="00000000" w:csb0="000101FF" w:csb1="00000000"/>
   </w:font>
   <w:font w:name="MS Mincho">
-    <w:altName w:val="ＭＳ 明朝"/>
     <w:panose1 w:val="02020609040205080304"/>
     <w:charset w:val="80"/>
     <w:family w:val="modern"/>
@@ -6817,23 +12383,19 @@
     <w:sig w:usb0="E00002FF" w:usb1="6AC7FDFB" w:usb2="08000012" w:usb3="00000000" w:csb0="0002009F" w:csb1="00000000"/>
   </w:font>
   <w:font w:name="Aptos">
-    <w:panose1 w:val="020B0004020202020204"/>
     <w:charset w:val="00"/>
     <w:family w:val="swiss"/>
     <w:pitch w:val="variable"/>
     <w:sig w:usb0="20000287" w:usb1="00000003" w:usb2="00000000" w:usb3="00000000" w:csb0="0000019F" w:csb1="00000000"/>
   </w:font>
   <w:font w:name="Yu Mincho">
-    <w:panose1 w:val="02020400000000000000"/>
     <w:charset w:val="80"/>
     <w:family w:val="roman"/>
-    <w:notTrueType/>
     <w:pitch w:val="variable"/>
     <w:sig w:usb0="800002E7" w:usb1="2AC7FCFF" w:usb2="00000012" w:usb3="00000000" w:csb0="0002009F" w:csb1="00000000"/>
   </w:font>
   <w:font w:name="Aptos Display">
-    <w:panose1 w:val="020B0004020202020204"/>
-    <w:charset w:val="01"/>
+    <w:charset w:val="00"/>
     <w:family w:val="swiss"/>
     <w:pitch w:val="variable"/>
     <w:sig w:usb0="20000287" w:usb1="00000003" w:usb2="00000000" w:usb3="00000000" w:csb0="0000019F" w:csb1="00000000"/>
@@ -6849,7 +12411,7 @@
 </file>
 
 <file path=word/glossary/settings.xml><?xml version="1.0" encoding="utf-8"?>
-<w:settings xmlns:mc="http://schemas.openxmlformats.org/markup-compatibility/2006" xmlns:m="http://schemas.openxmlformats.org/officeDocument/2006/math" xmlns:r="http://schemas.openxmlformats.org/officeDocument/2006/relationships" xmlns:sl="http://schemas.openxmlformats.org/schemaLibrary/2006/main" xmlns:o="urn:schemas-microsoft-com:office:office" xmlns:v="urn:schemas-microsoft-com:vml" xmlns:w10="urn:schemas-microsoft-com:office:word" xmlns:w="http://schemas.openxmlformats.org/wordprocessingml/2006/main" xmlns:w14="http://schemas.microsoft.com/office/word/2010/wordml" xmlns:w15="http://schemas.microsoft.com/office/word/2012/wordml" xmlns:w16cex="http://schemas.microsoft.com/office/word/2018/wordml/cex" xmlns:w16cid="http://schemas.microsoft.com/office/word/2016/wordml/cid" xmlns:w16="http://schemas.microsoft.com/office/word/2018/wordml" xmlns:w16sdtdh="http://schemas.microsoft.com/office/word/2020/wordml/sdtdatahash" xmlns:w16sdtfl="http://schemas.microsoft.com/office/word/2024/wordml/sdtformatlock" xmlns:w16se="http://schemas.microsoft.com/office/word/2015/wordml/symex" xmlns:w16du="http://schemas.microsoft.com/office/word/2023/wordml/word16du" mc:Ignorable="w14 w15 w16se w16cid w16 w16cex w16sdtdh w16sdtfl w16du">
+<w:settings xmlns:mc="http://schemas.openxmlformats.org/markup-compatibility/2006" xmlns:o="urn:schemas-microsoft-com:office:office" xmlns:r="http://schemas.openxmlformats.org/officeDocument/2006/relationships" xmlns:m="http://schemas.openxmlformats.org/officeDocument/2006/math" xmlns:v="urn:schemas-microsoft-com:vml" xmlns:w10="urn:schemas-microsoft-com:office:word" xmlns:w="http://schemas.openxmlformats.org/wordprocessingml/2006/main" xmlns:w14="http://schemas.microsoft.com/office/word/2010/wordml" xmlns:w15="http://schemas.microsoft.com/office/word/2012/wordml" xmlns:w16cex="http://schemas.microsoft.com/office/word/2018/wordml/cex" xmlns:w16cid="http://schemas.microsoft.com/office/word/2016/wordml/cid" xmlns:w16="http://schemas.microsoft.com/office/word/2018/wordml" xmlns:w16du="http://schemas.microsoft.com/office/word/2023/wordml/word16du" xmlns:w16sdtdh="http://schemas.microsoft.com/office/word/2020/wordml/sdtdatahash" xmlns:w16sdtfl="http://schemas.microsoft.com/office/word/2024/wordml/sdtformatlock" xmlns:w16se="http://schemas.microsoft.com/office/word/2015/wordml/symex" xmlns:sl="http://schemas.openxmlformats.org/schemaLibrary/2006/main" mc:Ignorable="w14 w15 w16se w16cid w16 w16cex w16sdtdh w16sdtfl w16du">
   <w:view w:val="normal"/>
   <w:defaultTabStop w:val="708"/>
   <w:hyphenationZone w:val="425"/>
@@ -6884,8 +12446,10 @@
     <w:rsid w:val="00C47BA2"/>
     <w:rsid w:val="00C5036F"/>
     <w:rsid w:val="00C861E5"/>
+    <w:rsid w:val="00CC0D42"/>
     <w:rsid w:val="00CF44FB"/>
     <w:rsid w:val="00DD693D"/>
+    <w:rsid w:val="00EC0D06"/>
     <w:rsid w:val="00EC21D5"/>
     <w:rsid w:val="00F03101"/>
     <w:rsid w:val="00F0486C"/>
@@ -6912,7 +12476,7 @@
 </file>
 
 <file path=word/glossary/styles.xml><?xml version="1.0" encoding="utf-8"?>
-<w:styles xmlns:mc="http://schemas.openxmlformats.org/markup-compatibility/2006" xmlns:r="http://schemas.openxmlformats.org/officeDocument/2006/relationships" xmlns:w="http://schemas.openxmlformats.org/wordprocessingml/2006/main" xmlns:w14="http://schemas.microsoft.com/office/word/2010/wordml" xmlns:w15="http://schemas.microsoft.com/office/word/2012/wordml" xmlns:w16cex="http://schemas.microsoft.com/office/word/2018/wordml/cex" xmlns:w16cid="http://schemas.microsoft.com/office/word/2016/wordml/cid" xmlns:w16="http://schemas.microsoft.com/office/word/2018/wordml" xmlns:w16sdtdh="http://schemas.microsoft.com/office/word/2020/wordml/sdtdatahash" xmlns:w16sdtfl="http://schemas.microsoft.com/office/word/2024/wordml/sdtformatlock" xmlns:w16se="http://schemas.microsoft.com/office/word/2015/wordml/symex" xmlns:w16du="http://schemas.microsoft.com/office/word/2023/wordml/word16du" mc:Ignorable="w14 w15 w16se w16cid w16 w16cex w16sdtdh w16sdtfl w16du">
+<w:styles xmlns:mc="http://schemas.openxmlformats.org/markup-compatibility/2006" xmlns:r="http://schemas.openxmlformats.org/officeDocument/2006/relationships" xmlns:w="http://schemas.openxmlformats.org/wordprocessingml/2006/main" xmlns:w14="http://schemas.microsoft.com/office/word/2010/wordml" xmlns:w15="http://schemas.microsoft.com/office/word/2012/wordml" xmlns:w16cex="http://schemas.microsoft.com/office/word/2018/wordml/cex" xmlns:w16cid="http://schemas.microsoft.com/office/word/2016/wordml/cid" xmlns:w16="http://schemas.microsoft.com/office/word/2018/wordml" xmlns:w16du="http://schemas.microsoft.com/office/word/2023/wordml/word16du" xmlns:w16sdtdh="http://schemas.microsoft.com/office/word/2020/wordml/sdtdatahash" xmlns:w16sdtfl="http://schemas.microsoft.com/office/word/2024/wordml/sdtformatlock" xmlns:w16se="http://schemas.microsoft.com/office/word/2015/wordml/symex" mc:Ignorable="w14 w15 w16se w16cid w16 w16cex w16sdtdh w16sdtfl w16du">
   <w:docDefaults>
     <w:rPrDefault>
       <w:rPr>
@@ -7341,7 +12905,7 @@
 </file>
 
 <file path=word/glossary/webSettings.xml><?xml version="1.0" encoding="utf-8"?>
-<w:webSettings xmlns:mc="http://schemas.openxmlformats.org/markup-compatibility/2006" xmlns:r="http://schemas.openxmlformats.org/officeDocument/2006/relationships" xmlns:w="http://schemas.openxmlformats.org/wordprocessingml/2006/main" xmlns:w14="http://schemas.microsoft.com/office/word/2010/wordml" xmlns:w15="http://schemas.microsoft.com/office/word/2012/wordml" xmlns:w16cex="http://schemas.microsoft.com/office/word/2018/wordml/cex" xmlns:w16cid="http://schemas.microsoft.com/office/word/2016/wordml/cid" xmlns:w16="http://schemas.microsoft.com/office/word/2018/wordml" xmlns:w16sdtdh="http://schemas.microsoft.com/office/word/2020/wordml/sdtdatahash" xmlns:w16sdtfl="http://schemas.microsoft.com/office/word/2024/wordml/sdtformatlock" xmlns:w16se="http://schemas.microsoft.com/office/word/2015/wordml/symex" xmlns:w16du="http://schemas.microsoft.com/office/word/2023/wordml/word16du" mc:Ignorable="w14 w15 w16se w16cid w16 w16cex w16sdtdh w16sdtfl w16du">
+<w:webSettings xmlns:mc="http://schemas.openxmlformats.org/markup-compatibility/2006" xmlns:r="http://schemas.openxmlformats.org/officeDocument/2006/relationships" xmlns:w="http://schemas.openxmlformats.org/wordprocessingml/2006/main" xmlns:w14="http://schemas.microsoft.com/office/word/2010/wordml" xmlns:w15="http://schemas.microsoft.com/office/word/2012/wordml" xmlns:w16cex="http://schemas.microsoft.com/office/word/2018/wordml/cex" xmlns:w16cid="http://schemas.microsoft.com/office/word/2016/wordml/cid" xmlns:w16="http://schemas.microsoft.com/office/word/2018/wordml" xmlns:w16du="http://schemas.microsoft.com/office/word/2023/wordml/word16du" xmlns:w16sdtdh="http://schemas.microsoft.com/office/word/2020/wordml/sdtdatahash" xmlns:w16sdtfl="http://schemas.microsoft.com/office/word/2024/wordml/sdtformatlock" xmlns:w16se="http://schemas.microsoft.com/office/word/2015/wordml/symex" mc:Ignorable="w14 w15 w16se w16cid w16 w16cex w16sdtdh w16sdtfl w16du">
   <w:optimizeForBrowser/>
 </w:webSettings>
 </file>
@@ -7631,7 +13195,7 @@
 
 <file path=customXml/item1.xml><?xml version="1.0" encoding="utf-8"?>
 <CoverPageProperties xmlns="http://schemas.microsoft.com/office/2006/coverPageProps">
-  <PublishDate/>
+  <PublishDate>2026-10-04T00:00:00</PublishDate>
   <Abstract>Definition of Done</Abstract>
   <CompanyAddress/>
   <CompanyPhone/>
@@ -7645,25 +13209,6 @@
 </file>
 
 <file path=customXml/item3.xml><?xml version="1.0" encoding="utf-8"?>
-<p:properties xmlns:p="http://schemas.microsoft.com/office/2006/metadata/properties" xmlns:xsi="http://www.w3.org/2001/XMLSchema-instance" xmlns:pc="http://schemas.microsoft.com/office/infopath/2007/PartnerControls">
-  <documentManagement>
-    <lcf76f155ced4ddcb4097134ff3c332f xmlns="e1e7bc46-bed0-459f-9452-a76b1c5b695e">
-      <Terms xmlns="http://schemas.microsoft.com/office/infopath/2007/PartnerControls"/>
-    </lcf76f155ced4ddcb4097134ff3c332f>
-  </documentManagement>
-</p:properties>
-</file>
-
-<file path=customXml/item4.xml><?xml version="1.0" encoding="utf-8"?>
-<?mso-contentType ?>
-<FormTemplates xmlns="http://schemas.microsoft.com/sharepoint/v3/contenttype/forms">
-  <Display>DocumentLibraryForm</Display>
-  <Edit>DocumentLibraryForm</Edit>
-  <New>DocumentLibraryForm</New>
-</FormTemplates>
-</file>
-
-<file path=customXml/item5.xml><?xml version="1.0" encoding="utf-8"?>
 <ct:contentTypeSchema xmlns:ct="http://schemas.microsoft.com/office/2006/metadata/contentType" xmlns:ma="http://schemas.microsoft.com/office/2006/metadata/properties/metaAttributes" ct:_="" ma:_="" ma:contentTypeName="Documento" ma:contentTypeID="0x0101005395107FFD641345A10C8A5ACACB9D20" ma:contentTypeVersion="13" ma:contentTypeDescription="Crear nuevo documento." ma:contentTypeScope="" ma:versionID="7407f70e7181b908656026f379795b2c">
   <xsd:schema xmlns:xsd="http://www.w3.org/2001/XMLSchema" xmlns:xs="http://www.w3.org/2001/XMLSchema" xmlns:p="http://schemas.microsoft.com/office/2006/metadata/properties" xmlns:ns2="e1e7bc46-bed0-459f-9452-a76b1c5b695e" xmlns:ns3="bb8cf7e1-610f-40a0-8f00-126b9d139fde" targetNamespace="http://schemas.microsoft.com/office/2006/metadata/properties" ma:root="true" ma:fieldsID="b29ea8901729e1eaaa4e48e09148c760" ns2:_="" ns3:_="">
     <xsd:import namespace="e1e7bc46-bed0-459f-9452-a76b1c5b695e"/>
@@ -7880,6 +13425,25 @@
 </ct:contentTypeSchema>
 </file>
 
+<file path=customXml/item4.xml><?xml version="1.0" encoding="utf-8"?>
+<?mso-contentType ?>
+<FormTemplates xmlns="http://schemas.microsoft.com/sharepoint/v3/contenttype/forms">
+  <Display>DocumentLibraryForm</Display>
+  <Edit>DocumentLibraryForm</Edit>
+  <New>DocumentLibraryForm</New>
+</FormTemplates>
+</file>
+
+<file path=customXml/item5.xml><?xml version="1.0" encoding="utf-8"?>
+<p:properties xmlns:p="http://schemas.microsoft.com/office/2006/metadata/properties" xmlns:xsi="http://www.w3.org/2001/XMLSchema-instance" xmlns:pc="http://schemas.microsoft.com/office/infopath/2007/PartnerControls">
+  <documentManagement>
+    <lcf76f155ced4ddcb4097134ff3c332f xmlns="e1e7bc46-bed0-459f-9452-a76b1c5b695e">
+      <Terms xmlns="http://schemas.microsoft.com/office/infopath/2007/PartnerControls"/>
+    </lcf76f155ced4ddcb4097134ff3c332f>
+  </documentManagement>
+</p:properties>
+</file>
+
 <file path=customXml/itemProps1.xml><?xml version="1.0" encoding="utf-8"?>
 <ds:datastoreItem xmlns:ds="http://schemas.openxmlformats.org/officeDocument/2006/customXml" ds:itemID="{55AF091B-3C7A-41E3-B477-F2FDAA23CFDA}">
   <ds:schemaRefs>
@@ -7897,24 +13461,6 @@
 </file>
 
 <file path=customXml/itemProps3.xml><?xml version="1.0" encoding="utf-8"?>
-<ds:datastoreItem xmlns:ds="http://schemas.openxmlformats.org/officeDocument/2006/customXml" ds:itemID="{E1036DFC-1D85-404D-898C-621D06C0EB1C}">
-  <ds:schemaRefs>
-    <ds:schemaRef ds:uri="http://schemas.microsoft.com/office/2006/metadata/properties"/>
-    <ds:schemaRef ds:uri="http://schemas.microsoft.com/office/infopath/2007/PartnerControls"/>
-    <ds:schemaRef ds:uri="e1e7bc46-bed0-459f-9452-a76b1c5b695e"/>
-  </ds:schemaRefs>
-</ds:datastoreItem>
-</file>
-
-<file path=customXml/itemProps4.xml><?xml version="1.0" encoding="utf-8"?>
-<ds:datastoreItem xmlns:ds="http://schemas.openxmlformats.org/officeDocument/2006/customXml" ds:itemID="{EE9AAF0E-D63F-459F-A0FB-CDCE9F728F33}">
-  <ds:schemaRefs>
-    <ds:schemaRef ds:uri="http://schemas.microsoft.com/sharepoint/v3/contenttype/forms"/>
-  </ds:schemaRefs>
-</ds:datastoreItem>
-</file>
-
-<file path=customXml/itemProps5.xml><?xml version="1.0" encoding="utf-8"?>
 <ds:datastoreItem xmlns:ds="http://schemas.openxmlformats.org/officeDocument/2006/customXml" ds:itemID="{444115BD-C1C6-48AD-B714-E1866627071D}">
   <ds:schemaRefs>
     <ds:schemaRef ds:uri="http://schemas.microsoft.com/office/2006/metadata/contentType"/>
@@ -7931,4 +13477,22 @@
     <ds:schemaRef ds:uri="http://schemas.microsoft.com/internal/obd"/>
   </ds:schemaRefs>
 </ds:datastoreItem>
+</file>
+
+<file path=customXml/itemProps4.xml><?xml version="1.0" encoding="utf-8"?>
+<ds:datastoreItem xmlns:ds="http://schemas.openxmlformats.org/officeDocument/2006/customXml" ds:itemID="{EE9AAF0E-D63F-459F-A0FB-CDCE9F728F33}">
+  <ds:schemaRefs>
+    <ds:schemaRef ds:uri="http://schemas.microsoft.com/sharepoint/v3/contenttype/forms"/>
+  </ds:schemaRefs>
+</ds:datastoreItem>
+</file>
+
+<file path=customXml/itemProps5.xml><?xml version="1.0" encoding="utf-8"?>
+<ds:datastoreItem xmlns:ds="http://schemas.openxmlformats.org/officeDocument/2006/customXml" ds:itemID="{E1036DFC-1D85-404D-898C-621D06C0EB1C}">
+  <ds:schemaRefs>
+    <ds:schemaRef ds:uri="http://schemas.microsoft.com/office/2006/metadata/properties"/>
+    <ds:schemaRef ds:uri="http://schemas.microsoft.com/office/infopath/2007/PartnerControls"/>
+    <ds:schemaRef ds:uri="e1e7bc46-bed0-459f-9452-a76b1c5b695e"/>
+  </ds:schemaRefs>
+</ds:datastoreItem>
 </file>
--- a/Fase 2/Evidencias Proyecto (version Agil)/Documento 04- Definition of Done.docx
+++ b/Fase 2/Evidencias Proyecto (version Agil)/Documento 04- Definition of Done.docx
@@ -3883,7 +3883,6 @@
         <w:rPr>
           <w:rFonts w:asciiTheme="minorHAnsi" w:hAnsiTheme="minorHAnsi" w:cstheme="minorHAnsi"/>
         </w:rPr>
-        <w:lastRenderedPageBreak/>
         <w:t>Historias de Usuario</w:t>
       </w:r>
       <w:bookmarkEnd w:id="2"/>
@@ -3970,7 +3969,7 @@
         <w:rPr>
           <w:lang w:val="es-ES" w:eastAsia="es-ES"/>
         </w:rPr>
-        <w:t>Los comandos y decisiones nuevos quedan documentados en el repositorio de avances, con fecha.</w:t>
+        <w:t>Los comandos y decisiones nuevos quedan documentados, con fecha, en la documentación del proyecto.</w:t>
       </w:r>
     </w:p>
     <w:p>
@@ -4179,7 +4178,7 @@
         <w:rPr>
           <w:lang w:val="es-ES" w:eastAsia="es-ES"/>
         </w:rPr>
-        <w:t>Pruebas registradas en Resultados_Pruebas_E1_2026-10-03.md.</w:t>
+        <w:t>Pruebas registradas en el acta de pruebas de E1 (15 pruebas de aceptación HTTP).</w:t>
       </w:r>
     </w:p>
     <w:p>
@@ -4218,7 +4217,6 @@
         <w:pStyle w:val="Ttulo3"/>
       </w:pPr>
       <w:r>
-        <w:lastRenderedPageBreak/>
         <w:t>DoD de Negocio</w:t>
       </w:r>
     </w:p>
@@ -4601,7 +4599,6 @@
         <w:rPr>
           <w:lang w:val="es-ES" w:eastAsia="es-ES"/>
         </w:rPr>
-        <w:lastRenderedPageBreak/>
         <w:t>Al desactivar un usuario, este deja de poder iniciar sesión, pero sus registros siguen existiendo.</w:t>
       </w:r>
     </w:p>
@@ -4682,7 +4679,7 @@
         <w:rPr>
           <w:lang w:val="es-ES" w:eastAsia="es-ES"/>
         </w:rPr>
-        <w:t>Pruebas complementarias registradas en Pruebas_Pendientes_E1_2026-10-03.md.</w:t>
+        <w:t>Pruebas complementarias (17 casos) registradas en el acta de pruebas de E1.</w:t>
       </w:r>
     </w:p>
     <w:p>
@@ -4938,7 +4935,6 @@
         <w:pStyle w:val="Ttulo3"/>
       </w:pPr>
       <w:r>
-        <w:lastRenderedPageBreak/>
         <w:t>DoD Técnico</w:t>
       </w:r>
     </w:p>
@@ -5202,7 +5198,7 @@
         <w:rPr>
           <w:lang w:val="es-ES" w:eastAsia="es-ES"/>
         </w:rPr>
-        <w:t>El modelo E-R y el diagrama de clases (diagramas/Diagramas_Diseno.md) reflejan las tablas de la historia.</w:t>
+        <w:t>El modelo E-R y el diagrama de clases del Documento de Diseño reflejan las tablas de la historia.</w:t>
       </w:r>
     </w:p>
     <w:p>
@@ -5339,7 +5335,6 @@
         <w:pStyle w:val="Ttulo3"/>
       </w:pPr>
       <w:r>
-        <w:lastRenderedPageBreak/>
         <w:t>DoD Técnico</w:t>
       </w:r>
     </w:p>
@@ -5412,7 +5407,7 @@
         <w:rPr>
           <w:lang w:val="es-ES" w:eastAsia="es-ES"/>
         </w:rPr>
-        <w:t>El modelo E-R y el diagrama de clases (diagramas/Diagramas_Diseno.md) reflejan las tablas de la historia.</w:t>
+        <w:t>El modelo E-R y el diagrama de clases del Documento de Diseño reflejan las tablas de la historia.</w:t>
       </w:r>
     </w:p>
     <w:p>
@@ -5603,7 +5598,7 @@
         <w:rPr>
           <w:lang w:val="es-ES" w:eastAsia="es-ES"/>
         </w:rPr>
-        <w:t>El modelo E-R y el diagrama de clases (diagramas/Diagramas_Diseno.md) reflejan las tablas de la historia.</w:t>
+        <w:t>El modelo E-R y el diagrama de clases del Documento de Diseño reflejan las tablas de la historia.</w:t>
       </w:r>
     </w:p>
     <w:p>
@@ -5678,7 +5673,6 @@
         <w:pStyle w:val="Ttulo3"/>
       </w:pPr>
       <w:r>
-        <w:lastRenderedPageBreak/>
         <w:t>DoD de Negocio</w:t>
       </w:r>
     </w:p>
@@ -5849,7 +5843,7 @@
         <w:rPr>
           <w:lang w:val="es-ES" w:eastAsia="es-ES"/>
         </w:rPr>
-        <w:t>El modelo E-R y el diagrama de clases (diagramas/Diagramas_Diseno.md) reflejan las tablas de la historia.</w:t>
+        <w:t>El modelo E-R y el diagrama de clases del Documento de Diseño reflejan las tablas de la historia.</w:t>
       </w:r>
     </w:p>
     <w:p>
@@ -6049,7 +6043,6 @@
       </w:pPr>
       <w:bookmarkStart w:id="14" w:name="_Toc242010648"/>
       <w:r>
-        <w:lastRenderedPageBreak/>
         <w:t>HU12 — Registrar una tarja de recepción (E3)</w:t>
       </w:r>
       <w:bookmarkEnd w:id="14"/>
@@ -6304,7 +6297,7 @@
         <w:rPr>
           <w:lang w:val="es-ES" w:eastAsia="es-ES"/>
         </w:rPr>
-        <w:t>El modelo E-R y el diagrama de clases (diagramas/Diagramas_Diseno.md) reflejan las tablas de la historia.</w:t>
+        <w:t>El modelo E-R y el diagrama de clases del Documento de Diseño reflejan las tablas de la historia.</w:t>
       </w:r>
     </w:p>
     <w:p>
@@ -6415,7 +6408,6 @@
         <w:rPr>
           <w:lang w:val="es-ES" w:eastAsia="es-ES"/>
         </w:rPr>
-        <w:lastRenderedPageBreak/>
         <w:t>Un número asignado no se reutiliza, aunque la tarja se anule.</w:t>
       </w:r>
     </w:p>
@@ -6762,7 +6754,6 @@
         <w:rPr>
           <w:lang w:val="es-ES" w:eastAsia="es-ES"/>
         </w:rPr>
-        <w:lastRenderedPageBreak/>
         <w:t>En el PMV solo se registran entradas. Las salidas (devoluciones al productor) se registran al generar la guía de recepción, que es trabajo posterior al PMV. Mientras tanto, el saldo muestra las bandejas recibidas.</w:t>
       </w:r>
     </w:p>
@@ -6861,7 +6852,7 @@
         <w:rPr>
           <w:lang w:val="es-ES" w:eastAsia="es-ES"/>
         </w:rPr>
-        <w:t>El modelo E-R y el diagrama de clases (diagramas/Diagramas_Diseno.md) reflejan las tablas de la historia.</w:t>
+        <w:t>El modelo E-R y el diagrama de clases del Documento de Diseño reflejan las tablas de la historia.</w:t>
       </w:r>
     </w:p>
     <w:p>
@@ -7073,7 +7064,6 @@
         <w:rPr>
           <w:lang w:val="es-ES" w:eastAsia="es-ES"/>
         </w:rPr>
-        <w:lastRenderedPageBreak/>
         <w:t>El detalle muestra los datos completos de la tarja, los kilos ya procesados y los kilos pendientes.</w:t>
       </w:r>
     </w:p>
@@ -7399,25 +7389,24 @@
         <w:rPr>
           <w:lang w:val="es-ES" w:eastAsia="es-ES"/>
         </w:rPr>
-        <w:t>El modelo E-R y el diagrama de clases (diagramas/Diagramas_Diseno.md) reflejan las tablas de la historia.</w:t>
-      </w:r>
-    </w:p>
-    <w:p>
-      <w:pPr>
-        <w:pStyle w:val="Prrafodelista"/>
-        <w:numPr>
-          <w:ilvl w:val="0"/>
-          <w:numId w:val="15"/>
-        </w:numPr>
-        <w:rPr>
-          <w:lang w:val="es-ES" w:eastAsia="es-ES"/>
-        </w:rPr>
-      </w:pPr>
-      <w:r>
-        <w:rPr>
-          <w:lang w:val="es-ES" w:eastAsia="es-ES"/>
-        </w:rPr>
-        <w:lastRenderedPageBreak/>
+        <w:t>El modelo E-R y el diagrama de clases del Documento de Diseño reflejan las tablas de la historia.</w:t>
+      </w:r>
+    </w:p>
+    <w:p>
+      <w:pPr>
+        <w:pStyle w:val="Prrafodelista"/>
+        <w:numPr>
+          <w:ilvl w:val="0"/>
+          <w:numId w:val="15"/>
+        </w:numPr>
+        <w:rPr>
+          <w:lang w:val="es-ES" w:eastAsia="es-ES"/>
+        </w:rPr>
+      </w:pPr>
+      <w:r>
+        <w:rPr>
+          <w:lang w:val="es-ES" w:eastAsia="es-ES"/>
+        </w:rPr>
         <w:t>Cada cambio queda registrado en la tabla AUDITORIA dentro de la misma transacción (HU21).</w:t>
       </w:r>
     </w:p>
@@ -7720,7 +7709,6 @@
         <w:rPr>
           <w:lang w:val="es-ES" w:eastAsia="es-ES"/>
         </w:rPr>
-        <w:lastRenderedPageBreak/>
         <w:t>No se puede editar una tarja que ya tiene kilos procesados (estado "parcial" o "procesada") ni una tarja anulada.</w:t>
       </w:r>
     </w:p>
@@ -8046,7 +8034,7 @@
         <w:rPr>
           <w:lang w:val="es-ES" w:eastAsia="es-ES"/>
         </w:rPr>
-        <w:t>El modelo E-R y el diagrama de clases (diagramas/Diagramas_Diseno.md) reflejan las tablas de la historia.</w:t>
+        <w:t>El modelo E-R y el diagrama de clases del Documento de Diseño reflejan las tablas de la historia.</w:t>
       </w:r>
     </w:p>
     <w:p>
@@ -8055,7 +8043,6 @@
       </w:pPr>
       <w:bookmarkStart w:id="24" w:name="_Toc242010658"/>
       <w:r>
-        <w:lastRenderedPageBreak/>
         <w:t>HU22 — Consultar la bitácora de auditoría (E4)</w:t>
       </w:r>
       <w:bookmarkEnd w:id="24"/>
@@ -8378,7 +8365,6 @@
         <w:pStyle w:val="Ttulo3"/>
       </w:pPr>
       <w:r>
-        <w:lastRenderedPageBreak/>
         <w:t>DoD de Negocio</w:t>
       </w:r>
     </w:p>
@@ -8758,7 +8744,6 @@
         <w:rPr>
           <w:lang w:val="es-ES" w:eastAsia="es-ES"/>
         </w:rPr>
-        <w:lastRenderedPageBreak/>
         <w:t>La lógica de negocio está en la capa de servicios (app/services) y la operación se guarda en una sola transacción.</w:t>
       </w:r>
     </w:p>
@@ -12371,7 +12356,6 @@
     <w:panose1 w:val="020B0604030504040204"/>
     <w:charset w:val="00"/>
     <w:family w:val="swiss"/>
-    <w:notTrueType/>
     <w:pitch w:val="variable"/>
     <w:sig w:usb0="E1002EFF" w:usb1="C000605B" w:usb2="00000029" w:usb3="00000000" w:csb0="000101FF" w:csb1="00000000"/>
   </w:font>
@@ -12431,6 +12415,7 @@
     <w:rsid w:val="002835FC"/>
     <w:rsid w:val="002C06A7"/>
     <w:rsid w:val="004F7F49"/>
+    <w:rsid w:val="00546866"/>
     <w:rsid w:val="0057410B"/>
     <w:rsid w:val="00592893"/>
     <w:rsid w:val="00595623"/>
@@ -12448,6 +12433,7 @@
     <w:rsid w:val="00C861E5"/>
     <w:rsid w:val="00CC0D42"/>
     <w:rsid w:val="00CF44FB"/>
+    <w:rsid w:val="00D515DB"/>
     <w:rsid w:val="00DD693D"/>
     <w:rsid w:val="00EC0D06"/>
     <w:rsid w:val="00EC21D5"/>
@@ -13205,10 +13191,6 @@
 </file>
 
 <file path=customXml/item2.xml><?xml version="1.0" encoding="utf-8"?>
-<b:Sources xmlns:b="http://schemas.openxmlformats.org/officeDocument/2006/bibliography" xmlns="http://schemas.openxmlformats.org/officeDocument/2006/bibliography" SelectedStyle="\APA.XSL" StyleName="APA"/>
-</file>
-
-<file path=customXml/item3.xml><?xml version="1.0" encoding="utf-8"?>
 <ct:contentTypeSchema xmlns:ct="http://schemas.microsoft.com/office/2006/metadata/contentType" xmlns:ma="http://schemas.microsoft.com/office/2006/metadata/properties/metaAttributes" ct:_="" ma:_="" ma:contentTypeName="Documento" ma:contentTypeID="0x0101005395107FFD641345A10C8A5ACACB9D20" ma:contentTypeVersion="13" ma:contentTypeDescription="Crear nuevo documento." ma:contentTypeScope="" ma:versionID="7407f70e7181b908656026f379795b2c">
   <xsd:schema xmlns:xsd="http://www.w3.org/2001/XMLSchema" xmlns:xs="http://www.w3.org/2001/XMLSchema" xmlns:p="http://schemas.microsoft.com/office/2006/metadata/properties" xmlns:ns2="e1e7bc46-bed0-459f-9452-a76b1c5b695e" xmlns:ns3="bb8cf7e1-610f-40a0-8f00-126b9d139fde" targetNamespace="http://schemas.microsoft.com/office/2006/metadata/properties" ma:root="true" ma:fieldsID="b29ea8901729e1eaaa4e48e09148c760" ns2:_="" ns3:_="">
     <xsd:import namespace="e1e7bc46-bed0-459f-9452-a76b1c5b695e"/>
@@ -13425,16 +13407,11 @@
 </ct:contentTypeSchema>
 </file>
 
-<file path=customXml/item4.xml><?xml version="1.0" encoding="utf-8"?>
-<?mso-contentType ?>
-<FormTemplates xmlns="http://schemas.microsoft.com/sharepoint/v3/contenttype/forms">
-  <Display>DocumentLibraryForm</Display>
-  <Edit>DocumentLibraryForm</Edit>
-  <New>DocumentLibraryForm</New>
-</FormTemplates>
+<file path=customXml/item3.xml><?xml version="1.0" encoding="utf-8"?>
+<b:Sources xmlns:b="http://schemas.openxmlformats.org/officeDocument/2006/bibliography" xmlns="http://schemas.openxmlformats.org/officeDocument/2006/bibliography" SelectedStyle="\APA.XSL" StyleName="APA"/>
 </file>
 
-<file path=customXml/item5.xml><?xml version="1.0" encoding="utf-8"?>
+<file path=customXml/item4.xml><?xml version="1.0" encoding="utf-8"?>
 <p:properties xmlns:p="http://schemas.microsoft.com/office/2006/metadata/properties" xmlns:xsi="http://www.w3.org/2001/XMLSchema-instance" xmlns:pc="http://schemas.microsoft.com/office/infopath/2007/PartnerControls">
   <documentManagement>
     <lcf76f155ced4ddcb4097134ff3c332f xmlns="e1e7bc46-bed0-459f-9452-a76b1c5b695e">
@@ -13442,6 +13419,15 @@
     </lcf76f155ced4ddcb4097134ff3c332f>
   </documentManagement>
 </p:properties>
+</file>
+
+<file path=customXml/item5.xml><?xml version="1.0" encoding="utf-8"?>
+<?mso-contentType ?>
+<FormTemplates xmlns="http://schemas.microsoft.com/sharepoint/v3/contenttype/forms">
+  <Display>DocumentLibraryForm</Display>
+  <Edit>DocumentLibraryForm</Edit>
+  <New>DocumentLibraryForm</New>
+</FormTemplates>
 </file>
 
 <file path=customXml/itemProps1.xml><?xml version="1.0" encoding="utf-8"?>
@@ -13453,14 +13439,6 @@
 </file>
 
 <file path=customXml/itemProps2.xml><?xml version="1.0" encoding="utf-8"?>
-<ds:datastoreItem xmlns:ds="http://schemas.openxmlformats.org/officeDocument/2006/customXml" ds:itemID="{BD6EC776-6679-4C69-98E3-6D068EA0A3C9}">
-  <ds:schemaRefs>
-    <ds:schemaRef ds:uri="http://schemas.openxmlformats.org/officeDocument/2006/bibliography"/>
-  </ds:schemaRefs>
-</ds:datastoreItem>
-</file>
-
-<file path=customXml/itemProps3.xml><?xml version="1.0" encoding="utf-8"?>
 <ds:datastoreItem xmlns:ds="http://schemas.openxmlformats.org/officeDocument/2006/customXml" ds:itemID="{444115BD-C1C6-48AD-B714-E1866627071D}">
   <ds:schemaRefs>
     <ds:schemaRef ds:uri="http://schemas.microsoft.com/office/2006/metadata/contentType"/>
@@ -13479,15 +13457,15 @@
 </ds:datastoreItem>
 </file>
 
-<file path=customXml/itemProps4.xml><?xml version="1.0" encoding="utf-8"?>
-<ds:datastoreItem xmlns:ds="http://schemas.openxmlformats.org/officeDocument/2006/customXml" ds:itemID="{EE9AAF0E-D63F-459F-A0FB-CDCE9F728F33}">
+<file path=customXml/itemProps3.xml><?xml version="1.0" encoding="utf-8"?>
+<ds:datastoreItem xmlns:ds="http://schemas.openxmlformats.org/officeDocument/2006/customXml" ds:itemID="{BD6EC776-6679-4C69-98E3-6D068EA0A3C9}">
   <ds:schemaRefs>
-    <ds:schemaRef ds:uri="http://schemas.microsoft.com/sharepoint/v3/contenttype/forms"/>
+    <ds:schemaRef ds:uri="http://schemas.openxmlformats.org/officeDocument/2006/bibliography"/>
   </ds:schemaRefs>
 </ds:datastoreItem>
 </file>
 
-<file path=customXml/itemProps5.xml><?xml version="1.0" encoding="utf-8"?>
+<file path=customXml/itemProps4.xml><?xml version="1.0" encoding="utf-8"?>
 <ds:datastoreItem xmlns:ds="http://schemas.openxmlformats.org/officeDocument/2006/customXml" ds:itemID="{E1036DFC-1D85-404D-898C-621D06C0EB1C}">
   <ds:schemaRefs>
     <ds:schemaRef ds:uri="http://schemas.microsoft.com/office/2006/metadata/properties"/>
@@ -13495,4 +13473,12 @@
     <ds:schemaRef ds:uri="e1e7bc46-bed0-459f-9452-a76b1c5b695e"/>
   </ds:schemaRefs>
 </ds:datastoreItem>
+</file>
+
+<file path=customXml/itemProps5.xml><?xml version="1.0" encoding="utf-8"?>
+<ds:datastoreItem xmlns:ds="http://schemas.openxmlformats.org/officeDocument/2006/customXml" ds:itemID="{EE9AAF0E-D63F-459F-A0FB-CDCE9F728F33}">
+  <ds:schemaRefs>
+    <ds:schemaRef ds:uri="http://schemas.microsoft.com/sharepoint/v3/contenttype/forms"/>
+  </ds:schemaRefs>
+</ds:datastoreItem>
 </file>
--- a/Fase 2/Evidencias Proyecto (version Agil)/Documento 04- Definition of Done.docx
+++ b/Fase 2/Evidencias Proyecto (version Agil)/Documento 04- Definition of Done.docx
@@ -274,7 +274,7 @@
                 <w:alias w:val="Fecha"/>
                 <w:id w:val="516659546"/>
                 <w:dataBinding w:prefixMappings="xmlns:ns0='http://schemas.microsoft.com/office/2006/coverPageProps'" w:xpath="/ns0:CoverPageProperties[1]/ns0:PublishDate[1]" w:storeItemID="{55AF091B-3C7A-41E3-B477-F2FDAA23CFDA}"/>
-                <w:date w:fullDate="2026-10-04T00:00:00Z">
+                <w:date w:fullDate="2026-10-17T00:00:00Z">
                   <w:dateFormat w:val="dd/MM/yyyy"/>
                   <w:lid w:val="es-ES"/>
                   <w:storeMappedDataAs w:val="dateTime"/>
@@ -304,7 +304,7 @@
                         <w:b/>
                         <w:bCs/>
                       </w:rPr>
-                      <w:t>04/10/2026</w:t>
+                      <w:t>17/10/2026</w:t>
                     </w:r>
                   </w:p>
                 </w:tc>
@@ -505,7 +505,7 @@
             </w:rPr>
             <w:fldChar w:fldCharType="separate"/>
           </w:r>
-          <w:hyperlink w:anchor="_Toc242010634" w:history="1">
+          <w:hyperlink w:anchor="_Toc243155759" w:history="1">
             <w:r>
               <w:rPr>
                 <w:rStyle w:val="Hipervnculo"/>
@@ -558,7 +558,7 @@
                 <w:noProof/>
                 <w:webHidden/>
               </w:rPr>
-              <w:instrText xml:space="preserve"> PAGEREF _Toc242010634 \h </w:instrText>
+              <w:instrText xml:space="preserve"> PAGEREF _Toc243155759 \h </w:instrText>
             </w:r>
             <w:r>
               <w:rPr>
@@ -609,7 +609,7 @@
               <w14:ligatures w14:val="standardContextual"/>
             </w:rPr>
           </w:pPr>
-          <w:hyperlink w:anchor="_Toc242010635" w:history="1">
+          <w:hyperlink w:anchor="_Toc243155760" w:history="1">
             <w:r>
               <w:rPr>
                 <w:rStyle w:val="Hipervnculo"/>
@@ -658,7 +658,7 @@
                 <w:noProof/>
                 <w:webHidden/>
               </w:rPr>
-              <w:instrText xml:space="preserve"> PAGEREF _Toc242010635 \h </w:instrText>
+              <w:instrText xml:space="preserve"> PAGEREF _Toc243155760 \h </w:instrText>
             </w:r>
             <w:r>
               <w:rPr>
@@ -709,7 +709,7 @@
               <w14:ligatures w14:val="standardContextual"/>
             </w:rPr>
           </w:pPr>
-          <w:hyperlink w:anchor="_Toc242010636" w:history="1">
+          <w:hyperlink w:anchor="_Toc243155761" w:history="1">
             <w:r>
               <w:rPr>
                 <w:rStyle w:val="Hipervnculo"/>
@@ -760,7 +760,7 @@
                 <w:noProof/>
                 <w:webHidden/>
               </w:rPr>
-              <w:instrText xml:space="preserve"> PAGEREF _Toc242010636 \h </w:instrText>
+              <w:instrText xml:space="preserve"> PAGEREF _Toc243155761 \h </w:instrText>
             </w:r>
             <w:r>
               <w:rPr>
@@ -809,7 +809,7 @@
               <w14:ligatures w14:val="standardContextual"/>
             </w:rPr>
           </w:pPr>
-          <w:hyperlink w:anchor="_Toc242010637" w:history="1">
+          <w:hyperlink w:anchor="_Toc243155762" w:history="1">
             <w:r>
               <w:rPr>
                 <w:rStyle w:val="Hipervnculo"/>
@@ -856,7 +856,7 @@
                 <w:noProof/>
                 <w:webHidden/>
               </w:rPr>
-              <w:instrText xml:space="preserve"> PAGEREF _Toc242010637 \h </w:instrText>
+              <w:instrText xml:space="preserve"> PAGEREF _Toc243155762 \h </w:instrText>
             </w:r>
             <w:r>
               <w:rPr>
@@ -905,7 +905,7 @@
               <w14:ligatures w14:val="standardContextual"/>
             </w:rPr>
           </w:pPr>
-          <w:hyperlink w:anchor="_Toc242010638" w:history="1">
+          <w:hyperlink w:anchor="_Toc243155763" w:history="1">
             <w:r>
               <w:rPr>
                 <w:rStyle w:val="Hipervnculo"/>
@@ -952,7 +952,7 @@
                 <w:noProof/>
                 <w:webHidden/>
               </w:rPr>
-              <w:instrText xml:space="preserve"> PAGEREF _Toc242010638 \h </w:instrText>
+              <w:instrText xml:space="preserve"> PAGEREF _Toc243155763 \h </w:instrText>
             </w:r>
             <w:r>
               <w:rPr>
@@ -972,7 +972,7 @@
                 <w:noProof/>
                 <w:webHidden/>
               </w:rPr>
-              <w:t>4</w:t>
+              <w:t>5</w:t>
             </w:r>
             <w:r>
               <w:rPr>
@@ -1001,7 +1001,7 @@
               <w14:ligatures w14:val="standardContextual"/>
             </w:rPr>
           </w:pPr>
-          <w:hyperlink w:anchor="_Toc242010639" w:history="1">
+          <w:hyperlink w:anchor="_Toc243155764" w:history="1">
             <w:r>
               <w:rPr>
                 <w:rStyle w:val="Hipervnculo"/>
@@ -1048,7 +1048,7 @@
                 <w:noProof/>
                 <w:webHidden/>
               </w:rPr>
-              <w:instrText xml:space="preserve"> PAGEREF _Toc242010639 \h </w:instrText>
+              <w:instrText xml:space="preserve"> PAGEREF _Toc243155764 \h </w:instrText>
             </w:r>
             <w:r>
               <w:rPr>
@@ -1097,7 +1097,7 @@
               <w14:ligatures w14:val="standardContextual"/>
             </w:rPr>
           </w:pPr>
-          <w:hyperlink w:anchor="_Toc242010640" w:history="1">
+          <w:hyperlink w:anchor="_Toc243155765" w:history="1">
             <w:r>
               <w:rPr>
                 <w:rStyle w:val="Hipervnculo"/>
@@ -1144,7 +1144,7 @@
                 <w:noProof/>
                 <w:webHidden/>
               </w:rPr>
-              <w:instrText xml:space="preserve"> PAGEREF _Toc242010640 \h </w:instrText>
+              <w:instrText xml:space="preserve"> PAGEREF _Toc243155765 \h </w:instrText>
             </w:r>
             <w:r>
               <w:rPr>
@@ -1164,7 +1164,7 @@
                 <w:noProof/>
                 <w:webHidden/>
               </w:rPr>
-              <w:t>5</w:t>
+              <w:t>6</w:t>
             </w:r>
             <w:r>
               <w:rPr>
@@ -1193,7 +1193,7 @@
               <w14:ligatures w14:val="standardContextual"/>
             </w:rPr>
           </w:pPr>
-          <w:hyperlink w:anchor="_Toc242010641" w:history="1">
+          <w:hyperlink w:anchor="_Toc243155766" w:history="1">
             <w:r>
               <w:rPr>
                 <w:rStyle w:val="Hipervnculo"/>
@@ -1240,7 +1240,7 @@
                 <w:noProof/>
                 <w:webHidden/>
               </w:rPr>
-              <w:instrText xml:space="preserve"> PAGEREF _Toc242010641 \h </w:instrText>
+              <w:instrText xml:space="preserve"> PAGEREF _Toc243155766 \h </w:instrText>
             </w:r>
             <w:r>
               <w:rPr>
@@ -1289,7 +1289,7 @@
               <w14:ligatures w14:val="standardContextual"/>
             </w:rPr>
           </w:pPr>
-          <w:hyperlink w:anchor="_Toc242010642" w:history="1">
+          <w:hyperlink w:anchor="_Toc243155767" w:history="1">
             <w:r>
               <w:rPr>
                 <w:rStyle w:val="Hipervnculo"/>
@@ -1336,7 +1336,7 @@
                 <w:noProof/>
                 <w:webHidden/>
               </w:rPr>
-              <w:instrText xml:space="preserve"> PAGEREF _Toc242010642 \h </w:instrText>
+              <w:instrText xml:space="preserve"> PAGEREF _Toc243155767 \h </w:instrText>
             </w:r>
             <w:r>
               <w:rPr>
@@ -1385,7 +1385,7 @@
               <w14:ligatures w14:val="standardContextual"/>
             </w:rPr>
           </w:pPr>
-          <w:hyperlink w:anchor="_Toc242010643" w:history="1">
+          <w:hyperlink w:anchor="_Toc243155768" w:history="1">
             <w:r>
               <w:rPr>
                 <w:rStyle w:val="Hipervnculo"/>
@@ -1432,7 +1432,7 @@
                 <w:noProof/>
                 <w:webHidden/>
               </w:rPr>
-              <w:instrText xml:space="preserve"> PAGEREF _Toc242010643 \h </w:instrText>
+              <w:instrText xml:space="preserve"> PAGEREF _Toc243155768 \h </w:instrText>
             </w:r>
             <w:r>
               <w:rPr>
@@ -1481,7 +1481,7 @@
               <w14:ligatures w14:val="standardContextual"/>
             </w:rPr>
           </w:pPr>
-          <w:hyperlink w:anchor="_Toc242010644" w:history="1">
+          <w:hyperlink w:anchor="_Toc243155769" w:history="1">
             <w:r>
               <w:rPr>
                 <w:rStyle w:val="Hipervnculo"/>
@@ -1528,7 +1528,7 @@
                 <w:noProof/>
                 <w:webHidden/>
               </w:rPr>
-              <w:instrText xml:space="preserve"> PAGEREF _Toc242010644 \h </w:instrText>
+              <w:instrText xml:space="preserve"> PAGEREF _Toc243155769 \h </w:instrText>
             </w:r>
             <w:r>
               <w:rPr>
@@ -1548,7 +1548,7 @@
                 <w:noProof/>
                 <w:webHidden/>
               </w:rPr>
-              <w:t>7</w:t>
+              <w:t>8</w:t>
             </w:r>
             <w:r>
               <w:rPr>
@@ -1577,7 +1577,7 @@
               <w14:ligatures w14:val="standardContextual"/>
             </w:rPr>
           </w:pPr>
-          <w:hyperlink w:anchor="_Toc242010645" w:history="1">
+          <w:hyperlink w:anchor="_Toc243155770" w:history="1">
             <w:r>
               <w:rPr>
                 <w:rStyle w:val="Hipervnculo"/>
@@ -1624,7 +1624,7 @@
                 <w:noProof/>
                 <w:webHidden/>
               </w:rPr>
-              <w:instrText xml:space="preserve"> PAGEREF _Toc242010645 \h </w:instrText>
+              <w:instrText xml:space="preserve"> PAGEREF _Toc243155770 \h </w:instrText>
             </w:r>
             <w:r>
               <w:rPr>
@@ -1673,7 +1673,7 @@
               <w14:ligatures w14:val="standardContextual"/>
             </w:rPr>
           </w:pPr>
-          <w:hyperlink w:anchor="_Toc242010646" w:history="1">
+          <w:hyperlink w:anchor="_Toc243155771" w:history="1">
             <w:r>
               <w:rPr>
                 <w:rStyle w:val="Hipervnculo"/>
@@ -1720,7 +1720,7 @@
                 <w:noProof/>
                 <w:webHidden/>
               </w:rPr>
-              <w:instrText xml:space="preserve"> PAGEREF _Toc242010646 \h </w:instrText>
+              <w:instrText xml:space="preserve"> PAGEREF _Toc243155771 \h </w:instrText>
             </w:r>
             <w:r>
               <w:rPr>
@@ -1740,7 +1740,7 @@
                 <w:noProof/>
                 <w:webHidden/>
               </w:rPr>
-              <w:t>8</w:t>
+              <w:t>9</w:t>
             </w:r>
             <w:r>
               <w:rPr>
@@ -1769,7 +1769,7 @@
               <w14:ligatures w14:val="standardContextual"/>
             </w:rPr>
           </w:pPr>
-          <w:hyperlink w:anchor="_Toc242010647" w:history="1">
+          <w:hyperlink w:anchor="_Toc243155772" w:history="1">
             <w:r>
               <w:rPr>
                 <w:rStyle w:val="Hipervnculo"/>
@@ -1816,7 +1816,7 @@
                 <w:noProof/>
                 <w:webHidden/>
               </w:rPr>
-              <w:instrText xml:space="preserve"> PAGEREF _Toc242010647 \h </w:instrText>
+              <w:instrText xml:space="preserve"> PAGEREF _Toc243155772 \h </w:instrText>
             </w:r>
             <w:r>
               <w:rPr>
@@ -1865,7 +1865,7 @@
               <w14:ligatures w14:val="standardContextual"/>
             </w:rPr>
           </w:pPr>
-          <w:hyperlink w:anchor="_Toc242010648" w:history="1">
+          <w:hyperlink w:anchor="_Toc243155773" w:history="1">
             <w:r>
               <w:rPr>
                 <w:rStyle w:val="Hipervnculo"/>
@@ -1912,7 +1912,7 @@
                 <w:noProof/>
                 <w:webHidden/>
               </w:rPr>
-              <w:instrText xml:space="preserve"> PAGEREF _Toc242010648 \h </w:instrText>
+              <w:instrText xml:space="preserve"> PAGEREF _Toc243155773 \h </w:instrText>
             </w:r>
             <w:r>
               <w:rPr>
@@ -1961,7 +1961,7 @@
               <w14:ligatures w14:val="standardContextual"/>
             </w:rPr>
           </w:pPr>
-          <w:hyperlink w:anchor="_Toc242010649" w:history="1">
+          <w:hyperlink w:anchor="_Toc243155774" w:history="1">
             <w:r>
               <w:rPr>
                 <w:rStyle w:val="Hipervnculo"/>
@@ -2008,7 +2008,7 @@
                 <w:noProof/>
                 <w:webHidden/>
               </w:rPr>
-              <w:instrText xml:space="preserve"> PAGEREF _Toc242010649 \h </w:instrText>
+              <w:instrText xml:space="preserve"> PAGEREF _Toc243155774 \h </w:instrText>
             </w:r>
             <w:r>
               <w:rPr>
@@ -2028,7 +2028,7 @@
                 <w:noProof/>
                 <w:webHidden/>
               </w:rPr>
-              <w:t>10</w:t>
+              <w:t>11</w:t>
             </w:r>
             <w:r>
               <w:rPr>
@@ -2057,7 +2057,7 @@
               <w14:ligatures w14:val="standardContextual"/>
             </w:rPr>
           </w:pPr>
-          <w:hyperlink w:anchor="_Toc242010650" w:history="1">
+          <w:hyperlink w:anchor="_Toc243155775" w:history="1">
             <w:r>
               <w:rPr>
                 <w:rStyle w:val="Hipervnculo"/>
@@ -2104,7 +2104,7 @@
                 <w:noProof/>
                 <w:webHidden/>
               </w:rPr>
-              <w:instrText xml:space="preserve"> PAGEREF _Toc242010650 \h </w:instrText>
+              <w:instrText xml:space="preserve"> PAGEREF _Toc243155775 \h </w:instrText>
             </w:r>
             <w:r>
               <w:rPr>
@@ -2153,7 +2153,7 @@
               <w14:ligatures w14:val="standardContextual"/>
             </w:rPr>
           </w:pPr>
-          <w:hyperlink w:anchor="_Toc242010651" w:history="1">
+          <w:hyperlink w:anchor="_Toc243155776" w:history="1">
             <w:r>
               <w:rPr>
                 <w:rStyle w:val="Hipervnculo"/>
@@ -2200,7 +2200,7 @@
                 <w:noProof/>
                 <w:webHidden/>
               </w:rPr>
-              <w:instrText xml:space="preserve"> PAGEREF _Toc242010651 \h </w:instrText>
+              <w:instrText xml:space="preserve"> PAGEREF _Toc243155776 \h </w:instrText>
             </w:r>
             <w:r>
               <w:rPr>
@@ -2220,7 +2220,7 @@
                 <w:noProof/>
                 <w:webHidden/>
               </w:rPr>
-              <w:t>11</w:t>
+              <w:t>12</w:t>
             </w:r>
             <w:r>
               <w:rPr>
@@ -2249,7 +2249,7 @@
               <w14:ligatures w14:val="standardContextual"/>
             </w:rPr>
           </w:pPr>
-          <w:hyperlink w:anchor="_Toc242010652" w:history="1">
+          <w:hyperlink w:anchor="_Toc243155777" w:history="1">
             <w:r>
               <w:rPr>
                 <w:rStyle w:val="Hipervnculo"/>
@@ -2296,7 +2296,7 @@
                 <w:noProof/>
                 <w:webHidden/>
               </w:rPr>
-              <w:instrText xml:space="preserve"> PAGEREF _Toc242010652 \h </w:instrText>
+              <w:instrText xml:space="preserve"> PAGEREF _Toc243155777 \h </w:instrText>
             </w:r>
             <w:r>
               <w:rPr>
@@ -2345,7 +2345,7 @@
               <w14:ligatures w14:val="standardContextual"/>
             </w:rPr>
           </w:pPr>
-          <w:hyperlink w:anchor="_Toc242010653" w:history="1">
+          <w:hyperlink w:anchor="_Toc243155778" w:history="1">
             <w:r>
               <w:rPr>
                 <w:rStyle w:val="Hipervnculo"/>
@@ -2392,7 +2392,7 @@
                 <w:noProof/>
                 <w:webHidden/>
               </w:rPr>
-              <w:instrText xml:space="preserve"> PAGEREF _Toc242010653 \h </w:instrText>
+              <w:instrText xml:space="preserve"> PAGEREF _Toc243155778 \h </w:instrText>
             </w:r>
             <w:r>
               <w:rPr>
@@ -2412,7 +2412,7 @@
                 <w:noProof/>
                 <w:webHidden/>
               </w:rPr>
-              <w:t>12</w:t>
+              <w:t>13</w:t>
             </w:r>
             <w:r>
               <w:rPr>
@@ -2441,7 +2441,7 @@
               <w14:ligatures w14:val="standardContextual"/>
             </w:rPr>
           </w:pPr>
-          <w:hyperlink w:anchor="_Toc242010654" w:history="1">
+          <w:hyperlink w:anchor="_Toc243155779" w:history="1">
             <w:r>
               <w:rPr>
                 <w:rStyle w:val="Hipervnculo"/>
@@ -2488,7 +2488,7 @@
                 <w:noProof/>
                 <w:webHidden/>
               </w:rPr>
-              <w:instrText xml:space="preserve"> PAGEREF _Toc242010654 \h </w:instrText>
+              <w:instrText xml:space="preserve"> PAGEREF _Toc243155779 \h </w:instrText>
             </w:r>
             <w:r>
               <w:rPr>
@@ -2537,7 +2537,7 @@
               <w14:ligatures w14:val="standardContextual"/>
             </w:rPr>
           </w:pPr>
-          <w:hyperlink w:anchor="_Toc242010655" w:history="1">
+          <w:hyperlink w:anchor="_Toc243155780" w:history="1">
             <w:r>
               <w:rPr>
                 <w:rStyle w:val="Hipervnculo"/>
@@ -2584,7 +2584,7 @@
                 <w:noProof/>
                 <w:webHidden/>
               </w:rPr>
-              <w:instrText xml:space="preserve"> PAGEREF _Toc242010655 \h </w:instrText>
+              <w:instrText xml:space="preserve"> PAGEREF _Toc243155780 \h </w:instrText>
             </w:r>
             <w:r>
               <w:rPr>
@@ -2633,7 +2633,7 @@
               <w14:ligatures w14:val="standardContextual"/>
             </w:rPr>
           </w:pPr>
-          <w:hyperlink w:anchor="_Toc242010656" w:history="1">
+          <w:hyperlink w:anchor="_Toc243155781" w:history="1">
             <w:r>
               <w:rPr>
                 <w:rStyle w:val="Hipervnculo"/>
@@ -2680,7 +2680,7 @@
                 <w:noProof/>
                 <w:webHidden/>
               </w:rPr>
-              <w:instrText xml:space="preserve"> PAGEREF _Toc242010656 \h </w:instrText>
+              <w:instrText xml:space="preserve"> PAGEREF _Toc243155781 \h </w:instrText>
             </w:r>
             <w:r>
               <w:rPr>
@@ -2700,7 +2700,7 @@
                 <w:noProof/>
                 <w:webHidden/>
               </w:rPr>
-              <w:t>14</w:t>
+              <w:t>15</w:t>
             </w:r>
             <w:r>
               <w:rPr>
@@ -2729,7 +2729,7 @@
               <w14:ligatures w14:val="standardContextual"/>
             </w:rPr>
           </w:pPr>
-          <w:hyperlink w:anchor="_Toc242010657" w:history="1">
+          <w:hyperlink w:anchor="_Toc243155782" w:history="1">
             <w:r>
               <w:rPr>
                 <w:rStyle w:val="Hipervnculo"/>
@@ -2776,7 +2776,7 @@
                 <w:noProof/>
                 <w:webHidden/>
               </w:rPr>
-              <w:instrText xml:space="preserve"> PAGEREF _Toc242010657 \h </w:instrText>
+              <w:instrText xml:space="preserve"> PAGEREF _Toc243155782 \h </w:instrText>
             </w:r>
             <w:r>
               <w:rPr>
@@ -2825,7 +2825,7 @@
               <w14:ligatures w14:val="standardContextual"/>
             </w:rPr>
           </w:pPr>
-          <w:hyperlink w:anchor="_Toc242010658" w:history="1">
+          <w:hyperlink w:anchor="_Toc243155783" w:history="1">
             <w:r>
               <w:rPr>
                 <w:rStyle w:val="Hipervnculo"/>
@@ -2872,7 +2872,7 @@
                 <w:noProof/>
                 <w:webHidden/>
               </w:rPr>
-              <w:instrText xml:space="preserve"> PAGEREF _Toc242010658 \h </w:instrText>
+              <w:instrText xml:space="preserve"> PAGEREF _Toc243155783 \h </w:instrText>
             </w:r>
             <w:r>
               <w:rPr>
@@ -2921,7 +2921,7 @@
               <w14:ligatures w14:val="standardContextual"/>
             </w:rPr>
           </w:pPr>
-          <w:hyperlink w:anchor="_Toc242010659" w:history="1">
+          <w:hyperlink w:anchor="_Toc243155784" w:history="1">
             <w:r>
               <w:rPr>
                 <w:rStyle w:val="Hipervnculo"/>
@@ -2968,7 +2968,7 @@
                 <w:noProof/>
                 <w:webHidden/>
               </w:rPr>
-              <w:instrText xml:space="preserve"> PAGEREF _Toc242010659 \h </w:instrText>
+              <w:instrText xml:space="preserve"> PAGEREF _Toc243155784 \h </w:instrText>
             </w:r>
             <w:r>
               <w:rPr>
@@ -3017,7 +3017,7 @@
               <w14:ligatures w14:val="standardContextual"/>
             </w:rPr>
           </w:pPr>
-          <w:hyperlink w:anchor="_Toc242010660" w:history="1">
+          <w:hyperlink w:anchor="_Toc243155785" w:history="1">
             <w:r>
               <w:rPr>
                 <w:rStyle w:val="Hipervnculo"/>
@@ -3064,7 +3064,7 @@
                 <w:noProof/>
                 <w:webHidden/>
               </w:rPr>
-              <w:instrText xml:space="preserve"> PAGEREF _Toc242010660 \h </w:instrText>
+              <w:instrText xml:space="preserve"> PAGEREF _Toc243155785 \h </w:instrText>
             </w:r>
             <w:r>
               <w:rPr>
@@ -3084,7 +3084,7 @@
                 <w:noProof/>
                 <w:webHidden/>
               </w:rPr>
-              <w:t>16</w:t>
+              <w:t>17</w:t>
             </w:r>
             <w:r>
               <w:rPr>
@@ -3113,7 +3113,7 @@
               <w14:ligatures w14:val="standardContextual"/>
             </w:rPr>
           </w:pPr>
-          <w:hyperlink w:anchor="_Toc242010661" w:history="1">
+          <w:hyperlink w:anchor="_Toc243155786" w:history="1">
             <w:r>
               <w:rPr>
                 <w:rStyle w:val="Hipervnculo"/>
@@ -3160,7 +3160,7 @@
                 <w:noProof/>
                 <w:webHidden/>
               </w:rPr>
-              <w:instrText xml:space="preserve"> PAGEREF _Toc242010661 \h </w:instrText>
+              <w:instrText xml:space="preserve"> PAGEREF _Toc243155786 \h </w:instrText>
             </w:r>
             <w:r>
               <w:rPr>
@@ -3218,7 +3218,7 @@
           <w:kern w:val="32"/>
         </w:rPr>
       </w:pPr>
-      <w:bookmarkStart w:id="0" w:name="_Toc242010634"/>
+      <w:bookmarkStart w:id="0" w:name="_Toc243155759"/>
       <w:r>
         <w:rPr>
           <w:rFonts w:asciiTheme="minorHAnsi" w:eastAsia="Times New Roman" w:hAnsiTheme="minorHAnsi" w:cstheme="minorHAnsi"/>
@@ -3484,6 +3484,111 @@
           </w:p>
         </w:tc>
       </w:tr>
+      <w:tr>
+        <w:trPr>
+          <w:trHeight w:val="1134"/>
+        </w:trPr>
+        <w:tc>
+          <w:tcPr>
+            <w:tcW w:w="1188" w:type="dxa"/>
+            <w:vAlign w:val="center"/>
+          </w:tcPr>
+          <w:p>
+            <w:pPr>
+              <w:jc w:val="both"/>
+              <w:rPr>
+                <w:rFonts w:asciiTheme="minorHAnsi" w:hAnsiTheme="minorHAnsi" w:cstheme="minorHAnsi"/>
+                <w:i/>
+                <w:color w:val="FF0000"/>
+                <w:szCs w:val="24"/>
+                <w:lang w:val="es-ES" w:eastAsia="es-ES"/>
+              </w:rPr>
+            </w:pPr>
+            <w:r>
+              <w:rPr>
+                <w:rFonts w:asciiTheme="minorHAnsi" w:hAnsiTheme="minorHAnsi" w:cstheme="minorHAnsi"/>
+                <w:lang w:val="es-ES" w:eastAsia="es-ES"/>
+              </w:rPr>
+              <w:t>17/10/2026</w:t>
+            </w:r>
+          </w:p>
+        </w:tc>
+        <w:tc>
+          <w:tcPr>
+            <w:tcW w:w="1080" w:type="dxa"/>
+            <w:vAlign w:val="center"/>
+          </w:tcPr>
+          <w:p>
+            <w:pPr>
+              <w:jc w:val="both"/>
+              <w:rPr>
+                <w:rFonts w:asciiTheme="minorHAnsi" w:hAnsiTheme="minorHAnsi" w:cstheme="minorHAnsi"/>
+                <w:i/>
+                <w:color w:val="FF0000"/>
+                <w:szCs w:val="24"/>
+                <w:lang w:val="es-ES" w:eastAsia="es-ES"/>
+              </w:rPr>
+            </w:pPr>
+            <w:r>
+              <w:rPr>
+                <w:rFonts w:asciiTheme="minorHAnsi" w:hAnsiTheme="minorHAnsi" w:cstheme="minorHAnsi"/>
+                <w:lang w:val="es-ES" w:eastAsia="es-ES"/>
+              </w:rPr>
+              <w:t>02</w:t>
+            </w:r>
+          </w:p>
+        </w:tc>
+        <w:tc>
+          <w:tcPr>
+            <w:tcW w:w="3060" w:type="dxa"/>
+            <w:vAlign w:val="center"/>
+          </w:tcPr>
+          <w:p>
+            <w:pPr>
+              <w:jc w:val="both"/>
+              <w:rPr>
+                <w:rFonts w:asciiTheme="minorHAnsi" w:hAnsiTheme="minorHAnsi" w:cstheme="minorHAnsi"/>
+                <w:i/>
+                <w:color w:val="FF0000"/>
+                <w:szCs w:val="24"/>
+                <w:lang w:val="es-ES" w:eastAsia="es-ES"/>
+              </w:rPr>
+            </w:pPr>
+            <w:r>
+              <w:rPr>
+                <w:rFonts w:asciiTheme="minorHAnsi" w:hAnsiTheme="minorHAnsi" w:cstheme="minorHAnsi"/>
+                <w:lang w:val="es-ES" w:eastAsia="es-ES"/>
+              </w:rPr>
+              <w:t>Alejandro Rodríguez</w:t>
+            </w:r>
+          </w:p>
+        </w:tc>
+        <w:tc>
+          <w:tcPr>
+            <w:tcW w:w="3316" w:type="dxa"/>
+            <w:vAlign w:val="center"/>
+          </w:tcPr>
+          <w:p>
+            <w:pPr>
+              <w:jc w:val="both"/>
+              <w:rPr>
+                <w:rFonts w:asciiTheme="minorHAnsi" w:hAnsiTheme="minorHAnsi" w:cstheme="minorHAnsi"/>
+                <w:i/>
+                <w:color w:val="FF0000"/>
+                <w:szCs w:val="24"/>
+                <w:lang w:val="es-ES" w:eastAsia="es-ES"/>
+              </w:rPr>
+            </w:pPr>
+            <w:r>
+              <w:rPr>
+                <w:rFonts w:asciiTheme="minorHAnsi" w:hAnsiTheme="minorHAnsi" w:cstheme="minorHAnsi"/>
+                <w:lang w:val="es-ES" w:eastAsia="es-ES"/>
+              </w:rPr>
+              <w:t>El criterio del menú por rol de HU01 y HU02 queda parcial hasta E2 (decisión del equipo).</w:t>
+            </w:r>
+          </w:p>
+        </w:tc>
+      </w:tr>
     </w:tbl>
     <w:p>
       <w:pPr>
@@ -3612,7 +3717,7 @@
       <w:pPr>
         <w:pStyle w:val="Ttulo1"/>
       </w:pPr>
-      <w:bookmarkStart w:id="1" w:name="_Toc242010635"/>
+      <w:bookmarkStart w:id="1" w:name="_Toc243155760"/>
       <w:r>
         <w:t>Integrantes:</w:t>
       </w:r>
@@ -3878,11 +3983,12 @@
           <w:rFonts w:asciiTheme="minorHAnsi" w:hAnsiTheme="minorHAnsi" w:cstheme="minorHAnsi"/>
         </w:rPr>
       </w:pPr>
-      <w:bookmarkStart w:id="2" w:name="_Toc242010636"/>
+      <w:bookmarkStart w:id="2" w:name="_Toc243155761"/>
       <w:r>
         <w:rPr>
           <w:rFonts w:asciiTheme="minorHAnsi" w:hAnsiTheme="minorHAnsi" w:cstheme="minorHAnsi"/>
         </w:rPr>
+        <w:lastRenderedPageBreak/>
         <w:t>Historias de Usuario</w:t>
       </w:r>
       <w:bookmarkEnd w:id="2"/>
@@ -3951,7 +4057,7 @@
         <w:rPr>
           <w:lang w:val="es-ES" w:eastAsia="es-ES"/>
         </w:rPr>
-        <w:t>Ninguna respuesta de la API incluye password_hash ni datos que el rol no puede ver.</w:t>
+        <w:t>Ninguna respuesta de la API incluye password_hash ni datos que el rol no pueda ver.</w:t>
       </w:r>
     </w:p>
     <w:p>
@@ -3976,7 +4082,7 @@
       <w:pPr>
         <w:pStyle w:val="Ttulo2"/>
       </w:pPr>
-      <w:bookmarkStart w:id="3" w:name="_Toc242010637"/>
+      <w:bookmarkStart w:id="3" w:name="_Toc243155762"/>
       <w:r>
         <w:t>HU01 — Iniciar sesión (E1)</w:t>
       </w:r>
@@ -4028,6 +4134,14 @@
         </w:rPr>
         <w:t>Con credenciales válidas, el sistema entrega un token de acceso y abre el menú que corresponde a mis roles.</w:t>
       </w:r>
+      <w:r>
+        <w:rPr>
+          <w:i/>
+          <w:iCs/>
+          <w:lang w:val="es-CL"/>
+        </w:rPr>
+        <w:t xml:space="preserve"> (Parcial, decisión del equipo del 17/10/2026: en E1 la pantalla de inicio solo muestra los roles; el menú con opciones por rol se completa con las primeras pantallas de E2.)</w:t>
+      </w:r>
     </w:p>
     <w:p>
       <w:pPr>
@@ -4185,8 +4299,9 @@
       <w:pPr>
         <w:pStyle w:val="Ttulo2"/>
       </w:pPr>
-      <w:bookmarkStart w:id="4" w:name="_Toc242010638"/>
-      <w:r>
+      <w:bookmarkStart w:id="4" w:name="_Toc243155763"/>
+      <w:r>
+        <w:lastRenderedPageBreak/>
         <w:t>HU02 — Consultar mi perfil y ver el menú según mi rol (E1)</w:t>
       </w:r>
       <w:bookmarkEnd w:id="4"/>
@@ -4255,6 +4370,14 @@
         </w:rPr>
         <w:t>El menú solo muestra las opciones permitidas para mis roles.</w:t>
       </w:r>
+      <w:r>
+        <w:rPr>
+          <w:i/>
+          <w:iCs/>
+          <w:lang w:val="es-CL"/>
+        </w:rPr>
+        <w:t xml:space="preserve"> (Parcial, decisión del equipo del 17/10/2026: en E1 la pantalla de inicio solo muestra los roles; el menú con opciones por rol se completa con las primeras pantallas de E2.)</w:t>
+      </w:r>
     </w:p>
     <w:p>
       <w:pPr>
@@ -4340,7 +4463,7 @@
       <w:pPr>
         <w:pStyle w:val="Ttulo2"/>
       </w:pPr>
-      <w:bookmarkStart w:id="5" w:name="_Toc242010639"/>
+      <w:bookmarkStart w:id="5" w:name="_Toc243155764"/>
       <w:r>
         <w:t>HU03 — Crear usuarios (E1)</w:t>
       </w:r>
@@ -4531,8 +4654,9 @@
       <w:pPr>
         <w:pStyle w:val="Ttulo2"/>
       </w:pPr>
-      <w:bookmarkStart w:id="6" w:name="_Toc242010640"/>
-      <w:r>
+      <w:bookmarkStart w:id="6" w:name="_Toc243155765"/>
+      <w:r>
+        <w:lastRenderedPageBreak/>
         <w:t>HU04 — Editar, activar y desactivar usuarios (E1)</w:t>
       </w:r>
       <w:bookmarkEnd w:id="6"/>
@@ -4686,7 +4810,7 @@
       <w:pPr>
         <w:pStyle w:val="Ttulo2"/>
       </w:pPr>
-      <w:bookmarkStart w:id="7" w:name="_Toc242010641"/>
+      <w:bookmarkStart w:id="7" w:name="_Toc243155766"/>
       <w:r>
         <w:t>HU05 — Listar usuarios (E1)</w:t>
       </w:r>
@@ -4823,7 +4947,7 @@
       <w:pPr>
         <w:pStyle w:val="Ttulo2"/>
       </w:pPr>
-      <w:bookmarkStart w:id="8" w:name="_Toc242010642"/>
+      <w:bookmarkStart w:id="8" w:name="_Toc243155767"/>
       <w:r>
         <w:t>HU06 — Restringir el acceso por rol (E1)</w:t>
       </w:r>
@@ -4855,6 +4979,7 @@
         <w:pStyle w:val="Ttulo3"/>
       </w:pPr>
       <w:r>
+        <w:lastRenderedPageBreak/>
         <w:t>DoD de Negocio</w:t>
       </w:r>
     </w:p>
@@ -4996,7 +5121,7 @@
       <w:pPr>
         <w:pStyle w:val="Ttulo2"/>
       </w:pPr>
-      <w:bookmarkStart w:id="9" w:name="_Toc242010643"/>
+      <w:bookmarkStart w:id="9" w:name="_Toc243155768"/>
       <w:r>
         <w:t>HU07 — Gestionar productores (E2)</w:t>
       </w:r>
@@ -5241,8 +5366,9 @@
       <w:pPr>
         <w:pStyle w:val="Ttulo2"/>
       </w:pPr>
-      <w:bookmarkStart w:id="10" w:name="_Toc242010644"/>
-      <w:r>
+      <w:bookmarkStart w:id="10" w:name="_Toc243155769"/>
+      <w:r>
+        <w:lastRenderedPageBreak/>
         <w:t>HU08 — Gestionar especies y variedades (E2)</w:t>
       </w:r>
       <w:bookmarkEnd w:id="10"/>
@@ -5450,7 +5576,7 @@
       <w:pPr>
         <w:pStyle w:val="Ttulo2"/>
       </w:pPr>
-      <w:bookmarkStart w:id="11" w:name="_Toc242010645"/>
+      <w:bookmarkStart w:id="11" w:name="_Toc243155770"/>
       <w:r>
         <w:t>HU09 — Gestionar calidades y sistemas productivos (E2)</w:t>
       </w:r>
@@ -5616,6 +5742,7 @@
         <w:rPr>
           <w:lang w:val="es-ES" w:eastAsia="es-ES"/>
         </w:rPr>
+        <w:lastRenderedPageBreak/>
         <w:t>Cada cambio queda registrado en la tabla AUDITORIA dentro de la misma transacción (HU21).</w:t>
       </w:r>
     </w:p>
@@ -5641,7 +5768,7 @@
       <w:pPr>
         <w:pStyle w:val="Ttulo2"/>
       </w:pPr>
-      <w:bookmarkStart w:id="12" w:name="_Toc242010646"/>
+      <w:bookmarkStart w:id="12" w:name="_Toc243155771"/>
       <w:r>
         <w:t>HU10 — Gestionar tipos de bandeja y embalajes (E2)</w:t>
       </w:r>
@@ -5886,7 +6013,7 @@
       <w:pPr>
         <w:pStyle w:val="Ttulo2"/>
       </w:pPr>
-      <w:bookmarkStart w:id="13" w:name="_Toc242010647"/>
+      <w:bookmarkStart w:id="13" w:name="_Toc243155772"/>
       <w:r>
         <w:t>HU11 — Seleccionar datos de catálogo en los formularios (E2)</w:t>
       </w:r>
@@ -5972,6 +6099,7 @@
         <w:rPr>
           <w:lang w:val="es-ES" w:eastAsia="es-ES"/>
         </w:rPr>
+        <w:lastRenderedPageBreak/>
         <w:t>Puedo buscar al productor por RUT o por nombre.</w:t>
       </w:r>
     </w:p>
@@ -6041,7 +6169,7 @@
       <w:pPr>
         <w:pStyle w:val="Ttulo2"/>
       </w:pPr>
-      <w:bookmarkStart w:id="14" w:name="_Toc242010648"/>
+      <w:bookmarkStart w:id="14" w:name="_Toc243155773"/>
       <w:r>
         <w:t>HU12 — Registrar una tarja de recepción (E3)</w:t>
       </w:r>
@@ -6322,8 +6450,9 @@
       <w:pPr>
         <w:pStyle w:val="Ttulo2"/>
       </w:pPr>
-      <w:bookmarkStart w:id="15" w:name="_Toc242010649"/>
-      <w:r>
+      <w:bookmarkStart w:id="15" w:name="_Toc243155774"/>
+      <w:r>
+        <w:lastRenderedPageBreak/>
         <w:t>HU13 — Numerar las tarjas automáticamente (E3)</w:t>
       </w:r>
       <w:bookmarkEnd w:id="15"/>
@@ -6477,7 +6606,7 @@
       <w:pPr>
         <w:pStyle w:val="Ttulo2"/>
       </w:pPr>
-      <w:bookmarkStart w:id="16" w:name="_Toc242010650"/>
+      <w:bookmarkStart w:id="16" w:name="_Toc243155775"/>
       <w:r>
         <w:t>HU14 — Calcular los kilos netos (E3)</w:t>
       </w:r>
@@ -6650,8 +6779,9 @@
       <w:pPr>
         <w:pStyle w:val="Ttulo2"/>
       </w:pPr>
-      <w:bookmarkStart w:id="17" w:name="_Toc242010651"/>
-      <w:r>
+      <w:bookmarkStart w:id="17" w:name="_Toc243155776"/>
+      <w:r>
+        <w:lastRenderedPageBreak/>
         <w:t>HU15 — Controlar el stock de bandejas (E3)</w:t>
       </w:r>
       <w:bookmarkEnd w:id="17"/>
@@ -6859,7 +6989,7 @@
       <w:pPr>
         <w:pStyle w:val="Ttulo2"/>
       </w:pPr>
-      <w:bookmarkStart w:id="18" w:name="_Toc242010652"/>
+      <w:bookmarkStart w:id="18" w:name="_Toc243155777"/>
       <w:r>
         <w:t>HU16 — Imprimir la tarja (E3)</w:t>
       </w:r>
@@ -6989,6 +7119,7 @@
         <w:rPr>
           <w:lang w:val="es-ES" w:eastAsia="es-ES"/>
         </w:rPr>
+        <w:lastRenderedPageBreak/>
         <w:t>Cada impresión actualiza veces_impresa e impresa_en.</w:t>
       </w:r>
     </w:p>
@@ -6996,7 +7127,7 @@
       <w:pPr>
         <w:pStyle w:val="Ttulo2"/>
       </w:pPr>
-      <w:bookmarkStart w:id="19" w:name="_Toc242010653"/>
+      <w:bookmarkStart w:id="19" w:name="_Toc243155778"/>
       <w:r>
         <w:t>HU17 — Consultar tarjas (E3)</w:t>
       </w:r>
@@ -7133,7 +7264,7 @@
       <w:pPr>
         <w:pStyle w:val="Ttulo2"/>
       </w:pPr>
-      <w:bookmarkStart w:id="20" w:name="_Toc242010654"/>
+      <w:bookmarkStart w:id="20" w:name="_Toc243155779"/>
       <w:r>
         <w:t>HU18 — Registrar el procesamiento de tarjas (E4)</w:t>
       </w:r>
@@ -7299,6 +7430,7 @@
         <w:pStyle w:val="Ttulo3"/>
       </w:pPr>
       <w:r>
+        <w:lastRenderedPageBreak/>
         <w:t>DoD Técnico</w:t>
       </w:r>
     </w:p>
@@ -7432,7 +7564,7 @@
       <w:pPr>
         <w:pStyle w:val="Ttulo2"/>
       </w:pPr>
-      <w:bookmarkStart w:id="21" w:name="_Toc242010655"/>
+      <w:bookmarkStart w:id="21" w:name="_Toc243155780"/>
       <w:r>
         <w:t>HU19 — Calcular el rendimiento y la merma (E4)</w:t>
       </w:r>
@@ -7616,6 +7748,7 @@
         <w:rPr>
           <w:lang w:val="es-ES" w:eastAsia="es-ES"/>
         </w:rPr>
+        <w:lastRenderedPageBreak/>
         <w:t>La pantalla está en el frontend React y consume solo la API; nunca accede a la base de datos.</w:t>
       </w:r>
     </w:p>
@@ -7623,7 +7756,7 @@
       <w:pPr>
         <w:pStyle w:val="Ttulo2"/>
       </w:pPr>
-      <w:bookmarkStart w:id="22" w:name="_Toc242010656"/>
+      <w:bookmarkStart w:id="22" w:name="_Toc243155781"/>
       <w:r>
         <w:t>HU20 — Editar una tarja después de impresa (E4)</w:t>
       </w:r>
@@ -7832,7 +7965,7 @@
       <w:pPr>
         <w:pStyle w:val="Ttulo2"/>
       </w:pPr>
-      <w:bookmarkStart w:id="23" w:name="_Toc242010657"/>
+      <w:bookmarkStart w:id="23" w:name="_Toc243155782"/>
       <w:r>
         <w:t>HU21 — Registrar la auditoría automáticamente (E4)</w:t>
       </w:r>
@@ -7944,6 +8077,7 @@
         <w:pStyle w:val="Ttulo3"/>
       </w:pPr>
       <w:r>
+        <w:lastRenderedPageBreak/>
         <w:t>DoD Técnico</w:t>
       </w:r>
     </w:p>
@@ -8041,7 +8175,7 @@
       <w:pPr>
         <w:pStyle w:val="Ttulo2"/>
       </w:pPr>
-      <w:bookmarkStart w:id="24" w:name="_Toc242010658"/>
+      <w:bookmarkStart w:id="24" w:name="_Toc243155783"/>
       <w:r>
         <w:t>HU22 — Consultar la bitácora de auditoría (E4)</w:t>
       </w:r>
@@ -8178,7 +8312,7 @@
       <w:pPr>
         <w:pStyle w:val="Ttulo2"/>
       </w:pPr>
-      <w:bookmarkStart w:id="25" w:name="_Toc242010659"/>
+      <w:bookmarkStart w:id="25" w:name="_Toc243155784"/>
       <w:r>
         <w:t>HU23 — Consultar la trazabilidad de una tarja (E4)</w:t>
       </w:r>
@@ -8272,6 +8406,7 @@
         <w:pStyle w:val="Ttulo3"/>
       </w:pPr>
       <w:r>
+        <w:lastRenderedPageBreak/>
         <w:t>DoD Técnico</w:t>
       </w:r>
     </w:p>
@@ -8333,7 +8468,7 @@
       <w:pPr>
         <w:pStyle w:val="Ttulo2"/>
       </w:pPr>
-      <w:bookmarkStart w:id="26" w:name="_Toc242010660"/>
+      <w:bookmarkStart w:id="26" w:name="_Toc243155785"/>
       <w:r>
         <w:t>HU24 — Anular una tarja de recepción (E3)</w:t>
       </w:r>
@@ -8578,7 +8713,7 @@
       <w:pPr>
         <w:pStyle w:val="Ttulo2"/>
       </w:pPr>
-      <w:bookmarkStart w:id="27" w:name="_Toc242010661"/>
+      <w:bookmarkStart w:id="27" w:name="_Toc243155786"/>
       <w:r>
         <w:t>HU25 — Anular un proceso (E4)</w:t>
       </w:r>
@@ -8610,6 +8745,7 @@
         <w:pStyle w:val="Ttulo3"/>
       </w:pPr>
       <w:r>
+        <w:lastRenderedPageBreak/>
         <w:t>DoD de Negocio</w:t>
       </w:r>
     </w:p>
@@ -12408,8 +12544,10 @@
   <w:rsids>
     <w:rsidRoot w:val="00960213"/>
     <w:rsid w:val="000609BA"/>
+    <w:rsid w:val="00120E54"/>
     <w:rsid w:val="00194DF5"/>
     <w:rsid w:val="001B14B7"/>
+    <w:rsid w:val="001F5A9D"/>
     <w:rsid w:val="00230D02"/>
     <w:rsid w:val="00252686"/>
     <w:rsid w:val="002835FC"/>
@@ -13181,7 +13319,7 @@
 
 <file path=customXml/item1.xml><?xml version="1.0" encoding="utf-8"?>
 <CoverPageProperties xmlns="http://schemas.microsoft.com/office/2006/coverPageProps">
-  <PublishDate>2026-10-04T00:00:00</PublishDate>
+  <PublishDate>2026-10-17T00:00:00</PublishDate>
   <Abstract>Definition of Done</Abstract>
   <CompanyAddress/>
   <CompanyPhone/>
@@ -13408,7 +13546,12 @@
 </file>
 
 <file path=customXml/item3.xml><?xml version="1.0" encoding="utf-8"?>
-<b:Sources xmlns:b="http://schemas.openxmlformats.org/officeDocument/2006/bibliography" xmlns="http://schemas.openxmlformats.org/officeDocument/2006/bibliography" SelectedStyle="\APA.XSL" StyleName="APA"/>
+<?mso-contentType ?>
+<FormTemplates xmlns="http://schemas.microsoft.com/sharepoint/v3/contenttype/forms">
+  <Display>DocumentLibraryForm</Display>
+  <Edit>DocumentLibraryForm</Edit>
+  <New>DocumentLibraryForm</New>
+</FormTemplates>
 </file>
 
 <file path=customXml/item4.xml><?xml version="1.0" encoding="utf-8"?>
@@ -13422,12 +13565,7 @@
 </file>
 
 <file path=customXml/item5.xml><?xml version="1.0" encoding="utf-8"?>
-<?mso-contentType ?>
-<FormTemplates xmlns="http://schemas.microsoft.com/sharepoint/v3/contenttype/forms">
-  <Display>DocumentLibraryForm</Display>
-  <Edit>DocumentLibraryForm</Edit>
-  <New>DocumentLibraryForm</New>
-</FormTemplates>
+<b:Sources xmlns:b="http://schemas.openxmlformats.org/officeDocument/2006/bibliography" xmlns="http://schemas.openxmlformats.org/officeDocument/2006/bibliography" SelectedStyle="\APA.XSL" StyleName="APA"/>
 </file>
 
 <file path=customXml/itemProps1.xml><?xml version="1.0" encoding="utf-8"?>
@@ -13458,9 +13596,9 @@
 </file>
 
 <file path=customXml/itemProps3.xml><?xml version="1.0" encoding="utf-8"?>
-<ds:datastoreItem xmlns:ds="http://schemas.openxmlformats.org/officeDocument/2006/customXml" ds:itemID="{BD6EC776-6679-4C69-98E3-6D068EA0A3C9}">
+<ds:datastoreItem xmlns:ds="http://schemas.openxmlformats.org/officeDocument/2006/customXml" ds:itemID="{EE9AAF0E-D63F-459F-A0FB-CDCE9F728F33}">
   <ds:schemaRefs>
-    <ds:schemaRef ds:uri="http://schemas.openxmlformats.org/officeDocument/2006/bibliography"/>
+    <ds:schemaRef ds:uri="http://schemas.microsoft.com/sharepoint/v3/contenttype/forms"/>
   </ds:schemaRefs>
 </ds:datastoreItem>
 </file>
@@ -13476,9 +13614,9 @@
 </file>
 
 <file path=customXml/itemProps5.xml><?xml version="1.0" encoding="utf-8"?>
-<ds:datastoreItem xmlns:ds="http://schemas.openxmlformats.org/officeDocument/2006/customXml" ds:itemID="{EE9AAF0E-D63F-459F-A0FB-CDCE9F728F33}">
+<ds:datastoreItem xmlns:ds="http://schemas.openxmlformats.org/officeDocument/2006/customXml" ds:itemID="{BD6EC776-6679-4C69-98E3-6D068EA0A3C9}">
   <ds:schemaRefs>
-    <ds:schemaRef ds:uri="http://schemas.microsoft.com/sharepoint/v3/contenttype/forms"/>
+    <ds:schemaRef ds:uri="http://schemas.openxmlformats.org/officeDocument/2006/bibliography"/>
   </ds:schemaRefs>
 </ds:datastoreItem>
 </file>